--- a/Citycrm_work_note.docx
+++ b/Citycrm_work_note.docx
@@ -62,7 +62,7 @@
             </w:rPr>
             <w:fldChar w:fldCharType="separate"/>
           </w:r>
-          <w:hyperlink w:anchor="_Toc164953360" w:history="1">
+          <w:hyperlink w:anchor="_Toc205272505" w:history="1">
             <w:r>
               <w:rPr>
                 <w:rStyle w:val="af9"/>
@@ -97,7 +97,7 @@
                 <w:noProof/>
                 <w:webHidden/>
               </w:rPr>
-              <w:instrText xml:space="preserve"> PAGEREF _Toc164953360 \h </w:instrText>
+              <w:instrText xml:space="preserve"> PAGEREF _Toc205272505 \h </w:instrText>
             </w:r>
             <w:r>
               <w:rPr>
@@ -140,14 +140,13 @@
               <w:lang w:val="ru-RU" w:eastAsia="ru-RU" w:bidi="ar-SA"/>
             </w:rPr>
           </w:pPr>
-          <w:hyperlink w:anchor="_Toc164953361" w:history="1">
+          <w:hyperlink w:anchor="_Toc205272506" w:history="1">
             <w:r>
               <w:rPr>
                 <w:rStyle w:val="af9"/>
                 <w:noProof/>
-                <w:lang w:val="ru-RU"/>
-              </w:rPr>
-              <w:t>Русификация валидации.</w:t>
+              </w:rPr>
+              <w:t>could not find driver</w:t>
             </w:r>
             <w:r>
               <w:rPr>
@@ -168,7 +167,7 @@
                 <w:noProof/>
                 <w:webHidden/>
               </w:rPr>
-              <w:instrText xml:space="preserve"> PAGEREF _Toc164953361 \h </w:instrText>
+              <w:instrText xml:space="preserve"> PAGEREF _Toc205272506 \h </w:instrText>
             </w:r>
             <w:r>
               <w:rPr>
@@ -211,13 +210,84 @@
               <w:lang w:val="ru-RU" w:eastAsia="ru-RU" w:bidi="ar-SA"/>
             </w:rPr>
           </w:pPr>
-          <w:hyperlink w:anchor="_Toc164953362" w:history="1">
+          <w:hyperlink w:anchor="_Toc205272507" w:history="1">
             <w:r>
               <w:rPr>
                 <w:rStyle w:val="af9"/>
                 <w:noProof/>
                 <w:lang w:val="ru-RU"/>
               </w:rPr>
+              <w:t>Русификация валидации.</w:t>
+            </w:r>
+            <w:r>
+              <w:rPr>
+                <w:noProof/>
+                <w:webHidden/>
+              </w:rPr>
+              <w:tab/>
+            </w:r>
+            <w:r>
+              <w:rPr>
+                <w:noProof/>
+                <w:webHidden/>
+              </w:rPr>
+              <w:fldChar w:fldCharType="begin"/>
+            </w:r>
+            <w:r>
+              <w:rPr>
+                <w:noProof/>
+                <w:webHidden/>
+              </w:rPr>
+              <w:instrText xml:space="preserve"> PAGEREF _Toc205272507 \h </w:instrText>
+            </w:r>
+            <w:r>
+              <w:rPr>
+                <w:noProof/>
+                <w:webHidden/>
+              </w:rPr>
+            </w:r>
+            <w:r>
+              <w:rPr>
+                <w:noProof/>
+                <w:webHidden/>
+              </w:rPr>
+              <w:fldChar w:fldCharType="separate"/>
+            </w:r>
+            <w:r>
+              <w:rPr>
+                <w:noProof/>
+                <w:webHidden/>
+              </w:rPr>
+              <w:t>2</w:t>
+            </w:r>
+            <w:r>
+              <w:rPr>
+                <w:noProof/>
+                <w:webHidden/>
+              </w:rPr>
+              <w:fldChar w:fldCharType="end"/>
+            </w:r>
+          </w:hyperlink>
+        </w:p>
+        <w:p>
+          <w:pPr>
+            <w:pStyle w:val="11"/>
+            <w:tabs>
+              <w:tab w:val="right" w:leader="dot" w:pos="9345"/>
+            </w:tabs>
+            <w:rPr>
+              <w:rFonts w:eastAsiaTheme="minorEastAsia"/>
+              <w:noProof/>
+              <w:lang w:val="ru-RU" w:eastAsia="ru-RU" w:bidi="ar-SA"/>
+            </w:rPr>
+          </w:pPr>
+          <w:hyperlink w:anchor="_Toc205272508" w:history="1">
+            <w:r>
+              <w:rPr>
+                <w:rStyle w:val="af9"/>
+                <w:noProof/>
+                <w:lang w:val="ru-RU"/>
+              </w:rPr>
               <w:t xml:space="preserve">Описание механизма </w:t>
             </w:r>
             <w:r>
@@ -254,7 +324,7 @@
                 <w:noProof/>
                 <w:webHidden/>
               </w:rPr>
-              <w:instrText xml:space="preserve"> PAGEREF _Toc164953362 \h </w:instrText>
+              <w:instrText xml:space="preserve"> PAGEREF _Toc205272508 \h </w:instrText>
             </w:r>
             <w:r>
               <w:rPr>
@@ -297,7 +367,7 @@
               <w:lang w:val="ru-RU" w:eastAsia="ru-RU" w:bidi="ar-SA"/>
             </w:rPr>
           </w:pPr>
-          <w:hyperlink w:anchor="_Toc164953363" w:history="1">
+          <w:hyperlink w:anchor="_Toc205272509" w:history="1">
             <w:r>
               <w:rPr>
                 <w:rStyle w:val="af9"/>
@@ -325,7 +395,7 @@
                 <w:noProof/>
                 <w:webHidden/>
               </w:rPr>
-              <w:instrText xml:space="preserve"> PAGEREF _Toc164953363 \h </w:instrText>
+              <w:instrText xml:space="preserve"> PAGEREF _Toc205272509 \h </w:instrText>
             </w:r>
             <w:r>
               <w:rPr>
@@ -368,7 +438,7 @@
               <w:lang w:val="ru-RU" w:eastAsia="ru-RU" w:bidi="ar-SA"/>
             </w:rPr>
           </w:pPr>
-          <w:hyperlink w:anchor="_Toc164953364" w:history="1">
+          <w:hyperlink w:anchor="_Toc205272510" w:history="1">
             <w:r>
               <w:rPr>
                 <w:rStyle w:val="af9"/>
@@ -396,7 +466,7 @@
                 <w:noProof/>
                 <w:webHidden/>
               </w:rPr>
-              <w:instrText xml:space="preserve"> PAGEREF _Toc164953364 \h </w:instrText>
+              <w:instrText xml:space="preserve"> PAGEREF _Toc205272510 \h </w:instrText>
             </w:r>
             <w:r>
               <w:rPr>
@@ -439,7 +509,7 @@
               <w:lang w:val="ru-RU" w:eastAsia="ru-RU" w:bidi="ar-SA"/>
             </w:rPr>
           </w:pPr>
-          <w:hyperlink w:anchor="_Toc164953365" w:history="1">
+          <w:hyperlink w:anchor="_Toc205272511" w:history="1">
             <w:r>
               <w:rPr>
                 <w:rStyle w:val="af9"/>
@@ -482,7 +552,7 @@
                 <w:noProof/>
                 <w:webHidden/>
               </w:rPr>
-              <w:instrText xml:space="preserve"> PAGEREF _Toc164953365 \h </w:instrText>
+              <w:instrText xml:space="preserve"> PAGEREF _Toc205272511 \h </w:instrText>
             </w:r>
             <w:r>
               <w:rPr>
@@ -525,7 +595,7 @@
               <w:lang w:val="ru-RU" w:eastAsia="ru-RU" w:bidi="ar-SA"/>
             </w:rPr>
           </w:pPr>
-          <w:hyperlink w:anchor="_Toc164953366" w:history="1">
+          <w:hyperlink w:anchor="_Toc205272512" w:history="1">
             <w:r>
               <w:rPr>
                 <w:rStyle w:val="af9"/>
@@ -568,7 +638,7 @@
                 <w:noProof/>
                 <w:webHidden/>
               </w:rPr>
-              <w:instrText xml:space="preserve"> PAGEREF _Toc164953366 \h </w:instrText>
+              <w:instrText xml:space="preserve"> PAGEREF _Toc205272512 \h </w:instrText>
             </w:r>
             <w:r>
               <w:rPr>
@@ -588,7 +658,7 @@
                 <w:noProof/>
                 <w:webHidden/>
               </w:rPr>
-              <w:t>4</w:t>
+              <w:t>5</w:t>
             </w:r>
             <w:r>
               <w:rPr>
@@ -611,7 +681,7 @@
               <w:lang w:val="ru-RU" w:eastAsia="ru-RU" w:bidi="ar-SA"/>
             </w:rPr>
           </w:pPr>
-          <w:hyperlink w:anchor="_Toc164953367" w:history="1">
+          <w:hyperlink w:anchor="_Toc205272513" w:history="1">
             <w:r>
               <w:rPr>
                 <w:rStyle w:val="af9"/>
@@ -646,7 +716,7 @@
                 <w:noProof/>
                 <w:webHidden/>
               </w:rPr>
-              <w:instrText xml:space="preserve"> PAGEREF _Toc164953367 \h </w:instrText>
+              <w:instrText xml:space="preserve"> PAGEREF _Toc205272513 \h </w:instrText>
             </w:r>
             <w:r>
               <w:rPr>
@@ -689,7 +759,7 @@
               <w:lang w:val="ru-RU" w:eastAsia="ru-RU" w:bidi="ar-SA"/>
             </w:rPr>
           </w:pPr>
-          <w:hyperlink w:anchor="_Toc164953368" w:history="1">
+          <w:hyperlink w:anchor="_Toc205272514" w:history="1">
             <w:r>
               <w:rPr>
                 <w:rStyle w:val="af9"/>
@@ -717,7 +787,7 @@
                 <w:noProof/>
                 <w:webHidden/>
               </w:rPr>
-              <w:instrText xml:space="preserve"> PAGEREF _Toc164953368 \h </w:instrText>
+              <w:instrText xml:space="preserve"> PAGEREF _Toc205272514 \h </w:instrText>
             </w:r>
             <w:r>
               <w:rPr>
@@ -760,7 +830,7 @@
               <w:lang w:val="ru-RU" w:eastAsia="ru-RU" w:bidi="ar-SA"/>
             </w:rPr>
           </w:pPr>
-          <w:hyperlink w:anchor="_Toc164953369" w:history="1">
+          <w:hyperlink w:anchor="_Toc205272515" w:history="1">
             <w:r>
               <w:rPr>
                 <w:rStyle w:val="af9"/>
@@ -787,7 +857,7 @@
                 <w:noProof/>
                 <w:webHidden/>
               </w:rPr>
-              <w:instrText xml:space="preserve"> PAGEREF _Toc164953369 \h </w:instrText>
+              <w:instrText xml:space="preserve"> PAGEREF _Toc205272515 \h </w:instrText>
             </w:r>
             <w:r>
               <w:rPr>
@@ -807,7 +877,7 @@
                 <w:noProof/>
                 <w:webHidden/>
               </w:rPr>
-              <w:t>5</w:t>
+              <w:t>6</w:t>
             </w:r>
             <w:r>
               <w:rPr>
@@ -830,7 +900,7 @@
               <w:lang w:val="ru-RU" w:eastAsia="ru-RU" w:bidi="ar-SA"/>
             </w:rPr>
           </w:pPr>
-          <w:hyperlink w:anchor="_Toc164953370" w:history="1">
+          <w:hyperlink w:anchor="_Toc205272516" w:history="1">
             <w:r>
               <w:rPr>
                 <w:rStyle w:val="af9"/>
@@ -858,7 +928,7 @@
                 <w:noProof/>
                 <w:webHidden/>
               </w:rPr>
-              <w:instrText xml:space="preserve"> PAGEREF _Toc164953370 \h </w:instrText>
+              <w:instrText xml:space="preserve"> PAGEREF _Toc205272516 \h </w:instrText>
             </w:r>
             <w:r>
               <w:rPr>
@@ -901,7 +971,7 @@
               <w:lang w:val="ru-RU" w:eastAsia="ru-RU" w:bidi="ar-SA"/>
             </w:rPr>
           </w:pPr>
-          <w:hyperlink w:anchor="_Toc164953371" w:history="1">
+          <w:hyperlink w:anchor="_Toc205272517" w:history="1">
             <w:r>
               <w:rPr>
                 <w:rStyle w:val="af9"/>
@@ -928,7 +998,7 @@
                 <w:noProof/>
                 <w:webHidden/>
               </w:rPr>
-              <w:instrText xml:space="preserve"> PAGEREF _Toc164953371 \h </w:instrText>
+              <w:instrText xml:space="preserve"> PAGEREF _Toc205272517 \h </w:instrText>
             </w:r>
             <w:r>
               <w:rPr>
@@ -971,7 +1041,7 @@
               <w:lang w:val="ru-RU" w:eastAsia="ru-RU" w:bidi="ar-SA"/>
             </w:rPr>
           </w:pPr>
-          <w:hyperlink w:anchor="_Toc164953372" w:history="1">
+          <w:hyperlink w:anchor="_Toc205272518" w:history="1">
             <w:r>
               <w:rPr>
                 <w:rStyle w:val="af9"/>
@@ -998,7 +1068,7 @@
                 <w:noProof/>
                 <w:webHidden/>
               </w:rPr>
-              <w:instrText xml:space="preserve"> PAGEREF _Toc164953372 \h </w:instrText>
+              <w:instrText xml:space="preserve"> PAGEREF _Toc205272518 \h </w:instrText>
             </w:r>
             <w:r>
               <w:rPr>
@@ -1041,7 +1111,7 @@
               <w:lang w:val="ru-RU" w:eastAsia="ru-RU" w:bidi="ar-SA"/>
             </w:rPr>
           </w:pPr>
-          <w:hyperlink w:anchor="_Toc164953373" w:history="1">
+          <w:hyperlink w:anchor="_Toc205272519" w:history="1">
             <w:r>
               <w:rPr>
                 <w:rStyle w:val="af9"/>
@@ -1091,7 +1161,7 @@
                 <w:noProof/>
                 <w:webHidden/>
               </w:rPr>
-              <w:instrText xml:space="preserve"> PAGEREF _Toc164953373 \h </w:instrText>
+              <w:instrText xml:space="preserve"> PAGEREF _Toc205272519 \h </w:instrText>
             </w:r>
             <w:r>
               <w:rPr>
@@ -1111,7 +1181,7 @@
                 <w:noProof/>
                 <w:webHidden/>
               </w:rPr>
-              <w:t>6</w:t>
+              <w:t>7</w:t>
             </w:r>
             <w:r>
               <w:rPr>
@@ -1134,7 +1204,7 @@
               <w:lang w:val="ru-RU" w:eastAsia="ru-RU" w:bidi="ar-SA"/>
             </w:rPr>
           </w:pPr>
-          <w:hyperlink w:anchor="_Toc164953374" w:history="1">
+          <w:hyperlink w:anchor="_Toc205272520" w:history="1">
             <w:r>
               <w:rPr>
                 <w:rStyle w:val="af9"/>
@@ -1177,7 +1247,7 @@
                 <w:noProof/>
                 <w:webHidden/>
               </w:rPr>
-              <w:instrText xml:space="preserve"> PAGEREF _Toc164953374 \h </w:instrText>
+              <w:instrText xml:space="preserve"> PAGEREF _Toc205272520 \h </w:instrText>
             </w:r>
             <w:r>
               <w:rPr>
@@ -1220,7 +1290,7 @@
               <w:lang w:val="ru-RU" w:eastAsia="ru-RU" w:bidi="ar-SA"/>
             </w:rPr>
           </w:pPr>
-          <w:hyperlink w:anchor="_Toc164953375" w:history="1">
+          <w:hyperlink w:anchor="_Toc205272521" w:history="1">
             <w:r>
               <w:rPr>
                 <w:rStyle w:val="af9"/>
@@ -1248,7 +1318,7 @@
                 <w:noProof/>
                 <w:webHidden/>
               </w:rPr>
-              <w:instrText xml:space="preserve"> PAGEREF _Toc164953375 \h </w:instrText>
+              <w:instrText xml:space="preserve"> PAGEREF _Toc205272521 \h </w:instrText>
             </w:r>
             <w:r>
               <w:rPr>
@@ -1268,7 +1338,7 @@
                 <w:noProof/>
                 <w:webHidden/>
               </w:rPr>
-              <w:t>8</w:t>
+              <w:t>9</w:t>
             </w:r>
             <w:r>
               <w:rPr>
@@ -1291,7 +1361,7 @@
               <w:lang w:val="ru-RU" w:eastAsia="ru-RU" w:bidi="ar-SA"/>
             </w:rPr>
           </w:pPr>
-          <w:hyperlink w:anchor="_Toc164953376" w:history="1">
+          <w:hyperlink w:anchor="_Toc205272522" w:history="1">
             <w:r>
               <w:rPr>
                 <w:rStyle w:val="af9"/>
@@ -1319,7 +1389,7 @@
                 <w:noProof/>
                 <w:webHidden/>
               </w:rPr>
-              <w:instrText xml:space="preserve"> PAGEREF _Toc164953376 \h </w:instrText>
+              <w:instrText xml:space="preserve"> PAGEREF _Toc205272522 \h </w:instrText>
             </w:r>
             <w:r>
               <w:rPr>
@@ -1339,7 +1409,7 @@
                 <w:noProof/>
                 <w:webHidden/>
               </w:rPr>
-              <w:t>8</w:t>
+              <w:t>9</w:t>
             </w:r>
             <w:r>
               <w:rPr>
@@ -1388,7 +1458,7 @@
           <w:lang w:val="ru-RU"/>
         </w:rPr>
       </w:pPr>
-      <w:bookmarkStart w:id="0" w:name="_Toc164953360"/>
+      <w:bookmarkStart w:id="0" w:name="_Toc205272505"/>
       <w:r>
         <w:lastRenderedPageBreak/>
         <w:t>Citycrm</w:t>
@@ -1776,22 +1846,818 @@
           </w:p>
         </w:tc>
       </w:tr>
+      <w:tr>
+        <w:tc>
+          <w:tcPr>
+            <w:tcW w:w="675" w:type="dxa"/>
+          </w:tcPr>
+          <w:p>
+            <w:pPr>
+              <w:ind w:firstLine="0"/>
+              <w:contextualSpacing/>
+              <w:rPr>
+                <w:lang w:val="ru-RU"/>
+              </w:rPr>
+            </w:pPr>
+          </w:p>
+        </w:tc>
+        <w:tc>
+          <w:tcPr>
+            <w:tcW w:w="1701" w:type="dxa"/>
+          </w:tcPr>
+          <w:p>
+            <w:pPr>
+              <w:ind w:firstLine="0"/>
+              <w:contextualSpacing/>
+              <w:rPr>
+                <w:lang w:val="ru-RU"/>
+              </w:rPr>
+            </w:pPr>
+            <w:r>
+              <w:rPr>
+                <w:lang w:val="ru-RU"/>
+              </w:rPr>
+              <w:t>6.08.2025</w:t>
+            </w:r>
+          </w:p>
+        </w:tc>
+        <w:tc>
+          <w:tcPr>
+            <w:tcW w:w="6521" w:type="dxa"/>
+          </w:tcPr>
+          <w:p>
+            <w:pPr>
+              <w:ind w:firstLine="0"/>
+              <w:contextualSpacing/>
+              <w:rPr>
+                <w:lang w:val="ru-RU"/>
+              </w:rPr>
+            </w:pPr>
+            <w:r>
+              <w:t>could not find driver</w:t>
+            </w:r>
+          </w:p>
+        </w:tc>
+      </w:tr>
     </w:tbl>
     <w:p>
       <w:pPr>
         <w:pStyle w:val="1"/>
-        <w:rPr>
-          <w:lang w:val="ru-RU"/>
-        </w:rPr>
-      </w:pPr>
-      <w:bookmarkStart w:id="1" w:name="_Toc164953361"/>
+      </w:pPr>
+      <w:bookmarkStart w:id="1" w:name="_Toc205272506"/>
+      <w:r>
+        <w:t>could not find driver</w:t>
+      </w:r>
+      <w:bookmarkEnd w:id="1"/>
+    </w:p>
+    <w:p>
+      <w:pPr>
+        <w:contextualSpacing/>
+        <w:rPr>
+          <w:lang w:val="ru-RU"/>
+        </w:rPr>
+      </w:pPr>
+      <w:r>
+        <w:rPr>
+          <w:lang w:val="ru-RU"/>
+        </w:rPr>
+        <w:t xml:space="preserve">Эта ошибка исчезла после того, как в файле </w:t>
+      </w:r>
+      <w:r>
+        <w:t>C</w:t>
+      </w:r>
+      <w:r>
+        <w:rPr>
+          <w:lang w:val="ru-RU"/>
+        </w:rPr>
+        <w:t>:\</w:t>
+      </w:r>
+      <w:r>
+        <w:t>xampp</w:t>
+      </w:r>
+      <w:r>
+        <w:rPr>
+          <w:lang w:val="ru-RU"/>
+        </w:rPr>
+        <w:t>\</w:t>
+      </w:r>
+      <w:r>
+        <w:t>php</w:t>
+      </w:r>
+      <w:r>
+        <w:rPr>
+          <w:lang w:val="ru-RU"/>
+        </w:rPr>
+        <w:t>\</w:t>
+      </w:r>
+      <w:r>
+        <w:t>php</w:t>
+      </w:r>
+      <w:r>
+        <w:rPr>
+          <w:lang w:val="ru-RU"/>
+        </w:rPr>
+        <w:t>.</w:t>
+      </w:r>
+      <w:r>
+        <w:t>ini</w:t>
+      </w:r>
+      <w:r>
+        <w:rPr>
+          <w:lang w:val="ru-RU"/>
+        </w:rPr>
+        <w:t xml:space="preserve"> я расскоментировал строку </w:t>
+      </w:r>
+    </w:p>
+    <w:p>
+      <w:pPr>
+        <w:contextualSpacing/>
+        <w:rPr>
+          <w:i/>
+          <w:lang w:val="ru-RU"/>
+        </w:rPr>
+      </w:pPr>
+      <w:r>
+        <w:rPr>
+          <w:i/>
+          <w:lang w:val="ru-RU"/>
+        </w:rPr>
+        <w:t>;extension=php_pdo_firebird.dll</w:t>
+      </w:r>
+    </w:p>
+    <w:p>
+      <w:pPr>
+        <w:ind w:firstLine="0"/>
+        <w:contextualSpacing/>
+        <w:rPr>
+          <w:lang w:val="ru-RU"/>
+        </w:rPr>
+      </w:pPr>
+      <w:r>
+        <w:rPr>
+          <w:lang w:val="ru-RU"/>
+        </w:rPr>
+        <w:t xml:space="preserve">и перезапустил </w:t>
+      </w:r>
+      <w:r>
+        <w:t>apache</w:t>
+      </w:r>
+      <w:r>
+        <w:rPr>
+          <w:lang w:val="ru-RU"/>
+        </w:rPr>
+        <w:t>.</w:t>
+      </w:r>
+    </w:p>
+    <w:p>
+      <w:pPr>
+        <w:contextualSpacing/>
+        <w:rPr>
+          <w:lang w:val="ru-RU"/>
+        </w:rPr>
+      </w:pPr>
+      <w:r>
+        <w:rPr>
+          <w:lang w:val="ru-RU"/>
+        </w:rPr>
+        <w:t>При этом строка подключения к базе данных выглядит т.о.:</w:t>
+      </w:r>
+    </w:p>
+    <w:p>
+      <w:pPr>
+        <w:contextualSpacing/>
+        <w:rPr>
+          <w:i/>
+          <w:sz w:val="20"/>
+          <w:szCs w:val="20"/>
+        </w:rPr>
+      </w:pPr>
+      <w:r>
+        <w:rPr>
+          <w:lang w:val="ru-RU"/>
+        </w:rPr>
+        <w:tab/>
+      </w:r>
+      <w:r>
+        <w:rPr>
+          <w:i/>
+          <w:sz w:val="20"/>
+          <w:szCs w:val="20"/>
+        </w:rPr>
+        <w:t>'fb' =&gt; array(</w:t>
+      </w:r>
+    </w:p>
+    <w:p>
+      <w:pPr>
+        <w:contextualSpacing/>
+        <w:rPr>
+          <w:i/>
+          <w:sz w:val="20"/>
+          <w:szCs w:val="20"/>
+        </w:rPr>
+      </w:pPr>
+      <w:r>
+        <w:rPr>
+          <w:i/>
+          <w:sz w:val="20"/>
+          <w:szCs w:val="20"/>
+        </w:rPr>
+        <w:tab/>
+      </w:r>
+      <w:r>
+        <w:rPr>
+          <w:i/>
+          <w:sz w:val="20"/>
+          <w:szCs w:val="20"/>
+        </w:rPr>
+        <w:tab/>
+        <w:t>'type'</w:t>
+      </w:r>
+      <w:r>
+        <w:rPr>
+          <w:i/>
+          <w:sz w:val="20"/>
+          <w:szCs w:val="20"/>
+        </w:rPr>
+        <w:tab/>
+      </w:r>
+      <w:r>
+        <w:rPr>
+          <w:i/>
+          <w:sz w:val="20"/>
+          <w:szCs w:val="20"/>
+        </w:rPr>
+        <w:tab/>
+      </w:r>
+      <w:r>
+        <w:rPr>
+          <w:i/>
+          <w:sz w:val="20"/>
+          <w:szCs w:val="20"/>
+        </w:rPr>
+        <w:tab/>
+        <w:t>=&gt; 'pdo',</w:t>
+      </w:r>
+    </w:p>
+    <w:p>
+      <w:pPr>
+        <w:contextualSpacing/>
+        <w:rPr>
+          <w:i/>
+          <w:sz w:val="20"/>
+          <w:szCs w:val="20"/>
+        </w:rPr>
+      </w:pPr>
+      <w:r>
+        <w:rPr>
+          <w:i/>
+          <w:sz w:val="20"/>
+          <w:szCs w:val="20"/>
+        </w:rPr>
+        <w:tab/>
+      </w:r>
+      <w:r>
+        <w:rPr>
+          <w:i/>
+          <w:sz w:val="20"/>
+          <w:szCs w:val="20"/>
+        </w:rPr>
+        <w:tab/>
+        <w:t>'connection'</w:t>
+      </w:r>
+      <w:r>
+        <w:rPr>
+          <w:i/>
+          <w:sz w:val="20"/>
+          <w:szCs w:val="20"/>
+        </w:rPr>
+        <w:tab/>
+        <w:t>=&gt; array(</w:t>
+      </w:r>
+    </w:p>
+    <w:p>
+      <w:pPr>
+        <w:contextualSpacing/>
+        <w:rPr>
+          <w:i/>
+          <w:sz w:val="20"/>
+          <w:szCs w:val="20"/>
+        </w:rPr>
+      </w:pPr>
+      <w:r>
+        <w:rPr>
+          <w:i/>
+          <w:sz w:val="20"/>
+          <w:szCs w:val="20"/>
+        </w:rPr>
+        <w:tab/>
+      </w:r>
+      <w:r>
+        <w:rPr>
+          <w:i/>
+          <w:sz w:val="20"/>
+          <w:szCs w:val="20"/>
+        </w:rPr>
+        <w:tab/>
+      </w:r>
+      <w:r>
+        <w:rPr>
+          <w:i/>
+          <w:sz w:val="20"/>
+          <w:szCs w:val="20"/>
+        </w:rPr>
+        <w:tab/>
+        <w:t>'dsn'</w:t>
+      </w:r>
+      <w:r>
+        <w:rPr>
+          <w:i/>
+          <w:sz w:val="20"/>
+          <w:szCs w:val="20"/>
+        </w:rPr>
+        <w:tab/>
+      </w:r>
+      <w:r>
+        <w:rPr>
+          <w:i/>
+          <w:sz w:val="20"/>
+          <w:szCs w:val="20"/>
+        </w:rPr>
+        <w:tab/>
+        <w:t>=&gt; 'firebird:dbname=localhost:C:\\rrr\\HL_2025_07_21.GDB',</w:t>
+      </w:r>
+    </w:p>
+    <w:p>
+      <w:pPr>
+        <w:contextualSpacing/>
+        <w:rPr>
+          <w:i/>
+          <w:sz w:val="20"/>
+          <w:szCs w:val="20"/>
+        </w:rPr>
+      </w:pPr>
+      <w:r>
+        <w:rPr>
+          <w:i/>
+          <w:sz w:val="20"/>
+          <w:szCs w:val="20"/>
+        </w:rPr>
+        <w:tab/>
+      </w:r>
+      <w:r>
+        <w:rPr>
+          <w:i/>
+          <w:sz w:val="20"/>
+          <w:szCs w:val="20"/>
+        </w:rPr>
+        <w:tab/>
+      </w:r>
+      <w:r>
+        <w:rPr>
+          <w:i/>
+          <w:sz w:val="20"/>
+          <w:szCs w:val="20"/>
+        </w:rPr>
+        <w:tab/>
+        <w:t>'username'</w:t>
+      </w:r>
+      <w:r>
+        <w:rPr>
+          <w:i/>
+          <w:sz w:val="20"/>
+          <w:szCs w:val="20"/>
+        </w:rPr>
+        <w:tab/>
+        <w:t>=&gt; 'SYSDBA',</w:t>
+      </w:r>
+    </w:p>
+    <w:p>
+      <w:pPr>
+        <w:contextualSpacing/>
+        <w:rPr>
+          <w:i/>
+          <w:sz w:val="20"/>
+          <w:szCs w:val="20"/>
+        </w:rPr>
+      </w:pPr>
+      <w:r>
+        <w:rPr>
+          <w:i/>
+          <w:sz w:val="20"/>
+          <w:szCs w:val="20"/>
+        </w:rPr>
+        <w:tab/>
+      </w:r>
+      <w:r>
+        <w:rPr>
+          <w:i/>
+          <w:sz w:val="20"/>
+          <w:szCs w:val="20"/>
+        </w:rPr>
+        <w:tab/>
+      </w:r>
+      <w:r>
+        <w:rPr>
+          <w:i/>
+          <w:sz w:val="20"/>
+          <w:szCs w:val="20"/>
+        </w:rPr>
+        <w:tab/>
+        <w:t>'password'</w:t>
+      </w:r>
+      <w:r>
+        <w:rPr>
+          <w:i/>
+          <w:sz w:val="20"/>
+          <w:szCs w:val="20"/>
+        </w:rPr>
+        <w:tab/>
+        <w:t>=&gt; 'temp',</w:t>
+      </w:r>
+    </w:p>
+    <w:p>
+      <w:pPr>
+        <w:contextualSpacing/>
+        <w:rPr>
+          <w:i/>
+          <w:sz w:val="20"/>
+          <w:szCs w:val="20"/>
+        </w:rPr>
+      </w:pPr>
+      <w:r>
+        <w:rPr>
+          <w:i/>
+          <w:sz w:val="20"/>
+          <w:szCs w:val="20"/>
+        </w:rPr>
+        <w:tab/>
+      </w:r>
+      <w:r>
+        <w:rPr>
+          <w:i/>
+          <w:sz w:val="20"/>
+          <w:szCs w:val="20"/>
+        </w:rPr>
+        <w:tab/>
+      </w:r>
+      <w:r>
+        <w:rPr>
+          <w:i/>
+          <w:sz w:val="20"/>
+          <w:szCs w:val="20"/>
+        </w:rPr>
+        <w:tab/>
+        <w:t>'charset'   =&gt; 'windows-1251',</w:t>
+      </w:r>
+    </w:p>
+    <w:p>
+      <w:pPr>
+        <w:contextualSpacing/>
+        <w:rPr>
+          <w:i/>
+          <w:sz w:val="20"/>
+          <w:szCs w:val="20"/>
+          <w:lang w:val="ru-RU"/>
+        </w:rPr>
+      </w:pPr>
+      <w:r>
+        <w:rPr>
+          <w:i/>
+          <w:sz w:val="20"/>
+          <w:szCs w:val="20"/>
+        </w:rPr>
+        <w:tab/>
+      </w:r>
+      <w:r>
+        <w:rPr>
+          <w:i/>
+          <w:sz w:val="20"/>
+          <w:szCs w:val="20"/>
+        </w:rPr>
+        <w:tab/>
+      </w:r>
+      <w:r>
+        <w:rPr>
+          <w:i/>
+          <w:sz w:val="20"/>
+          <w:szCs w:val="20"/>
+        </w:rPr>
+        <w:tab/>
+      </w:r>
+      <w:r>
+        <w:rPr>
+          <w:i/>
+          <w:sz w:val="20"/>
+          <w:szCs w:val="20"/>
+          <w:lang w:val="ru-RU"/>
+        </w:rPr>
+        <w:t>)</w:t>
+      </w:r>
+    </w:p>
+    <w:p>
+      <w:pPr>
+        <w:contextualSpacing/>
+        <w:rPr>
+          <w:i/>
+          <w:sz w:val="20"/>
+          <w:szCs w:val="20"/>
+          <w:lang w:val="ru-RU"/>
+        </w:rPr>
+      </w:pPr>
+      <w:r>
+        <w:rPr>
+          <w:i/>
+          <w:sz w:val="20"/>
+          <w:szCs w:val="20"/>
+          <w:lang w:val="ru-RU"/>
+        </w:rPr>
+        <w:tab/>
+      </w:r>
+      <w:r>
+        <w:rPr>
+          <w:i/>
+          <w:sz w:val="20"/>
+          <w:szCs w:val="20"/>
+          <w:lang w:val="ru-RU"/>
+        </w:rPr>
+        <w:tab/>
+        <w:t>),</w:t>
+      </w:r>
+    </w:p>
+    <w:p>
+      <w:pPr>
+        <w:rPr>
+          <w:lang w:val="ru-RU"/>
+        </w:rPr>
+      </w:pPr>
+      <w:r>
+        <w:rPr>
+          <w:lang w:val="ru-RU"/>
+        </w:rPr>
+        <w:t xml:space="preserve">Характерно, что при этом подключение </w:t>
+      </w:r>
+      <w:r>
+        <w:t>ODBC</w:t>
+      </w:r>
+      <w:r>
+        <w:rPr>
+          <w:lang w:val="ru-RU"/>
+        </w:rPr>
+        <w:t xml:space="preserve"> </w:t>
+      </w:r>
+      <w:r>
+        <w:rPr>
+          <w:lang w:val="ru-RU"/>
+        </w:rPr>
+        <w:t>тоже работало, при настройке подключения:</w:t>
+      </w:r>
+    </w:p>
+    <w:p>
+      <w:pPr>
+        <w:contextualSpacing/>
+        <w:rPr>
+          <w:i/>
+          <w:sz w:val="20"/>
+          <w:szCs w:val="20"/>
+        </w:rPr>
+      </w:pPr>
+      <w:r>
+        <w:rPr>
+          <w:i/>
+          <w:sz w:val="20"/>
+          <w:szCs w:val="20"/>
+        </w:rPr>
+        <w:t>'fb' =&gt; array(</w:t>
+      </w:r>
+    </w:p>
+    <w:p>
+      <w:pPr>
+        <w:contextualSpacing/>
+        <w:rPr>
+          <w:i/>
+          <w:sz w:val="20"/>
+          <w:szCs w:val="20"/>
+        </w:rPr>
+      </w:pPr>
+      <w:r>
+        <w:rPr>
+          <w:i/>
+          <w:sz w:val="20"/>
+          <w:szCs w:val="20"/>
+        </w:rPr>
+        <w:tab/>
+        <w:t>'type'</w:t>
+      </w:r>
+      <w:r>
+        <w:rPr>
+          <w:i/>
+          <w:sz w:val="20"/>
+          <w:szCs w:val="20"/>
+        </w:rPr>
+        <w:tab/>
+      </w:r>
+      <w:r>
+        <w:rPr>
+          <w:i/>
+          <w:sz w:val="20"/>
+          <w:szCs w:val="20"/>
+        </w:rPr>
+        <w:tab/>
+      </w:r>
+      <w:r>
+        <w:rPr>
+          <w:i/>
+          <w:sz w:val="20"/>
+          <w:szCs w:val="20"/>
+        </w:rPr>
+        <w:tab/>
+        <w:t>=&gt; 'pdo',</w:t>
+      </w:r>
+    </w:p>
+    <w:p>
+      <w:pPr>
+        <w:contextualSpacing/>
+        <w:rPr>
+          <w:i/>
+          <w:sz w:val="20"/>
+          <w:szCs w:val="20"/>
+        </w:rPr>
+      </w:pPr>
+      <w:r>
+        <w:rPr>
+          <w:i/>
+          <w:sz w:val="20"/>
+          <w:szCs w:val="20"/>
+        </w:rPr>
+        <w:tab/>
+        <w:t>'connection'</w:t>
+      </w:r>
+      <w:r>
+        <w:rPr>
+          <w:i/>
+          <w:sz w:val="20"/>
+          <w:szCs w:val="20"/>
+        </w:rPr>
+        <w:tab/>
+        <w:t>=&gt; array(</w:t>
+      </w:r>
+    </w:p>
+    <w:p>
+      <w:pPr>
+        <w:contextualSpacing/>
+        <w:rPr>
+          <w:i/>
+          <w:sz w:val="20"/>
+          <w:szCs w:val="20"/>
+        </w:rPr>
+      </w:pPr>
+      <w:r>
+        <w:rPr>
+          <w:i/>
+          <w:sz w:val="20"/>
+          <w:szCs w:val="20"/>
+        </w:rPr>
+        <w:tab/>
+        <w:t>'dsn'</w:t>
+      </w:r>
+      <w:r>
+        <w:rPr>
+          <w:i/>
+          <w:sz w:val="20"/>
+          <w:szCs w:val="20"/>
+        </w:rPr>
+        <w:tab/>
+      </w:r>
+      <w:r>
+        <w:rPr>
+          <w:i/>
+          <w:sz w:val="20"/>
+          <w:szCs w:val="20"/>
+        </w:rPr>
+        <w:tab/>
+        <w:t>=&gt; 'odbc:SDUO',</w:t>
+      </w:r>
+    </w:p>
+    <w:p>
+      <w:pPr>
+        <w:contextualSpacing/>
+        <w:rPr>
+          <w:i/>
+          <w:sz w:val="20"/>
+          <w:szCs w:val="20"/>
+          <w:lang w:val="ru-RU"/>
+        </w:rPr>
+      </w:pPr>
+      <w:r>
+        <w:rPr>
+          <w:i/>
+          <w:sz w:val="20"/>
+          <w:szCs w:val="20"/>
+        </w:rPr>
+        <w:tab/>
+      </w:r>
+      <w:r>
+        <w:rPr>
+          <w:i/>
+          <w:sz w:val="20"/>
+          <w:szCs w:val="20"/>
+          <w:lang w:val="ru-RU"/>
+        </w:rPr>
+        <w:t>'charset'   =&gt; 'windows-1251',</w:t>
+      </w:r>
+    </w:p>
+    <w:p>
+      <w:pPr>
+        <w:contextualSpacing/>
+        <w:rPr>
+          <w:i/>
+          <w:sz w:val="20"/>
+          <w:szCs w:val="20"/>
+          <w:lang w:val="ru-RU"/>
+        </w:rPr>
+      </w:pPr>
+      <w:r>
+        <w:rPr>
+          <w:i/>
+          <w:sz w:val="20"/>
+          <w:szCs w:val="20"/>
+          <w:lang w:val="ru-RU"/>
+        </w:rPr>
+        <w:tab/>
+        <w:t>)</w:t>
+      </w:r>
+    </w:p>
+    <w:p>
+      <w:pPr>
+        <w:contextualSpacing/>
+        <w:rPr>
+          <w:i/>
+          <w:sz w:val="20"/>
+          <w:szCs w:val="20"/>
+          <w:lang w:val="ru-RU"/>
+        </w:rPr>
+      </w:pPr>
+      <w:r>
+        <w:rPr>
+          <w:i/>
+          <w:sz w:val="20"/>
+          <w:szCs w:val="20"/>
+          <w:lang w:val="ru-RU"/>
+        </w:rPr>
+        <w:t>),</w:t>
+      </w:r>
+    </w:p>
+    <w:p>
+      <w:pPr>
+        <w:contextualSpacing/>
+        <w:rPr>
+          <w:i/>
+          <w:sz w:val="20"/>
+          <w:szCs w:val="20"/>
+          <w:lang w:val="ru-RU"/>
+        </w:rPr>
+      </w:pPr>
+    </w:p>
+    <w:p>
+      <w:pPr>
+        <w:rPr>
+          <w:lang w:val="ru-RU"/>
+        </w:rPr>
+      </w:pPr>
+      <w:r>
+        <w:rPr>
+          <w:lang w:val="ru-RU"/>
+        </w:rPr>
+        <w:t xml:space="preserve">Проверку я выполнял на </w:t>
+      </w:r>
+      <w:r>
+        <w:rPr>
+          <w:lang w:val="ru-RU"/>
+        </w:rPr>
+        <w:t>C:\xampp\htdocs\city</w:t>
+      </w:r>
+      <w:r>
+        <w:rPr>
+          <w:lang w:val="ru-RU"/>
+        </w:rPr>
+        <w:t>.</w:t>
+      </w:r>
+    </w:p>
+    <w:p>
+      <w:pPr>
+        <w:pStyle w:val="1"/>
+        <w:rPr>
+          <w:lang w:val="ru-RU"/>
+        </w:rPr>
+      </w:pPr>
+      <w:bookmarkStart w:id="2" w:name="_Toc205272507"/>
       <w:r>
         <w:rPr>
           <w:lang w:val="ru-RU"/>
         </w:rPr>
         <w:t>Русификация валидации.</w:t>
       </w:r>
-      <w:bookmarkEnd w:id="1"/>
+      <w:bookmarkEnd w:id="2"/>
     </w:p>
     <w:p>
       <w:pPr>
@@ -1816,11 +2682,51 @@
       </w:r>
     </w:p>
     <w:p>
-      <w:r>
-        <w:t>$post-&gt;errors('validateCard')</w:t>
-      </w:r>
-    </w:p>
-    <w:p>
+      <w:pPr>
+        <w:rPr>
+          <w:lang w:val="ru-RU"/>
+        </w:rPr>
+      </w:pPr>
+      <w:r>
+        <w:rPr>
+          <w:lang w:val="ru-RU"/>
+        </w:rPr>
+        <w:t>$</w:t>
+      </w:r>
+      <w:r>
+        <w:t>post</w:t>
+      </w:r>
+      <w:r>
+        <w:rPr>
+          <w:lang w:val="ru-RU"/>
+        </w:rPr>
+        <w:t>-&gt;</w:t>
+      </w:r>
+      <w:r>
+        <w:t>errors</w:t>
+      </w:r>
+      <w:r>
+        <w:rPr>
+          <w:lang w:val="ru-RU"/>
+        </w:rPr>
+        <w:t>('</w:t>
+      </w:r>
+      <w:r>
+        <w:t>validateCard</w:t>
+      </w:r>
+      <w:r>
+        <w:rPr>
+          <w:lang w:val="ru-RU"/>
+        </w:rPr>
+        <w:t>')</w:t>
+      </w:r>
+    </w:p>
+    <w:p>
+      <w:pPr>
+        <w:rPr>
+          <w:lang w:val="ru-RU"/>
+        </w:rPr>
+      </w:pPr>
       <w:r>
         <w:rPr>
           <w:lang w:val="ru-RU"/>
@@ -1828,6 +2734,9 @@
         <w:t>Файл</w:t>
       </w:r>
       <w:r>
+        <w:rPr>
+          <w:lang w:val="ru-RU"/>
+        </w:rPr>
         <w:t xml:space="preserve"> </w:t>
       </w:r>
       <w:r>
@@ -1837,6 +2746,9 @@
         <w:t>русификации</w:t>
       </w:r>
       <w:r>
+        <w:rPr>
+          <w:lang w:val="ru-RU"/>
+        </w:rPr>
         <w:t xml:space="preserve"> </w:t>
       </w:r>
       <w:r>
@@ -1846,6 +2758,9 @@
         <w:t>должен</w:t>
       </w:r>
       <w:r>
+        <w:rPr>
+          <w:lang w:val="ru-RU"/>
+        </w:rPr>
         <w:t xml:space="preserve"> </w:t>
       </w:r>
       <w:r>
@@ -1855,6 +2770,9 @@
         <w:t>лежать</w:t>
       </w:r>
       <w:r>
+        <w:rPr>
+          <w:lang w:val="ru-RU"/>
+        </w:rPr>
         <w:t xml:space="preserve"> </w:t>
       </w:r>
       <w:r>
@@ -1864,6 +2782,9 @@
         <w:t>в</w:t>
       </w:r>
       <w:r>
+        <w:rPr>
+          <w:lang w:val="ru-RU"/>
+        </w:rPr>
         <w:t xml:space="preserve"> </w:t>
       </w:r>
       <w:r>
@@ -1873,20 +2794,105 @@
         <w:t>папке</w:t>
       </w:r>
       <w:r>
-        <w:t xml:space="preserve"> C:\xampp\htdocs\citycrm\application\messages\validateCard.php</w:t>
-      </w:r>
-    </w:p>
-    <w:p>
-      <w:pPr>
-        <w:rPr>
-          <w:lang w:val="ru-RU"/>
-        </w:rPr>
-      </w:pPr>
-      <w:r>
-        <w:rPr>
-          <w:lang w:val="ru-RU"/>
-        </w:rPr>
-        <w:t>Формат файла русификации:</w:t>
+        <w:rPr>
+          <w:lang w:val="ru-RU"/>
+        </w:rPr>
+        <w:t xml:space="preserve"> </w:t>
+      </w:r>
+      <w:r>
+        <w:t>C</w:t>
+      </w:r>
+      <w:r>
+        <w:rPr>
+          <w:lang w:val="ru-RU"/>
+        </w:rPr>
+        <w:t>:\</w:t>
+      </w:r>
+      <w:r>
+        <w:t>xampp</w:t>
+      </w:r>
+      <w:r>
+        <w:rPr>
+          <w:lang w:val="ru-RU"/>
+        </w:rPr>
+        <w:t>\</w:t>
+      </w:r>
+      <w:r>
+        <w:t>htdocs</w:t>
+      </w:r>
+      <w:r>
+        <w:rPr>
+          <w:lang w:val="ru-RU"/>
+        </w:rPr>
+        <w:t>\</w:t>
+      </w:r>
+      <w:r>
+        <w:t>citycrm</w:t>
+      </w:r>
+      <w:r>
+        <w:rPr>
+          <w:lang w:val="ru-RU"/>
+        </w:rPr>
+        <w:t>\</w:t>
+      </w:r>
+      <w:r>
+        <w:t>application</w:t>
+      </w:r>
+      <w:r>
+        <w:rPr>
+          <w:lang w:val="ru-RU"/>
+        </w:rPr>
+        <w:t>\</w:t>
+      </w:r>
+      <w:r>
+        <w:t>messages</w:t>
+      </w:r>
+      <w:r>
+        <w:rPr>
+          <w:lang w:val="ru-RU"/>
+        </w:rPr>
+        <w:t>\</w:t>
+      </w:r>
+      <w:r>
+        <w:t>validateCard</w:t>
+      </w:r>
+      <w:r>
+        <w:rPr>
+          <w:lang w:val="ru-RU"/>
+        </w:rPr>
+        <w:t>.</w:t>
+      </w:r>
+      <w:r>
+        <w:t>php</w:t>
+      </w:r>
+    </w:p>
+    <w:p>
+      <w:r>
+        <w:rPr>
+          <w:lang w:val="ru-RU"/>
+        </w:rPr>
+        <w:t>Формат</w:t>
+      </w:r>
+      <w:r>
+        <w:t xml:space="preserve"> </w:t>
+      </w:r>
+      <w:r>
+        <w:rPr>
+          <w:lang w:val="ru-RU"/>
+        </w:rPr>
+        <w:t>файла</w:t>
+      </w:r>
+      <w:r>
+        <w:t xml:space="preserve"> </w:t>
+      </w:r>
+      <w:r>
+        <w:rPr>
+          <w:lang w:val="ru-RU"/>
+        </w:rPr>
+        <w:t>русификации</w:t>
+      </w:r>
+      <w:r>
+        <w:t>:</w:t>
       </w:r>
     </w:p>
     <w:p>
@@ -1958,6 +2964,7 @@
           <w:sz w:val="20"/>
           <w:szCs w:val="20"/>
         </w:rPr>
+        <w:lastRenderedPageBreak/>
         <w:t xml:space="preserve">      array(</w:t>
       </w:r>
     </w:p>
@@ -2672,7 +3679,6 @@
           <w:szCs w:val="20"/>
           <w:lang w:val="ru-RU"/>
         </w:rPr>
-        <w:lastRenderedPageBreak/>
         <w:t xml:space="preserve">      ),</w:t>
       </w:r>
     </w:p>
@@ -2887,7 +3893,7 @@
           <w:lang w:val="ru-RU"/>
         </w:rPr>
       </w:pPr>
-      <w:bookmarkStart w:id="2" w:name="_Toc164953362"/>
+      <w:bookmarkStart w:id="3" w:name="_Toc205272508"/>
       <w:r>
         <w:rPr>
           <w:lang w:val="ru-RU"/>
@@ -2909,7 +3915,7 @@
         </w:rPr>
         <w:t>с отображением цвета и иконки.</w:t>
       </w:r>
-      <w:bookmarkEnd w:id="2"/>
+      <w:bookmarkEnd w:id="3"/>
     </w:p>
     <w:p>
       <w:pPr>
@@ -2918,14 +3924,14 @@
           <w:lang w:val="ru-RU"/>
         </w:rPr>
       </w:pPr>
-      <w:bookmarkStart w:id="3" w:name="_Toc164953363"/>
+      <w:bookmarkStart w:id="4" w:name="_Toc205272509"/>
       <w:r>
         <w:rPr>
           <w:lang w:val="ru-RU"/>
         </w:rPr>
         <w:t>Как было</w:t>
       </w:r>
-      <w:bookmarkEnd w:id="3"/>
+      <w:bookmarkEnd w:id="4"/>
     </w:p>
     <w:p>
       <w:pPr>
@@ -3014,6 +4020,7 @@
         <w:rPr>
           <w:lang w:val="ru-RU"/>
         </w:rPr>
+        <w:lastRenderedPageBreak/>
         <w:t>Нельзя</w:t>
       </w:r>
       <w:r>
@@ -3030,14 +4037,14 @@
           <w:lang w:val="ru-RU"/>
         </w:rPr>
       </w:pPr>
-      <w:bookmarkStart w:id="4" w:name="_Toc164953364"/>
+      <w:bookmarkStart w:id="5" w:name="_Toc205272510"/>
       <w:r>
         <w:rPr>
           <w:lang w:val="ru-RU"/>
         </w:rPr>
         <w:t>Стало.</w:t>
       </w:r>
-      <w:bookmarkEnd w:id="4"/>
+      <w:bookmarkEnd w:id="5"/>
     </w:p>
     <w:p>
       <w:pPr>
@@ -3355,7 +4362,6 @@
         <w:rPr>
           <w:lang w:val="ru-RU"/>
         </w:rPr>
-        <w:lastRenderedPageBreak/>
         <w:t>В контроллере сформировать</w:t>
       </w:r>
       <w:r>
@@ -3674,11 +4680,12 @@
           <w:lang w:val="ru-RU"/>
         </w:rPr>
       </w:pPr>
-      <w:bookmarkStart w:id="5" w:name="_Toc164953365"/>
-      <w:r>
-        <w:rPr>
-          <w:lang w:val="ru-RU"/>
-        </w:rPr>
+      <w:bookmarkStart w:id="6" w:name="_Toc205272511"/>
+      <w:r>
+        <w:rPr>
+          <w:lang w:val="ru-RU"/>
+        </w:rPr>
+        <w:lastRenderedPageBreak/>
         <w:t xml:space="preserve">Выводы по результатам работы с </w:t>
       </w:r>
       <w:r>
@@ -3696,7 +4703,7 @@
         </w:rPr>
         <w:t>разных версий.</w:t>
       </w:r>
-      <w:bookmarkEnd w:id="5"/>
+      <w:bookmarkEnd w:id="6"/>
     </w:p>
     <w:p>
       <w:pPr>
@@ -4098,7 +5105,7 @@
           <w:lang w:val="ru-RU"/>
         </w:rPr>
       </w:pPr>
-      <w:bookmarkStart w:id="6" w:name="_Toc164953366"/>
+      <w:bookmarkStart w:id="7" w:name="_Toc205272512"/>
       <w:r>
         <w:rPr>
           <w:lang w:val="ru-RU"/>
@@ -4120,7 +5127,7 @@
         </w:rPr>
         <w:t>3.3 и 3.4</w:t>
       </w:r>
-      <w:bookmarkEnd w:id="6"/>
+      <w:bookmarkEnd w:id="7"/>
     </w:p>
     <w:tbl>
       <w:tblPr>
@@ -4380,14 +5387,7 @@
               <w:rPr>
                 <w:lang w:val="ru-RU"/>
               </w:rPr>
-              <w:t xml:space="preserve">Моно не указывать </w:t>
-            </w:r>
-            <w:r>
-              <w:rPr>
-                <w:lang w:val="ru-RU"/>
-              </w:rPr>
-              <w:lastRenderedPageBreak/>
-              <w:t>домен</w:t>
+              <w:t>Моно не указывать домен</w:t>
             </w:r>
           </w:p>
           <w:p>
@@ -4498,7 +5498,6 @@
               <w:rPr>
                 <w:lang w:val="ru-RU"/>
               </w:rPr>
-              <w:lastRenderedPageBreak/>
               <w:t>Указывать</w:t>
             </w:r>
             <w:r>
@@ -4516,7 +5515,6 @@
               <w:ind w:firstLine="0"/>
             </w:pPr>
             <w:r>
-              <w:lastRenderedPageBreak/>
               <w:t>&lt;script type="text/javascript" src="/citycrm/js/jquery.js"&gt;&lt;/script&gt;</w:t>
             </w:r>
           </w:p>
@@ -4620,7 +5618,7 @@
       <w:pPr>
         <w:pStyle w:val="1"/>
       </w:pPr>
-      <w:bookmarkStart w:id="7" w:name="_Toc164953367"/>
+      <w:bookmarkStart w:id="8" w:name="_Toc205272513"/>
       <w:r>
         <w:rPr>
           <w:lang w:val="ru-RU"/>
@@ -4630,7 +5628,7 @@
       <w:r>
         <w:t>PHP</w:t>
       </w:r>
-      <w:bookmarkEnd w:id="7"/>
+      <w:bookmarkEnd w:id="8"/>
     </w:p>
     <w:tbl>
       <w:tblPr>
@@ -5117,14 +6115,15 @@
           <w:lang w:val="ru-RU"/>
         </w:rPr>
       </w:pPr>
-      <w:bookmarkStart w:id="8" w:name="_Toc164953368"/>
-      <w:r>
-        <w:rPr>
-          <w:lang w:val="ru-RU"/>
-        </w:rPr>
+      <w:bookmarkStart w:id="9" w:name="_Toc205272514"/>
+      <w:r>
+        <w:rPr>
+          <w:lang w:val="ru-RU"/>
+        </w:rPr>
+        <w:lastRenderedPageBreak/>
         <w:t>Порядок параметров в объявлении функии</w:t>
       </w:r>
-      <w:bookmarkEnd w:id="8"/>
+      <w:bookmarkEnd w:id="9"/>
     </w:p>
     <w:p>
       <w:pPr>
@@ -5297,7 +6296,7 @@
           <w:rStyle w:val="message"/>
         </w:rPr>
       </w:pPr>
-      <w:bookmarkStart w:id="9" w:name="_Toc164953369"/>
+      <w:bookmarkStart w:id="10" w:name="_Toc205272515"/>
       <w:r>
         <w:rPr>
           <w:rStyle w:val="type"/>
@@ -5313,7 +6312,7 @@
         </w:rPr>
         <w:t>iconv(): Passing null to parameter #3 ($string) of type string is deprecated</w:t>
       </w:r>
-      <w:bookmarkEnd w:id="9"/>
+      <w:bookmarkEnd w:id="10"/>
     </w:p>
     <w:p>
       <w:r>
@@ -5422,7 +6421,6 @@
           <w:szCs w:val="20"/>
           <w:lang w:val="ru-RU" w:eastAsia="ru-RU" w:bidi="ar-SA"/>
         </w:rPr>
-        <w:lastRenderedPageBreak/>
         <w:t>Для</w:t>
       </w:r>
       <w:r>
@@ -5633,14 +6631,14 @@
           <w:lang w:val="ru-RU"/>
         </w:rPr>
       </w:pPr>
-      <w:bookmarkStart w:id="10" w:name="_Toc164953370"/>
+      <w:bookmarkStart w:id="11" w:name="_Toc205272516"/>
       <w:r>
         <w:rPr>
           <w:lang w:val="ru-RU"/>
         </w:rPr>
         <w:t>Авторизация</w:t>
       </w:r>
-      <w:bookmarkEnd w:id="10"/>
+      <w:bookmarkEnd w:id="11"/>
     </w:p>
     <w:p>
       <w:pPr>
@@ -5649,11 +6647,11 @@
           <w:lang w:val="ru-RU"/>
         </w:rPr>
       </w:pPr>
-      <w:bookmarkStart w:id="11" w:name="_Toc164953371"/>
+      <w:bookmarkStart w:id="12" w:name="_Toc205272517"/>
       <w:r>
         <w:t>Login</w:t>
       </w:r>
-      <w:bookmarkEnd w:id="11"/>
+      <w:bookmarkEnd w:id="12"/>
     </w:p>
     <w:p>
       <w:pPr>
@@ -5944,11 +6942,12 @@
       <w:pPr>
         <w:pStyle w:val="1"/>
       </w:pPr>
-      <w:bookmarkStart w:id="12" w:name="_Toc164953372"/>
-      <w:r>
+      <w:bookmarkStart w:id="13" w:name="_Toc205272518"/>
+      <w:r>
+        <w:lastRenderedPageBreak/>
         <w:t>SQLSTATE[IM001]: Driver does not support this function: driver does not support quoting when using the driver pdo_odbc on php 8.0.1</w:t>
       </w:r>
-      <w:bookmarkEnd w:id="12"/>
+      <w:bookmarkEnd w:id="13"/>
     </w:p>
     <w:p/>
     <w:p>
@@ -6133,7 +7132,7 @@
           <w:lang w:val="ru-RU"/>
         </w:rPr>
       </w:pPr>
-      <w:bookmarkStart w:id="13" w:name="_Toc164953373"/>
+      <w:bookmarkStart w:id="14" w:name="_Toc205272519"/>
       <w:r>
         <w:rPr>
           <w:lang w:val="ru-RU"/>
@@ -6158,7 +7157,7 @@
       <w:r>
         <w:t>lastInsertId</w:t>
       </w:r>
-      <w:bookmarkEnd w:id="13"/>
+      <w:bookmarkEnd w:id="14"/>
     </w:p>
     <w:p>
       <w:pPr>
@@ -6637,44 +7636,436 @@
           <w:i/>
           <w:lang w:val="ru-RU"/>
         </w:rPr>
+        <w:tab/>
+      </w:r>
+      <w:r>
+        <w:rPr>
+          <w:i/>
+          <w:lang w:val="ru-RU"/>
+        </w:rPr>
+        <w:tab/>
+      </w:r>
+      <w:r>
+        <w:rPr>
+          <w:i/>
+          <w:lang w:val="ru-RU"/>
+        </w:rPr>
+        <w:tab/>
+        <w:t>);</w:t>
+      </w:r>
+    </w:p>
+    <w:p>
+      <w:pPr>
+        <w:contextualSpacing/>
+        <w:rPr>
+          <w:i/>
+          <w:lang w:val="ru-RU"/>
+        </w:rPr>
+      </w:pPr>
+      <w:r>
+        <w:rPr>
+          <w:i/>
+          <w:lang w:val="ru-RU"/>
+        </w:rPr>
+        <w:tab/>
+      </w:r>
+      <w:r>
+        <w:rPr>
+          <w:i/>
+          <w:lang w:val="ru-RU"/>
+        </w:rPr>
+        <w:tab/>
+        <w:t>}</w:t>
+      </w:r>
+    </w:p>
+    <w:p>
+      <w:pPr>
+        <w:rPr>
+          <w:lang w:val="ru-RU"/>
+        </w:rPr>
+      </w:pPr>
+    </w:p>
+    <w:p>
+      <w:pPr>
+        <w:rPr>
+          <w:lang w:val="ru-RU"/>
+        </w:rPr>
+      </w:pPr>
+      <w:r>
+        <w:rPr>
+          <w:lang w:val="ru-RU"/>
+        </w:rPr>
+        <w:t xml:space="preserve">Я предполагаю, что теперь, при реализации метода </w:t>
+      </w:r>
+      <w:r>
+        <w:t>Database</w:t>
+      </w:r>
+      <w:r>
+        <w:rPr>
+          <w:lang w:val="ru-RU"/>
+        </w:rPr>
+        <w:t>::</w:t>
+      </w:r>
+      <w:r>
+        <w:t>INSERT</w:t>
+      </w:r>
+      <w:r>
+        <w:rPr>
+          <w:lang w:val="ru-RU"/>
+        </w:rPr>
+        <w:t xml:space="preserve"> </w:t>
+      </w:r>
+      <w:r>
+        <w:rPr>
+          <w:lang w:val="ru-RU"/>
+        </w:rPr>
+        <w:t xml:space="preserve">система не будет пытаться вызвать метод </w:t>
+      </w:r>
+      <w:r>
+        <w:t>lastinsertId</w:t>
+      </w:r>
+      <w:r>
+        <w:rPr>
+          <w:lang w:val="ru-RU"/>
+        </w:rPr>
+        <w:t>().</w:t>
+      </w:r>
+    </w:p>
+    <w:p>
+      <w:pPr>
+        <w:rPr>
+          <w:lang w:val="ru-RU"/>
+        </w:rPr>
+      </w:pPr>
+      <w:r>
+        <w:rPr>
+          <w:lang w:val="ru-RU"/>
+        </w:rPr>
+        <w:t>Дальнейшая работа подтвердила, что ошибок при вставке данных более не возникает.</w:t>
+      </w:r>
+    </w:p>
+    <w:p>
+      <w:pPr>
+        <w:pStyle w:val="1"/>
+        <w:rPr>
+          <w:lang w:val="ru-RU"/>
+        </w:rPr>
+      </w:pPr>
+      <w:bookmarkStart w:id="15" w:name="_Toc205272520"/>
+      <w:r>
+        <w:rPr>
+          <w:lang w:val="ru-RU"/>
+        </w:rPr>
+        <w:t>Ошибка</w:t>
+      </w:r>
+      <w:r>
+        <w:rPr>
+          <w:lang w:val="ru-RU"/>
+        </w:rPr>
+        <w:t xml:space="preserve"> </w:t>
+      </w:r>
+      <w:r>
+        <w:t>quote</w:t>
+      </w:r>
+      <w:r>
+        <w:rPr>
+          <w:lang w:val="ru-RU"/>
+        </w:rPr>
+        <w:t>.</w:t>
+      </w:r>
+      <w:r>
+        <w:rPr>
+          <w:lang w:val="ru-RU"/>
+        </w:rPr>
+        <w:t xml:space="preserve"> Редактирование файла  </w:t>
+      </w:r>
+      <w:r>
+        <w:rPr>
+          <w:lang w:val="ru-RU"/>
+        </w:rPr>
+        <w:t>Query.php</w:t>
+      </w:r>
+      <w:r>
+        <w:rPr>
+          <w:lang w:val="ru-RU"/>
+        </w:rPr>
+        <w:t>. 15.08.2023</w:t>
+      </w:r>
+      <w:bookmarkEnd w:id="15"/>
+    </w:p>
+    <w:p>
+      <w:pPr>
+        <w:rPr>
+          <w:lang w:val="ru-RU"/>
+        </w:rPr>
+      </w:pPr>
+      <w:r>
+        <w:rPr>
+          <w:lang w:val="ru-RU"/>
+        </w:rPr>
+        <w:t>При</w:t>
+      </w:r>
+      <w:r>
+        <w:rPr>
+          <w:lang w:val="ru-RU"/>
+        </w:rPr>
+        <w:t xml:space="preserve"> </w:t>
+      </w:r>
+      <w:r>
+        <w:rPr>
+          <w:lang w:val="ru-RU"/>
+        </w:rPr>
+        <w:t>подключении к БД СКУД через драйвер все работало штатно.</w:t>
+      </w:r>
+    </w:p>
+    <w:p>
+      <w:pPr>
+        <w:rPr>
+          <w:lang w:val="ru-RU"/>
+        </w:rPr>
+      </w:pPr>
+      <w:r>
+        <w:rPr>
+          <w:lang w:val="ru-RU"/>
+        </w:rPr>
+        <w:t xml:space="preserve">При подключении к БД СКУД через </w:t>
+      </w:r>
+      <w:r>
+        <w:t>ODBC</w:t>
+      </w:r>
+      <w:r>
+        <w:rPr>
+          <w:lang w:val="ru-RU"/>
+        </w:rPr>
+        <w:t xml:space="preserve"> </w:t>
+      </w:r>
+      <w:r>
+        <w:rPr>
+          <w:lang w:val="ru-RU"/>
+        </w:rPr>
+        <w:t xml:space="preserve">появилась ошибка: </w:t>
+      </w:r>
+      <w:r>
+        <w:t>SQL</w:t>
+      </w:r>
+      <w:r>
+        <w:rPr>
+          <w:lang w:val="ru-RU"/>
+        </w:rPr>
+        <w:t xml:space="preserve"> </w:t>
+      </w:r>
+      <w:r>
+        <w:rPr>
+          <w:lang w:val="ru-RU"/>
+        </w:rPr>
+        <w:t>запрос не содержал в себе параметры.</w:t>
+      </w:r>
+    </w:p>
+    <w:p>
+      <w:pPr>
+        <w:rPr>
+          <w:lang w:val="ru-RU"/>
+        </w:rPr>
+      </w:pPr>
+      <w:r>
+        <w:rPr>
+          <w:lang w:val="ru-RU"/>
+        </w:rPr>
+        <w:t xml:space="preserve">Важно: при работе через драйвер все ОК, а при работе через </w:t>
+      </w:r>
+      <w:r>
+        <w:t>ODBC</w:t>
+      </w:r>
+      <w:r>
+        <w:rPr>
+          <w:lang w:val="ru-RU"/>
+        </w:rPr>
+        <w:t xml:space="preserve"> </w:t>
+      </w:r>
+      <w:r>
+        <w:rPr>
+          <w:lang w:val="ru-RU"/>
+        </w:rPr>
+        <w:t xml:space="preserve">– параметры </w:t>
+      </w:r>
+      <w:r>
+        <w:t>sql</w:t>
+      </w:r>
+      <w:r>
+        <w:rPr>
+          <w:lang w:val="ru-RU"/>
+        </w:rPr>
+        <w:t xml:space="preserve"> запроса пусты.</w:t>
+      </w:r>
+    </w:p>
+    <w:p>
+      <w:pPr>
+        <w:rPr>
+          <w:lang w:val="ru-RU"/>
+        </w:rPr>
+      </w:pPr>
+      <w:r>
+        <w:rPr>
+          <w:lang w:val="ru-RU"/>
+        </w:rPr>
+        <w:t>Анализ показал, что ошибка происходит тут:</w:t>
+      </w:r>
+    </w:p>
+    <w:p>
+      <w:pPr>
+        <w:rPr>
+          <w:lang w:val="ru-RU"/>
+        </w:rPr>
+      </w:pPr>
+      <w:r>
+        <w:rPr>
+          <w:lang w:val="ru-RU"/>
+        </w:rPr>
         <w:lastRenderedPageBreak/>
-        <w:tab/>
-      </w:r>
-      <w:r>
-        <w:rPr>
-          <w:i/>
-          <w:lang w:val="ru-RU"/>
-        </w:rPr>
-        <w:tab/>
-      </w:r>
-      <w:r>
-        <w:rPr>
-          <w:i/>
-          <w:lang w:val="ru-RU"/>
-        </w:rPr>
-        <w:tab/>
-        <w:t>);</w:t>
-      </w:r>
-    </w:p>
-    <w:p>
-      <w:pPr>
-        <w:contextualSpacing/>
-        <w:rPr>
-          <w:i/>
-          <w:lang w:val="ru-RU"/>
-        </w:rPr>
-      </w:pPr>
-      <w:r>
-        <w:rPr>
-          <w:i/>
-          <w:lang w:val="ru-RU"/>
-        </w:rPr>
-        <w:tab/>
-      </w:r>
-      <w:r>
-        <w:rPr>
-          <w:i/>
-          <w:lang w:val="ru-RU"/>
+        <w:t xml:space="preserve"> </w:t>
+      </w:r>
+    </w:p>
+    <w:p>
+      <w:pPr>
+        <w:contextualSpacing/>
+        <w:rPr>
+          <w:i/>
+        </w:rPr>
+      </w:pPr>
+      <w:r>
+        <w:rPr>
+          <w:i/>
+        </w:rPr>
+        <w:t>public function compile($db = NULL)</w:t>
+      </w:r>
+    </w:p>
+    <w:p>
+      <w:pPr>
+        <w:contextualSpacing/>
+        <w:rPr>
+          <w:i/>
+        </w:rPr>
+      </w:pPr>
+      <w:r>
+        <w:rPr>
+          <w:i/>
+        </w:rPr>
+        <w:tab/>
+        <w:t>{</w:t>
+      </w:r>
+    </w:p>
+    <w:p>
+      <w:pPr>
+        <w:contextualSpacing/>
+        <w:rPr>
+          <w:i/>
+        </w:rPr>
+      </w:pPr>
+      <w:r>
+        <w:rPr>
+          <w:i/>
+        </w:rPr>
+        <w:tab/>
+      </w:r>
+      <w:r>
+        <w:rPr>
+          <w:i/>
+        </w:rPr>
+        <w:tab/>
+        <w:t>if ( ! is_object($db))</w:t>
+      </w:r>
+    </w:p>
+    <w:p>
+      <w:pPr>
+        <w:contextualSpacing/>
+        <w:rPr>
+          <w:i/>
+        </w:rPr>
+      </w:pPr>
+      <w:r>
+        <w:rPr>
+          <w:i/>
+        </w:rPr>
+        <w:tab/>
+      </w:r>
+      <w:r>
+        <w:rPr>
+          <w:i/>
+        </w:rPr>
+        <w:tab/>
+        <w:t>{</w:t>
+      </w:r>
+    </w:p>
+    <w:p>
+      <w:pPr>
+        <w:contextualSpacing/>
+        <w:rPr>
+          <w:i/>
+        </w:rPr>
+      </w:pPr>
+      <w:r>
+        <w:rPr>
+          <w:i/>
+        </w:rPr>
+        <w:tab/>
+      </w:r>
+      <w:r>
+        <w:rPr>
+          <w:i/>
+        </w:rPr>
+        <w:tab/>
+      </w:r>
+      <w:r>
+        <w:rPr>
+          <w:i/>
+        </w:rPr>
+        <w:tab/>
+        <w:t>// Get the database instance</w:t>
+      </w:r>
+    </w:p>
+    <w:p>
+      <w:pPr>
+        <w:contextualSpacing/>
+        <w:rPr>
+          <w:i/>
+        </w:rPr>
+      </w:pPr>
+      <w:r>
+        <w:rPr>
+          <w:i/>
+        </w:rPr>
+        <w:tab/>
+      </w:r>
+      <w:r>
+        <w:rPr>
+          <w:i/>
+        </w:rPr>
+        <w:tab/>
+      </w:r>
+      <w:r>
+        <w:rPr>
+          <w:i/>
+        </w:rPr>
+        <w:tab/>
+        <w:t>$db = Database::instance($db);</w:t>
+      </w:r>
+    </w:p>
+    <w:p>
+      <w:pPr>
+        <w:contextualSpacing/>
+        <w:rPr>
+          <w:i/>
+        </w:rPr>
+      </w:pPr>
+      <w:r>
+        <w:rPr>
+          <w:i/>
+        </w:rPr>
+        <w:tab/>
+      </w:r>
+      <w:r>
+        <w:rPr>
+          <w:i/>
         </w:rPr>
         <w:tab/>
         <w:t>}</w:t>
@@ -6682,68 +8073,801 @@
     </w:p>
     <w:p>
       <w:pPr>
-        <w:rPr>
-          <w:lang w:val="ru-RU"/>
-        </w:rPr>
-      </w:pPr>
-    </w:p>
-    <w:p>
-      <w:pPr>
-        <w:rPr>
-          <w:lang w:val="ru-RU"/>
-        </w:rPr>
-      </w:pPr>
-      <w:r>
-        <w:rPr>
-          <w:lang w:val="ru-RU"/>
-        </w:rPr>
-        <w:t xml:space="preserve">Я предполагаю, что теперь, при реализации метода </w:t>
-      </w:r>
-      <w:r>
-        <w:t>Database</w:t>
-      </w:r>
-      <w:r>
-        <w:rPr>
-          <w:lang w:val="ru-RU"/>
-        </w:rPr>
-        <w:t>::</w:t>
-      </w:r>
-      <w:r>
-        <w:t>INSERT</w:t>
-      </w:r>
-      <w:r>
-        <w:rPr>
-          <w:lang w:val="ru-RU"/>
-        </w:rPr>
+        <w:contextualSpacing/>
+        <w:rPr>
+          <w:i/>
+        </w:rPr>
+      </w:pPr>
+    </w:p>
+    <w:p>
+      <w:pPr>
+        <w:contextualSpacing/>
+        <w:rPr>
+          <w:i/>
+        </w:rPr>
+      </w:pPr>
+      <w:r>
+        <w:rPr>
+          <w:i/>
+        </w:rPr>
+        <w:tab/>
+      </w:r>
+      <w:r>
+        <w:rPr>
+          <w:i/>
+        </w:rPr>
+        <w:tab/>
+        <w:t>// Import the SQL locally</w:t>
+      </w:r>
+    </w:p>
+    <w:p>
+      <w:pPr>
+        <w:contextualSpacing/>
+        <w:rPr>
+          <w:i/>
+        </w:rPr>
+      </w:pPr>
+      <w:r>
+        <w:rPr>
+          <w:i/>
+        </w:rPr>
+        <w:tab/>
+      </w:r>
+      <w:r>
+        <w:rPr>
+          <w:i/>
+        </w:rPr>
+        <w:tab/>
+        <w:t>$sql = $this-&gt;_sql;</w:t>
+      </w:r>
+    </w:p>
+    <w:p>
+      <w:pPr>
+        <w:contextualSpacing/>
+        <w:rPr>
+          <w:i/>
+        </w:rPr>
+      </w:pPr>
+    </w:p>
+    <w:p>
+      <w:pPr>
+        <w:contextualSpacing/>
+        <w:rPr>
+          <w:i/>
+        </w:rPr>
+      </w:pPr>
+      <w:r>
+        <w:rPr>
+          <w:i/>
+        </w:rPr>
+        <w:tab/>
+      </w:r>
+      <w:r>
+        <w:rPr>
+          <w:i/>
+        </w:rPr>
+        <w:tab/>
+        <w:t>if ( ! empty($this-&gt;_parameters))</w:t>
+      </w:r>
+    </w:p>
+    <w:p>
+      <w:pPr>
+        <w:contextualSpacing/>
+        <w:rPr>
+          <w:i/>
+        </w:rPr>
+      </w:pPr>
+      <w:r>
+        <w:rPr>
+          <w:i/>
+        </w:rPr>
+        <w:tab/>
+      </w:r>
+      <w:r>
+        <w:rPr>
+          <w:i/>
+        </w:rPr>
+        <w:tab/>
+        <w:t>{</w:t>
+      </w:r>
+    </w:p>
+    <w:p>
+      <w:pPr>
+        <w:contextualSpacing/>
+        <w:rPr>
+          <w:i/>
+        </w:rPr>
+      </w:pPr>
+      <w:r>
+        <w:rPr>
+          <w:i/>
+        </w:rPr>
+        <w:tab/>
+      </w:r>
+      <w:r>
+        <w:rPr>
+          <w:i/>
+        </w:rPr>
+        <w:tab/>
+      </w:r>
+      <w:r>
+        <w:rPr>
+          <w:i/>
+        </w:rPr>
+        <w:tab/>
+        <w:t>// Quote all of the values</w:t>
+      </w:r>
+    </w:p>
+    <w:p>
+      <w:pPr>
+        <w:contextualSpacing/>
+        <w:rPr>
+          <w:i/>
+        </w:rPr>
+      </w:pPr>
+      <w:r>
+        <w:rPr>
+          <w:i/>
+        </w:rPr>
+        <w:tab/>
+        <w:t>--------</w:t>
+      </w:r>
+      <w:r>
+        <w:rPr>
+          <w:i/>
+        </w:rPr>
+        <w:sym w:font="Wingdings" w:char="F0E0"/>
+      </w:r>
+      <w:r>
+        <w:rPr>
+          <w:i/>
+        </w:rPr>
+        <w:t>&gt;&gt;&gt;&gt;</w:t>
+      </w:r>
+      <w:r>
+        <w:rPr>
+          <w:i/>
+        </w:rPr>
+        <w:tab/>
+      </w:r>
+      <w:r>
+        <w:rPr>
+          <w:i/>
+        </w:rPr>
+        <w:tab/>
+        <w:t>$values = array_map(array($db, 'quote'), $this-&gt;_parameters);</w:t>
+      </w:r>
+    </w:p>
+    <w:p>
+      <w:pPr>
+        <w:contextualSpacing/>
+        <w:rPr>
+          <w:i/>
+        </w:rPr>
+      </w:pPr>
+    </w:p>
+    <w:p>
+      <w:pPr>
+        <w:contextualSpacing/>
+        <w:rPr>
+          <w:i/>
+        </w:rPr>
+      </w:pPr>
+      <w:r>
+        <w:rPr>
+          <w:i/>
+        </w:rPr>
+        <w:tab/>
+      </w:r>
+      <w:r>
+        <w:rPr>
+          <w:i/>
+        </w:rPr>
+        <w:tab/>
+      </w:r>
+      <w:r>
+        <w:rPr>
+          <w:i/>
+        </w:rPr>
+        <w:tab/>
+        <w:t>// Replace the values in the SQL</w:t>
+      </w:r>
+    </w:p>
+    <w:p>
+      <w:pPr>
+        <w:contextualSpacing/>
+        <w:rPr>
+          <w:i/>
+        </w:rPr>
+      </w:pPr>
+      <w:r>
+        <w:rPr>
+          <w:i/>
+        </w:rPr>
+        <w:tab/>
+      </w:r>
+      <w:r>
+        <w:rPr>
+          <w:i/>
+        </w:rPr>
+        <w:tab/>
+      </w:r>
+      <w:r>
+        <w:rPr>
+          <w:i/>
+        </w:rPr>
+        <w:tab/>
+        <w:t>$sql = strtr($sql, $values);</w:t>
+      </w:r>
+    </w:p>
+    <w:p>
+      <w:pPr>
+        <w:contextualSpacing/>
+        <w:rPr>
+          <w:i/>
+        </w:rPr>
+      </w:pPr>
+      <w:r>
+        <w:rPr>
+          <w:i/>
+        </w:rPr>
+        <w:tab/>
+      </w:r>
+      <w:r>
+        <w:rPr>
+          <w:i/>
+        </w:rPr>
+        <w:tab/>
+        <w:t>}</w:t>
+      </w:r>
+    </w:p>
+    <w:p>
+      <w:pPr>
+        <w:contextualSpacing/>
+        <w:rPr>
+          <w:i/>
+        </w:rPr>
+      </w:pPr>
+    </w:p>
+    <w:p>
+      <w:pPr>
+        <w:contextualSpacing/>
+        <w:rPr>
+          <w:i/>
+        </w:rPr>
+      </w:pPr>
+      <w:r>
+        <w:rPr>
+          <w:i/>
+        </w:rPr>
+        <w:tab/>
+      </w:r>
+      <w:r>
+        <w:rPr>
+          <w:i/>
+        </w:rPr>
+        <w:tab/>
+        <w:t>return $sql;</w:t>
+      </w:r>
+    </w:p>
+    <w:p>
+      <w:pPr>
+        <w:contextualSpacing/>
+        <w:rPr>
+          <w:i/>
+          <w:lang w:val="ru-RU"/>
+        </w:rPr>
+      </w:pPr>
+      <w:r>
+        <w:rPr>
+          <w:i/>
+        </w:rPr>
+        <w:tab/>
+      </w:r>
+      <w:r>
+        <w:rPr>
+          <w:i/>
+          <w:lang w:val="ru-RU"/>
+        </w:rPr>
+        <w:t>}</w:t>
+      </w:r>
+    </w:p>
+    <w:p>
+      <w:pPr>
+        <w:rPr>
+          <w:lang w:val="ru-RU"/>
+        </w:rPr>
+      </w:pPr>
+      <w:r>
+        <w:rPr>
+          <w:lang w:val="ru-RU"/>
+        </w:rPr>
+        <w:t>Я переписал эту функцию т.о.:</w:t>
+      </w:r>
+    </w:p>
+    <w:p>
+      <w:pPr>
+        <w:contextualSpacing/>
+      </w:pPr>
+      <w:r>
+        <w:t>public function compile($db = NULL)</w:t>
+      </w:r>
+    </w:p>
+    <w:p>
+      <w:pPr>
+        <w:contextualSpacing/>
+      </w:pPr>
+      <w:r>
+        <w:tab/>
+        <w:t>{</w:t>
+      </w:r>
+    </w:p>
+    <w:p>
+      <w:pPr>
+        <w:contextualSpacing/>
+      </w:pPr>
+      <w:r>
+        <w:tab/>
+      </w:r>
+      <w:r>
+        <w:tab/>
+        <w:t>if ( ! is_object($db))</w:t>
+      </w:r>
+    </w:p>
+    <w:p>
+      <w:pPr>
+        <w:contextualSpacing/>
+      </w:pPr>
+      <w:r>
+        <w:tab/>
+      </w:r>
+      <w:r>
+        <w:tab/>
+        <w:t>{</w:t>
+      </w:r>
+    </w:p>
+    <w:p>
+      <w:pPr>
+        <w:contextualSpacing/>
+      </w:pPr>
+      <w:r>
+        <w:tab/>
+      </w:r>
+      <w:r>
+        <w:tab/>
+      </w:r>
+      <w:r>
+        <w:tab/>
+        <w:t>// Get the database instance</w:t>
+      </w:r>
+    </w:p>
+    <w:p>
+      <w:pPr>
+        <w:contextualSpacing/>
+      </w:pPr>
+      <w:r>
+        <w:tab/>
+      </w:r>
+      <w:r>
+        <w:tab/>
+      </w:r>
+      <w:r>
+        <w:tab/>
+        <w:t>$db = Database::instance($db);</w:t>
+      </w:r>
+    </w:p>
+    <w:p>
+      <w:pPr>
+        <w:contextualSpacing/>
+      </w:pPr>
+      <w:r>
+        <w:tab/>
+      </w:r>
+      <w:r>
+        <w:tab/>
+        <w:t>}</w:t>
+      </w:r>
+    </w:p>
+    <w:p>
+      <w:pPr>
+        <w:contextualSpacing/>
+      </w:pPr>
+    </w:p>
+    <w:p>
+      <w:pPr>
+        <w:contextualSpacing/>
+      </w:pPr>
+      <w:r>
+        <w:tab/>
+      </w:r>
+      <w:r>
+        <w:tab/>
+        <w:t>// Import the SQL locally</w:t>
+      </w:r>
+    </w:p>
+    <w:p>
+      <w:pPr>
+        <w:contextualSpacing/>
+      </w:pPr>
+      <w:r>
+        <w:tab/>
+      </w:r>
+      <w:r>
+        <w:tab/>
+        <w:t>$sql = $this-&gt;_sql;</w:t>
+      </w:r>
+    </w:p>
+    <w:p>
+      <w:pPr>
+        <w:contextualSpacing/>
+      </w:pPr>
+    </w:p>
+    <w:p>
+      <w:pPr>
+        <w:contextualSpacing/>
+      </w:pPr>
+      <w:r>
+        <w:tab/>
+      </w:r>
+      <w:r>
+        <w:tab/>
+        <w:t>if ( ! empty($this-&gt;_parameters))</w:t>
+      </w:r>
+    </w:p>
+    <w:p>
+      <w:pPr>
+        <w:contextualSpacing/>
+      </w:pPr>
+      <w:r>
+        <w:tab/>
+      </w:r>
+      <w:r>
+        <w:tab/>
+        <w:t>{</w:t>
+      </w:r>
+    </w:p>
+    <w:p>
+      <w:pPr>
+        <w:contextualSpacing/>
+      </w:pPr>
+      <w:r>
+        <w:tab/>
+      </w:r>
+      <w:r>
+        <w:tab/>
+      </w:r>
+      <w:r>
+        <w:tab/>
+        <w:t>// Quote all of the values</w:t>
+      </w:r>
+    </w:p>
+    <w:p>
+      <w:pPr>
+        <w:contextualSpacing/>
+      </w:pPr>
+      <w:r>
+        <w:tab/>
+      </w:r>
+      <w:r>
+        <w:tab/>
+      </w:r>
+      <w:r>
+        <w:tab/>
+      </w:r>
+      <w:r>
+        <w:t>//</w:t>
+      </w:r>
+      <w:r>
+        <w:t>$values = array_map(array($db, 'quote'), $this-&gt;_parameters);</w:t>
+      </w:r>
+    </w:p>
+    <w:p>
+      <w:pPr>
+        <w:contextualSpacing/>
+      </w:pPr>
+      <w:r>
+        <w:tab/>
+      </w:r>
+      <w:r>
+        <w:tab/>
+      </w:r>
+      <w:r>
+        <w:tab/>
+        <w:t xml:space="preserve">foreach ($this-&gt;_parameters as $key=&gt;$value)// </w:t>
+      </w:r>
+      <w:r>
+        <w:rPr>
+          <w:lang w:val="ru-RU"/>
+        </w:rPr>
+        <w:t>обход</w:t>
+      </w:r>
+      <w:r>
         <w:t xml:space="preserve"> </w:t>
       </w:r>
       <w:r>
         <w:rPr>
           <w:lang w:val="ru-RU"/>
         </w:rPr>
-        <w:t xml:space="preserve">система не будет пытаться вызвать метод </w:t>
-      </w:r>
-      <w:r>
-        <w:t>lastinsertId</w:t>
-      </w:r>
-      <w:r>
-        <w:rPr>
-          <w:lang w:val="ru-RU"/>
-        </w:rPr>
-        <w:t>().</w:t>
-      </w:r>
-    </w:p>
-    <w:p>
-      <w:pPr>
-        <w:rPr>
-          <w:lang w:val="ru-RU"/>
-        </w:rPr>
-      </w:pPr>
-      <w:r>
-        <w:rPr>
-          <w:lang w:val="ru-RU"/>
-        </w:rPr>
-        <w:t>Дальнейшая работа подтвердила, что ошибок при вставке данных более не возникает.</w:t>
+        <w:t>проблемы</w:t>
+      </w:r>
+      <w:r>
+        <w:t xml:space="preserve"> </w:t>
+      </w:r>
+      <w:r>
+        <w:rPr>
+          <w:lang w:val="ru-RU"/>
+        </w:rPr>
+        <w:t>с</w:t>
+      </w:r>
+      <w:r>
+        <w:t xml:space="preserve"> </w:t>
+      </w:r>
+      <w:r>
+        <w:rPr>
+          <w:lang w:val="ru-RU"/>
+        </w:rPr>
+        <w:t>кавычками</w:t>
+      </w:r>
+      <w:r>
+        <w:t xml:space="preserve"> 15.08.2023</w:t>
+      </w:r>
+    </w:p>
+    <w:p>
+      <w:pPr>
+        <w:contextualSpacing/>
+      </w:pPr>
+      <w:r>
+        <w:tab/>
+      </w:r>
+      <w:r>
+        <w:tab/>
+      </w:r>
+      <w:r>
+        <w:tab/>
+        <w:t>{</w:t>
+      </w:r>
+    </w:p>
+    <w:p>
+      <w:pPr>
+        <w:contextualSpacing/>
+      </w:pPr>
+      <w:r>
+        <w:tab/>
+      </w:r>
+      <w:r>
+        <w:tab/>
+      </w:r>
+      <w:r>
+        <w:tab/>
+      </w:r>
+      <w:r>
+        <w:tab/>
+        <w:t>$res[$key]='\''.$value.'\'';</w:t>
+      </w:r>
+    </w:p>
+    <w:p>
+      <w:pPr>
+        <w:contextualSpacing/>
+      </w:pPr>
+      <w:r>
+        <w:tab/>
+      </w:r>
+      <w:r>
+        <w:tab/>
+      </w:r>
+      <w:r>
+        <w:tab/>
+        <w:t>}</w:t>
+      </w:r>
+    </w:p>
+    <w:p>
+      <w:pPr>
+        <w:contextualSpacing/>
+      </w:pPr>
+      <w:r>
+        <w:tab/>
+      </w:r>
+      <w:r>
+        <w:tab/>
+      </w:r>
+      <w:r>
+        <w:tab/>
+        <w:t>$values=$res;</w:t>
+      </w:r>
+    </w:p>
+    <w:p>
+      <w:pPr>
+        <w:contextualSpacing/>
+      </w:pPr>
+      <w:r>
+        <w:lastRenderedPageBreak/>
+        <w:tab/>
+      </w:r>
+      <w:r>
+        <w:tab/>
+      </w:r>
+      <w:r>
+        <w:tab/>
+      </w:r>
+    </w:p>
+    <w:p>
+      <w:pPr>
+        <w:contextualSpacing/>
+      </w:pPr>
+      <w:r>
+        <w:tab/>
+      </w:r>
+      <w:r>
+        <w:tab/>
+      </w:r>
+      <w:r>
+        <w:tab/>
+        <w:t>// Replace the values in the SQL</w:t>
+      </w:r>
+    </w:p>
+    <w:p>
+      <w:pPr>
+        <w:contextualSpacing/>
+      </w:pPr>
+      <w:r>
+        <w:tab/>
+      </w:r>
+      <w:r>
+        <w:tab/>
+      </w:r>
+      <w:r>
+        <w:tab/>
+        <w:t>$sql = strtr($sql, $values);</w:t>
+      </w:r>
+    </w:p>
+    <w:p>
+      <w:pPr>
+        <w:contextualSpacing/>
+      </w:pPr>
+      <w:r>
+        <w:tab/>
+      </w:r>
+      <w:r>
+        <w:tab/>
+        <w:t>}</w:t>
+      </w:r>
+    </w:p>
+    <w:p>
+      <w:pPr>
+        <w:contextualSpacing/>
+      </w:pPr>
+      <w:r>
+        <w:tab/>
+      </w:r>
+      <w:r>
+        <w:tab/>
+        <w:t>return $sql;</w:t>
+      </w:r>
+    </w:p>
+    <w:p>
+      <w:pPr>
+        <w:contextualSpacing/>
+      </w:pPr>
+      <w:r>
+        <w:tab/>
+      </w:r>
+      <w:r>
+        <w:t>}</w:t>
+      </w:r>
+    </w:p>
+    <w:p>
+      <w:r>
+        <w:rPr>
+          <w:lang w:val="ru-RU"/>
+        </w:rPr>
+        <w:t>Т</w:t>
+      </w:r>
+      <w:r>
+        <w:t>.</w:t>
+      </w:r>
+      <w:r>
+        <w:rPr>
+          <w:lang w:val="ru-RU"/>
+        </w:rPr>
+        <w:t>е</w:t>
+      </w:r>
+      <w:r>
+        <w:t xml:space="preserve">. </w:t>
+      </w:r>
+      <w:r>
+        <w:rPr>
+          <w:lang w:val="ru-RU"/>
+        </w:rPr>
+        <w:t>вместо</w:t>
+      </w:r>
+      <w:r>
+        <w:t xml:space="preserve"> </w:t>
+      </w:r>
+    </w:p>
+    <w:p>
+      <w:r>
+        <w:t>//</w:t>
+      </w:r>
+      <w:r>
+        <w:t>$values = array_map(array($db, 'quote'), $this-&gt;_parameters);</w:t>
+      </w:r>
+    </w:p>
+    <w:p>
+      <w:pPr>
+        <w:rPr>
+          <w:lang w:val="ru-RU"/>
+        </w:rPr>
+      </w:pPr>
+      <w:r>
+        <w:rPr>
+          <w:lang w:val="ru-RU"/>
+        </w:rPr>
+        <w:t>Я сделал перебор данных в цикле и добавление одинарных кавычек.</w:t>
+      </w:r>
+    </w:p>
+    <w:p>
+      <w:pPr>
+        <w:rPr>
+          <w:lang w:val="ru-RU"/>
+        </w:rPr>
+      </w:pPr>
+      <w:r>
+        <w:rPr>
+          <w:lang w:val="ru-RU"/>
+        </w:rPr>
+        <w:t xml:space="preserve">Измененый файл </w:t>
+      </w:r>
+      <w:r>
+        <w:rPr>
+          <w:lang w:val="ru-RU"/>
+        </w:rPr>
+        <w:t>Query.php</w:t>
+      </w:r>
+      <w:r>
+        <w:rPr>
+          <w:lang w:val="ru-RU"/>
+        </w:rPr>
+        <w:t xml:space="preserve"> положил в </w:t>
+      </w:r>
+      <w:r>
+        <w:rPr>
+          <w:lang w:val="ru-RU"/>
+        </w:rPr>
+        <w:t>C:\xampp\htdocs\citycrm\application\classes\Kohana\Database\Query.php</w:t>
+      </w:r>
+      <w:r>
+        <w:rPr>
+          <w:lang w:val="ru-RU"/>
+        </w:rPr>
+        <w:t>.</w:t>
+      </w:r>
+    </w:p>
+    <w:p>
+      <w:pPr>
+        <w:rPr>
+          <w:lang w:val="ru-RU"/>
+        </w:rPr>
+      </w:pPr>
+      <w:r>
+        <w:rPr>
+          <w:lang w:val="ru-RU"/>
+        </w:rPr>
+        <w:t xml:space="preserve">Проблемы с формированием </w:t>
+      </w:r>
+      <w:r>
+        <w:t>SQL</w:t>
+      </w:r>
+      <w:r>
+        <w:rPr>
+          <w:lang w:val="ru-RU"/>
+        </w:rPr>
+        <w:t>-</w:t>
+      </w:r>
+      <w:r>
+        <w:rPr>
+          <w:lang w:val="ru-RU"/>
+        </w:rPr>
+        <w:t>запроса исчезли</w:t>
       </w:r>
     </w:p>
     <w:p>
@@ -6753,12 +8877,80 @@
           <w:lang w:val="ru-RU"/>
         </w:rPr>
       </w:pPr>
-      <w:bookmarkStart w:id="14" w:name="_Toc164953374"/>
-      <w:r>
-        <w:rPr>
-          <w:lang w:val="ru-RU"/>
-        </w:rPr>
-        <w:t>Ошибка</w:t>
+      <w:bookmarkStart w:id="16" w:name="_Toc205272521"/>
+      <w:r>
+        <w:rPr>
+          <w:lang w:val="ru-RU"/>
+        </w:rPr>
+        <w:t>Сессии и авторизация Одна авторизация на все сайты</w:t>
+      </w:r>
+      <w:r>
+        <w:rPr>
+          <w:lang w:val="ru-RU"/>
+        </w:rPr>
+        <w:t>.</w:t>
+      </w:r>
+      <w:bookmarkEnd w:id="16"/>
+    </w:p>
+    <w:p>
+      <w:pPr>
+        <w:rPr>
+          <w:lang w:val="ru-RU"/>
+        </w:rPr>
+      </w:pPr>
+      <w:r>
+        <w:rPr>
+          <w:lang w:val="ru-RU"/>
+        </w:rPr>
+        <w:t xml:space="preserve">Выглядит так: я авторизовался на сайте </w:t>
+      </w:r>
+      <w:r>
+        <w:t>citycrm</w:t>
+      </w:r>
+      <w:r>
+        <w:rPr>
+          <w:lang w:val="ru-RU"/>
+        </w:rPr>
+        <w:t xml:space="preserve">, </w:t>
+      </w:r>
+      <w:r>
+        <w:rPr>
+          <w:lang w:val="ru-RU"/>
+        </w:rPr>
+        <w:t xml:space="preserve">затем захожу на </w:t>
+      </w:r>
+      <w:r>
+        <w:t>city</w:t>
+      </w:r>
+      <w:r>
+        <w:rPr>
+          <w:lang w:val="ru-RU"/>
+        </w:rPr>
+        <w:t xml:space="preserve">, </w:t>
+      </w:r>
+      <w:r>
+        <w:rPr>
+          <w:lang w:val="ru-RU"/>
+        </w:rPr>
+        <w:t xml:space="preserve">и вижу результаты авторизации на </w:t>
+      </w:r>
+      <w:r>
+        <w:t>citycrm</w:t>
+      </w:r>
+      <w:r>
+        <w:rPr>
+          <w:lang w:val="ru-RU"/>
+        </w:rPr>
+        <w:t xml:space="preserve">. </w:t>
+      </w:r>
+      <w:r>
+        <w:rPr>
+          <w:lang w:val="ru-RU"/>
+        </w:rPr>
+        <w:t xml:space="preserve">Но, т.к. структура данных для авторизации на </w:t>
+      </w:r>
+      <w:r>
+        <w:t>citycrm</w:t>
       </w:r>
       <w:r>
         <w:rPr>
@@ -6767,45 +8959,13 @@
         <w:t xml:space="preserve"> </w:t>
       </w:r>
       <w:r>
-        <w:t>quote</w:t>
-      </w:r>
-      <w:r>
-        <w:rPr>
-          <w:lang w:val="ru-RU"/>
-        </w:rPr>
-        <w:t>.</w:t>
-      </w:r>
-      <w:r>
-        <w:rPr>
-          <w:lang w:val="ru-RU"/>
-        </w:rPr>
-        <w:t xml:space="preserve"> Редактирование файла  </w:t>
-      </w:r>
-      <w:r>
-        <w:rPr>
-          <w:lang w:val="ru-RU"/>
-        </w:rPr>
-        <w:t>Query.php</w:t>
-      </w:r>
-      <w:r>
-        <w:rPr>
-          <w:lang w:val="ru-RU"/>
-        </w:rPr>
-        <w:t>. 15.08.2023</w:t>
-      </w:r>
-      <w:bookmarkEnd w:id="14"/>
-    </w:p>
-    <w:p>
-      <w:pPr>
-        <w:rPr>
-          <w:lang w:val="ru-RU"/>
-        </w:rPr>
-      </w:pPr>
-      <w:r>
-        <w:rPr>
-          <w:lang w:val="ru-RU"/>
-        </w:rPr>
-        <w:t>При</w:t>
+        <w:rPr>
+          <w:lang w:val="ru-RU"/>
+        </w:rPr>
+        <w:t xml:space="preserve">другая, то на </w:t>
+      </w:r>
+      <w:r>
+        <w:t>city</w:t>
       </w:r>
       <w:r>
         <w:rPr>
@@ -6817,1167 +8977,6 @@
         <w:rPr>
           <w:lang w:val="ru-RU"/>
         </w:rPr>
-        <w:t>подключении к БД СКУД через драйвер все работало штатно.</w:t>
-      </w:r>
-    </w:p>
-    <w:p>
-      <w:pPr>
-        <w:rPr>
-          <w:lang w:val="ru-RU"/>
-        </w:rPr>
-      </w:pPr>
-      <w:r>
-        <w:rPr>
-          <w:lang w:val="ru-RU"/>
-        </w:rPr>
-        <w:t xml:space="preserve">При подключении к БД СКУД через </w:t>
-      </w:r>
-      <w:r>
-        <w:t>ODBC</w:t>
-      </w:r>
-      <w:r>
-        <w:rPr>
-          <w:lang w:val="ru-RU"/>
-        </w:rPr>
-        <w:t xml:space="preserve"> </w:t>
-      </w:r>
-      <w:r>
-        <w:rPr>
-          <w:lang w:val="ru-RU"/>
-        </w:rPr>
-        <w:t xml:space="preserve">появилась ошибка: </w:t>
-      </w:r>
-      <w:r>
-        <w:t>SQL</w:t>
-      </w:r>
-      <w:r>
-        <w:rPr>
-          <w:lang w:val="ru-RU"/>
-        </w:rPr>
-        <w:t xml:space="preserve"> </w:t>
-      </w:r>
-      <w:r>
-        <w:rPr>
-          <w:lang w:val="ru-RU"/>
-        </w:rPr>
-        <w:t>запрос не содержал в себе параметры.</w:t>
-      </w:r>
-    </w:p>
-    <w:p>
-      <w:pPr>
-        <w:rPr>
-          <w:lang w:val="ru-RU"/>
-        </w:rPr>
-      </w:pPr>
-      <w:r>
-        <w:rPr>
-          <w:lang w:val="ru-RU"/>
-        </w:rPr>
-        <w:t xml:space="preserve">Важно: при работе через драйвер все ОК, а при работе через </w:t>
-      </w:r>
-      <w:r>
-        <w:t>ODBC</w:t>
-      </w:r>
-      <w:r>
-        <w:rPr>
-          <w:lang w:val="ru-RU"/>
-        </w:rPr>
-        <w:t xml:space="preserve"> </w:t>
-      </w:r>
-      <w:r>
-        <w:rPr>
-          <w:lang w:val="ru-RU"/>
-        </w:rPr>
-        <w:t xml:space="preserve">– параметры </w:t>
-      </w:r>
-      <w:r>
-        <w:t>sql</w:t>
-      </w:r>
-      <w:r>
-        <w:rPr>
-          <w:lang w:val="ru-RU"/>
-        </w:rPr>
-        <w:t xml:space="preserve"> запроса пусты.</w:t>
-      </w:r>
-    </w:p>
-    <w:p>
-      <w:pPr>
-        <w:rPr>
-          <w:lang w:val="ru-RU"/>
-        </w:rPr>
-      </w:pPr>
-      <w:r>
-        <w:rPr>
-          <w:lang w:val="ru-RU"/>
-        </w:rPr>
-        <w:t>Анализ показал, что ошибка происходит тут:</w:t>
-      </w:r>
-    </w:p>
-    <w:p>
-      <w:pPr>
-        <w:rPr>
-          <w:lang w:val="ru-RU"/>
-        </w:rPr>
-      </w:pPr>
-      <w:r>
-        <w:rPr>
-          <w:lang w:val="ru-RU"/>
-        </w:rPr>
-        <w:t xml:space="preserve"> </w:t>
-      </w:r>
-    </w:p>
-    <w:p>
-      <w:pPr>
-        <w:contextualSpacing/>
-        <w:rPr>
-          <w:i/>
-        </w:rPr>
-      </w:pPr>
-      <w:r>
-        <w:rPr>
-          <w:i/>
-        </w:rPr>
-        <w:t>public function compile($db = NULL)</w:t>
-      </w:r>
-    </w:p>
-    <w:p>
-      <w:pPr>
-        <w:contextualSpacing/>
-        <w:rPr>
-          <w:i/>
-        </w:rPr>
-      </w:pPr>
-      <w:r>
-        <w:rPr>
-          <w:i/>
-        </w:rPr>
-        <w:tab/>
-        <w:t>{</w:t>
-      </w:r>
-    </w:p>
-    <w:p>
-      <w:pPr>
-        <w:contextualSpacing/>
-        <w:rPr>
-          <w:i/>
-        </w:rPr>
-      </w:pPr>
-      <w:r>
-        <w:rPr>
-          <w:i/>
-        </w:rPr>
-        <w:tab/>
-      </w:r>
-      <w:r>
-        <w:rPr>
-          <w:i/>
-        </w:rPr>
-        <w:tab/>
-        <w:t>if ( ! is_object($db))</w:t>
-      </w:r>
-    </w:p>
-    <w:p>
-      <w:pPr>
-        <w:contextualSpacing/>
-        <w:rPr>
-          <w:i/>
-        </w:rPr>
-      </w:pPr>
-      <w:r>
-        <w:rPr>
-          <w:i/>
-        </w:rPr>
-        <w:tab/>
-      </w:r>
-      <w:r>
-        <w:rPr>
-          <w:i/>
-        </w:rPr>
-        <w:tab/>
-        <w:t>{</w:t>
-      </w:r>
-    </w:p>
-    <w:p>
-      <w:pPr>
-        <w:contextualSpacing/>
-        <w:rPr>
-          <w:i/>
-        </w:rPr>
-      </w:pPr>
-      <w:r>
-        <w:rPr>
-          <w:i/>
-        </w:rPr>
-        <w:tab/>
-      </w:r>
-      <w:r>
-        <w:rPr>
-          <w:i/>
-        </w:rPr>
-        <w:tab/>
-      </w:r>
-      <w:r>
-        <w:rPr>
-          <w:i/>
-        </w:rPr>
-        <w:tab/>
-        <w:t>// Get the database instance</w:t>
-      </w:r>
-    </w:p>
-    <w:p>
-      <w:pPr>
-        <w:contextualSpacing/>
-        <w:rPr>
-          <w:i/>
-        </w:rPr>
-      </w:pPr>
-      <w:r>
-        <w:rPr>
-          <w:i/>
-        </w:rPr>
-        <w:tab/>
-      </w:r>
-      <w:r>
-        <w:rPr>
-          <w:i/>
-        </w:rPr>
-        <w:tab/>
-      </w:r>
-      <w:r>
-        <w:rPr>
-          <w:i/>
-        </w:rPr>
-        <w:tab/>
-        <w:t>$db = Database::instance($db);</w:t>
-      </w:r>
-    </w:p>
-    <w:p>
-      <w:pPr>
-        <w:contextualSpacing/>
-        <w:rPr>
-          <w:i/>
-        </w:rPr>
-      </w:pPr>
-      <w:r>
-        <w:rPr>
-          <w:i/>
-        </w:rPr>
-        <w:tab/>
-      </w:r>
-      <w:r>
-        <w:rPr>
-          <w:i/>
-        </w:rPr>
-        <w:tab/>
-        <w:t>}</w:t>
-      </w:r>
-    </w:p>
-    <w:p>
-      <w:pPr>
-        <w:contextualSpacing/>
-        <w:rPr>
-          <w:i/>
-        </w:rPr>
-      </w:pPr>
-    </w:p>
-    <w:p>
-      <w:pPr>
-        <w:contextualSpacing/>
-        <w:rPr>
-          <w:i/>
-        </w:rPr>
-      </w:pPr>
-      <w:r>
-        <w:rPr>
-          <w:i/>
-        </w:rPr>
-        <w:tab/>
-      </w:r>
-      <w:r>
-        <w:rPr>
-          <w:i/>
-        </w:rPr>
-        <w:tab/>
-        <w:t>// Import the SQL locally</w:t>
-      </w:r>
-    </w:p>
-    <w:p>
-      <w:pPr>
-        <w:contextualSpacing/>
-        <w:rPr>
-          <w:i/>
-        </w:rPr>
-      </w:pPr>
-      <w:r>
-        <w:rPr>
-          <w:i/>
-        </w:rPr>
-        <w:tab/>
-      </w:r>
-      <w:r>
-        <w:rPr>
-          <w:i/>
-        </w:rPr>
-        <w:tab/>
-        <w:t>$sql = $this-&gt;_sql;</w:t>
-      </w:r>
-    </w:p>
-    <w:p>
-      <w:pPr>
-        <w:contextualSpacing/>
-        <w:rPr>
-          <w:i/>
-        </w:rPr>
-      </w:pPr>
-    </w:p>
-    <w:p>
-      <w:pPr>
-        <w:contextualSpacing/>
-        <w:rPr>
-          <w:i/>
-        </w:rPr>
-      </w:pPr>
-      <w:r>
-        <w:rPr>
-          <w:i/>
-        </w:rPr>
-        <w:tab/>
-      </w:r>
-      <w:r>
-        <w:rPr>
-          <w:i/>
-        </w:rPr>
-        <w:tab/>
-        <w:t>if ( ! empty($this-&gt;_parameters))</w:t>
-      </w:r>
-    </w:p>
-    <w:p>
-      <w:pPr>
-        <w:contextualSpacing/>
-        <w:rPr>
-          <w:i/>
-        </w:rPr>
-      </w:pPr>
-      <w:r>
-        <w:rPr>
-          <w:i/>
-        </w:rPr>
-        <w:tab/>
-      </w:r>
-      <w:r>
-        <w:rPr>
-          <w:i/>
-        </w:rPr>
-        <w:tab/>
-        <w:t>{</w:t>
-      </w:r>
-    </w:p>
-    <w:p>
-      <w:pPr>
-        <w:contextualSpacing/>
-        <w:rPr>
-          <w:i/>
-        </w:rPr>
-      </w:pPr>
-      <w:r>
-        <w:rPr>
-          <w:i/>
-        </w:rPr>
-        <w:tab/>
-      </w:r>
-      <w:r>
-        <w:rPr>
-          <w:i/>
-        </w:rPr>
-        <w:tab/>
-      </w:r>
-      <w:r>
-        <w:rPr>
-          <w:i/>
-        </w:rPr>
-        <w:tab/>
-        <w:t>// Quote all of the values</w:t>
-      </w:r>
-    </w:p>
-    <w:p>
-      <w:pPr>
-        <w:contextualSpacing/>
-        <w:rPr>
-          <w:i/>
-        </w:rPr>
-      </w:pPr>
-      <w:r>
-        <w:rPr>
-          <w:i/>
-        </w:rPr>
-        <w:tab/>
-        <w:t>--------</w:t>
-      </w:r>
-      <w:r>
-        <w:rPr>
-          <w:i/>
-        </w:rPr>
-        <w:sym w:font="Wingdings" w:char="F0E0"/>
-      </w:r>
-      <w:r>
-        <w:rPr>
-          <w:i/>
-        </w:rPr>
-        <w:t>&gt;&gt;&gt;&gt;</w:t>
-      </w:r>
-      <w:r>
-        <w:rPr>
-          <w:i/>
-        </w:rPr>
-        <w:tab/>
-      </w:r>
-      <w:r>
-        <w:rPr>
-          <w:i/>
-        </w:rPr>
-        <w:tab/>
-        <w:t>$values = array_map(array($db, 'quote'), $this-&gt;_parameters);</w:t>
-      </w:r>
-    </w:p>
-    <w:p>
-      <w:pPr>
-        <w:contextualSpacing/>
-        <w:rPr>
-          <w:i/>
-        </w:rPr>
-      </w:pPr>
-    </w:p>
-    <w:p>
-      <w:pPr>
-        <w:contextualSpacing/>
-        <w:rPr>
-          <w:i/>
-        </w:rPr>
-      </w:pPr>
-      <w:r>
-        <w:rPr>
-          <w:i/>
-        </w:rPr>
-        <w:tab/>
-      </w:r>
-      <w:r>
-        <w:rPr>
-          <w:i/>
-        </w:rPr>
-        <w:tab/>
-      </w:r>
-      <w:r>
-        <w:rPr>
-          <w:i/>
-        </w:rPr>
-        <w:tab/>
-        <w:t>// Replace the values in the SQL</w:t>
-      </w:r>
-    </w:p>
-    <w:p>
-      <w:pPr>
-        <w:contextualSpacing/>
-        <w:rPr>
-          <w:i/>
-        </w:rPr>
-      </w:pPr>
-      <w:r>
-        <w:rPr>
-          <w:i/>
-        </w:rPr>
-        <w:tab/>
-      </w:r>
-      <w:r>
-        <w:rPr>
-          <w:i/>
-        </w:rPr>
-        <w:tab/>
-      </w:r>
-      <w:r>
-        <w:rPr>
-          <w:i/>
-        </w:rPr>
-        <w:tab/>
-        <w:t>$sql = strtr($sql, $values);</w:t>
-      </w:r>
-    </w:p>
-    <w:p>
-      <w:pPr>
-        <w:contextualSpacing/>
-        <w:rPr>
-          <w:i/>
-        </w:rPr>
-      </w:pPr>
-      <w:r>
-        <w:rPr>
-          <w:i/>
-        </w:rPr>
-        <w:tab/>
-      </w:r>
-      <w:r>
-        <w:rPr>
-          <w:i/>
-        </w:rPr>
-        <w:tab/>
-        <w:t>}</w:t>
-      </w:r>
-    </w:p>
-    <w:p>
-      <w:pPr>
-        <w:contextualSpacing/>
-        <w:rPr>
-          <w:i/>
-        </w:rPr>
-      </w:pPr>
-    </w:p>
-    <w:p>
-      <w:pPr>
-        <w:contextualSpacing/>
-        <w:rPr>
-          <w:i/>
-        </w:rPr>
-      </w:pPr>
-      <w:r>
-        <w:rPr>
-          <w:i/>
-        </w:rPr>
-        <w:tab/>
-      </w:r>
-      <w:r>
-        <w:rPr>
-          <w:i/>
-        </w:rPr>
-        <w:tab/>
-        <w:t>return $sql;</w:t>
-      </w:r>
-    </w:p>
-    <w:p>
-      <w:pPr>
-        <w:contextualSpacing/>
-        <w:rPr>
-          <w:i/>
-          <w:lang w:val="ru-RU"/>
-        </w:rPr>
-      </w:pPr>
-      <w:r>
-        <w:rPr>
-          <w:i/>
-        </w:rPr>
-        <w:tab/>
-      </w:r>
-      <w:r>
-        <w:rPr>
-          <w:i/>
-          <w:lang w:val="ru-RU"/>
-        </w:rPr>
-        <w:t>}</w:t>
-      </w:r>
-    </w:p>
-    <w:p>
-      <w:pPr>
-        <w:rPr>
-          <w:lang w:val="ru-RU"/>
-        </w:rPr>
-      </w:pPr>
-      <w:r>
-        <w:rPr>
-          <w:lang w:val="ru-RU"/>
-        </w:rPr>
-        <w:t>Я переписал эту функцию т.о.:</w:t>
-      </w:r>
-    </w:p>
-    <w:p>
-      <w:pPr>
-        <w:contextualSpacing/>
-      </w:pPr>
-      <w:r>
-        <w:t>public function compile($db = NULL)</w:t>
-      </w:r>
-    </w:p>
-    <w:p>
-      <w:pPr>
-        <w:contextualSpacing/>
-      </w:pPr>
-      <w:r>
-        <w:tab/>
-        <w:t>{</w:t>
-      </w:r>
-    </w:p>
-    <w:p>
-      <w:pPr>
-        <w:contextualSpacing/>
-      </w:pPr>
-      <w:r>
-        <w:lastRenderedPageBreak/>
-        <w:tab/>
-      </w:r>
-      <w:r>
-        <w:tab/>
-        <w:t>if ( ! is_object($db))</w:t>
-      </w:r>
-    </w:p>
-    <w:p>
-      <w:pPr>
-        <w:contextualSpacing/>
-      </w:pPr>
-      <w:r>
-        <w:tab/>
-      </w:r>
-      <w:r>
-        <w:tab/>
-        <w:t>{</w:t>
-      </w:r>
-    </w:p>
-    <w:p>
-      <w:pPr>
-        <w:contextualSpacing/>
-      </w:pPr>
-      <w:r>
-        <w:tab/>
-      </w:r>
-      <w:r>
-        <w:tab/>
-      </w:r>
-      <w:r>
-        <w:tab/>
-        <w:t>// Get the database instance</w:t>
-      </w:r>
-    </w:p>
-    <w:p>
-      <w:pPr>
-        <w:contextualSpacing/>
-      </w:pPr>
-      <w:r>
-        <w:tab/>
-      </w:r>
-      <w:r>
-        <w:tab/>
-      </w:r>
-      <w:r>
-        <w:tab/>
-        <w:t>$db = Database::instance($db);</w:t>
-      </w:r>
-    </w:p>
-    <w:p>
-      <w:pPr>
-        <w:contextualSpacing/>
-      </w:pPr>
-      <w:r>
-        <w:tab/>
-      </w:r>
-      <w:r>
-        <w:tab/>
-        <w:t>}</w:t>
-      </w:r>
-    </w:p>
-    <w:p>
-      <w:pPr>
-        <w:contextualSpacing/>
-      </w:pPr>
-    </w:p>
-    <w:p>
-      <w:pPr>
-        <w:contextualSpacing/>
-      </w:pPr>
-      <w:r>
-        <w:tab/>
-      </w:r>
-      <w:r>
-        <w:tab/>
-        <w:t>// Import the SQL locally</w:t>
-      </w:r>
-    </w:p>
-    <w:p>
-      <w:pPr>
-        <w:contextualSpacing/>
-      </w:pPr>
-      <w:r>
-        <w:tab/>
-      </w:r>
-      <w:r>
-        <w:tab/>
-        <w:t>$sql = $this-&gt;_sql;</w:t>
-      </w:r>
-    </w:p>
-    <w:p>
-      <w:pPr>
-        <w:contextualSpacing/>
-      </w:pPr>
-    </w:p>
-    <w:p>
-      <w:pPr>
-        <w:contextualSpacing/>
-      </w:pPr>
-      <w:r>
-        <w:tab/>
-      </w:r>
-      <w:r>
-        <w:tab/>
-        <w:t>if ( ! empty($this-&gt;_parameters))</w:t>
-      </w:r>
-    </w:p>
-    <w:p>
-      <w:pPr>
-        <w:contextualSpacing/>
-      </w:pPr>
-      <w:r>
-        <w:tab/>
-      </w:r>
-      <w:r>
-        <w:tab/>
-        <w:t>{</w:t>
-      </w:r>
-    </w:p>
-    <w:p>
-      <w:pPr>
-        <w:contextualSpacing/>
-      </w:pPr>
-      <w:r>
-        <w:tab/>
-      </w:r>
-      <w:r>
-        <w:tab/>
-      </w:r>
-      <w:r>
-        <w:tab/>
-        <w:t>// Quote all of the values</w:t>
-      </w:r>
-    </w:p>
-    <w:p>
-      <w:pPr>
-        <w:contextualSpacing/>
-      </w:pPr>
-      <w:r>
-        <w:tab/>
-      </w:r>
-      <w:r>
-        <w:tab/>
-      </w:r>
-      <w:r>
-        <w:tab/>
-      </w:r>
-      <w:r>
-        <w:t>//</w:t>
-      </w:r>
-      <w:r>
-        <w:t>$values = array_map(array($db, 'quote'), $this-&gt;_parameters);</w:t>
-      </w:r>
-    </w:p>
-    <w:p>
-      <w:pPr>
-        <w:contextualSpacing/>
-      </w:pPr>
-      <w:r>
-        <w:tab/>
-      </w:r>
-      <w:r>
-        <w:tab/>
-      </w:r>
-      <w:r>
-        <w:tab/>
-        <w:t xml:space="preserve">foreach ($this-&gt;_parameters as $key=&gt;$value)// </w:t>
-      </w:r>
-      <w:r>
-        <w:rPr>
-          <w:lang w:val="ru-RU"/>
-        </w:rPr>
-        <w:t>обход</w:t>
-      </w:r>
-      <w:r>
-        <w:t xml:space="preserve"> </w:t>
-      </w:r>
-      <w:r>
-        <w:rPr>
-          <w:lang w:val="ru-RU"/>
-        </w:rPr>
-        <w:t>проблемы</w:t>
-      </w:r>
-      <w:r>
-        <w:t xml:space="preserve"> </w:t>
-      </w:r>
-      <w:r>
-        <w:rPr>
-          <w:lang w:val="ru-RU"/>
-        </w:rPr>
-        <w:t>с</w:t>
-      </w:r>
-      <w:r>
-        <w:t xml:space="preserve"> </w:t>
-      </w:r>
-      <w:r>
-        <w:rPr>
-          <w:lang w:val="ru-RU"/>
-        </w:rPr>
-        <w:t>кавычками</w:t>
-      </w:r>
-      <w:r>
-        <w:t xml:space="preserve"> 15.08.2023</w:t>
-      </w:r>
-    </w:p>
-    <w:p>
-      <w:pPr>
-        <w:contextualSpacing/>
-      </w:pPr>
-      <w:r>
-        <w:tab/>
-      </w:r>
-      <w:r>
-        <w:tab/>
-      </w:r>
-      <w:r>
-        <w:tab/>
-        <w:t>{</w:t>
-      </w:r>
-    </w:p>
-    <w:p>
-      <w:pPr>
-        <w:contextualSpacing/>
-      </w:pPr>
-      <w:r>
-        <w:tab/>
-      </w:r>
-      <w:r>
-        <w:tab/>
-      </w:r>
-      <w:r>
-        <w:tab/>
-      </w:r>
-      <w:r>
-        <w:tab/>
-        <w:t>$res[$key]='\''.$value.'\'';</w:t>
-      </w:r>
-    </w:p>
-    <w:p>
-      <w:pPr>
-        <w:contextualSpacing/>
-      </w:pPr>
-      <w:r>
-        <w:tab/>
-      </w:r>
-      <w:r>
-        <w:tab/>
-      </w:r>
-      <w:r>
-        <w:tab/>
-        <w:t>}</w:t>
-      </w:r>
-    </w:p>
-    <w:p>
-      <w:pPr>
-        <w:contextualSpacing/>
-      </w:pPr>
-      <w:r>
-        <w:tab/>
-      </w:r>
-      <w:r>
-        <w:tab/>
-      </w:r>
-      <w:r>
-        <w:tab/>
-        <w:t>$values=$res;</w:t>
-      </w:r>
-    </w:p>
-    <w:p>
-      <w:pPr>
-        <w:contextualSpacing/>
-      </w:pPr>
-      <w:r>
-        <w:tab/>
-      </w:r>
-      <w:r>
-        <w:tab/>
-      </w:r>
-      <w:r>
-        <w:tab/>
-      </w:r>
-    </w:p>
-    <w:p>
-      <w:pPr>
-        <w:contextualSpacing/>
-      </w:pPr>
-      <w:r>
-        <w:tab/>
-      </w:r>
-      <w:r>
-        <w:tab/>
-      </w:r>
-      <w:r>
-        <w:tab/>
-        <w:t>// Replace the values in the SQL</w:t>
-      </w:r>
-    </w:p>
-    <w:p>
-      <w:pPr>
-        <w:contextualSpacing/>
-      </w:pPr>
-      <w:r>
-        <w:tab/>
-      </w:r>
-      <w:r>
-        <w:tab/>
-      </w:r>
-      <w:r>
-        <w:tab/>
-        <w:t>$sql = strtr($sql, $values);</w:t>
-      </w:r>
-    </w:p>
-    <w:p>
-      <w:pPr>
-        <w:contextualSpacing/>
-      </w:pPr>
-      <w:r>
-        <w:tab/>
-      </w:r>
-      <w:r>
-        <w:tab/>
-        <w:t>}</w:t>
-      </w:r>
-    </w:p>
-    <w:p>
-      <w:pPr>
-        <w:contextualSpacing/>
-      </w:pPr>
-      <w:r>
-        <w:tab/>
-      </w:r>
-      <w:r>
-        <w:tab/>
-        <w:t>return $sql;</w:t>
-      </w:r>
-    </w:p>
-    <w:p>
-      <w:pPr>
-        <w:contextualSpacing/>
-      </w:pPr>
-      <w:r>
-        <w:tab/>
-      </w:r>
-      <w:r>
-        <w:t>}</w:t>
-      </w:r>
-    </w:p>
-    <w:p>
-      <w:r>
-        <w:rPr>
-          <w:lang w:val="ru-RU"/>
-        </w:rPr>
-        <w:t>Т</w:t>
-      </w:r>
-      <w:r>
-        <w:t>.</w:t>
-      </w:r>
-      <w:r>
-        <w:rPr>
-          <w:lang w:val="ru-RU"/>
-        </w:rPr>
-        <w:t>е</w:t>
-      </w:r>
-      <w:r>
-        <w:t xml:space="preserve">. </w:t>
-      </w:r>
-      <w:r>
-        <w:rPr>
-          <w:lang w:val="ru-RU"/>
-        </w:rPr>
-        <w:t>вместо</w:t>
-      </w:r>
-      <w:r>
-        <w:t xml:space="preserve"> </w:t>
-      </w:r>
-    </w:p>
-    <w:p>
-      <w:r>
-        <w:t>//</w:t>
-      </w:r>
-      <w:r>
-        <w:t>$values = array_map(array($db, 'quote'), $this-&gt;_parameters);</w:t>
-      </w:r>
-    </w:p>
-    <w:p>
-      <w:pPr>
-        <w:rPr>
-          <w:lang w:val="ru-RU"/>
-        </w:rPr>
-      </w:pPr>
-      <w:r>
-        <w:rPr>
-          <w:lang w:val="ru-RU"/>
-        </w:rPr>
-        <w:t>Я сделал перебор данных в цикле и добавление одинарных кавычек.</w:t>
-      </w:r>
-    </w:p>
-    <w:p>
-      <w:pPr>
-        <w:rPr>
-          <w:lang w:val="ru-RU"/>
-        </w:rPr>
-      </w:pPr>
-      <w:r>
-        <w:rPr>
-          <w:lang w:val="ru-RU"/>
-        </w:rPr>
-        <w:t xml:space="preserve">Измененый файл </w:t>
-      </w:r>
-      <w:r>
-        <w:rPr>
-          <w:lang w:val="ru-RU"/>
-        </w:rPr>
-        <w:t>Query.php</w:t>
-      </w:r>
-      <w:r>
-        <w:rPr>
-          <w:lang w:val="ru-RU"/>
-        </w:rPr>
-        <w:t xml:space="preserve"> положил в </w:t>
-      </w:r>
-      <w:r>
-        <w:rPr>
-          <w:lang w:val="ru-RU"/>
-        </w:rPr>
-        <w:t>C:\xampp\htdocs\citycrm\application\classes\Kohana\Database\Query.php</w:t>
-      </w:r>
-      <w:r>
-        <w:rPr>
-          <w:lang w:val="ru-RU"/>
-        </w:rPr>
-        <w:t>.</w:t>
-      </w:r>
-    </w:p>
-    <w:p>
-      <w:pPr>
-        <w:rPr>
-          <w:lang w:val="ru-RU"/>
-        </w:rPr>
-      </w:pPr>
-      <w:r>
-        <w:rPr>
-          <w:lang w:val="ru-RU"/>
-        </w:rPr>
-        <w:t xml:space="preserve">Проблемы с формированием </w:t>
-      </w:r>
-      <w:r>
-        <w:t>SQL</w:t>
-      </w:r>
-      <w:r>
-        <w:rPr>
-          <w:lang w:val="ru-RU"/>
-        </w:rPr>
-        <w:t>-</w:t>
-      </w:r>
-      <w:r>
-        <w:rPr>
-          <w:lang w:val="ru-RU"/>
-        </w:rPr>
-        <w:t>запроса исчезли</w:t>
-      </w:r>
-    </w:p>
-    <w:p>
-      <w:pPr>
-        <w:pStyle w:val="1"/>
-        <w:rPr>
-          <w:lang w:val="ru-RU"/>
-        </w:rPr>
-      </w:pPr>
-      <w:bookmarkStart w:id="15" w:name="_Toc164953375"/>
-      <w:r>
-        <w:rPr>
-          <w:lang w:val="ru-RU"/>
-        </w:rPr>
-        <w:t>Сессии и авторизация Одна авторизация на все сайты</w:t>
-      </w:r>
-      <w:r>
-        <w:rPr>
-          <w:lang w:val="ru-RU"/>
-        </w:rPr>
-        <w:t>.</w:t>
-      </w:r>
-      <w:bookmarkEnd w:id="15"/>
-    </w:p>
-    <w:p>
-      <w:pPr>
-        <w:rPr>
-          <w:lang w:val="ru-RU"/>
-        </w:rPr>
-      </w:pPr>
-      <w:r>
-        <w:rPr>
-          <w:lang w:val="ru-RU"/>
-        </w:rPr>
-        <w:t xml:space="preserve">Выглядит так: я авторизовался на сайте </w:t>
-      </w:r>
-      <w:r>
-        <w:t>citycrm</w:t>
-      </w:r>
-      <w:r>
-        <w:rPr>
-          <w:lang w:val="ru-RU"/>
-        </w:rPr>
-        <w:t xml:space="preserve">, </w:t>
-      </w:r>
-      <w:r>
-        <w:rPr>
-          <w:lang w:val="ru-RU"/>
-        </w:rPr>
-        <w:t xml:space="preserve">затем захожу на </w:t>
-      </w:r>
-      <w:r>
-        <w:t>city</w:t>
-      </w:r>
-      <w:r>
-        <w:rPr>
-          <w:lang w:val="ru-RU"/>
-        </w:rPr>
-        <w:t xml:space="preserve">, </w:t>
-      </w:r>
-      <w:r>
-        <w:rPr>
-          <w:lang w:val="ru-RU"/>
-        </w:rPr>
-        <w:t xml:space="preserve">и вижу результаты авторизации на </w:t>
-      </w:r>
-      <w:r>
-        <w:t>citycrm</w:t>
-      </w:r>
-      <w:r>
-        <w:rPr>
-          <w:lang w:val="ru-RU"/>
-        </w:rPr>
-        <w:t xml:space="preserve">. </w:t>
-      </w:r>
-      <w:r>
-        <w:rPr>
-          <w:lang w:val="ru-RU"/>
-        </w:rPr>
-        <w:t xml:space="preserve">Но, т.к. структура данных для авторизации на </w:t>
-      </w:r>
-      <w:r>
-        <w:t>citycrm</w:t>
-      </w:r>
-      <w:r>
-        <w:rPr>
-          <w:lang w:val="ru-RU"/>
-        </w:rPr>
-        <w:t xml:space="preserve"> </w:t>
-      </w:r>
-      <w:r>
-        <w:rPr>
-          <w:lang w:val="ru-RU"/>
-        </w:rPr>
-        <w:t xml:space="preserve">другая, то на </w:t>
-      </w:r>
-      <w:r>
-        <w:t>city</w:t>
-      </w:r>
-      <w:r>
-        <w:rPr>
-          <w:lang w:val="ru-RU"/>
-        </w:rPr>
-        <w:t xml:space="preserve"> </w:t>
-      </w:r>
-      <w:r>
-        <w:rPr>
-          <w:lang w:val="ru-RU"/>
-        </w:rPr>
         <w:t>авторизация выдает ошибку</w:t>
       </w:r>
     </w:p>
@@ -7988,7 +8987,7 @@
           <w:lang w:val="ru-RU"/>
         </w:rPr>
       </w:pPr>
-      <w:bookmarkStart w:id="16" w:name="_Toc164953376"/>
+      <w:bookmarkStart w:id="17" w:name="_Toc205272522"/>
       <w:r>
         <w:rPr>
           <w:lang w:val="ru-RU"/>
@@ -8013,7 +9012,7 @@
         </w:rPr>
         <w:t>\application\config\auth.php</w:t>
       </w:r>
-      <w:bookmarkEnd w:id="16"/>
+      <w:bookmarkEnd w:id="17"/>
     </w:p>
     <w:p>
       <w:pPr>
@@ -8046,7 +9045,7 @@
 
 <file path=word/endnotes.xml><?xml version="1.0" encoding="utf-8"?>
 <w:endnotes xmlns:ve="http://schemas.openxmlformats.org/markup-compatibility/2006" xmlns:o="urn:schemas-microsoft-com:office:office" xmlns:r="http://schemas.openxmlformats.org/officeDocument/2006/relationships" xmlns:m="http://schemas.openxmlformats.org/officeDocument/2006/math" xmlns:v="urn:schemas-microsoft-com:vml" xmlns:wp="http://schemas.openxmlformats.org/drawingml/2006/wordprocessingDrawing" xmlns:w10="urn:schemas-microsoft-com:office:word" xmlns:w="http://schemas.openxmlformats.org/wordprocessingml/2006/main" xmlns:wne="http://schemas.microsoft.com/office/word/2006/wordml">
-  <w:endnote w:type="separator" w:id="0">
+  <w:endnote w:type="separator" w:id="-1">
     <w:p>
       <w:pPr>
         <w:spacing w:after="0" w:line="240" w:lineRule="auto"/>
@@ -8056,7 +9055,7 @@
       </w:r>
     </w:p>
   </w:endnote>
-  <w:endnote w:type="continuationSeparator" w:id="1">
+  <w:endnote w:type="continuationSeparator" w:id="0">
     <w:p>
       <w:pPr>
         <w:spacing w:after="0" w:line="240" w:lineRule="auto"/>
@@ -8134,7 +9133,7 @@
                 <w:b/>
                 <w:noProof/>
               </w:rPr>
-              <w:t>1</w:t>
+              <w:t>2</w:t>
             </w:r>
             <w:r>
               <w:rPr>
@@ -8174,7 +9173,7 @@
                 <w:b/>
                 <w:noProof/>
               </w:rPr>
-              <w:t>8</w:t>
+              <w:t>9</w:t>
             </w:r>
             <w:r>
               <w:rPr>
@@ -8209,7 +9208,7 @@
 
 <file path=word/footnotes.xml><?xml version="1.0" encoding="utf-8"?>
 <w:footnotes xmlns:ve="http://schemas.openxmlformats.org/markup-compatibility/2006" xmlns:o="urn:schemas-microsoft-com:office:office" xmlns:r="http://schemas.openxmlformats.org/officeDocument/2006/relationships" xmlns:m="http://schemas.openxmlformats.org/officeDocument/2006/math" xmlns:v="urn:schemas-microsoft-com:vml" xmlns:wp="http://schemas.openxmlformats.org/drawingml/2006/wordprocessingDrawing" xmlns:w10="urn:schemas-microsoft-com:office:word" xmlns:w="http://schemas.openxmlformats.org/wordprocessingml/2006/main" xmlns:wne="http://schemas.microsoft.com/office/word/2006/wordml">
-  <w:footnote w:type="separator" w:id="0">
+  <w:footnote w:type="separator" w:id="-1">
     <w:p>
       <w:pPr>
         <w:spacing w:after="0" w:line="240" w:lineRule="auto"/>
@@ -8219,7 +9218,7 @@
       </w:r>
     </w:p>
   </w:footnote>
-  <w:footnote w:type="continuationSeparator" w:id="1">
+  <w:footnote w:type="continuationSeparator" w:id="0">
     <w:p>
       <w:pPr>
         <w:spacing w:after="0" w:line="240" w:lineRule="auto"/>

--- a/Citycrm_work_note.docx
+++ b/Citycrm_work_note.docx
@@ -62,7 +62,7 @@
             </w:rPr>
             <w:fldChar w:fldCharType="separate"/>
           </w:r>
-          <w:hyperlink w:anchor="_Toc205272505" w:history="1">
+          <w:hyperlink w:anchor="_Toc164953360" w:history="1">
             <w:r>
               <w:rPr>
                 <w:rStyle w:val="af9"/>
@@ -97,7 +97,7 @@
                 <w:noProof/>
                 <w:webHidden/>
               </w:rPr>
-              <w:instrText xml:space="preserve"> PAGEREF _Toc205272505 \h </w:instrText>
+              <w:instrText xml:space="preserve"> PAGEREF _Toc164953360 \h </w:instrText>
             </w:r>
             <w:r>
               <w:rPr>
@@ -140,13 +140,14 @@
               <w:lang w:val="ru-RU" w:eastAsia="ru-RU" w:bidi="ar-SA"/>
             </w:rPr>
           </w:pPr>
-          <w:hyperlink w:anchor="_Toc205272506" w:history="1">
+          <w:hyperlink w:anchor="_Toc164953361" w:history="1">
             <w:r>
               <w:rPr>
                 <w:rStyle w:val="af9"/>
                 <w:noProof/>
-              </w:rPr>
-              <w:t>could not find driver</w:t>
+                <w:lang w:val="ru-RU"/>
+              </w:rPr>
+              <w:t>Русификация валидации.</w:t>
             </w:r>
             <w:r>
               <w:rPr>
@@ -167,7 +168,7 @@
                 <w:noProof/>
                 <w:webHidden/>
               </w:rPr>
-              <w:instrText xml:space="preserve"> PAGEREF _Toc205272506 \h </w:instrText>
+              <w:instrText xml:space="preserve"> PAGEREF _Toc164953361 \h </w:instrText>
             </w:r>
             <w:r>
               <w:rPr>
@@ -210,14 +211,29 @@
               <w:lang w:val="ru-RU" w:eastAsia="ru-RU" w:bidi="ar-SA"/>
             </w:rPr>
           </w:pPr>
-          <w:hyperlink w:anchor="_Toc205272507" w:history="1">
+          <w:hyperlink w:anchor="_Toc164953362" w:history="1">
             <w:r>
               <w:rPr>
                 <w:rStyle w:val="af9"/>
                 <w:noProof/>
                 <w:lang w:val="ru-RU"/>
               </w:rPr>
-              <w:t>Русификация валидации.</w:t>
+              <w:t xml:space="preserve">Описание механизма </w:t>
+            </w:r>
+            <w:r>
+              <w:rPr>
+                <w:rStyle w:val="af9"/>
+                <w:noProof/>
+              </w:rPr>
+              <w:t>Alert</w:t>
+            </w:r>
+            <w:r>
+              <w:rPr>
+                <w:rStyle w:val="af9"/>
+                <w:noProof/>
+                <w:lang w:val="ru-RU"/>
+              </w:rPr>
+              <w:t xml:space="preserve"> с отображением цвета и иконки.</w:t>
             </w:r>
             <w:r>
               <w:rPr>
@@ -238,7 +254,7 @@
                 <w:noProof/>
                 <w:webHidden/>
               </w:rPr>
-              <w:instrText xml:space="preserve"> PAGEREF _Toc205272507 \h </w:instrText>
+              <w:instrText xml:space="preserve"> PAGEREF _Toc164953362 \h </w:instrText>
             </w:r>
             <w:r>
               <w:rPr>
@@ -258,7 +274,149 @@
                 <w:noProof/>
                 <w:webHidden/>
               </w:rPr>
-              <w:t>2</w:t>
+              <w:t>3</w:t>
+            </w:r>
+            <w:r>
+              <w:rPr>
+                <w:noProof/>
+                <w:webHidden/>
+              </w:rPr>
+              <w:fldChar w:fldCharType="end"/>
+            </w:r>
+          </w:hyperlink>
+        </w:p>
+        <w:p>
+          <w:pPr>
+            <w:pStyle w:val="23"/>
+            <w:tabs>
+              <w:tab w:val="right" w:leader="dot" w:pos="9345"/>
+            </w:tabs>
+            <w:rPr>
+              <w:rFonts w:eastAsiaTheme="minorEastAsia"/>
+              <w:noProof/>
+              <w:lang w:val="ru-RU" w:eastAsia="ru-RU" w:bidi="ar-SA"/>
+            </w:rPr>
+          </w:pPr>
+          <w:hyperlink w:anchor="_Toc164953363" w:history="1">
+            <w:r>
+              <w:rPr>
+                <w:rStyle w:val="af9"/>
+                <w:noProof/>
+                <w:lang w:val="ru-RU"/>
+              </w:rPr>
+              <w:t>Как было</w:t>
+            </w:r>
+            <w:r>
+              <w:rPr>
+                <w:noProof/>
+                <w:webHidden/>
+              </w:rPr>
+              <w:tab/>
+            </w:r>
+            <w:r>
+              <w:rPr>
+                <w:noProof/>
+                <w:webHidden/>
+              </w:rPr>
+              <w:fldChar w:fldCharType="begin"/>
+            </w:r>
+            <w:r>
+              <w:rPr>
+                <w:noProof/>
+                <w:webHidden/>
+              </w:rPr>
+              <w:instrText xml:space="preserve"> PAGEREF _Toc164953363 \h </w:instrText>
+            </w:r>
+            <w:r>
+              <w:rPr>
+                <w:noProof/>
+                <w:webHidden/>
+              </w:rPr>
+            </w:r>
+            <w:r>
+              <w:rPr>
+                <w:noProof/>
+                <w:webHidden/>
+              </w:rPr>
+              <w:fldChar w:fldCharType="separate"/>
+            </w:r>
+            <w:r>
+              <w:rPr>
+                <w:noProof/>
+                <w:webHidden/>
+              </w:rPr>
+              <w:t>3</w:t>
+            </w:r>
+            <w:r>
+              <w:rPr>
+                <w:noProof/>
+                <w:webHidden/>
+              </w:rPr>
+              <w:fldChar w:fldCharType="end"/>
+            </w:r>
+          </w:hyperlink>
+        </w:p>
+        <w:p>
+          <w:pPr>
+            <w:pStyle w:val="23"/>
+            <w:tabs>
+              <w:tab w:val="right" w:leader="dot" w:pos="9345"/>
+            </w:tabs>
+            <w:rPr>
+              <w:rFonts w:eastAsiaTheme="minorEastAsia"/>
+              <w:noProof/>
+              <w:lang w:val="ru-RU" w:eastAsia="ru-RU" w:bidi="ar-SA"/>
+            </w:rPr>
+          </w:pPr>
+          <w:hyperlink w:anchor="_Toc164953364" w:history="1">
+            <w:r>
+              <w:rPr>
+                <w:rStyle w:val="af9"/>
+                <w:noProof/>
+                <w:lang w:val="ru-RU"/>
+              </w:rPr>
+              <w:t>Стало.</w:t>
+            </w:r>
+            <w:r>
+              <w:rPr>
+                <w:noProof/>
+                <w:webHidden/>
+              </w:rPr>
+              <w:tab/>
+            </w:r>
+            <w:r>
+              <w:rPr>
+                <w:noProof/>
+                <w:webHidden/>
+              </w:rPr>
+              <w:fldChar w:fldCharType="begin"/>
+            </w:r>
+            <w:r>
+              <w:rPr>
+                <w:noProof/>
+                <w:webHidden/>
+              </w:rPr>
+              <w:instrText xml:space="preserve"> PAGEREF _Toc164953364 \h </w:instrText>
+            </w:r>
+            <w:r>
+              <w:rPr>
+                <w:noProof/>
+                <w:webHidden/>
+              </w:rPr>
+            </w:r>
+            <w:r>
+              <w:rPr>
+                <w:noProof/>
+                <w:webHidden/>
+              </w:rPr>
+              <w:fldChar w:fldCharType="separate"/>
+            </w:r>
+            <w:r>
+              <w:rPr>
+                <w:noProof/>
+                <w:webHidden/>
+              </w:rPr>
+              <w:t>3</w:t>
             </w:r>
             <w:r>
               <w:rPr>
@@ -281,21 +439,21 @@
               <w:lang w:val="ru-RU" w:eastAsia="ru-RU" w:bidi="ar-SA"/>
             </w:rPr>
           </w:pPr>
-          <w:hyperlink w:anchor="_Toc205272508" w:history="1">
+          <w:hyperlink w:anchor="_Toc164953365" w:history="1">
             <w:r>
               <w:rPr>
                 <w:rStyle w:val="af9"/>
                 <w:noProof/>
                 <w:lang w:val="ru-RU"/>
               </w:rPr>
-              <w:t xml:space="preserve">Описание механизма </w:t>
+              <w:t xml:space="preserve">Выводы по результатам работы с </w:t>
             </w:r>
             <w:r>
               <w:rPr>
                 <w:rStyle w:val="af9"/>
                 <w:noProof/>
               </w:rPr>
-              <w:t>Alert</w:t>
+              <w:t>PHP</w:t>
             </w:r>
             <w:r>
               <w:rPr>
@@ -303,7 +461,7 @@
                 <w:noProof/>
                 <w:lang w:val="ru-RU"/>
               </w:rPr>
-              <w:t xml:space="preserve"> с отображением цвета и иконки.</w:t>
+              <w:t xml:space="preserve"> разных версий.</w:t>
             </w:r>
             <w:r>
               <w:rPr>
@@ -324,7 +482,7 @@
                 <w:noProof/>
                 <w:webHidden/>
               </w:rPr>
-              <w:instrText xml:space="preserve"> PAGEREF _Toc205272508 \h </w:instrText>
+              <w:instrText xml:space="preserve"> PAGEREF _Toc164953365 \h </w:instrText>
             </w:r>
             <w:r>
               <w:rPr>
@@ -344,7 +502,383 @@
                 <w:noProof/>
                 <w:webHidden/>
               </w:rPr>
-              <w:t>3</w:t>
+              <w:t>4</w:t>
+            </w:r>
+            <w:r>
+              <w:rPr>
+                <w:noProof/>
+                <w:webHidden/>
+              </w:rPr>
+              <w:fldChar w:fldCharType="end"/>
+            </w:r>
+          </w:hyperlink>
+        </w:p>
+        <w:p>
+          <w:pPr>
+            <w:pStyle w:val="11"/>
+            <w:tabs>
+              <w:tab w:val="right" w:leader="dot" w:pos="9345"/>
+            </w:tabs>
+            <w:rPr>
+              <w:rFonts w:eastAsiaTheme="minorEastAsia"/>
+              <w:noProof/>
+              <w:lang w:val="ru-RU" w:eastAsia="ru-RU" w:bidi="ar-SA"/>
+            </w:rPr>
+          </w:pPr>
+          <w:hyperlink w:anchor="_Toc164953366" w:history="1">
+            <w:r>
+              <w:rPr>
+                <w:rStyle w:val="af9"/>
+                <w:noProof/>
+                <w:lang w:val="ru-RU"/>
+              </w:rPr>
+              <w:t xml:space="preserve">Настройка </w:t>
+            </w:r>
+            <w:r>
+              <w:rPr>
+                <w:rStyle w:val="af9"/>
+                <w:noProof/>
+              </w:rPr>
+              <w:t>Kohana</w:t>
+            </w:r>
+            <w:r>
+              <w:rPr>
+                <w:rStyle w:val="af9"/>
+                <w:noProof/>
+                <w:lang w:val="ru-RU"/>
+              </w:rPr>
+              <w:t xml:space="preserve"> 3.3 и 3.4</w:t>
+            </w:r>
+            <w:r>
+              <w:rPr>
+                <w:noProof/>
+                <w:webHidden/>
+              </w:rPr>
+              <w:tab/>
+            </w:r>
+            <w:r>
+              <w:rPr>
+                <w:noProof/>
+                <w:webHidden/>
+              </w:rPr>
+              <w:fldChar w:fldCharType="begin"/>
+            </w:r>
+            <w:r>
+              <w:rPr>
+                <w:noProof/>
+                <w:webHidden/>
+              </w:rPr>
+              <w:instrText xml:space="preserve"> PAGEREF _Toc164953366 \h </w:instrText>
+            </w:r>
+            <w:r>
+              <w:rPr>
+                <w:noProof/>
+                <w:webHidden/>
+              </w:rPr>
+            </w:r>
+            <w:r>
+              <w:rPr>
+                <w:noProof/>
+                <w:webHidden/>
+              </w:rPr>
+              <w:fldChar w:fldCharType="separate"/>
+            </w:r>
+            <w:r>
+              <w:rPr>
+                <w:noProof/>
+                <w:webHidden/>
+              </w:rPr>
+              <w:t>4</w:t>
+            </w:r>
+            <w:r>
+              <w:rPr>
+                <w:noProof/>
+                <w:webHidden/>
+              </w:rPr>
+              <w:fldChar w:fldCharType="end"/>
+            </w:r>
+          </w:hyperlink>
+        </w:p>
+        <w:p>
+          <w:pPr>
+            <w:pStyle w:val="11"/>
+            <w:tabs>
+              <w:tab w:val="right" w:leader="dot" w:pos="9345"/>
+            </w:tabs>
+            <w:rPr>
+              <w:rFonts w:eastAsiaTheme="minorEastAsia"/>
+              <w:noProof/>
+              <w:lang w:val="ru-RU" w:eastAsia="ru-RU" w:bidi="ar-SA"/>
+            </w:rPr>
+          </w:pPr>
+          <w:hyperlink w:anchor="_Toc164953367" w:history="1">
+            <w:r>
+              <w:rPr>
+                <w:rStyle w:val="af9"/>
+                <w:noProof/>
+                <w:lang w:val="ru-RU"/>
+              </w:rPr>
+              <w:t xml:space="preserve">Разные </w:t>
+            </w:r>
+            <w:r>
+              <w:rPr>
+                <w:rStyle w:val="af9"/>
+                <w:noProof/>
+              </w:rPr>
+              <w:t>PHP</w:t>
+            </w:r>
+            <w:r>
+              <w:rPr>
+                <w:noProof/>
+                <w:webHidden/>
+              </w:rPr>
+              <w:tab/>
+            </w:r>
+            <w:r>
+              <w:rPr>
+                <w:noProof/>
+                <w:webHidden/>
+              </w:rPr>
+              <w:fldChar w:fldCharType="begin"/>
+            </w:r>
+            <w:r>
+              <w:rPr>
+                <w:noProof/>
+                <w:webHidden/>
+              </w:rPr>
+              <w:instrText xml:space="preserve"> PAGEREF _Toc164953367 \h </w:instrText>
+            </w:r>
+            <w:r>
+              <w:rPr>
+                <w:noProof/>
+                <w:webHidden/>
+              </w:rPr>
+            </w:r>
+            <w:r>
+              <w:rPr>
+                <w:noProof/>
+                <w:webHidden/>
+              </w:rPr>
+              <w:fldChar w:fldCharType="separate"/>
+            </w:r>
+            <w:r>
+              <w:rPr>
+                <w:noProof/>
+                <w:webHidden/>
+              </w:rPr>
+              <w:t>5</w:t>
+            </w:r>
+            <w:r>
+              <w:rPr>
+                <w:noProof/>
+                <w:webHidden/>
+              </w:rPr>
+              <w:fldChar w:fldCharType="end"/>
+            </w:r>
+          </w:hyperlink>
+        </w:p>
+        <w:p>
+          <w:pPr>
+            <w:pStyle w:val="11"/>
+            <w:tabs>
+              <w:tab w:val="right" w:leader="dot" w:pos="9345"/>
+            </w:tabs>
+            <w:rPr>
+              <w:rFonts w:eastAsiaTheme="minorEastAsia"/>
+              <w:noProof/>
+              <w:lang w:val="ru-RU" w:eastAsia="ru-RU" w:bidi="ar-SA"/>
+            </w:rPr>
+          </w:pPr>
+          <w:hyperlink w:anchor="_Toc164953368" w:history="1">
+            <w:r>
+              <w:rPr>
+                <w:rStyle w:val="af9"/>
+                <w:noProof/>
+                <w:lang w:val="ru-RU"/>
+              </w:rPr>
+              <w:t>Порядок параметров в объявлении функии</w:t>
+            </w:r>
+            <w:r>
+              <w:rPr>
+                <w:noProof/>
+                <w:webHidden/>
+              </w:rPr>
+              <w:tab/>
+            </w:r>
+            <w:r>
+              <w:rPr>
+                <w:noProof/>
+                <w:webHidden/>
+              </w:rPr>
+              <w:fldChar w:fldCharType="begin"/>
+            </w:r>
+            <w:r>
+              <w:rPr>
+                <w:noProof/>
+                <w:webHidden/>
+              </w:rPr>
+              <w:instrText xml:space="preserve"> PAGEREF _Toc164953368 \h </w:instrText>
+            </w:r>
+            <w:r>
+              <w:rPr>
+                <w:noProof/>
+                <w:webHidden/>
+              </w:rPr>
+            </w:r>
+            <w:r>
+              <w:rPr>
+                <w:noProof/>
+                <w:webHidden/>
+              </w:rPr>
+              <w:fldChar w:fldCharType="separate"/>
+            </w:r>
+            <w:r>
+              <w:rPr>
+                <w:noProof/>
+                <w:webHidden/>
+              </w:rPr>
+              <w:t>5</w:t>
+            </w:r>
+            <w:r>
+              <w:rPr>
+                <w:noProof/>
+                <w:webHidden/>
+              </w:rPr>
+              <w:fldChar w:fldCharType="end"/>
+            </w:r>
+          </w:hyperlink>
+        </w:p>
+        <w:p>
+          <w:pPr>
+            <w:pStyle w:val="11"/>
+            <w:tabs>
+              <w:tab w:val="right" w:leader="dot" w:pos="9345"/>
+            </w:tabs>
+            <w:rPr>
+              <w:rFonts w:eastAsiaTheme="minorEastAsia"/>
+              <w:noProof/>
+              <w:lang w:val="ru-RU" w:eastAsia="ru-RU" w:bidi="ar-SA"/>
+            </w:rPr>
+          </w:pPr>
+          <w:hyperlink w:anchor="_Toc164953369" w:history="1">
+            <w:r>
+              <w:rPr>
+                <w:rStyle w:val="af9"/>
+                <w:noProof/>
+              </w:rPr>
+              <w:t>ErrorException [ Deprecated ]: iconv(): Passing null to parameter #3 ($string) of type string is deprecated</w:t>
+            </w:r>
+            <w:r>
+              <w:rPr>
+                <w:noProof/>
+                <w:webHidden/>
+              </w:rPr>
+              <w:tab/>
+            </w:r>
+            <w:r>
+              <w:rPr>
+                <w:noProof/>
+                <w:webHidden/>
+              </w:rPr>
+              <w:fldChar w:fldCharType="begin"/>
+            </w:r>
+            <w:r>
+              <w:rPr>
+                <w:noProof/>
+                <w:webHidden/>
+              </w:rPr>
+              <w:instrText xml:space="preserve"> PAGEREF _Toc164953369 \h </w:instrText>
+            </w:r>
+            <w:r>
+              <w:rPr>
+                <w:noProof/>
+                <w:webHidden/>
+              </w:rPr>
+            </w:r>
+            <w:r>
+              <w:rPr>
+                <w:noProof/>
+                <w:webHidden/>
+              </w:rPr>
+              <w:fldChar w:fldCharType="separate"/>
+            </w:r>
+            <w:r>
+              <w:rPr>
+                <w:noProof/>
+                <w:webHidden/>
+              </w:rPr>
+              <w:t>5</w:t>
+            </w:r>
+            <w:r>
+              <w:rPr>
+                <w:noProof/>
+                <w:webHidden/>
+              </w:rPr>
+              <w:fldChar w:fldCharType="end"/>
+            </w:r>
+          </w:hyperlink>
+        </w:p>
+        <w:p>
+          <w:pPr>
+            <w:pStyle w:val="11"/>
+            <w:tabs>
+              <w:tab w:val="right" w:leader="dot" w:pos="9345"/>
+            </w:tabs>
+            <w:rPr>
+              <w:rFonts w:eastAsiaTheme="minorEastAsia"/>
+              <w:noProof/>
+              <w:lang w:val="ru-RU" w:eastAsia="ru-RU" w:bidi="ar-SA"/>
+            </w:rPr>
+          </w:pPr>
+          <w:hyperlink w:anchor="_Toc164953370" w:history="1">
+            <w:r>
+              <w:rPr>
+                <w:rStyle w:val="af9"/>
+                <w:noProof/>
+                <w:lang w:val="ru-RU"/>
+              </w:rPr>
+              <w:t>Авторизация</w:t>
+            </w:r>
+            <w:r>
+              <w:rPr>
+                <w:noProof/>
+                <w:webHidden/>
+              </w:rPr>
+              <w:tab/>
+            </w:r>
+            <w:r>
+              <w:rPr>
+                <w:noProof/>
+                <w:webHidden/>
+              </w:rPr>
+              <w:fldChar w:fldCharType="begin"/>
+            </w:r>
+            <w:r>
+              <w:rPr>
+                <w:noProof/>
+                <w:webHidden/>
+              </w:rPr>
+              <w:instrText xml:space="preserve"> PAGEREF _Toc164953370 \h </w:instrText>
+            </w:r>
+            <w:r>
+              <w:rPr>
+                <w:noProof/>
+                <w:webHidden/>
+              </w:rPr>
+            </w:r>
+            <w:r>
+              <w:rPr>
+                <w:noProof/>
+                <w:webHidden/>
+              </w:rPr>
+              <w:fldChar w:fldCharType="separate"/>
+            </w:r>
+            <w:r>
+              <w:rPr>
+                <w:noProof/>
+                <w:webHidden/>
+              </w:rPr>
+              <w:t>6</w:t>
             </w:r>
             <w:r>
               <w:rPr>
@@ -367,14 +901,13 @@
               <w:lang w:val="ru-RU" w:eastAsia="ru-RU" w:bidi="ar-SA"/>
             </w:rPr>
           </w:pPr>
-          <w:hyperlink w:anchor="_Toc205272509" w:history="1">
+          <w:hyperlink w:anchor="_Toc164953371" w:history="1">
             <w:r>
               <w:rPr>
                 <w:rStyle w:val="af9"/>
                 <w:noProof/>
-                <w:lang w:val="ru-RU"/>
-              </w:rPr>
-              <w:t>Как было</w:t>
+              </w:rPr>
+              <w:t>Login</w:t>
             </w:r>
             <w:r>
               <w:rPr>
@@ -395,7 +928,7 @@
                 <w:noProof/>
                 <w:webHidden/>
               </w:rPr>
-              <w:instrText xml:space="preserve"> PAGEREF _Toc205272509 \h </w:instrText>
+              <w:instrText xml:space="preserve"> PAGEREF _Toc164953371 \h </w:instrText>
             </w:r>
             <w:r>
               <w:rPr>
@@ -415,7 +948,327 @@
                 <w:noProof/>
                 <w:webHidden/>
               </w:rPr>
-              <w:t>3</w:t>
+              <w:t>6</w:t>
+            </w:r>
+            <w:r>
+              <w:rPr>
+                <w:noProof/>
+                <w:webHidden/>
+              </w:rPr>
+              <w:fldChar w:fldCharType="end"/>
+            </w:r>
+          </w:hyperlink>
+        </w:p>
+        <w:p>
+          <w:pPr>
+            <w:pStyle w:val="11"/>
+            <w:tabs>
+              <w:tab w:val="right" w:leader="dot" w:pos="9345"/>
+            </w:tabs>
+            <w:rPr>
+              <w:rFonts w:eastAsiaTheme="minorEastAsia"/>
+              <w:noProof/>
+              <w:lang w:val="ru-RU" w:eastAsia="ru-RU" w:bidi="ar-SA"/>
+            </w:rPr>
+          </w:pPr>
+          <w:hyperlink w:anchor="_Toc164953372" w:history="1">
+            <w:r>
+              <w:rPr>
+                <w:rStyle w:val="af9"/>
+                <w:noProof/>
+              </w:rPr>
+              <w:t>SQLSTATE[IM001]: Driver does not support this function: driver does not support quoting when using the driver pdo_odbc on php 8.0.1</w:t>
+            </w:r>
+            <w:r>
+              <w:rPr>
+                <w:noProof/>
+                <w:webHidden/>
+              </w:rPr>
+              <w:tab/>
+            </w:r>
+            <w:r>
+              <w:rPr>
+                <w:noProof/>
+                <w:webHidden/>
+              </w:rPr>
+              <w:fldChar w:fldCharType="begin"/>
+            </w:r>
+            <w:r>
+              <w:rPr>
+                <w:noProof/>
+                <w:webHidden/>
+              </w:rPr>
+              <w:instrText xml:space="preserve"> PAGEREF _Toc164953372 \h </w:instrText>
+            </w:r>
+            <w:r>
+              <w:rPr>
+                <w:noProof/>
+                <w:webHidden/>
+              </w:rPr>
+            </w:r>
+            <w:r>
+              <w:rPr>
+                <w:noProof/>
+                <w:webHidden/>
+              </w:rPr>
+              <w:fldChar w:fldCharType="separate"/>
+            </w:r>
+            <w:r>
+              <w:rPr>
+                <w:noProof/>
+                <w:webHidden/>
+              </w:rPr>
+              <w:t>6</w:t>
+            </w:r>
+            <w:r>
+              <w:rPr>
+                <w:noProof/>
+                <w:webHidden/>
+              </w:rPr>
+              <w:fldChar w:fldCharType="end"/>
+            </w:r>
+          </w:hyperlink>
+        </w:p>
+        <w:p>
+          <w:pPr>
+            <w:pStyle w:val="11"/>
+            <w:tabs>
+              <w:tab w:val="right" w:leader="dot" w:pos="9345"/>
+            </w:tabs>
+            <w:rPr>
+              <w:rFonts w:eastAsiaTheme="minorEastAsia"/>
+              <w:noProof/>
+              <w:lang w:val="ru-RU" w:eastAsia="ru-RU" w:bidi="ar-SA"/>
+            </w:rPr>
+          </w:pPr>
+          <w:hyperlink w:anchor="_Toc164953373" w:history="1">
+            <w:r>
+              <w:rPr>
+                <w:rStyle w:val="af9"/>
+                <w:noProof/>
+                <w:lang w:val="ru-RU"/>
+              </w:rPr>
+              <w:t xml:space="preserve">Ошибка </w:t>
+            </w:r>
+            <w:r>
+              <w:rPr>
+                <w:rStyle w:val="af9"/>
+                <w:noProof/>
+              </w:rPr>
+              <w:t>pdo</w:t>
+            </w:r>
+            <w:r>
+              <w:rPr>
+                <w:rStyle w:val="af9"/>
+                <w:noProof/>
+                <w:lang w:val="ru-RU"/>
+              </w:rPr>
+              <w:t xml:space="preserve"> нет метода </w:t>
+            </w:r>
+            <w:r>
+              <w:rPr>
+                <w:rStyle w:val="af9"/>
+                <w:noProof/>
+              </w:rPr>
+              <w:t>lastInsertId</w:t>
+            </w:r>
+            <w:r>
+              <w:rPr>
+                <w:noProof/>
+                <w:webHidden/>
+              </w:rPr>
+              <w:tab/>
+            </w:r>
+            <w:r>
+              <w:rPr>
+                <w:noProof/>
+                <w:webHidden/>
+              </w:rPr>
+              <w:fldChar w:fldCharType="begin"/>
+            </w:r>
+            <w:r>
+              <w:rPr>
+                <w:noProof/>
+                <w:webHidden/>
+              </w:rPr>
+              <w:instrText xml:space="preserve"> PAGEREF _Toc164953373 \h </w:instrText>
+            </w:r>
+            <w:r>
+              <w:rPr>
+                <w:noProof/>
+                <w:webHidden/>
+              </w:rPr>
+            </w:r>
+            <w:r>
+              <w:rPr>
+                <w:noProof/>
+                <w:webHidden/>
+              </w:rPr>
+              <w:fldChar w:fldCharType="separate"/>
+            </w:r>
+            <w:r>
+              <w:rPr>
+                <w:noProof/>
+                <w:webHidden/>
+              </w:rPr>
+              <w:t>6</w:t>
+            </w:r>
+            <w:r>
+              <w:rPr>
+                <w:noProof/>
+                <w:webHidden/>
+              </w:rPr>
+              <w:fldChar w:fldCharType="end"/>
+            </w:r>
+          </w:hyperlink>
+        </w:p>
+        <w:p>
+          <w:pPr>
+            <w:pStyle w:val="11"/>
+            <w:tabs>
+              <w:tab w:val="right" w:leader="dot" w:pos="9345"/>
+            </w:tabs>
+            <w:rPr>
+              <w:rFonts w:eastAsiaTheme="minorEastAsia"/>
+              <w:noProof/>
+              <w:lang w:val="ru-RU" w:eastAsia="ru-RU" w:bidi="ar-SA"/>
+            </w:rPr>
+          </w:pPr>
+          <w:hyperlink w:anchor="_Toc164953374" w:history="1">
+            <w:r>
+              <w:rPr>
+                <w:rStyle w:val="af9"/>
+                <w:noProof/>
+                <w:lang w:val="ru-RU"/>
+              </w:rPr>
+              <w:t xml:space="preserve">Ошибка </w:t>
+            </w:r>
+            <w:r>
+              <w:rPr>
+                <w:rStyle w:val="af9"/>
+                <w:noProof/>
+              </w:rPr>
+              <w:t>quote</w:t>
+            </w:r>
+            <w:r>
+              <w:rPr>
+                <w:rStyle w:val="af9"/>
+                <w:noProof/>
+                <w:lang w:val="ru-RU"/>
+              </w:rPr>
+              <w:t>. Редактирование файла  Query.php. 15.08.2023</w:t>
+            </w:r>
+            <w:r>
+              <w:rPr>
+                <w:noProof/>
+                <w:webHidden/>
+              </w:rPr>
+              <w:tab/>
+            </w:r>
+            <w:r>
+              <w:rPr>
+                <w:noProof/>
+                <w:webHidden/>
+              </w:rPr>
+              <w:fldChar w:fldCharType="begin"/>
+            </w:r>
+            <w:r>
+              <w:rPr>
+                <w:noProof/>
+                <w:webHidden/>
+              </w:rPr>
+              <w:instrText xml:space="preserve"> PAGEREF _Toc164953374 \h </w:instrText>
+            </w:r>
+            <w:r>
+              <w:rPr>
+                <w:noProof/>
+                <w:webHidden/>
+              </w:rPr>
+            </w:r>
+            <w:r>
+              <w:rPr>
+                <w:noProof/>
+                <w:webHidden/>
+              </w:rPr>
+              <w:fldChar w:fldCharType="separate"/>
+            </w:r>
+            <w:r>
+              <w:rPr>
+                <w:noProof/>
+                <w:webHidden/>
+              </w:rPr>
+              <w:t>7</w:t>
+            </w:r>
+            <w:r>
+              <w:rPr>
+                <w:noProof/>
+                <w:webHidden/>
+              </w:rPr>
+              <w:fldChar w:fldCharType="end"/>
+            </w:r>
+          </w:hyperlink>
+        </w:p>
+        <w:p>
+          <w:pPr>
+            <w:pStyle w:val="11"/>
+            <w:tabs>
+              <w:tab w:val="right" w:leader="dot" w:pos="9345"/>
+            </w:tabs>
+            <w:rPr>
+              <w:rFonts w:eastAsiaTheme="minorEastAsia"/>
+              <w:noProof/>
+              <w:lang w:val="ru-RU" w:eastAsia="ru-RU" w:bidi="ar-SA"/>
+            </w:rPr>
+          </w:pPr>
+          <w:hyperlink w:anchor="_Toc164953375" w:history="1">
+            <w:r>
+              <w:rPr>
+                <w:rStyle w:val="af9"/>
+                <w:noProof/>
+                <w:lang w:val="ru-RU"/>
+              </w:rPr>
+              <w:t>Сессии и авторизация Одна авторизация на все сайты.</w:t>
+            </w:r>
+            <w:r>
+              <w:rPr>
+                <w:noProof/>
+                <w:webHidden/>
+              </w:rPr>
+              <w:tab/>
+            </w:r>
+            <w:r>
+              <w:rPr>
+                <w:noProof/>
+                <w:webHidden/>
+              </w:rPr>
+              <w:fldChar w:fldCharType="begin"/>
+            </w:r>
+            <w:r>
+              <w:rPr>
+                <w:noProof/>
+                <w:webHidden/>
+              </w:rPr>
+              <w:instrText xml:space="preserve"> PAGEREF _Toc164953375 \h </w:instrText>
+            </w:r>
+            <w:r>
+              <w:rPr>
+                <w:noProof/>
+                <w:webHidden/>
+              </w:rPr>
+            </w:r>
+            <w:r>
+              <w:rPr>
+                <w:noProof/>
+                <w:webHidden/>
+              </w:rPr>
+              <w:fldChar w:fldCharType="separate"/>
+            </w:r>
+            <w:r>
+              <w:rPr>
+                <w:noProof/>
+                <w:webHidden/>
+              </w:rPr>
+              <w:t>8</w:t>
             </w:r>
             <w:r>
               <w:rPr>
@@ -438,14 +1291,14 @@
               <w:lang w:val="ru-RU" w:eastAsia="ru-RU" w:bidi="ar-SA"/>
             </w:rPr>
           </w:pPr>
-          <w:hyperlink w:anchor="_Toc205272510" w:history="1">
+          <w:hyperlink w:anchor="_Toc164953376" w:history="1">
             <w:r>
               <w:rPr>
                 <w:rStyle w:val="af9"/>
                 <w:noProof/>
                 <w:lang w:val="ru-RU"/>
               </w:rPr>
-              <w:t>Стало.</w:t>
+              <w:t>Путь решения 1: разные имена в session_key  конфигурации \application\config\auth.php</w:t>
             </w:r>
             <w:r>
               <w:rPr>
@@ -466,7 +1319,7 @@
                 <w:noProof/>
                 <w:webHidden/>
               </w:rPr>
-              <w:instrText xml:space="preserve"> PAGEREF _Toc205272510 \h </w:instrText>
+              <w:instrText xml:space="preserve"> PAGEREF _Toc164953376 \h </w:instrText>
             </w:r>
             <w:r>
               <w:rPr>
@@ -486,930 +1339,7 @@
                 <w:noProof/>
                 <w:webHidden/>
               </w:rPr>
-              <w:t>3</w:t>
-            </w:r>
-            <w:r>
-              <w:rPr>
-                <w:noProof/>
-                <w:webHidden/>
-              </w:rPr>
-              <w:fldChar w:fldCharType="end"/>
-            </w:r>
-          </w:hyperlink>
-        </w:p>
-        <w:p>
-          <w:pPr>
-            <w:pStyle w:val="11"/>
-            <w:tabs>
-              <w:tab w:val="right" w:leader="dot" w:pos="9345"/>
-            </w:tabs>
-            <w:rPr>
-              <w:rFonts w:eastAsiaTheme="minorEastAsia"/>
-              <w:noProof/>
-              <w:lang w:val="ru-RU" w:eastAsia="ru-RU" w:bidi="ar-SA"/>
-            </w:rPr>
-          </w:pPr>
-          <w:hyperlink w:anchor="_Toc205272511" w:history="1">
-            <w:r>
-              <w:rPr>
-                <w:rStyle w:val="af9"/>
-                <w:noProof/>
-                <w:lang w:val="ru-RU"/>
-              </w:rPr>
-              <w:t xml:space="preserve">Выводы по результатам работы с </w:t>
-            </w:r>
-            <w:r>
-              <w:rPr>
-                <w:rStyle w:val="af9"/>
-                <w:noProof/>
-              </w:rPr>
-              <w:t>PHP</w:t>
-            </w:r>
-            <w:r>
-              <w:rPr>
-                <w:rStyle w:val="af9"/>
-                <w:noProof/>
-                <w:lang w:val="ru-RU"/>
-              </w:rPr>
-              <w:t xml:space="preserve"> разных версий.</w:t>
-            </w:r>
-            <w:r>
-              <w:rPr>
-                <w:noProof/>
-                <w:webHidden/>
-              </w:rPr>
-              <w:tab/>
-            </w:r>
-            <w:r>
-              <w:rPr>
-                <w:noProof/>
-                <w:webHidden/>
-              </w:rPr>
-              <w:fldChar w:fldCharType="begin"/>
-            </w:r>
-            <w:r>
-              <w:rPr>
-                <w:noProof/>
-                <w:webHidden/>
-              </w:rPr>
-              <w:instrText xml:space="preserve"> PAGEREF _Toc205272511 \h </w:instrText>
-            </w:r>
-            <w:r>
-              <w:rPr>
-                <w:noProof/>
-                <w:webHidden/>
-              </w:rPr>
-            </w:r>
-            <w:r>
-              <w:rPr>
-                <w:noProof/>
-                <w:webHidden/>
-              </w:rPr>
-              <w:fldChar w:fldCharType="separate"/>
-            </w:r>
-            <w:r>
-              <w:rPr>
-                <w:noProof/>
-                <w:webHidden/>
-              </w:rPr>
-              <w:t>4</w:t>
-            </w:r>
-            <w:r>
-              <w:rPr>
-                <w:noProof/>
-                <w:webHidden/>
-              </w:rPr>
-              <w:fldChar w:fldCharType="end"/>
-            </w:r>
-          </w:hyperlink>
-        </w:p>
-        <w:p>
-          <w:pPr>
-            <w:pStyle w:val="11"/>
-            <w:tabs>
-              <w:tab w:val="right" w:leader="dot" w:pos="9345"/>
-            </w:tabs>
-            <w:rPr>
-              <w:rFonts w:eastAsiaTheme="minorEastAsia"/>
-              <w:noProof/>
-              <w:lang w:val="ru-RU" w:eastAsia="ru-RU" w:bidi="ar-SA"/>
-            </w:rPr>
-          </w:pPr>
-          <w:hyperlink w:anchor="_Toc205272512" w:history="1">
-            <w:r>
-              <w:rPr>
-                <w:rStyle w:val="af9"/>
-                <w:noProof/>
-                <w:lang w:val="ru-RU"/>
-              </w:rPr>
-              <w:t xml:space="preserve">Настройка </w:t>
-            </w:r>
-            <w:r>
-              <w:rPr>
-                <w:rStyle w:val="af9"/>
-                <w:noProof/>
-              </w:rPr>
-              <w:t>Kohana</w:t>
-            </w:r>
-            <w:r>
-              <w:rPr>
-                <w:rStyle w:val="af9"/>
-                <w:noProof/>
-                <w:lang w:val="ru-RU"/>
-              </w:rPr>
-              <w:t xml:space="preserve"> 3.3 и 3.4</w:t>
-            </w:r>
-            <w:r>
-              <w:rPr>
-                <w:noProof/>
-                <w:webHidden/>
-              </w:rPr>
-              <w:tab/>
-            </w:r>
-            <w:r>
-              <w:rPr>
-                <w:noProof/>
-                <w:webHidden/>
-              </w:rPr>
-              <w:fldChar w:fldCharType="begin"/>
-            </w:r>
-            <w:r>
-              <w:rPr>
-                <w:noProof/>
-                <w:webHidden/>
-              </w:rPr>
-              <w:instrText xml:space="preserve"> PAGEREF _Toc205272512 \h </w:instrText>
-            </w:r>
-            <w:r>
-              <w:rPr>
-                <w:noProof/>
-                <w:webHidden/>
-              </w:rPr>
-            </w:r>
-            <w:r>
-              <w:rPr>
-                <w:noProof/>
-                <w:webHidden/>
-              </w:rPr>
-              <w:fldChar w:fldCharType="separate"/>
-            </w:r>
-            <w:r>
-              <w:rPr>
-                <w:noProof/>
-                <w:webHidden/>
-              </w:rPr>
-              <w:t>5</w:t>
-            </w:r>
-            <w:r>
-              <w:rPr>
-                <w:noProof/>
-                <w:webHidden/>
-              </w:rPr>
-              <w:fldChar w:fldCharType="end"/>
-            </w:r>
-          </w:hyperlink>
-        </w:p>
-        <w:p>
-          <w:pPr>
-            <w:pStyle w:val="11"/>
-            <w:tabs>
-              <w:tab w:val="right" w:leader="dot" w:pos="9345"/>
-            </w:tabs>
-            <w:rPr>
-              <w:rFonts w:eastAsiaTheme="minorEastAsia"/>
-              <w:noProof/>
-              <w:lang w:val="ru-RU" w:eastAsia="ru-RU" w:bidi="ar-SA"/>
-            </w:rPr>
-          </w:pPr>
-          <w:hyperlink w:anchor="_Toc205272513" w:history="1">
-            <w:r>
-              <w:rPr>
-                <w:rStyle w:val="af9"/>
-                <w:noProof/>
-                <w:lang w:val="ru-RU"/>
-              </w:rPr>
-              <w:t xml:space="preserve">Разные </w:t>
-            </w:r>
-            <w:r>
-              <w:rPr>
-                <w:rStyle w:val="af9"/>
-                <w:noProof/>
-              </w:rPr>
-              <w:t>PHP</w:t>
-            </w:r>
-            <w:r>
-              <w:rPr>
-                <w:noProof/>
-                <w:webHidden/>
-              </w:rPr>
-              <w:tab/>
-            </w:r>
-            <w:r>
-              <w:rPr>
-                <w:noProof/>
-                <w:webHidden/>
-              </w:rPr>
-              <w:fldChar w:fldCharType="begin"/>
-            </w:r>
-            <w:r>
-              <w:rPr>
-                <w:noProof/>
-                <w:webHidden/>
-              </w:rPr>
-              <w:instrText xml:space="preserve"> PAGEREF _Toc205272513 \h </w:instrText>
-            </w:r>
-            <w:r>
-              <w:rPr>
-                <w:noProof/>
-                <w:webHidden/>
-              </w:rPr>
-            </w:r>
-            <w:r>
-              <w:rPr>
-                <w:noProof/>
-                <w:webHidden/>
-              </w:rPr>
-              <w:fldChar w:fldCharType="separate"/>
-            </w:r>
-            <w:r>
-              <w:rPr>
-                <w:noProof/>
-                <w:webHidden/>
-              </w:rPr>
-              <w:t>5</w:t>
-            </w:r>
-            <w:r>
-              <w:rPr>
-                <w:noProof/>
-                <w:webHidden/>
-              </w:rPr>
-              <w:fldChar w:fldCharType="end"/>
-            </w:r>
-          </w:hyperlink>
-        </w:p>
-        <w:p>
-          <w:pPr>
-            <w:pStyle w:val="11"/>
-            <w:tabs>
-              <w:tab w:val="right" w:leader="dot" w:pos="9345"/>
-            </w:tabs>
-            <w:rPr>
-              <w:rFonts w:eastAsiaTheme="minorEastAsia"/>
-              <w:noProof/>
-              <w:lang w:val="ru-RU" w:eastAsia="ru-RU" w:bidi="ar-SA"/>
-            </w:rPr>
-          </w:pPr>
-          <w:hyperlink w:anchor="_Toc205272514" w:history="1">
-            <w:r>
-              <w:rPr>
-                <w:rStyle w:val="af9"/>
-                <w:noProof/>
-                <w:lang w:val="ru-RU"/>
-              </w:rPr>
-              <w:t>Порядок параметров в объявлении функии</w:t>
-            </w:r>
-            <w:r>
-              <w:rPr>
-                <w:noProof/>
-                <w:webHidden/>
-              </w:rPr>
-              <w:tab/>
-            </w:r>
-            <w:r>
-              <w:rPr>
-                <w:noProof/>
-                <w:webHidden/>
-              </w:rPr>
-              <w:fldChar w:fldCharType="begin"/>
-            </w:r>
-            <w:r>
-              <w:rPr>
-                <w:noProof/>
-                <w:webHidden/>
-              </w:rPr>
-              <w:instrText xml:space="preserve"> PAGEREF _Toc205272514 \h </w:instrText>
-            </w:r>
-            <w:r>
-              <w:rPr>
-                <w:noProof/>
-                <w:webHidden/>
-              </w:rPr>
-            </w:r>
-            <w:r>
-              <w:rPr>
-                <w:noProof/>
-                <w:webHidden/>
-              </w:rPr>
-              <w:fldChar w:fldCharType="separate"/>
-            </w:r>
-            <w:r>
-              <w:rPr>
-                <w:noProof/>
-                <w:webHidden/>
-              </w:rPr>
-              <w:t>5</w:t>
-            </w:r>
-            <w:r>
-              <w:rPr>
-                <w:noProof/>
-                <w:webHidden/>
-              </w:rPr>
-              <w:fldChar w:fldCharType="end"/>
-            </w:r>
-          </w:hyperlink>
-        </w:p>
-        <w:p>
-          <w:pPr>
-            <w:pStyle w:val="11"/>
-            <w:tabs>
-              <w:tab w:val="right" w:leader="dot" w:pos="9345"/>
-            </w:tabs>
-            <w:rPr>
-              <w:rFonts w:eastAsiaTheme="minorEastAsia"/>
-              <w:noProof/>
-              <w:lang w:val="ru-RU" w:eastAsia="ru-RU" w:bidi="ar-SA"/>
-            </w:rPr>
-          </w:pPr>
-          <w:hyperlink w:anchor="_Toc205272515" w:history="1">
-            <w:r>
-              <w:rPr>
-                <w:rStyle w:val="af9"/>
-                <w:noProof/>
-              </w:rPr>
-              <w:t>ErrorException [ Deprecated ]: iconv(): Passing null to parameter #3 ($string) of type string is deprecated</w:t>
-            </w:r>
-            <w:r>
-              <w:rPr>
-                <w:noProof/>
-                <w:webHidden/>
-              </w:rPr>
-              <w:tab/>
-            </w:r>
-            <w:r>
-              <w:rPr>
-                <w:noProof/>
-                <w:webHidden/>
-              </w:rPr>
-              <w:fldChar w:fldCharType="begin"/>
-            </w:r>
-            <w:r>
-              <w:rPr>
-                <w:noProof/>
-                <w:webHidden/>
-              </w:rPr>
-              <w:instrText xml:space="preserve"> PAGEREF _Toc205272515 \h </w:instrText>
-            </w:r>
-            <w:r>
-              <w:rPr>
-                <w:noProof/>
-                <w:webHidden/>
-              </w:rPr>
-            </w:r>
-            <w:r>
-              <w:rPr>
-                <w:noProof/>
-                <w:webHidden/>
-              </w:rPr>
-              <w:fldChar w:fldCharType="separate"/>
-            </w:r>
-            <w:r>
-              <w:rPr>
-                <w:noProof/>
-                <w:webHidden/>
-              </w:rPr>
-              <w:t>6</w:t>
-            </w:r>
-            <w:r>
-              <w:rPr>
-                <w:noProof/>
-                <w:webHidden/>
-              </w:rPr>
-              <w:fldChar w:fldCharType="end"/>
-            </w:r>
-          </w:hyperlink>
-        </w:p>
-        <w:p>
-          <w:pPr>
-            <w:pStyle w:val="11"/>
-            <w:tabs>
-              <w:tab w:val="right" w:leader="dot" w:pos="9345"/>
-            </w:tabs>
-            <w:rPr>
-              <w:rFonts w:eastAsiaTheme="minorEastAsia"/>
-              <w:noProof/>
-              <w:lang w:val="ru-RU" w:eastAsia="ru-RU" w:bidi="ar-SA"/>
-            </w:rPr>
-          </w:pPr>
-          <w:hyperlink w:anchor="_Toc205272516" w:history="1">
-            <w:r>
-              <w:rPr>
-                <w:rStyle w:val="af9"/>
-                <w:noProof/>
-                <w:lang w:val="ru-RU"/>
-              </w:rPr>
-              <w:t>Авторизация</w:t>
-            </w:r>
-            <w:r>
-              <w:rPr>
-                <w:noProof/>
-                <w:webHidden/>
-              </w:rPr>
-              <w:tab/>
-            </w:r>
-            <w:r>
-              <w:rPr>
-                <w:noProof/>
-                <w:webHidden/>
-              </w:rPr>
-              <w:fldChar w:fldCharType="begin"/>
-            </w:r>
-            <w:r>
-              <w:rPr>
-                <w:noProof/>
-                <w:webHidden/>
-              </w:rPr>
-              <w:instrText xml:space="preserve"> PAGEREF _Toc205272516 \h </w:instrText>
-            </w:r>
-            <w:r>
-              <w:rPr>
-                <w:noProof/>
-                <w:webHidden/>
-              </w:rPr>
-            </w:r>
-            <w:r>
-              <w:rPr>
-                <w:noProof/>
-                <w:webHidden/>
-              </w:rPr>
-              <w:fldChar w:fldCharType="separate"/>
-            </w:r>
-            <w:r>
-              <w:rPr>
-                <w:noProof/>
-                <w:webHidden/>
-              </w:rPr>
-              <w:t>6</w:t>
-            </w:r>
-            <w:r>
-              <w:rPr>
-                <w:noProof/>
-                <w:webHidden/>
-              </w:rPr>
-              <w:fldChar w:fldCharType="end"/>
-            </w:r>
-          </w:hyperlink>
-        </w:p>
-        <w:p>
-          <w:pPr>
-            <w:pStyle w:val="23"/>
-            <w:tabs>
-              <w:tab w:val="right" w:leader="dot" w:pos="9345"/>
-            </w:tabs>
-            <w:rPr>
-              <w:rFonts w:eastAsiaTheme="minorEastAsia"/>
-              <w:noProof/>
-              <w:lang w:val="ru-RU" w:eastAsia="ru-RU" w:bidi="ar-SA"/>
-            </w:rPr>
-          </w:pPr>
-          <w:hyperlink w:anchor="_Toc205272517" w:history="1">
-            <w:r>
-              <w:rPr>
-                <w:rStyle w:val="af9"/>
-                <w:noProof/>
-              </w:rPr>
-              <w:t>Login</w:t>
-            </w:r>
-            <w:r>
-              <w:rPr>
-                <w:noProof/>
-                <w:webHidden/>
-              </w:rPr>
-              <w:tab/>
-            </w:r>
-            <w:r>
-              <w:rPr>
-                <w:noProof/>
-                <w:webHidden/>
-              </w:rPr>
-              <w:fldChar w:fldCharType="begin"/>
-            </w:r>
-            <w:r>
-              <w:rPr>
-                <w:noProof/>
-                <w:webHidden/>
-              </w:rPr>
-              <w:instrText xml:space="preserve"> PAGEREF _Toc205272517 \h </w:instrText>
-            </w:r>
-            <w:r>
-              <w:rPr>
-                <w:noProof/>
-                <w:webHidden/>
-              </w:rPr>
-            </w:r>
-            <w:r>
-              <w:rPr>
-                <w:noProof/>
-                <w:webHidden/>
-              </w:rPr>
-              <w:fldChar w:fldCharType="separate"/>
-            </w:r>
-            <w:r>
-              <w:rPr>
-                <w:noProof/>
-                <w:webHidden/>
-              </w:rPr>
-              <w:t>6</w:t>
-            </w:r>
-            <w:r>
-              <w:rPr>
-                <w:noProof/>
-                <w:webHidden/>
-              </w:rPr>
-              <w:fldChar w:fldCharType="end"/>
-            </w:r>
-          </w:hyperlink>
-        </w:p>
-        <w:p>
-          <w:pPr>
-            <w:pStyle w:val="11"/>
-            <w:tabs>
-              <w:tab w:val="right" w:leader="dot" w:pos="9345"/>
-            </w:tabs>
-            <w:rPr>
-              <w:rFonts w:eastAsiaTheme="minorEastAsia"/>
-              <w:noProof/>
-              <w:lang w:val="ru-RU" w:eastAsia="ru-RU" w:bidi="ar-SA"/>
-            </w:rPr>
-          </w:pPr>
-          <w:hyperlink w:anchor="_Toc205272518" w:history="1">
-            <w:r>
-              <w:rPr>
-                <w:rStyle w:val="af9"/>
-                <w:noProof/>
-              </w:rPr>
-              <w:t>SQLSTATE[IM001]: Driver does not support this function: driver does not support quoting when using the driver pdo_odbc on php 8.0.1</w:t>
-            </w:r>
-            <w:r>
-              <w:rPr>
-                <w:noProof/>
-                <w:webHidden/>
-              </w:rPr>
-              <w:tab/>
-            </w:r>
-            <w:r>
-              <w:rPr>
-                <w:noProof/>
-                <w:webHidden/>
-              </w:rPr>
-              <w:fldChar w:fldCharType="begin"/>
-            </w:r>
-            <w:r>
-              <w:rPr>
-                <w:noProof/>
-                <w:webHidden/>
-              </w:rPr>
-              <w:instrText xml:space="preserve"> PAGEREF _Toc205272518 \h </w:instrText>
-            </w:r>
-            <w:r>
-              <w:rPr>
-                <w:noProof/>
-                <w:webHidden/>
-              </w:rPr>
-            </w:r>
-            <w:r>
-              <w:rPr>
-                <w:noProof/>
-                <w:webHidden/>
-              </w:rPr>
-              <w:fldChar w:fldCharType="separate"/>
-            </w:r>
-            <w:r>
-              <w:rPr>
-                <w:noProof/>
-                <w:webHidden/>
-              </w:rPr>
-              <w:t>6</w:t>
-            </w:r>
-            <w:r>
-              <w:rPr>
-                <w:noProof/>
-                <w:webHidden/>
-              </w:rPr>
-              <w:fldChar w:fldCharType="end"/>
-            </w:r>
-          </w:hyperlink>
-        </w:p>
-        <w:p>
-          <w:pPr>
-            <w:pStyle w:val="11"/>
-            <w:tabs>
-              <w:tab w:val="right" w:leader="dot" w:pos="9345"/>
-            </w:tabs>
-            <w:rPr>
-              <w:rFonts w:eastAsiaTheme="minorEastAsia"/>
-              <w:noProof/>
-              <w:lang w:val="ru-RU" w:eastAsia="ru-RU" w:bidi="ar-SA"/>
-            </w:rPr>
-          </w:pPr>
-          <w:hyperlink w:anchor="_Toc205272519" w:history="1">
-            <w:r>
-              <w:rPr>
-                <w:rStyle w:val="af9"/>
-                <w:noProof/>
-                <w:lang w:val="ru-RU"/>
-              </w:rPr>
-              <w:t xml:space="preserve">Ошибка </w:t>
-            </w:r>
-            <w:r>
-              <w:rPr>
-                <w:rStyle w:val="af9"/>
-                <w:noProof/>
-              </w:rPr>
-              <w:t>pdo</w:t>
-            </w:r>
-            <w:r>
-              <w:rPr>
-                <w:rStyle w:val="af9"/>
-                <w:noProof/>
-                <w:lang w:val="ru-RU"/>
-              </w:rPr>
-              <w:t xml:space="preserve"> нет метода </w:t>
-            </w:r>
-            <w:r>
-              <w:rPr>
-                <w:rStyle w:val="af9"/>
-                <w:noProof/>
-              </w:rPr>
-              <w:t>lastInsertId</w:t>
-            </w:r>
-            <w:r>
-              <w:rPr>
-                <w:noProof/>
-                <w:webHidden/>
-              </w:rPr>
-              <w:tab/>
-            </w:r>
-            <w:r>
-              <w:rPr>
-                <w:noProof/>
-                <w:webHidden/>
-              </w:rPr>
-              <w:fldChar w:fldCharType="begin"/>
-            </w:r>
-            <w:r>
-              <w:rPr>
-                <w:noProof/>
-                <w:webHidden/>
-              </w:rPr>
-              <w:instrText xml:space="preserve"> PAGEREF _Toc205272519 \h </w:instrText>
-            </w:r>
-            <w:r>
-              <w:rPr>
-                <w:noProof/>
-                <w:webHidden/>
-              </w:rPr>
-            </w:r>
-            <w:r>
-              <w:rPr>
-                <w:noProof/>
-                <w:webHidden/>
-              </w:rPr>
-              <w:fldChar w:fldCharType="separate"/>
-            </w:r>
-            <w:r>
-              <w:rPr>
-                <w:noProof/>
-                <w:webHidden/>
-              </w:rPr>
-              <w:t>7</w:t>
-            </w:r>
-            <w:r>
-              <w:rPr>
-                <w:noProof/>
-                <w:webHidden/>
-              </w:rPr>
-              <w:fldChar w:fldCharType="end"/>
-            </w:r>
-          </w:hyperlink>
-        </w:p>
-        <w:p>
-          <w:pPr>
-            <w:pStyle w:val="11"/>
-            <w:tabs>
-              <w:tab w:val="right" w:leader="dot" w:pos="9345"/>
-            </w:tabs>
-            <w:rPr>
-              <w:rFonts w:eastAsiaTheme="minorEastAsia"/>
-              <w:noProof/>
-              <w:lang w:val="ru-RU" w:eastAsia="ru-RU" w:bidi="ar-SA"/>
-            </w:rPr>
-          </w:pPr>
-          <w:hyperlink w:anchor="_Toc205272520" w:history="1">
-            <w:r>
-              <w:rPr>
-                <w:rStyle w:val="af9"/>
-                <w:noProof/>
-                <w:lang w:val="ru-RU"/>
-              </w:rPr>
-              <w:t xml:space="preserve">Ошибка </w:t>
-            </w:r>
-            <w:r>
-              <w:rPr>
-                <w:rStyle w:val="af9"/>
-                <w:noProof/>
-              </w:rPr>
-              <w:t>quote</w:t>
-            </w:r>
-            <w:r>
-              <w:rPr>
-                <w:rStyle w:val="af9"/>
-                <w:noProof/>
-                <w:lang w:val="ru-RU"/>
-              </w:rPr>
-              <w:t>. Редактирование файла  Query.php. 15.08.2023</w:t>
-            </w:r>
-            <w:r>
-              <w:rPr>
-                <w:noProof/>
-                <w:webHidden/>
-              </w:rPr>
-              <w:tab/>
-            </w:r>
-            <w:r>
-              <w:rPr>
-                <w:noProof/>
-                <w:webHidden/>
-              </w:rPr>
-              <w:fldChar w:fldCharType="begin"/>
-            </w:r>
-            <w:r>
-              <w:rPr>
-                <w:noProof/>
-                <w:webHidden/>
-              </w:rPr>
-              <w:instrText xml:space="preserve"> PAGEREF _Toc205272520 \h </w:instrText>
-            </w:r>
-            <w:r>
-              <w:rPr>
-                <w:noProof/>
-                <w:webHidden/>
-              </w:rPr>
-            </w:r>
-            <w:r>
-              <w:rPr>
-                <w:noProof/>
-                <w:webHidden/>
-              </w:rPr>
-              <w:fldChar w:fldCharType="separate"/>
-            </w:r>
-            <w:r>
-              <w:rPr>
-                <w:noProof/>
-                <w:webHidden/>
-              </w:rPr>
-              <w:t>7</w:t>
-            </w:r>
-            <w:r>
-              <w:rPr>
-                <w:noProof/>
-                <w:webHidden/>
-              </w:rPr>
-              <w:fldChar w:fldCharType="end"/>
-            </w:r>
-          </w:hyperlink>
-        </w:p>
-        <w:p>
-          <w:pPr>
-            <w:pStyle w:val="11"/>
-            <w:tabs>
-              <w:tab w:val="right" w:leader="dot" w:pos="9345"/>
-            </w:tabs>
-            <w:rPr>
-              <w:rFonts w:eastAsiaTheme="minorEastAsia"/>
-              <w:noProof/>
-              <w:lang w:val="ru-RU" w:eastAsia="ru-RU" w:bidi="ar-SA"/>
-            </w:rPr>
-          </w:pPr>
-          <w:hyperlink w:anchor="_Toc205272521" w:history="1">
-            <w:r>
-              <w:rPr>
-                <w:rStyle w:val="af9"/>
-                <w:noProof/>
-                <w:lang w:val="ru-RU"/>
-              </w:rPr>
-              <w:t>Сессии и авторизация Одна авторизация на все сайты.</w:t>
-            </w:r>
-            <w:r>
-              <w:rPr>
-                <w:noProof/>
-                <w:webHidden/>
-              </w:rPr>
-              <w:tab/>
-            </w:r>
-            <w:r>
-              <w:rPr>
-                <w:noProof/>
-                <w:webHidden/>
-              </w:rPr>
-              <w:fldChar w:fldCharType="begin"/>
-            </w:r>
-            <w:r>
-              <w:rPr>
-                <w:noProof/>
-                <w:webHidden/>
-              </w:rPr>
-              <w:instrText xml:space="preserve"> PAGEREF _Toc205272521 \h </w:instrText>
-            </w:r>
-            <w:r>
-              <w:rPr>
-                <w:noProof/>
-                <w:webHidden/>
-              </w:rPr>
-            </w:r>
-            <w:r>
-              <w:rPr>
-                <w:noProof/>
-                <w:webHidden/>
-              </w:rPr>
-              <w:fldChar w:fldCharType="separate"/>
-            </w:r>
-            <w:r>
-              <w:rPr>
-                <w:noProof/>
-                <w:webHidden/>
-              </w:rPr>
-              <w:t>9</w:t>
-            </w:r>
-            <w:r>
-              <w:rPr>
-                <w:noProof/>
-                <w:webHidden/>
-              </w:rPr>
-              <w:fldChar w:fldCharType="end"/>
-            </w:r>
-          </w:hyperlink>
-        </w:p>
-        <w:p>
-          <w:pPr>
-            <w:pStyle w:val="23"/>
-            <w:tabs>
-              <w:tab w:val="right" w:leader="dot" w:pos="9345"/>
-            </w:tabs>
-            <w:rPr>
-              <w:rFonts w:eastAsiaTheme="minorEastAsia"/>
-              <w:noProof/>
-              <w:lang w:val="ru-RU" w:eastAsia="ru-RU" w:bidi="ar-SA"/>
-            </w:rPr>
-          </w:pPr>
-          <w:hyperlink w:anchor="_Toc205272522" w:history="1">
-            <w:r>
-              <w:rPr>
-                <w:rStyle w:val="af9"/>
-                <w:noProof/>
-                <w:lang w:val="ru-RU"/>
-              </w:rPr>
-              <w:t>Путь решения 1: разные имена в session_key  конфигурации \application\config\auth.php</w:t>
-            </w:r>
-            <w:r>
-              <w:rPr>
-                <w:noProof/>
-                <w:webHidden/>
-              </w:rPr>
-              <w:tab/>
-            </w:r>
-            <w:r>
-              <w:rPr>
-                <w:noProof/>
-                <w:webHidden/>
-              </w:rPr>
-              <w:fldChar w:fldCharType="begin"/>
-            </w:r>
-            <w:r>
-              <w:rPr>
-                <w:noProof/>
-                <w:webHidden/>
-              </w:rPr>
-              <w:instrText xml:space="preserve"> PAGEREF _Toc205272522 \h </w:instrText>
-            </w:r>
-            <w:r>
-              <w:rPr>
-                <w:noProof/>
-                <w:webHidden/>
-              </w:rPr>
-            </w:r>
-            <w:r>
-              <w:rPr>
-                <w:noProof/>
-                <w:webHidden/>
-              </w:rPr>
-              <w:fldChar w:fldCharType="separate"/>
-            </w:r>
-            <w:r>
-              <w:rPr>
-                <w:noProof/>
-                <w:webHidden/>
-              </w:rPr>
-              <w:t>9</w:t>
+              <w:t>8</w:t>
             </w:r>
             <w:r>
               <w:rPr>
@@ -1458,7 +1388,7 @@
           <w:lang w:val="ru-RU"/>
         </w:rPr>
       </w:pPr>
-      <w:bookmarkStart w:id="0" w:name="_Toc205272505"/>
+      <w:bookmarkStart w:id="0" w:name="_Toc164953360"/>
       <w:r>
         <w:lastRenderedPageBreak/>
         <w:t>Citycrm</w:t>
@@ -1846,127 +1776,135 @@
           </w:p>
         </w:tc>
       </w:tr>
-      <w:tr>
-        <w:tc>
-          <w:tcPr>
-            <w:tcW w:w="675" w:type="dxa"/>
-          </w:tcPr>
-          <w:p>
-            <w:pPr>
-              <w:ind w:firstLine="0"/>
-              <w:contextualSpacing/>
-              <w:rPr>
-                <w:lang w:val="ru-RU"/>
-              </w:rPr>
-            </w:pPr>
-          </w:p>
-        </w:tc>
-        <w:tc>
-          <w:tcPr>
-            <w:tcW w:w="1701" w:type="dxa"/>
-          </w:tcPr>
-          <w:p>
-            <w:pPr>
-              <w:ind w:firstLine="0"/>
-              <w:contextualSpacing/>
-              <w:rPr>
-                <w:lang w:val="ru-RU"/>
-              </w:rPr>
-            </w:pPr>
-            <w:r>
-              <w:rPr>
-                <w:lang w:val="ru-RU"/>
-              </w:rPr>
-              <w:t>6.08.2025</w:t>
-            </w:r>
-          </w:p>
-        </w:tc>
-        <w:tc>
-          <w:tcPr>
-            <w:tcW w:w="6521" w:type="dxa"/>
-          </w:tcPr>
-          <w:p>
-            <w:pPr>
-              <w:ind w:firstLine="0"/>
-              <w:contextualSpacing/>
-              <w:rPr>
-                <w:lang w:val="ru-RU"/>
-              </w:rPr>
-            </w:pPr>
-            <w:r>
-              <w:t>could not find driver</w:t>
-            </w:r>
-          </w:p>
-        </w:tc>
-      </w:tr>
     </w:tbl>
     <w:p>
       <w:pPr>
         <w:pStyle w:val="1"/>
-      </w:pPr>
-      <w:bookmarkStart w:id="1" w:name="_Toc205272506"/>
-      <w:r>
-        <w:t>could not find driver</w:t>
+        <w:rPr>
+          <w:lang w:val="ru-RU"/>
+        </w:rPr>
+      </w:pPr>
+      <w:bookmarkStart w:id="1" w:name="_Toc164953361"/>
+      <w:r>
+        <w:rPr>
+          <w:lang w:val="ru-RU"/>
+        </w:rPr>
+        <w:t>Русификация валидации.</w:t>
       </w:r>
       <w:bookmarkEnd w:id="1"/>
     </w:p>
     <w:p>
       <w:pPr>
+        <w:rPr>
+          <w:lang w:val="ru-RU"/>
+        </w:rPr>
+      </w:pPr>
+      <w:r>
+        <w:rPr>
+          <w:lang w:val="ru-RU"/>
+        </w:rPr>
+        <w:t xml:space="preserve">Файл для русификации должен быть указан в методе </w:t>
+      </w:r>
+      <w:r>
+        <w:t>errors</w:t>
+      </w:r>
+      <w:r>
+        <w:rPr>
+          <w:lang w:val="ru-RU"/>
+        </w:rPr>
+        <w:t>:</w:t>
+      </w:r>
+    </w:p>
+    <w:p>
+      <w:r>
+        <w:t>$post-&gt;errors('validateCard')</w:t>
+      </w:r>
+    </w:p>
+    <w:p>
+      <w:r>
+        <w:rPr>
+          <w:lang w:val="ru-RU"/>
+        </w:rPr>
+        <w:t>Файл</w:t>
+      </w:r>
+      <w:r>
+        <w:t xml:space="preserve"> </w:t>
+      </w:r>
+      <w:r>
+        <w:rPr>
+          <w:lang w:val="ru-RU"/>
+        </w:rPr>
+        <w:t>русификации</w:t>
+      </w:r>
+      <w:r>
+        <w:t xml:space="preserve"> </w:t>
+      </w:r>
+      <w:r>
+        <w:rPr>
+          <w:lang w:val="ru-RU"/>
+        </w:rPr>
+        <w:t>должен</w:t>
+      </w:r>
+      <w:r>
+        <w:t xml:space="preserve"> </w:t>
+      </w:r>
+      <w:r>
+        <w:rPr>
+          <w:lang w:val="ru-RU"/>
+        </w:rPr>
+        <w:t>лежать</w:t>
+      </w:r>
+      <w:r>
+        <w:t xml:space="preserve"> </w:t>
+      </w:r>
+      <w:r>
+        <w:rPr>
+          <w:lang w:val="ru-RU"/>
+        </w:rPr>
+        <w:t>в</w:t>
+      </w:r>
+      <w:r>
+        <w:t xml:space="preserve"> </w:t>
+      </w:r>
+      <w:r>
+        <w:rPr>
+          <w:lang w:val="ru-RU"/>
+        </w:rPr>
+        <w:t>папке</w:t>
+      </w:r>
+      <w:r>
+        <w:t xml:space="preserve"> C:\xampp\htdocs\citycrm\application\messages\validateCard.php</w:t>
+      </w:r>
+    </w:p>
+    <w:p>
+      <w:pPr>
+        <w:rPr>
+          <w:lang w:val="ru-RU"/>
+        </w:rPr>
+      </w:pPr>
+      <w:r>
+        <w:rPr>
+          <w:lang w:val="ru-RU"/>
+        </w:rPr>
+        <w:t>Формат файла русификации:</w:t>
+      </w:r>
+    </w:p>
+    <w:p>
+      <w:pPr>
         <w:contextualSpacing/>
         <w:rPr>
-          <w:lang w:val="ru-RU"/>
-        </w:rPr>
-      </w:pPr>
-      <w:r>
-        <w:rPr>
-          <w:lang w:val="ru-RU"/>
-        </w:rPr>
-        <w:t xml:space="preserve">Эта ошибка исчезла после того, как в файле </w:t>
-      </w:r>
-      <w:r>
-        <w:t>C</w:t>
-      </w:r>
-      <w:r>
-        <w:rPr>
-          <w:lang w:val="ru-RU"/>
-        </w:rPr>
-        <w:t>:\</w:t>
-      </w:r>
-      <w:r>
-        <w:t>xampp</w:t>
-      </w:r>
-      <w:r>
-        <w:rPr>
-          <w:lang w:val="ru-RU"/>
-        </w:rPr>
-        <w:t>\</w:t>
-      </w:r>
-      <w:r>
-        <w:t>php</w:t>
-      </w:r>
-      <w:r>
-        <w:rPr>
-          <w:lang w:val="ru-RU"/>
-        </w:rPr>
-        <w:t>\</w:t>
-      </w:r>
-      <w:r>
-        <w:t>php</w:t>
-      </w:r>
-      <w:r>
-        <w:rPr>
-          <w:lang w:val="ru-RU"/>
-        </w:rPr>
-        <w:t>.</w:t>
-      </w:r>
-      <w:r>
-        <w:t>ini</w:t>
-      </w:r>
-      <w:r>
-        <w:rPr>
-          <w:lang w:val="ru-RU"/>
-        </w:rPr>
-        <w:t xml:space="preserve"> я расскоментировал строку </w:t>
+          <w:i/>
+          <w:sz w:val="20"/>
+          <w:szCs w:val="20"/>
+        </w:rPr>
+      </w:pPr>
+      <w:r>
+        <w:rPr>
+          <w:i/>
+          <w:sz w:val="20"/>
+          <w:szCs w:val="20"/>
+        </w:rPr>
+        <w:t xml:space="preserve">&lt;?php defined('SYSPATH') or die('No direct script access.'); </w:t>
       </w:r>
     </w:p>
     <w:p>
@@ -1974,53 +1912,53 @@
         <w:contextualSpacing/>
         <w:rPr>
           <w:i/>
-          <w:lang w:val="ru-RU"/>
-        </w:rPr>
-      </w:pPr>
-      <w:r>
-        <w:rPr>
-          <w:i/>
-          <w:lang w:val="ru-RU"/>
-        </w:rPr>
-        <w:t>;extension=php_pdo_firebird.dll</w:t>
-      </w:r>
-    </w:p>
-    <w:p>
-      <w:pPr>
-        <w:ind w:firstLine="0"/>
+          <w:sz w:val="20"/>
+          <w:szCs w:val="20"/>
+        </w:rPr>
+      </w:pPr>
+      <w:r>
+        <w:rPr>
+          <w:i/>
+          <w:sz w:val="20"/>
+          <w:szCs w:val="20"/>
+        </w:rPr>
+        <w:t>$messages = array(</w:t>
+      </w:r>
+    </w:p>
+    <w:p>
+      <w:pPr>
         <w:contextualSpacing/>
         <w:rPr>
-          <w:lang w:val="ru-RU"/>
-        </w:rPr>
-      </w:pPr>
-      <w:r>
-        <w:rPr>
-          <w:lang w:val="ru-RU"/>
-        </w:rPr>
-        <w:t xml:space="preserve">и перезапустил </w:t>
-      </w:r>
-      <w:r>
-        <w:t>apache</w:t>
-      </w:r>
-      <w:r>
-        <w:rPr>
-          <w:lang w:val="ru-RU"/>
-        </w:rPr>
-        <w:t>.</w:t>
+          <w:i/>
+          <w:sz w:val="20"/>
+          <w:szCs w:val="20"/>
+        </w:rPr>
+      </w:pPr>
+      <w:r>
+        <w:rPr>
+          <w:i/>
+          <w:sz w:val="20"/>
+          <w:szCs w:val="20"/>
+        </w:rPr>
+        <w:t xml:space="preserve">   'name'   =&gt;</w:t>
       </w:r>
     </w:p>
     <w:p>
       <w:pPr>
         <w:contextualSpacing/>
         <w:rPr>
-          <w:lang w:val="ru-RU"/>
-        </w:rPr>
-      </w:pPr>
-      <w:r>
-        <w:rPr>
-          <w:lang w:val="ru-RU"/>
-        </w:rPr>
-        <w:t>При этом строка подключения к базе данных выглядит т.о.:</w:t>
+          <w:i/>
+          <w:sz w:val="20"/>
+          <w:szCs w:val="20"/>
+        </w:rPr>
+      </w:pPr>
+      <w:r>
+        <w:rPr>
+          <w:i/>
+          <w:sz w:val="20"/>
+          <w:szCs w:val="20"/>
+        </w:rPr>
+        <w:t xml:space="preserve">      array(</w:t>
       </w:r>
     </w:p>
     <w:p>
@@ -2034,17 +1972,79 @@
       </w:pPr>
       <w:r>
         <w:rPr>
-          <w:lang w:val="ru-RU"/>
-        </w:rPr>
-        <w:tab/>
-      </w:r>
-      <w:r>
-        <w:rPr>
-          <w:i/>
-          <w:sz w:val="20"/>
-          <w:szCs w:val="20"/>
-        </w:rPr>
-        <w:t>'fb' =&gt; array(</w:t>
+          <w:i/>
+          <w:sz w:val="20"/>
+          <w:szCs w:val="20"/>
+        </w:rPr>
+        <w:t xml:space="preserve">         'not_empty'       =&gt; ':field </w:t>
+      </w:r>
+      <w:r>
+        <w:rPr>
+          <w:i/>
+          <w:sz w:val="20"/>
+          <w:szCs w:val="20"/>
+          <w:lang w:val="ru-RU"/>
+        </w:rPr>
+        <w:t>Не</w:t>
+      </w:r>
+      <w:r>
+        <w:rPr>
+          <w:i/>
+          <w:sz w:val="20"/>
+          <w:szCs w:val="20"/>
+        </w:rPr>
+        <w:t xml:space="preserve"> </w:t>
+      </w:r>
+      <w:r>
+        <w:rPr>
+          <w:i/>
+          <w:sz w:val="20"/>
+          <w:szCs w:val="20"/>
+          <w:lang w:val="ru-RU"/>
+        </w:rPr>
+        <w:t>может</w:t>
+      </w:r>
+      <w:r>
+        <w:rPr>
+          <w:i/>
+          <w:sz w:val="20"/>
+          <w:szCs w:val="20"/>
+        </w:rPr>
+        <w:t xml:space="preserve"> </w:t>
+      </w:r>
+      <w:r>
+        <w:rPr>
+          <w:i/>
+          <w:sz w:val="20"/>
+          <w:szCs w:val="20"/>
+          <w:lang w:val="ru-RU"/>
+        </w:rPr>
+        <w:t>быть</w:t>
+      </w:r>
+      <w:r>
+        <w:rPr>
+          <w:i/>
+          <w:sz w:val="20"/>
+          <w:szCs w:val="20"/>
+        </w:rPr>
+        <w:t xml:space="preserve"> </w:t>
+      </w:r>
+      <w:r>
+        <w:rPr>
+          <w:i/>
+          <w:sz w:val="20"/>
+          <w:szCs w:val="20"/>
+          <w:lang w:val="ru-RU"/>
+        </w:rPr>
+        <w:t>пустым</w:t>
+      </w:r>
+      <w:r>
+        <w:rPr>
+          <w:i/>
+          <w:sz w:val="20"/>
+          <w:szCs w:val="20"/>
+        </w:rPr>
+        <w:t>',</w:t>
       </w:r>
     </w:p>
     <w:p>
@@ -2054,49 +2054,25 @@
           <w:i/>
           <w:sz w:val="20"/>
           <w:szCs w:val="20"/>
-        </w:rPr>
-      </w:pPr>
-      <w:r>
-        <w:rPr>
-          <w:i/>
-          <w:sz w:val="20"/>
-          <w:szCs w:val="20"/>
-        </w:rPr>
-        <w:tab/>
-      </w:r>
-      <w:r>
-        <w:rPr>
-          <w:i/>
-          <w:sz w:val="20"/>
-          <w:szCs w:val="20"/>
-        </w:rPr>
-        <w:tab/>
-        <w:t>'type'</w:t>
-      </w:r>
-      <w:r>
-        <w:rPr>
-          <w:i/>
-          <w:sz w:val="20"/>
-          <w:szCs w:val="20"/>
-        </w:rPr>
-        <w:tab/>
-      </w:r>
-      <w:r>
-        <w:rPr>
-          <w:i/>
-          <w:sz w:val="20"/>
-          <w:szCs w:val="20"/>
-        </w:rPr>
-        <w:tab/>
-      </w:r>
-      <w:r>
-        <w:rPr>
-          <w:i/>
-          <w:sz w:val="20"/>
-          <w:szCs w:val="20"/>
-        </w:rPr>
-        <w:tab/>
-        <w:t>=&gt; 'pdo',</w:t>
+          <w:lang w:val="ru-RU"/>
+        </w:rPr>
+      </w:pPr>
+      <w:r>
+        <w:rPr>
+          <w:i/>
+          <w:sz w:val="20"/>
+          <w:szCs w:val="20"/>
+        </w:rPr>
+        <w:t xml:space="preserve">      </w:t>
+      </w:r>
+      <w:r>
+        <w:rPr>
+          <w:i/>
+          <w:sz w:val="20"/>
+          <w:szCs w:val="20"/>
+          <w:lang w:val="ru-RU"/>
+        </w:rPr>
+        <w:t>),</w:t>
       </w:r>
     </w:p>
     <w:p>
@@ -2106,34 +2082,9 @@
           <w:i/>
           <w:sz w:val="20"/>
           <w:szCs w:val="20"/>
-        </w:rPr>
-      </w:pPr>
-      <w:r>
-        <w:rPr>
-          <w:i/>
-          <w:sz w:val="20"/>
-          <w:szCs w:val="20"/>
-        </w:rPr>
-        <w:tab/>
-      </w:r>
-      <w:r>
-        <w:rPr>
-          <w:i/>
-          <w:sz w:val="20"/>
-          <w:szCs w:val="20"/>
-        </w:rPr>
-        <w:tab/>
-        <w:t>'connection'</w:t>
-      </w:r>
-      <w:r>
-        <w:rPr>
-          <w:i/>
-          <w:sz w:val="20"/>
-          <w:szCs w:val="20"/>
-        </w:rPr>
-        <w:tab/>
-        <w:t>=&gt; array(</w:t>
-      </w:r>
+          <w:lang w:val="ru-RU"/>
+        </w:rPr>
+      </w:pPr>
     </w:p>
     <w:p>
       <w:pPr>
@@ -2142,49 +2093,18 @@
           <w:i/>
           <w:sz w:val="20"/>
           <w:szCs w:val="20"/>
-        </w:rPr>
-      </w:pPr>
-      <w:r>
-        <w:rPr>
-          <w:i/>
-          <w:sz w:val="20"/>
-          <w:szCs w:val="20"/>
-        </w:rPr>
-        <w:tab/>
-      </w:r>
-      <w:r>
-        <w:rPr>
-          <w:i/>
-          <w:sz w:val="20"/>
-          <w:szCs w:val="20"/>
-        </w:rPr>
-        <w:tab/>
-      </w:r>
-      <w:r>
-        <w:rPr>
-          <w:i/>
-          <w:sz w:val="20"/>
-          <w:szCs w:val="20"/>
-        </w:rPr>
-        <w:tab/>
-        <w:t>'dsn'</w:t>
-      </w:r>
-      <w:r>
-        <w:rPr>
-          <w:i/>
-          <w:sz w:val="20"/>
-          <w:szCs w:val="20"/>
-        </w:rPr>
-        <w:tab/>
-      </w:r>
-      <w:r>
-        <w:rPr>
-          <w:i/>
-          <w:sz w:val="20"/>
-          <w:szCs w:val="20"/>
-        </w:rPr>
-        <w:tab/>
-        <w:t>=&gt; 'firebird:dbname=localhost:C:\\rrr\\HL_2025_07_21.GDB',</w:t>
+          <w:lang w:val="ru-RU"/>
+        </w:rPr>
+      </w:pPr>
+      <w:r>
+        <w:rPr>
+          <w:i/>
+          <w:sz w:val="20"/>
+          <w:szCs w:val="20"/>
+          <w:lang w:val="ru-RU"/>
+        </w:rPr>
+        <w:tab/>
+        <w:t>'getCardInfo'   =&gt;</w:t>
       </w:r>
     </w:p>
     <w:p>
@@ -2194,41 +2114,17 @@
           <w:i/>
           <w:sz w:val="20"/>
           <w:szCs w:val="20"/>
-        </w:rPr>
-      </w:pPr>
-      <w:r>
-        <w:rPr>
-          <w:i/>
-          <w:sz w:val="20"/>
-          <w:szCs w:val="20"/>
-        </w:rPr>
-        <w:tab/>
-      </w:r>
-      <w:r>
-        <w:rPr>
-          <w:i/>
-          <w:sz w:val="20"/>
-          <w:szCs w:val="20"/>
-        </w:rPr>
-        <w:tab/>
-      </w:r>
-      <w:r>
-        <w:rPr>
-          <w:i/>
-          <w:sz w:val="20"/>
-          <w:szCs w:val="20"/>
-        </w:rPr>
-        <w:tab/>
-        <w:t>'username'</w:t>
-      </w:r>
-      <w:r>
-        <w:rPr>
-          <w:i/>
-          <w:sz w:val="20"/>
-          <w:szCs w:val="20"/>
-        </w:rPr>
-        <w:tab/>
-        <w:t>=&gt; 'SYSDBA',</w:t>
+          <w:lang w:val="ru-RU"/>
+        </w:rPr>
+      </w:pPr>
+      <w:r>
+        <w:rPr>
+          <w:i/>
+          <w:sz w:val="20"/>
+          <w:szCs w:val="20"/>
+          <w:lang w:val="ru-RU"/>
+        </w:rPr>
+        <w:t xml:space="preserve">      array(</w:t>
       </w:r>
     </w:p>
     <w:p>
@@ -2238,41 +2134,17 @@
           <w:i/>
           <w:sz w:val="20"/>
           <w:szCs w:val="20"/>
-        </w:rPr>
-      </w:pPr>
-      <w:r>
-        <w:rPr>
-          <w:i/>
-          <w:sz w:val="20"/>
-          <w:szCs w:val="20"/>
-        </w:rPr>
-        <w:tab/>
-      </w:r>
-      <w:r>
-        <w:rPr>
-          <w:i/>
-          <w:sz w:val="20"/>
-          <w:szCs w:val="20"/>
-        </w:rPr>
-        <w:tab/>
-      </w:r>
-      <w:r>
-        <w:rPr>
-          <w:i/>
-          <w:sz w:val="20"/>
-          <w:szCs w:val="20"/>
-        </w:rPr>
-        <w:tab/>
-        <w:t>'password'</w:t>
-      </w:r>
-      <w:r>
-        <w:rPr>
-          <w:i/>
-          <w:sz w:val="20"/>
-          <w:szCs w:val="20"/>
-        </w:rPr>
-        <w:tab/>
-        <w:t>=&gt; 'temp',</w:t>
+          <w:lang w:val="ru-RU"/>
+        </w:rPr>
+      </w:pPr>
+      <w:r>
+        <w:rPr>
+          <w:i/>
+          <w:sz w:val="20"/>
+          <w:szCs w:val="20"/>
+          <w:lang w:val="ru-RU"/>
+        </w:rPr>
+        <w:t xml:space="preserve">         'not_empty'=&gt; 'Номер карты не может быть пустым',</w:t>
       </w:r>
     </w:p>
     <w:p>
@@ -2282,32 +2154,17 @@
           <w:i/>
           <w:sz w:val="20"/>
           <w:szCs w:val="20"/>
-        </w:rPr>
-      </w:pPr>
-      <w:r>
-        <w:rPr>
-          <w:i/>
-          <w:sz w:val="20"/>
-          <w:szCs w:val="20"/>
-        </w:rPr>
-        <w:tab/>
-      </w:r>
-      <w:r>
-        <w:rPr>
-          <w:i/>
-          <w:sz w:val="20"/>
-          <w:szCs w:val="20"/>
-        </w:rPr>
-        <w:tab/>
-      </w:r>
-      <w:r>
-        <w:rPr>
-          <w:i/>
-          <w:sz w:val="20"/>
-          <w:szCs w:val="20"/>
-        </w:rPr>
-        <w:tab/>
-        <w:t>'charset'   =&gt; 'windows-1251',</w:t>
+          <w:lang w:val="ru-RU"/>
+        </w:rPr>
+      </w:pPr>
+      <w:r>
+        <w:rPr>
+          <w:i/>
+          <w:sz w:val="20"/>
+          <w:szCs w:val="20"/>
+          <w:lang w:val="ru-RU"/>
+        </w:rPr>
+        <w:t xml:space="preserve">         'regex'=&gt; 'Недопустимый набор данных. Номер должен состоянить из цифр 0-1, запятой, букв ABCDEF!',</w:t>
       </w:r>
     </w:p>
     <w:p>
@@ -2325,33 +2182,9 @@
           <w:i/>
           <w:sz w:val="20"/>
           <w:szCs w:val="20"/>
-        </w:rPr>
-        <w:tab/>
-      </w:r>
-      <w:r>
-        <w:rPr>
-          <w:i/>
-          <w:sz w:val="20"/>
-          <w:szCs w:val="20"/>
-        </w:rPr>
-        <w:tab/>
-      </w:r>
-      <w:r>
-        <w:rPr>
-          <w:i/>
-          <w:sz w:val="20"/>
-          <w:szCs w:val="20"/>
-        </w:rPr>
-        <w:tab/>
-      </w:r>
-      <w:r>
-        <w:rPr>
-          <w:i/>
-          <w:sz w:val="20"/>
-          <w:szCs w:val="20"/>
-          <w:lang w:val="ru-RU"/>
-        </w:rPr>
-        <w:t>)</w:t>
+          <w:lang w:val="ru-RU"/>
+        </w:rPr>
+        <w:t xml:space="preserve">      ),</w:t>
       </w:r>
     </w:p>
     <w:p>
@@ -2364,52 +2197,282 @@
           <w:lang w:val="ru-RU"/>
         </w:rPr>
       </w:pPr>
-      <w:r>
-        <w:rPr>
-          <w:i/>
-          <w:sz w:val="20"/>
-          <w:szCs w:val="20"/>
-          <w:lang w:val="ru-RU"/>
-        </w:rPr>
-        <w:tab/>
-      </w:r>
-      <w:r>
-        <w:rPr>
-          <w:i/>
-          <w:sz w:val="20"/>
-          <w:szCs w:val="20"/>
-          <w:lang w:val="ru-RU"/>
-        </w:rPr>
-        <w:tab/>
+    </w:p>
+    <w:p>
+      <w:pPr>
+        <w:contextualSpacing/>
+        <w:rPr>
+          <w:i/>
+          <w:sz w:val="20"/>
+          <w:szCs w:val="20"/>
+          <w:lang w:val="ru-RU"/>
+        </w:rPr>
+      </w:pPr>
+      <w:r>
+        <w:rPr>
+          <w:i/>
+          <w:sz w:val="20"/>
+          <w:szCs w:val="20"/>
+          <w:lang w:val="ru-RU"/>
+        </w:rPr>
+        <w:tab/>
+        <w:t>'card'   =&gt;</w:t>
+      </w:r>
+    </w:p>
+    <w:p>
+      <w:pPr>
+        <w:contextualSpacing/>
+        <w:rPr>
+          <w:i/>
+          <w:sz w:val="20"/>
+          <w:szCs w:val="20"/>
+          <w:lang w:val="ru-RU"/>
+        </w:rPr>
+      </w:pPr>
+      <w:r>
+        <w:rPr>
+          <w:i/>
+          <w:sz w:val="20"/>
+          <w:szCs w:val="20"/>
+          <w:lang w:val="ru-RU"/>
+        </w:rPr>
+        <w:t xml:space="preserve">      array(</w:t>
+      </w:r>
+    </w:p>
+    <w:p>
+      <w:pPr>
+        <w:contextualSpacing/>
+        <w:rPr>
+          <w:i/>
+          <w:sz w:val="20"/>
+          <w:szCs w:val="20"/>
+          <w:lang w:val="ru-RU"/>
+        </w:rPr>
+      </w:pPr>
+      <w:r>
+        <w:rPr>
+          <w:i/>
+          <w:sz w:val="20"/>
+          <w:szCs w:val="20"/>
+          <w:lang w:val="ru-RU"/>
+        </w:rPr>
+        <w:t xml:space="preserve">         't555'=&gt; ':value Карта уже зарегистрирована.',</w:t>
+      </w:r>
+    </w:p>
+    <w:p>
+      <w:pPr>
+        <w:contextualSpacing/>
+        <w:rPr>
+          <w:i/>
+          <w:sz w:val="20"/>
+          <w:szCs w:val="20"/>
+          <w:lang w:val="ru-RU"/>
+        </w:rPr>
+      </w:pPr>
+      <w:r>
+        <w:rPr>
+          <w:i/>
+          <w:sz w:val="20"/>
+          <w:szCs w:val="20"/>
+          <w:lang w:val="ru-RU"/>
+        </w:rPr>
+        <w:t xml:space="preserve">       ),</w:t>
+      </w:r>
+    </w:p>
+    <w:p>
+      <w:pPr>
+        <w:contextualSpacing/>
+        <w:rPr>
+          <w:i/>
+          <w:sz w:val="20"/>
+          <w:szCs w:val="20"/>
+          <w:lang w:val="ru-RU"/>
+        </w:rPr>
+      </w:pPr>
+      <w:r>
+        <w:rPr>
+          <w:i/>
+          <w:sz w:val="20"/>
+          <w:szCs w:val="20"/>
+          <w:lang w:val="ru-RU"/>
+        </w:rPr>
+        <w:tab/>
+        <w:t xml:space="preserve">  </w:t>
+      </w:r>
+    </w:p>
+    <w:p>
+      <w:pPr>
+        <w:contextualSpacing/>
+        <w:rPr>
+          <w:i/>
+          <w:sz w:val="20"/>
+          <w:szCs w:val="20"/>
+          <w:lang w:val="ru-RU"/>
+        </w:rPr>
+      </w:pPr>
+      <w:r>
+        <w:rPr>
+          <w:i/>
+          <w:sz w:val="20"/>
+          <w:szCs w:val="20"/>
+          <w:lang w:val="ru-RU"/>
+        </w:rPr>
+        <w:tab/>
+        <w:t>'id_pep'   =&gt;  array(</w:t>
+      </w:r>
+    </w:p>
+    <w:p>
+      <w:pPr>
+        <w:contextualSpacing/>
+        <w:rPr>
+          <w:i/>
+          <w:sz w:val="20"/>
+          <w:szCs w:val="20"/>
+          <w:lang w:val="ru-RU"/>
+        </w:rPr>
+      </w:pPr>
+      <w:r>
+        <w:rPr>
+          <w:i/>
+          <w:sz w:val="20"/>
+          <w:szCs w:val="20"/>
+          <w:lang w:val="ru-RU"/>
+        </w:rPr>
+        <w:t xml:space="preserve">         'not_empty'=&gt; 'Пользователь не найден.',</w:t>
+      </w:r>
+    </w:p>
+    <w:p>
+      <w:pPr>
+        <w:contextualSpacing/>
+        <w:rPr>
+          <w:i/>
+          <w:sz w:val="20"/>
+          <w:szCs w:val="20"/>
+        </w:rPr>
+      </w:pPr>
+      <w:r>
+        <w:rPr>
+          <w:i/>
+          <w:sz w:val="20"/>
+          <w:szCs w:val="20"/>
+          <w:lang w:val="ru-RU"/>
+        </w:rPr>
+        <w:t xml:space="preserve">      </w:t>
+      </w:r>
+      <w:r>
+        <w:rPr>
+          <w:i/>
+          <w:sz w:val="20"/>
+          <w:szCs w:val="20"/>
+        </w:rPr>
         <w:t>),</w:t>
       </w:r>
     </w:p>
     <w:p>
       <w:pPr>
-        <w:rPr>
-          <w:lang w:val="ru-RU"/>
-        </w:rPr>
-      </w:pPr>
-      <w:r>
-        <w:rPr>
-          <w:lang w:val="ru-RU"/>
-        </w:rPr>
-        <w:t xml:space="preserve">Характерно, что при этом подключение </w:t>
-      </w:r>
-      <w:r>
-        <w:t>ODBC</w:t>
-      </w:r>
-      <w:r>
-        <w:rPr>
-          <w:lang w:val="ru-RU"/>
+        <w:contextualSpacing/>
+        <w:rPr>
+          <w:i/>
+          <w:sz w:val="20"/>
+          <w:szCs w:val="20"/>
+        </w:rPr>
+      </w:pPr>
+      <w:r>
+        <w:rPr>
+          <w:i/>
+          <w:sz w:val="20"/>
+          <w:szCs w:val="20"/>
+        </w:rPr>
+        <w:tab/>
+        <w:t xml:space="preserve">  </w:t>
+      </w:r>
+    </w:p>
+    <w:p>
+      <w:pPr>
+        <w:contextualSpacing/>
+        <w:rPr>
+          <w:i/>
+          <w:sz w:val="20"/>
+          <w:szCs w:val="20"/>
+        </w:rPr>
+      </w:pPr>
+      <w:r>
+        <w:rPr>
+          <w:i/>
+          <w:sz w:val="20"/>
+          <w:szCs w:val="20"/>
+        </w:rPr>
+        <w:tab/>
+        <w:t xml:space="preserve"> 'idPepInfo'   =&gt;  array(</w:t>
+      </w:r>
+    </w:p>
+    <w:p>
+      <w:pPr>
+        <w:contextualSpacing/>
+        <w:rPr>
+          <w:i/>
+          <w:sz w:val="20"/>
+          <w:szCs w:val="20"/>
+        </w:rPr>
+      </w:pPr>
+      <w:r>
+        <w:rPr>
+          <w:i/>
+          <w:sz w:val="20"/>
+          <w:szCs w:val="20"/>
+        </w:rPr>
+        <w:t xml:space="preserve">         'Model_People::unique_username'=&gt; '</w:t>
+      </w:r>
+      <w:r>
+        <w:rPr>
+          <w:i/>
+          <w:sz w:val="20"/>
+          <w:szCs w:val="20"/>
+          <w:lang w:val="ru-RU"/>
+        </w:rPr>
+        <w:t>Пользователь</w:t>
+      </w:r>
+      <w:r>
+        <w:rPr>
+          <w:i/>
+          <w:sz w:val="20"/>
+          <w:szCs w:val="20"/>
         </w:rPr>
         <w:t xml:space="preserve"> </w:t>
       </w:r>
       <w:r>
         <w:rPr>
-          <w:lang w:val="ru-RU"/>
-        </w:rPr>
-        <w:t>тоже работало, при настройке подключения:</w:t>
+          <w:i/>
+          <w:sz w:val="20"/>
+          <w:szCs w:val="20"/>
+          <w:lang w:val="ru-RU"/>
+        </w:rPr>
+        <w:t>не</w:t>
+      </w:r>
+      <w:r>
+        <w:rPr>
+          <w:i/>
+          <w:sz w:val="20"/>
+          <w:szCs w:val="20"/>
+        </w:rPr>
+        <w:t xml:space="preserve"> </w:t>
+      </w:r>
+      <w:r>
+        <w:rPr>
+          <w:i/>
+          <w:sz w:val="20"/>
+          <w:szCs w:val="20"/>
+          <w:lang w:val="ru-RU"/>
+        </w:rPr>
+        <w:t>найден</w:t>
+      </w:r>
+      <w:r>
+        <w:rPr>
+          <w:i/>
+          <w:sz w:val="20"/>
+          <w:szCs w:val="20"/>
+        </w:rPr>
+        <w:t>.',</w:t>
       </w:r>
     </w:p>
     <w:p>
@@ -2419,15 +2482,34 @@
           <w:i/>
           <w:sz w:val="20"/>
           <w:szCs w:val="20"/>
-        </w:rPr>
-      </w:pPr>
-      <w:r>
-        <w:rPr>
-          <w:i/>
-          <w:sz w:val="20"/>
-          <w:szCs w:val="20"/>
-        </w:rPr>
-        <w:t>'fb' =&gt; array(</w:t>
+          <w:lang w:val="ru-RU"/>
+        </w:rPr>
+      </w:pPr>
+      <w:r>
+        <w:rPr>
+          <w:i/>
+          <w:sz w:val="20"/>
+          <w:szCs w:val="20"/>
+        </w:rPr>
+        <w:tab/>
+      </w:r>
+      <w:r>
+        <w:rPr>
+          <w:i/>
+          <w:sz w:val="20"/>
+          <w:szCs w:val="20"/>
+        </w:rPr>
+        <w:tab/>
+        <w:t xml:space="preserve"> </w:t>
+      </w:r>
+      <w:r>
+        <w:rPr>
+          <w:i/>
+          <w:sz w:val="20"/>
+          <w:szCs w:val="20"/>
+          <w:lang w:val="ru-RU"/>
+        </w:rPr>
+        <w:t>'not_empty'=&gt; 'Номер пользователья не может быть пустым',</w:t>
       </w:r>
     </w:p>
     <w:p>
@@ -2437,41 +2519,27 @@
           <w:i/>
           <w:sz w:val="20"/>
           <w:szCs w:val="20"/>
-        </w:rPr>
-      </w:pPr>
-      <w:r>
-        <w:rPr>
-          <w:i/>
-          <w:sz w:val="20"/>
-          <w:szCs w:val="20"/>
-        </w:rPr>
-        <w:tab/>
-        <w:t>'type'</w:t>
-      </w:r>
-      <w:r>
-        <w:rPr>
-          <w:i/>
-          <w:sz w:val="20"/>
-          <w:szCs w:val="20"/>
-        </w:rPr>
-        <w:tab/>
-      </w:r>
-      <w:r>
-        <w:rPr>
-          <w:i/>
-          <w:sz w:val="20"/>
-          <w:szCs w:val="20"/>
-        </w:rPr>
-        <w:tab/>
-      </w:r>
-      <w:r>
-        <w:rPr>
-          <w:i/>
-          <w:sz w:val="20"/>
-          <w:szCs w:val="20"/>
-        </w:rPr>
-        <w:tab/>
-        <w:t>=&gt; 'pdo',</w:t>
+          <w:lang w:val="ru-RU"/>
+        </w:rPr>
+      </w:pPr>
+      <w:r>
+        <w:rPr>
+          <w:i/>
+          <w:sz w:val="20"/>
+          <w:szCs w:val="20"/>
+          <w:lang w:val="ru-RU"/>
+        </w:rPr>
+        <w:tab/>
+      </w:r>
+      <w:r>
+        <w:rPr>
+          <w:i/>
+          <w:sz w:val="20"/>
+          <w:szCs w:val="20"/>
+          <w:lang w:val="ru-RU"/>
+        </w:rPr>
+        <w:tab/>
+        <w:t xml:space="preserve"> 'digit'=&gt; 'Номер пользователья должен быть числом',</w:t>
       </w:r>
     </w:p>
     <w:p>
@@ -2481,25 +2549,17 @@
           <w:i/>
           <w:sz w:val="20"/>
           <w:szCs w:val="20"/>
-        </w:rPr>
-      </w:pPr>
-      <w:r>
-        <w:rPr>
-          <w:i/>
-          <w:sz w:val="20"/>
-          <w:szCs w:val="20"/>
-        </w:rPr>
-        <w:tab/>
-        <w:t>'connection'</w:t>
-      </w:r>
-      <w:r>
-        <w:rPr>
-          <w:i/>
-          <w:sz w:val="20"/>
-          <w:szCs w:val="20"/>
-        </w:rPr>
-        <w:tab/>
-        <w:t>=&gt; array(</w:t>
+          <w:lang w:val="ru-RU"/>
+        </w:rPr>
+      </w:pPr>
+      <w:r>
+        <w:rPr>
+          <w:i/>
+          <w:sz w:val="20"/>
+          <w:szCs w:val="20"/>
+          <w:lang w:val="ru-RU"/>
+        </w:rPr>
+        <w:t xml:space="preserve">      ),</w:t>
       </w:r>
     </w:p>
     <w:p>
@@ -2509,33 +2569,18 @@
           <w:i/>
           <w:sz w:val="20"/>
           <w:szCs w:val="20"/>
-        </w:rPr>
-      </w:pPr>
-      <w:r>
-        <w:rPr>
-          <w:i/>
-          <w:sz w:val="20"/>
-          <w:szCs w:val="20"/>
-        </w:rPr>
-        <w:tab/>
-        <w:t>'dsn'</w:t>
-      </w:r>
-      <w:r>
-        <w:rPr>
-          <w:i/>
-          <w:sz w:val="20"/>
-          <w:szCs w:val="20"/>
-        </w:rPr>
-        <w:tab/>
-      </w:r>
-      <w:r>
-        <w:rPr>
-          <w:i/>
-          <w:sz w:val="20"/>
-          <w:szCs w:val="20"/>
-        </w:rPr>
-        <w:tab/>
-        <w:t>=&gt; 'odbc:SDUO',</w:t>
+          <w:lang w:val="ru-RU"/>
+        </w:rPr>
+      </w:pPr>
+      <w:r>
+        <w:rPr>
+          <w:i/>
+          <w:sz w:val="20"/>
+          <w:szCs w:val="20"/>
+          <w:lang w:val="ru-RU"/>
+        </w:rPr>
+        <w:tab/>
+        <w:t xml:space="preserve">  </w:t>
       </w:r>
     </w:p>
     <w:p>
@@ -2553,17 +2598,10 @@
           <w:i/>
           <w:sz w:val="20"/>
           <w:szCs w:val="20"/>
-        </w:rPr>
-        <w:tab/>
-      </w:r>
-      <w:r>
-        <w:rPr>
-          <w:i/>
-          <w:sz w:val="20"/>
-          <w:szCs w:val="20"/>
-          <w:lang w:val="ru-RU"/>
-        </w:rPr>
-        <w:t>'charset'   =&gt; 'windows-1251',</w:t>
+          <w:lang w:val="ru-RU"/>
+        </w:rPr>
+        <w:tab/>
+        <w:t xml:space="preserve">  </w:t>
       </w:r>
     </w:p>
     <w:p>
@@ -2584,7 +2622,7 @@
           <w:lang w:val="ru-RU"/>
         </w:rPr>
         <w:tab/>
-        <w:t>)</w:t>
+        <w:t xml:space="preserve"> 'q'   =&gt;  array(        </w:t>
       </w:r>
     </w:p>
     <w:p>
@@ -2604,7 +2642,17 @@
           <w:szCs w:val="20"/>
           <w:lang w:val="ru-RU"/>
         </w:rPr>
-        <w:t>),</w:t>
+        <w:tab/>
+      </w:r>
+      <w:r>
+        <w:rPr>
+          <w:i/>
+          <w:sz w:val="20"/>
+          <w:szCs w:val="20"/>
+          <w:lang w:val="ru-RU"/>
+        </w:rPr>
+        <w:tab/>
+        <w:t xml:space="preserve"> 'digit'=&gt; 'Строка поиска ":value" должна состоять из цифр',</w:t>
       </w:r>
     </w:p>
     <w:p>
@@ -2617,30 +2665,219 @@
           <w:lang w:val="ru-RU"/>
         </w:rPr>
       </w:pPr>
-    </w:p>
-    <w:p>
-      <w:pPr>
-        <w:rPr>
-          <w:lang w:val="ru-RU"/>
-        </w:rPr>
-      </w:pPr>
-      <w:r>
-        <w:rPr>
-          <w:lang w:val="ru-RU"/>
-        </w:rPr>
-        <w:t xml:space="preserve">Проверку я выполнял на </w:t>
-      </w:r>
-      <w:r>
-        <w:rPr>
-          <w:lang w:val="ru-RU"/>
-        </w:rPr>
-        <w:t>C:\xampp\htdocs\city</w:t>
-      </w:r>
-      <w:r>
-        <w:rPr>
-          <w:lang w:val="ru-RU"/>
-        </w:rPr>
-        <w:t>.</w:t>
+      <w:r>
+        <w:rPr>
+          <w:i/>
+          <w:sz w:val="20"/>
+          <w:szCs w:val="20"/>
+          <w:lang w:val="ru-RU"/>
+        </w:rPr>
+        <w:lastRenderedPageBreak/>
+        <w:t xml:space="preserve">      ),</w:t>
+      </w:r>
+    </w:p>
+    <w:p>
+      <w:pPr>
+        <w:contextualSpacing/>
+        <w:rPr>
+          <w:i/>
+          <w:sz w:val="20"/>
+          <w:szCs w:val="20"/>
+          <w:lang w:val="ru-RU"/>
+        </w:rPr>
+      </w:pPr>
+      <w:r>
+        <w:rPr>
+          <w:i/>
+          <w:sz w:val="20"/>
+          <w:szCs w:val="20"/>
+          <w:lang w:val="ru-RU"/>
+        </w:rPr>
+        <w:tab/>
+        <w:t xml:space="preserve">  </w:t>
+      </w:r>
+    </w:p>
+    <w:p>
+      <w:pPr>
+        <w:contextualSpacing/>
+        <w:rPr>
+          <w:i/>
+          <w:sz w:val="20"/>
+          <w:szCs w:val="20"/>
+          <w:lang w:val="ru-RU"/>
+        </w:rPr>
+      </w:pPr>
+      <w:r>
+        <w:rPr>
+          <w:i/>
+          <w:sz w:val="20"/>
+          <w:szCs w:val="20"/>
+          <w:lang w:val="ru-RU"/>
+        </w:rPr>
+        <w:tab/>
+        <w:t xml:space="preserve">  </w:t>
+      </w:r>
+    </w:p>
+    <w:p>
+      <w:pPr>
+        <w:contextualSpacing/>
+        <w:rPr>
+          <w:i/>
+          <w:sz w:val="20"/>
+          <w:szCs w:val="20"/>
+          <w:lang w:val="ru-RU"/>
+        </w:rPr>
+      </w:pPr>
+      <w:r>
+        <w:rPr>
+          <w:i/>
+          <w:sz w:val="20"/>
+          <w:szCs w:val="20"/>
+          <w:lang w:val="ru-RU"/>
+        </w:rPr>
+        <w:tab/>
+        <w:t xml:space="preserve">  </w:t>
+      </w:r>
+    </w:p>
+    <w:p>
+      <w:pPr>
+        <w:contextualSpacing/>
+        <w:rPr>
+          <w:i/>
+          <w:sz w:val="20"/>
+          <w:szCs w:val="20"/>
+          <w:lang w:val="ru-RU"/>
+        </w:rPr>
+      </w:pPr>
+      <w:r>
+        <w:rPr>
+          <w:i/>
+          <w:sz w:val="20"/>
+          <w:szCs w:val="20"/>
+          <w:lang w:val="ru-RU"/>
+        </w:rPr>
+        <w:t>);</w:t>
+      </w:r>
+    </w:p>
+    <w:p>
+      <w:pPr>
+        <w:contextualSpacing/>
+        <w:rPr>
+          <w:i/>
+          <w:sz w:val="20"/>
+          <w:szCs w:val="20"/>
+          <w:lang w:val="ru-RU"/>
+        </w:rPr>
+      </w:pPr>
+      <w:r>
+        <w:rPr>
+          <w:i/>
+          <w:sz w:val="20"/>
+          <w:szCs w:val="20"/>
+          <w:lang w:val="ru-RU"/>
+        </w:rPr>
+        <w:t xml:space="preserve"> </w:t>
+      </w:r>
+    </w:p>
+    <w:p>
+      <w:pPr>
+        <w:contextualSpacing/>
+        <w:rPr>
+          <w:i/>
+          <w:sz w:val="20"/>
+          <w:szCs w:val="20"/>
+          <w:lang w:val="ru-RU"/>
+        </w:rPr>
+      </w:pPr>
+      <w:r>
+        <w:rPr>
+          <w:i/>
+          <w:sz w:val="20"/>
+          <w:szCs w:val="20"/>
+          <w:lang w:val="ru-RU"/>
+        </w:rPr>
+        <w:t>return $messages;</w:t>
+      </w:r>
+    </w:p>
+    <w:p>
+      <w:pPr>
+        <w:rPr>
+          <w:lang w:val="ru-RU"/>
+        </w:rPr>
+      </w:pPr>
+      <w:r>
+        <w:rPr>
+          <w:lang w:val="ru-RU"/>
+        </w:rPr>
+        <w:t>Указана переменная, затем массив правило – как переводить.</w:t>
+      </w:r>
+    </w:p>
+    <w:p>
+      <w:pPr>
+        <w:rPr>
+          <w:lang w:val="ru-RU"/>
+        </w:rPr>
+      </w:pPr>
+      <w:r>
+        <w:rPr>
+          <w:lang w:val="ru-RU"/>
+        </w:rPr>
+        <w:t xml:space="preserve">Если указано </w:t>
+      </w:r>
+      <w:r>
+        <w:rPr>
+          <w:lang w:val="ru-RU"/>
+        </w:rPr>
+        <w:t>:</w:t>
+      </w:r>
+      <w:r>
+        <w:t>field</w:t>
+      </w:r>
+      <w:r>
+        <w:rPr>
+          <w:lang w:val="ru-RU"/>
+        </w:rPr>
+        <w:t xml:space="preserve">, </w:t>
+      </w:r>
+      <w:r>
+        <w:rPr>
+          <w:lang w:val="ru-RU"/>
+        </w:rPr>
+        <w:t>то будет указано название поля, которое проверяли.</w:t>
+      </w:r>
+    </w:p>
+    <w:p>
+      <w:pPr>
+        <w:rPr>
+          <w:lang w:val="ru-RU"/>
+        </w:rPr>
+      </w:pPr>
+      <w:r>
+        <w:rPr>
+          <w:lang w:val="ru-RU"/>
+        </w:rPr>
+        <w:t xml:space="preserve">Если указать </w:t>
+      </w:r>
+      <w:r>
+        <w:rPr>
+          <w:lang w:val="ru-RU"/>
+        </w:rPr>
+        <w:t>:</w:t>
+      </w:r>
+      <w:r>
+        <w:t>value</w:t>
+      </w:r>
+      <w:r>
+        <w:rPr>
+          <w:lang w:val="ru-RU"/>
+        </w:rPr>
+        <w:t xml:space="preserve"> </w:t>
+      </w:r>
+      <w:r>
+        <w:rPr>
+          <w:lang w:val="ru-RU"/>
+        </w:rPr>
+        <w:t>то будет указано значение поля, которое проверяли.</w:t>
       </w:r>
     </w:p>
     <w:p>
@@ -2650,1288 +2887,45 @@
           <w:lang w:val="ru-RU"/>
         </w:rPr>
       </w:pPr>
-      <w:bookmarkStart w:id="2" w:name="_Toc205272507"/>
-      <w:r>
-        <w:rPr>
-          <w:lang w:val="ru-RU"/>
-        </w:rPr>
-        <w:t>Русификация валидации.</w:t>
+      <w:bookmarkStart w:id="2" w:name="_Toc164953362"/>
+      <w:r>
+        <w:rPr>
+          <w:lang w:val="ru-RU"/>
+        </w:rPr>
+        <w:t xml:space="preserve">Описание механизма </w:t>
+      </w:r>
+      <w:r>
+        <w:t>Alert</w:t>
+      </w:r>
+      <w:r>
+        <w:rPr>
+          <w:lang w:val="ru-RU"/>
+        </w:rPr>
+        <w:t xml:space="preserve"> </w:t>
+      </w:r>
+      <w:r>
+        <w:rPr>
+          <w:lang w:val="ru-RU"/>
+        </w:rPr>
+        <w:t>с отображением цвета и иконки.</w:t>
       </w:r>
       <w:bookmarkEnd w:id="2"/>
     </w:p>
     <w:p>
       <w:pPr>
-        <w:rPr>
-          <w:lang w:val="ru-RU"/>
-        </w:rPr>
-      </w:pPr>
-      <w:r>
-        <w:rPr>
-          <w:lang w:val="ru-RU"/>
-        </w:rPr>
-        <w:t xml:space="preserve">Файл для русификации должен быть указан в методе </w:t>
-      </w:r>
-      <w:r>
-        <w:t>errors</w:t>
-      </w:r>
-      <w:r>
-        <w:rPr>
-          <w:lang w:val="ru-RU"/>
-        </w:rPr>
-        <w:t>:</w:t>
-      </w:r>
-    </w:p>
-    <w:p>
-      <w:pPr>
-        <w:rPr>
-          <w:lang w:val="ru-RU"/>
-        </w:rPr>
-      </w:pPr>
-      <w:r>
-        <w:rPr>
-          <w:lang w:val="ru-RU"/>
-        </w:rPr>
-        <w:t>$</w:t>
-      </w:r>
-      <w:r>
-        <w:t>post</w:t>
-      </w:r>
-      <w:r>
-        <w:rPr>
-          <w:lang w:val="ru-RU"/>
-        </w:rPr>
-        <w:t>-&gt;</w:t>
-      </w:r>
-      <w:r>
-        <w:t>errors</w:t>
-      </w:r>
-      <w:r>
-        <w:rPr>
-          <w:lang w:val="ru-RU"/>
-        </w:rPr>
-        <w:t>('</w:t>
-      </w:r>
-      <w:r>
-        <w:t>validateCard</w:t>
-      </w:r>
-      <w:r>
-        <w:rPr>
-          <w:lang w:val="ru-RU"/>
-        </w:rPr>
-        <w:t>')</w:t>
-      </w:r>
-    </w:p>
-    <w:p>
-      <w:pPr>
-        <w:rPr>
-          <w:lang w:val="ru-RU"/>
-        </w:rPr>
-      </w:pPr>
-      <w:r>
-        <w:rPr>
-          <w:lang w:val="ru-RU"/>
-        </w:rPr>
-        <w:t>Файл</w:t>
-      </w:r>
-      <w:r>
-        <w:rPr>
-          <w:lang w:val="ru-RU"/>
-        </w:rPr>
-        <w:t xml:space="preserve"> </w:t>
-      </w:r>
-      <w:r>
-        <w:rPr>
-          <w:lang w:val="ru-RU"/>
-        </w:rPr>
-        <w:t>русификации</w:t>
-      </w:r>
-      <w:r>
-        <w:rPr>
-          <w:lang w:val="ru-RU"/>
-        </w:rPr>
-        <w:t xml:space="preserve"> </w:t>
-      </w:r>
-      <w:r>
-        <w:rPr>
-          <w:lang w:val="ru-RU"/>
-        </w:rPr>
-        <w:t>должен</w:t>
-      </w:r>
-      <w:r>
-        <w:rPr>
-          <w:lang w:val="ru-RU"/>
-        </w:rPr>
-        <w:t xml:space="preserve"> </w:t>
-      </w:r>
-      <w:r>
-        <w:rPr>
-          <w:lang w:val="ru-RU"/>
-        </w:rPr>
-        <w:t>лежать</w:t>
-      </w:r>
-      <w:r>
-        <w:rPr>
-          <w:lang w:val="ru-RU"/>
-        </w:rPr>
-        <w:t xml:space="preserve"> </w:t>
-      </w:r>
-      <w:r>
-        <w:rPr>
-          <w:lang w:val="ru-RU"/>
-        </w:rPr>
-        <w:t>в</w:t>
-      </w:r>
-      <w:r>
-        <w:rPr>
-          <w:lang w:val="ru-RU"/>
-        </w:rPr>
-        <w:t xml:space="preserve"> </w:t>
-      </w:r>
-      <w:r>
-        <w:rPr>
-          <w:lang w:val="ru-RU"/>
-        </w:rPr>
-        <w:t>папке</w:t>
-      </w:r>
-      <w:r>
-        <w:rPr>
-          <w:lang w:val="ru-RU"/>
-        </w:rPr>
-        <w:t xml:space="preserve"> </w:t>
-      </w:r>
-      <w:r>
-        <w:t>C</w:t>
-      </w:r>
-      <w:r>
-        <w:rPr>
-          <w:lang w:val="ru-RU"/>
-        </w:rPr>
-        <w:t>:\</w:t>
-      </w:r>
-      <w:r>
-        <w:t>xampp</w:t>
-      </w:r>
-      <w:r>
-        <w:rPr>
-          <w:lang w:val="ru-RU"/>
-        </w:rPr>
-        <w:t>\</w:t>
-      </w:r>
-      <w:r>
-        <w:t>htdocs</w:t>
-      </w:r>
-      <w:r>
-        <w:rPr>
-          <w:lang w:val="ru-RU"/>
-        </w:rPr>
-        <w:t>\</w:t>
-      </w:r>
-      <w:r>
-        <w:t>citycrm</w:t>
-      </w:r>
-      <w:r>
-        <w:rPr>
-          <w:lang w:val="ru-RU"/>
-        </w:rPr>
-        <w:t>\</w:t>
-      </w:r>
-      <w:r>
-        <w:t>application</w:t>
-      </w:r>
-      <w:r>
-        <w:rPr>
-          <w:lang w:val="ru-RU"/>
-        </w:rPr>
-        <w:t>\</w:t>
-      </w:r>
-      <w:r>
-        <w:t>messages</w:t>
-      </w:r>
-      <w:r>
-        <w:rPr>
-          <w:lang w:val="ru-RU"/>
-        </w:rPr>
-        <w:t>\</w:t>
-      </w:r>
-      <w:r>
-        <w:t>validateCard</w:t>
-      </w:r>
-      <w:r>
-        <w:rPr>
-          <w:lang w:val="ru-RU"/>
-        </w:rPr>
-        <w:t>.</w:t>
-      </w:r>
-      <w:r>
-        <w:t>php</w:t>
-      </w:r>
-    </w:p>
-    <w:p>
-      <w:r>
-        <w:rPr>
-          <w:lang w:val="ru-RU"/>
-        </w:rPr>
-        <w:t>Формат</w:t>
-      </w:r>
-      <w:r>
-        <w:t xml:space="preserve"> </w:t>
-      </w:r>
-      <w:r>
-        <w:rPr>
-          <w:lang w:val="ru-RU"/>
-        </w:rPr>
-        <w:t>файла</w:t>
-      </w:r>
-      <w:r>
-        <w:t xml:space="preserve"> </w:t>
-      </w:r>
-      <w:r>
-        <w:rPr>
-          <w:lang w:val="ru-RU"/>
-        </w:rPr>
-        <w:t>русификации</w:t>
-      </w:r>
-      <w:r>
-        <w:t>:</w:t>
-      </w:r>
-    </w:p>
-    <w:p>
-      <w:pPr>
-        <w:contextualSpacing/>
-        <w:rPr>
-          <w:i/>
-          <w:sz w:val="20"/>
-          <w:szCs w:val="20"/>
-        </w:rPr>
-      </w:pPr>
-      <w:r>
-        <w:rPr>
-          <w:i/>
-          <w:sz w:val="20"/>
-          <w:szCs w:val="20"/>
-        </w:rPr>
-        <w:t xml:space="preserve">&lt;?php defined('SYSPATH') or die('No direct script access.'); </w:t>
-      </w:r>
-    </w:p>
-    <w:p>
-      <w:pPr>
-        <w:contextualSpacing/>
-        <w:rPr>
-          <w:i/>
-          <w:sz w:val="20"/>
-          <w:szCs w:val="20"/>
-        </w:rPr>
-      </w:pPr>
-      <w:r>
-        <w:rPr>
-          <w:i/>
-          <w:sz w:val="20"/>
-          <w:szCs w:val="20"/>
-        </w:rPr>
-        <w:t>$messages = array(</w:t>
-      </w:r>
-    </w:p>
-    <w:p>
-      <w:pPr>
-        <w:contextualSpacing/>
-        <w:rPr>
-          <w:i/>
-          <w:sz w:val="20"/>
-          <w:szCs w:val="20"/>
-        </w:rPr>
-      </w:pPr>
-      <w:r>
-        <w:rPr>
-          <w:i/>
-          <w:sz w:val="20"/>
-          <w:szCs w:val="20"/>
-        </w:rPr>
-        <w:t xml:space="preserve">   'name'   =&gt;</w:t>
-      </w:r>
-    </w:p>
-    <w:p>
-      <w:pPr>
-        <w:contextualSpacing/>
-        <w:rPr>
-          <w:i/>
-          <w:sz w:val="20"/>
-          <w:szCs w:val="20"/>
-        </w:rPr>
-      </w:pPr>
-      <w:r>
-        <w:rPr>
-          <w:i/>
-          <w:sz w:val="20"/>
-          <w:szCs w:val="20"/>
-        </w:rPr>
-        <w:lastRenderedPageBreak/>
-        <w:t xml:space="preserve">      array(</w:t>
-      </w:r>
-    </w:p>
-    <w:p>
-      <w:pPr>
-        <w:contextualSpacing/>
-        <w:rPr>
-          <w:i/>
-          <w:sz w:val="20"/>
-          <w:szCs w:val="20"/>
-        </w:rPr>
-      </w:pPr>
-      <w:r>
-        <w:rPr>
-          <w:i/>
-          <w:sz w:val="20"/>
-          <w:szCs w:val="20"/>
-        </w:rPr>
-        <w:t xml:space="preserve">         'not_empty'       =&gt; ':field </w:t>
-      </w:r>
-      <w:r>
-        <w:rPr>
-          <w:i/>
-          <w:sz w:val="20"/>
-          <w:szCs w:val="20"/>
-          <w:lang w:val="ru-RU"/>
-        </w:rPr>
-        <w:t>Не</w:t>
-      </w:r>
-      <w:r>
-        <w:rPr>
-          <w:i/>
-          <w:sz w:val="20"/>
-          <w:szCs w:val="20"/>
-        </w:rPr>
-        <w:t xml:space="preserve"> </w:t>
-      </w:r>
-      <w:r>
-        <w:rPr>
-          <w:i/>
-          <w:sz w:val="20"/>
-          <w:szCs w:val="20"/>
-          <w:lang w:val="ru-RU"/>
-        </w:rPr>
-        <w:t>может</w:t>
-      </w:r>
-      <w:r>
-        <w:rPr>
-          <w:i/>
-          <w:sz w:val="20"/>
-          <w:szCs w:val="20"/>
-        </w:rPr>
-        <w:t xml:space="preserve"> </w:t>
-      </w:r>
-      <w:r>
-        <w:rPr>
-          <w:i/>
-          <w:sz w:val="20"/>
-          <w:szCs w:val="20"/>
-          <w:lang w:val="ru-RU"/>
-        </w:rPr>
-        <w:t>быть</w:t>
-      </w:r>
-      <w:r>
-        <w:rPr>
-          <w:i/>
-          <w:sz w:val="20"/>
-          <w:szCs w:val="20"/>
-        </w:rPr>
-        <w:t xml:space="preserve"> </w:t>
-      </w:r>
-      <w:r>
-        <w:rPr>
-          <w:i/>
-          <w:sz w:val="20"/>
-          <w:szCs w:val="20"/>
-          <w:lang w:val="ru-RU"/>
-        </w:rPr>
-        <w:t>пустым</w:t>
-      </w:r>
-      <w:r>
-        <w:rPr>
-          <w:i/>
-          <w:sz w:val="20"/>
-          <w:szCs w:val="20"/>
-        </w:rPr>
-        <w:t>',</w:t>
-      </w:r>
-    </w:p>
-    <w:p>
-      <w:pPr>
-        <w:contextualSpacing/>
-        <w:rPr>
-          <w:i/>
-          <w:sz w:val="20"/>
-          <w:szCs w:val="20"/>
-          <w:lang w:val="ru-RU"/>
-        </w:rPr>
-      </w:pPr>
-      <w:r>
-        <w:rPr>
-          <w:i/>
-          <w:sz w:val="20"/>
-          <w:szCs w:val="20"/>
-        </w:rPr>
-        <w:t xml:space="preserve">      </w:t>
-      </w:r>
-      <w:r>
-        <w:rPr>
-          <w:i/>
-          <w:sz w:val="20"/>
-          <w:szCs w:val="20"/>
-          <w:lang w:val="ru-RU"/>
-        </w:rPr>
-        <w:t>),</w:t>
-      </w:r>
-    </w:p>
-    <w:p>
-      <w:pPr>
-        <w:contextualSpacing/>
-        <w:rPr>
-          <w:i/>
-          <w:sz w:val="20"/>
-          <w:szCs w:val="20"/>
-          <w:lang w:val="ru-RU"/>
-        </w:rPr>
-      </w:pPr>
-    </w:p>
-    <w:p>
-      <w:pPr>
-        <w:contextualSpacing/>
-        <w:rPr>
-          <w:i/>
-          <w:sz w:val="20"/>
-          <w:szCs w:val="20"/>
-          <w:lang w:val="ru-RU"/>
-        </w:rPr>
-      </w:pPr>
-      <w:r>
-        <w:rPr>
-          <w:i/>
-          <w:sz w:val="20"/>
-          <w:szCs w:val="20"/>
-          <w:lang w:val="ru-RU"/>
-        </w:rPr>
-        <w:tab/>
-        <w:t>'getCardInfo'   =&gt;</w:t>
-      </w:r>
-    </w:p>
-    <w:p>
-      <w:pPr>
-        <w:contextualSpacing/>
-        <w:rPr>
-          <w:i/>
-          <w:sz w:val="20"/>
-          <w:szCs w:val="20"/>
-          <w:lang w:val="ru-RU"/>
-        </w:rPr>
-      </w:pPr>
-      <w:r>
-        <w:rPr>
-          <w:i/>
-          <w:sz w:val="20"/>
-          <w:szCs w:val="20"/>
-          <w:lang w:val="ru-RU"/>
-        </w:rPr>
-        <w:t xml:space="preserve">      array(</w:t>
-      </w:r>
-    </w:p>
-    <w:p>
-      <w:pPr>
-        <w:contextualSpacing/>
-        <w:rPr>
-          <w:i/>
-          <w:sz w:val="20"/>
-          <w:szCs w:val="20"/>
-          <w:lang w:val="ru-RU"/>
-        </w:rPr>
-      </w:pPr>
-      <w:r>
-        <w:rPr>
-          <w:i/>
-          <w:sz w:val="20"/>
-          <w:szCs w:val="20"/>
-          <w:lang w:val="ru-RU"/>
-        </w:rPr>
-        <w:t xml:space="preserve">         'not_empty'=&gt; 'Номер карты не может быть пустым',</w:t>
-      </w:r>
-    </w:p>
-    <w:p>
-      <w:pPr>
-        <w:contextualSpacing/>
-        <w:rPr>
-          <w:i/>
-          <w:sz w:val="20"/>
-          <w:szCs w:val="20"/>
-          <w:lang w:val="ru-RU"/>
-        </w:rPr>
-      </w:pPr>
-      <w:r>
-        <w:rPr>
-          <w:i/>
-          <w:sz w:val="20"/>
-          <w:szCs w:val="20"/>
-          <w:lang w:val="ru-RU"/>
-        </w:rPr>
-        <w:t xml:space="preserve">         'regex'=&gt; 'Недопустимый набор данных. Номер должен состоянить из цифр 0-1, запятой, букв ABCDEF!',</w:t>
-      </w:r>
-    </w:p>
-    <w:p>
-      <w:pPr>
-        <w:contextualSpacing/>
-        <w:rPr>
-          <w:i/>
-          <w:sz w:val="20"/>
-          <w:szCs w:val="20"/>
-          <w:lang w:val="ru-RU"/>
-        </w:rPr>
-      </w:pPr>
-      <w:r>
-        <w:rPr>
-          <w:i/>
-          <w:sz w:val="20"/>
-          <w:szCs w:val="20"/>
-          <w:lang w:val="ru-RU"/>
-        </w:rPr>
-        <w:t xml:space="preserve">      ),</w:t>
-      </w:r>
-    </w:p>
-    <w:p>
-      <w:pPr>
-        <w:contextualSpacing/>
-        <w:rPr>
-          <w:i/>
-          <w:sz w:val="20"/>
-          <w:szCs w:val="20"/>
-          <w:lang w:val="ru-RU"/>
-        </w:rPr>
-      </w:pPr>
-    </w:p>
-    <w:p>
-      <w:pPr>
-        <w:contextualSpacing/>
-        <w:rPr>
-          <w:i/>
-          <w:sz w:val="20"/>
-          <w:szCs w:val="20"/>
-          <w:lang w:val="ru-RU"/>
-        </w:rPr>
-      </w:pPr>
-      <w:r>
-        <w:rPr>
-          <w:i/>
-          <w:sz w:val="20"/>
-          <w:szCs w:val="20"/>
-          <w:lang w:val="ru-RU"/>
-        </w:rPr>
-        <w:tab/>
-        <w:t>'card'   =&gt;</w:t>
-      </w:r>
-    </w:p>
-    <w:p>
-      <w:pPr>
-        <w:contextualSpacing/>
-        <w:rPr>
-          <w:i/>
-          <w:sz w:val="20"/>
-          <w:szCs w:val="20"/>
-          <w:lang w:val="ru-RU"/>
-        </w:rPr>
-      </w:pPr>
-      <w:r>
-        <w:rPr>
-          <w:i/>
-          <w:sz w:val="20"/>
-          <w:szCs w:val="20"/>
-          <w:lang w:val="ru-RU"/>
-        </w:rPr>
-        <w:t xml:space="preserve">      array(</w:t>
-      </w:r>
-    </w:p>
-    <w:p>
-      <w:pPr>
-        <w:contextualSpacing/>
-        <w:rPr>
-          <w:i/>
-          <w:sz w:val="20"/>
-          <w:szCs w:val="20"/>
-          <w:lang w:val="ru-RU"/>
-        </w:rPr>
-      </w:pPr>
-      <w:r>
-        <w:rPr>
-          <w:i/>
-          <w:sz w:val="20"/>
-          <w:szCs w:val="20"/>
-          <w:lang w:val="ru-RU"/>
-        </w:rPr>
-        <w:t xml:space="preserve">         't555'=&gt; ':value Карта уже зарегистрирована.',</w:t>
-      </w:r>
-    </w:p>
-    <w:p>
-      <w:pPr>
-        <w:contextualSpacing/>
-        <w:rPr>
-          <w:i/>
-          <w:sz w:val="20"/>
-          <w:szCs w:val="20"/>
-          <w:lang w:val="ru-RU"/>
-        </w:rPr>
-      </w:pPr>
-      <w:r>
-        <w:rPr>
-          <w:i/>
-          <w:sz w:val="20"/>
-          <w:szCs w:val="20"/>
-          <w:lang w:val="ru-RU"/>
-        </w:rPr>
-        <w:t xml:space="preserve">       ),</w:t>
-      </w:r>
-    </w:p>
-    <w:p>
-      <w:pPr>
-        <w:contextualSpacing/>
-        <w:rPr>
-          <w:i/>
-          <w:sz w:val="20"/>
-          <w:szCs w:val="20"/>
-          <w:lang w:val="ru-RU"/>
-        </w:rPr>
-      </w:pPr>
-      <w:r>
-        <w:rPr>
-          <w:i/>
-          <w:sz w:val="20"/>
-          <w:szCs w:val="20"/>
-          <w:lang w:val="ru-RU"/>
-        </w:rPr>
-        <w:tab/>
-        <w:t xml:space="preserve">  </w:t>
-      </w:r>
-    </w:p>
-    <w:p>
-      <w:pPr>
-        <w:contextualSpacing/>
-        <w:rPr>
-          <w:i/>
-          <w:sz w:val="20"/>
-          <w:szCs w:val="20"/>
-          <w:lang w:val="ru-RU"/>
-        </w:rPr>
-      </w:pPr>
-      <w:r>
-        <w:rPr>
-          <w:i/>
-          <w:sz w:val="20"/>
-          <w:szCs w:val="20"/>
-          <w:lang w:val="ru-RU"/>
-        </w:rPr>
-        <w:tab/>
-        <w:t>'id_pep'   =&gt;  array(</w:t>
-      </w:r>
-    </w:p>
-    <w:p>
-      <w:pPr>
-        <w:contextualSpacing/>
-        <w:rPr>
-          <w:i/>
-          <w:sz w:val="20"/>
-          <w:szCs w:val="20"/>
-          <w:lang w:val="ru-RU"/>
-        </w:rPr>
-      </w:pPr>
-      <w:r>
-        <w:rPr>
-          <w:i/>
-          <w:sz w:val="20"/>
-          <w:szCs w:val="20"/>
-          <w:lang w:val="ru-RU"/>
-        </w:rPr>
-        <w:t xml:space="preserve">         'not_empty'=&gt; 'Пользователь не найден.',</w:t>
-      </w:r>
-    </w:p>
-    <w:p>
-      <w:pPr>
-        <w:contextualSpacing/>
-        <w:rPr>
-          <w:i/>
-          <w:sz w:val="20"/>
-          <w:szCs w:val="20"/>
-        </w:rPr>
-      </w:pPr>
-      <w:r>
-        <w:rPr>
-          <w:i/>
-          <w:sz w:val="20"/>
-          <w:szCs w:val="20"/>
-          <w:lang w:val="ru-RU"/>
-        </w:rPr>
-        <w:t xml:space="preserve">      </w:t>
-      </w:r>
-      <w:r>
-        <w:rPr>
-          <w:i/>
-          <w:sz w:val="20"/>
-          <w:szCs w:val="20"/>
-        </w:rPr>
-        <w:t>),</w:t>
-      </w:r>
-    </w:p>
-    <w:p>
-      <w:pPr>
-        <w:contextualSpacing/>
-        <w:rPr>
-          <w:i/>
-          <w:sz w:val="20"/>
-          <w:szCs w:val="20"/>
-        </w:rPr>
-      </w:pPr>
-      <w:r>
-        <w:rPr>
-          <w:i/>
-          <w:sz w:val="20"/>
-          <w:szCs w:val="20"/>
-        </w:rPr>
-        <w:tab/>
-        <w:t xml:space="preserve">  </w:t>
-      </w:r>
-    </w:p>
-    <w:p>
-      <w:pPr>
-        <w:contextualSpacing/>
-        <w:rPr>
-          <w:i/>
-          <w:sz w:val="20"/>
-          <w:szCs w:val="20"/>
-        </w:rPr>
-      </w:pPr>
-      <w:r>
-        <w:rPr>
-          <w:i/>
-          <w:sz w:val="20"/>
-          <w:szCs w:val="20"/>
-        </w:rPr>
-        <w:tab/>
-        <w:t xml:space="preserve"> 'idPepInfo'   =&gt;  array(</w:t>
-      </w:r>
-    </w:p>
-    <w:p>
-      <w:pPr>
-        <w:contextualSpacing/>
-        <w:rPr>
-          <w:i/>
-          <w:sz w:val="20"/>
-          <w:szCs w:val="20"/>
-        </w:rPr>
-      </w:pPr>
-      <w:r>
-        <w:rPr>
-          <w:i/>
-          <w:sz w:val="20"/>
-          <w:szCs w:val="20"/>
-        </w:rPr>
-        <w:t xml:space="preserve">         'Model_People::unique_username'=&gt; '</w:t>
-      </w:r>
-      <w:r>
-        <w:rPr>
-          <w:i/>
-          <w:sz w:val="20"/>
-          <w:szCs w:val="20"/>
-          <w:lang w:val="ru-RU"/>
-        </w:rPr>
-        <w:t>Пользователь</w:t>
-      </w:r>
-      <w:r>
-        <w:rPr>
-          <w:i/>
-          <w:sz w:val="20"/>
-          <w:szCs w:val="20"/>
-        </w:rPr>
-        <w:t xml:space="preserve"> </w:t>
-      </w:r>
-      <w:r>
-        <w:rPr>
-          <w:i/>
-          <w:sz w:val="20"/>
-          <w:szCs w:val="20"/>
-          <w:lang w:val="ru-RU"/>
-        </w:rPr>
-        <w:t>не</w:t>
-      </w:r>
-      <w:r>
-        <w:rPr>
-          <w:i/>
-          <w:sz w:val="20"/>
-          <w:szCs w:val="20"/>
-        </w:rPr>
-        <w:t xml:space="preserve"> </w:t>
-      </w:r>
-      <w:r>
-        <w:rPr>
-          <w:i/>
-          <w:sz w:val="20"/>
-          <w:szCs w:val="20"/>
-          <w:lang w:val="ru-RU"/>
-        </w:rPr>
-        <w:t>найден</w:t>
-      </w:r>
-      <w:r>
-        <w:rPr>
-          <w:i/>
-          <w:sz w:val="20"/>
-          <w:szCs w:val="20"/>
-        </w:rPr>
-        <w:t>.',</w:t>
-      </w:r>
-    </w:p>
-    <w:p>
-      <w:pPr>
-        <w:contextualSpacing/>
-        <w:rPr>
-          <w:i/>
-          <w:sz w:val="20"/>
-          <w:szCs w:val="20"/>
-          <w:lang w:val="ru-RU"/>
-        </w:rPr>
-      </w:pPr>
-      <w:r>
-        <w:rPr>
-          <w:i/>
-          <w:sz w:val="20"/>
-          <w:szCs w:val="20"/>
-        </w:rPr>
-        <w:tab/>
-      </w:r>
-      <w:r>
-        <w:rPr>
-          <w:i/>
-          <w:sz w:val="20"/>
-          <w:szCs w:val="20"/>
-        </w:rPr>
-        <w:tab/>
-        <w:t xml:space="preserve"> </w:t>
-      </w:r>
-      <w:r>
-        <w:rPr>
-          <w:i/>
-          <w:sz w:val="20"/>
-          <w:szCs w:val="20"/>
-          <w:lang w:val="ru-RU"/>
-        </w:rPr>
-        <w:t>'not_empty'=&gt; 'Номер пользователья не может быть пустым',</w:t>
-      </w:r>
-    </w:p>
-    <w:p>
-      <w:pPr>
-        <w:contextualSpacing/>
-        <w:rPr>
-          <w:i/>
-          <w:sz w:val="20"/>
-          <w:szCs w:val="20"/>
-          <w:lang w:val="ru-RU"/>
-        </w:rPr>
-      </w:pPr>
-      <w:r>
-        <w:rPr>
-          <w:i/>
-          <w:sz w:val="20"/>
-          <w:szCs w:val="20"/>
-          <w:lang w:val="ru-RU"/>
-        </w:rPr>
-        <w:tab/>
-      </w:r>
-      <w:r>
-        <w:rPr>
-          <w:i/>
-          <w:sz w:val="20"/>
-          <w:szCs w:val="20"/>
-          <w:lang w:val="ru-RU"/>
-        </w:rPr>
-        <w:tab/>
-        <w:t xml:space="preserve"> 'digit'=&gt; 'Номер пользователья должен быть числом',</w:t>
-      </w:r>
-    </w:p>
-    <w:p>
-      <w:pPr>
-        <w:contextualSpacing/>
-        <w:rPr>
-          <w:i/>
-          <w:sz w:val="20"/>
-          <w:szCs w:val="20"/>
-          <w:lang w:val="ru-RU"/>
-        </w:rPr>
-      </w:pPr>
-      <w:r>
-        <w:rPr>
-          <w:i/>
-          <w:sz w:val="20"/>
-          <w:szCs w:val="20"/>
-          <w:lang w:val="ru-RU"/>
-        </w:rPr>
-        <w:t xml:space="preserve">      ),</w:t>
-      </w:r>
-    </w:p>
-    <w:p>
-      <w:pPr>
-        <w:contextualSpacing/>
-        <w:rPr>
-          <w:i/>
-          <w:sz w:val="20"/>
-          <w:szCs w:val="20"/>
-          <w:lang w:val="ru-RU"/>
-        </w:rPr>
-      </w:pPr>
-      <w:r>
-        <w:rPr>
-          <w:i/>
-          <w:sz w:val="20"/>
-          <w:szCs w:val="20"/>
-          <w:lang w:val="ru-RU"/>
-        </w:rPr>
-        <w:tab/>
-        <w:t xml:space="preserve">  </w:t>
-      </w:r>
-    </w:p>
-    <w:p>
-      <w:pPr>
-        <w:contextualSpacing/>
-        <w:rPr>
-          <w:i/>
-          <w:sz w:val="20"/>
-          <w:szCs w:val="20"/>
-          <w:lang w:val="ru-RU"/>
-        </w:rPr>
-      </w:pPr>
-      <w:r>
-        <w:rPr>
-          <w:i/>
-          <w:sz w:val="20"/>
-          <w:szCs w:val="20"/>
-          <w:lang w:val="ru-RU"/>
-        </w:rPr>
-        <w:tab/>
-        <w:t xml:space="preserve">  </w:t>
-      </w:r>
-    </w:p>
-    <w:p>
-      <w:pPr>
-        <w:contextualSpacing/>
-        <w:rPr>
-          <w:i/>
-          <w:sz w:val="20"/>
-          <w:szCs w:val="20"/>
-          <w:lang w:val="ru-RU"/>
-        </w:rPr>
-      </w:pPr>
-      <w:r>
-        <w:rPr>
-          <w:i/>
-          <w:sz w:val="20"/>
-          <w:szCs w:val="20"/>
-          <w:lang w:val="ru-RU"/>
-        </w:rPr>
-        <w:tab/>
-        <w:t xml:space="preserve"> 'q'   =&gt;  array(        </w:t>
-      </w:r>
-    </w:p>
-    <w:p>
-      <w:pPr>
-        <w:contextualSpacing/>
-        <w:rPr>
-          <w:i/>
-          <w:sz w:val="20"/>
-          <w:szCs w:val="20"/>
-          <w:lang w:val="ru-RU"/>
-        </w:rPr>
-      </w:pPr>
-      <w:r>
-        <w:rPr>
-          <w:i/>
-          <w:sz w:val="20"/>
-          <w:szCs w:val="20"/>
-          <w:lang w:val="ru-RU"/>
-        </w:rPr>
-        <w:tab/>
-      </w:r>
-      <w:r>
-        <w:rPr>
-          <w:i/>
-          <w:sz w:val="20"/>
-          <w:szCs w:val="20"/>
-          <w:lang w:val="ru-RU"/>
-        </w:rPr>
-        <w:tab/>
-        <w:t xml:space="preserve"> 'digit'=&gt; 'Строка поиска ":value" должна состоять из цифр',</w:t>
-      </w:r>
-    </w:p>
-    <w:p>
-      <w:pPr>
-        <w:contextualSpacing/>
-        <w:rPr>
-          <w:i/>
-          <w:sz w:val="20"/>
-          <w:szCs w:val="20"/>
-          <w:lang w:val="ru-RU"/>
-        </w:rPr>
-      </w:pPr>
-      <w:r>
-        <w:rPr>
-          <w:i/>
-          <w:sz w:val="20"/>
-          <w:szCs w:val="20"/>
-          <w:lang w:val="ru-RU"/>
-        </w:rPr>
-        <w:t xml:space="preserve">      ),</w:t>
-      </w:r>
-    </w:p>
-    <w:p>
-      <w:pPr>
-        <w:contextualSpacing/>
-        <w:rPr>
-          <w:i/>
-          <w:sz w:val="20"/>
-          <w:szCs w:val="20"/>
-          <w:lang w:val="ru-RU"/>
-        </w:rPr>
-      </w:pPr>
-      <w:r>
-        <w:rPr>
-          <w:i/>
-          <w:sz w:val="20"/>
-          <w:szCs w:val="20"/>
-          <w:lang w:val="ru-RU"/>
-        </w:rPr>
-        <w:tab/>
-        <w:t xml:space="preserve">  </w:t>
-      </w:r>
-    </w:p>
-    <w:p>
-      <w:pPr>
-        <w:contextualSpacing/>
-        <w:rPr>
-          <w:i/>
-          <w:sz w:val="20"/>
-          <w:szCs w:val="20"/>
-          <w:lang w:val="ru-RU"/>
-        </w:rPr>
-      </w:pPr>
-      <w:r>
-        <w:rPr>
-          <w:i/>
-          <w:sz w:val="20"/>
-          <w:szCs w:val="20"/>
-          <w:lang w:val="ru-RU"/>
-        </w:rPr>
-        <w:tab/>
-        <w:t xml:space="preserve">  </w:t>
-      </w:r>
-    </w:p>
-    <w:p>
-      <w:pPr>
-        <w:contextualSpacing/>
-        <w:rPr>
-          <w:i/>
-          <w:sz w:val="20"/>
-          <w:szCs w:val="20"/>
-          <w:lang w:val="ru-RU"/>
-        </w:rPr>
-      </w:pPr>
-      <w:r>
-        <w:rPr>
-          <w:i/>
-          <w:sz w:val="20"/>
-          <w:szCs w:val="20"/>
-          <w:lang w:val="ru-RU"/>
-        </w:rPr>
-        <w:tab/>
-        <w:t xml:space="preserve">  </w:t>
-      </w:r>
-    </w:p>
-    <w:p>
-      <w:pPr>
-        <w:contextualSpacing/>
-        <w:rPr>
-          <w:i/>
-          <w:sz w:val="20"/>
-          <w:szCs w:val="20"/>
-          <w:lang w:val="ru-RU"/>
-        </w:rPr>
-      </w:pPr>
-      <w:r>
-        <w:rPr>
-          <w:i/>
-          <w:sz w:val="20"/>
-          <w:szCs w:val="20"/>
-          <w:lang w:val="ru-RU"/>
-        </w:rPr>
-        <w:t>);</w:t>
-      </w:r>
-    </w:p>
-    <w:p>
-      <w:pPr>
-        <w:contextualSpacing/>
-        <w:rPr>
-          <w:i/>
-          <w:sz w:val="20"/>
-          <w:szCs w:val="20"/>
-          <w:lang w:val="ru-RU"/>
-        </w:rPr>
-      </w:pPr>
-      <w:r>
-        <w:rPr>
-          <w:i/>
-          <w:sz w:val="20"/>
-          <w:szCs w:val="20"/>
-          <w:lang w:val="ru-RU"/>
-        </w:rPr>
-        <w:t xml:space="preserve"> </w:t>
-      </w:r>
-    </w:p>
-    <w:p>
-      <w:pPr>
-        <w:contextualSpacing/>
-        <w:rPr>
-          <w:i/>
-          <w:sz w:val="20"/>
-          <w:szCs w:val="20"/>
-          <w:lang w:val="ru-RU"/>
-        </w:rPr>
-      </w:pPr>
-      <w:r>
-        <w:rPr>
-          <w:i/>
-          <w:sz w:val="20"/>
-          <w:szCs w:val="20"/>
-          <w:lang w:val="ru-RU"/>
-        </w:rPr>
-        <w:t>return $messages;</w:t>
-      </w:r>
-    </w:p>
-    <w:p>
-      <w:pPr>
-        <w:rPr>
-          <w:lang w:val="ru-RU"/>
-        </w:rPr>
-      </w:pPr>
-      <w:r>
-        <w:rPr>
-          <w:lang w:val="ru-RU"/>
-        </w:rPr>
-        <w:t>Указана переменная, затем массив правило – как переводить.</w:t>
-      </w:r>
-    </w:p>
-    <w:p>
-      <w:pPr>
-        <w:rPr>
-          <w:lang w:val="ru-RU"/>
-        </w:rPr>
-      </w:pPr>
-      <w:r>
-        <w:rPr>
-          <w:lang w:val="ru-RU"/>
-        </w:rPr>
-        <w:t xml:space="preserve">Если указано </w:t>
-      </w:r>
-      <w:r>
-        <w:rPr>
-          <w:lang w:val="ru-RU"/>
-        </w:rPr>
-        <w:t>:</w:t>
-      </w:r>
-      <w:r>
-        <w:t>field</w:t>
-      </w:r>
-      <w:r>
-        <w:rPr>
-          <w:lang w:val="ru-RU"/>
-        </w:rPr>
-        <w:t xml:space="preserve">, </w:t>
-      </w:r>
-      <w:r>
-        <w:rPr>
-          <w:lang w:val="ru-RU"/>
-        </w:rPr>
-        <w:t>то будет указано название поля, которое проверяли.</w:t>
-      </w:r>
-    </w:p>
-    <w:p>
-      <w:pPr>
-        <w:rPr>
-          <w:lang w:val="ru-RU"/>
-        </w:rPr>
-      </w:pPr>
-      <w:r>
-        <w:rPr>
-          <w:lang w:val="ru-RU"/>
-        </w:rPr>
-        <w:t xml:space="preserve">Если указать </w:t>
-      </w:r>
-      <w:r>
-        <w:rPr>
-          <w:lang w:val="ru-RU"/>
-        </w:rPr>
-        <w:t>:</w:t>
-      </w:r>
-      <w:r>
-        <w:t>value</w:t>
-      </w:r>
-      <w:r>
-        <w:rPr>
-          <w:lang w:val="ru-RU"/>
-        </w:rPr>
-        <w:t xml:space="preserve"> </w:t>
-      </w:r>
-      <w:r>
-        <w:rPr>
-          <w:lang w:val="ru-RU"/>
-        </w:rPr>
-        <w:t>то будет указано значение поля, которое проверяли.</w:t>
-      </w:r>
-    </w:p>
-    <w:p>
-      <w:pPr>
-        <w:pStyle w:val="1"/>
-        <w:rPr>
-          <w:lang w:val="ru-RU"/>
-        </w:rPr>
-      </w:pPr>
-      <w:bookmarkStart w:id="3" w:name="_Toc205272508"/>
-      <w:r>
-        <w:rPr>
-          <w:lang w:val="ru-RU"/>
-        </w:rPr>
-        <w:t xml:space="preserve">Описание механизма </w:t>
-      </w:r>
-      <w:r>
-        <w:t>Alert</w:t>
-      </w:r>
-      <w:r>
-        <w:rPr>
-          <w:lang w:val="ru-RU"/>
-        </w:rPr>
-        <w:t xml:space="preserve"> </w:t>
-      </w:r>
-      <w:r>
-        <w:rPr>
-          <w:lang w:val="ru-RU"/>
-        </w:rPr>
-        <w:t>с отображением цвета и иконки.</w:t>
+        <w:pStyle w:val="2"/>
+        <w:rPr>
+          <w:lang w:val="ru-RU"/>
+        </w:rPr>
+      </w:pPr>
+      <w:bookmarkStart w:id="3" w:name="_Toc164953363"/>
+      <w:r>
+        <w:rPr>
+          <w:lang w:val="ru-RU"/>
+        </w:rPr>
+        <w:t>Как было</w:t>
       </w:r>
       <w:bookmarkEnd w:id="3"/>
-    </w:p>
-    <w:p>
-      <w:pPr>
-        <w:pStyle w:val="2"/>
-        <w:rPr>
-          <w:lang w:val="ru-RU"/>
-        </w:rPr>
-      </w:pPr>
-      <w:bookmarkStart w:id="4" w:name="_Toc205272509"/>
-      <w:r>
-        <w:rPr>
-          <w:lang w:val="ru-RU"/>
-        </w:rPr>
-        <w:t>Как было</w:t>
-      </w:r>
-      <w:bookmarkEnd w:id="4"/>
     </w:p>
     <w:p>
       <w:pPr>
@@ -4020,7 +3014,6 @@
         <w:rPr>
           <w:lang w:val="ru-RU"/>
         </w:rPr>
-        <w:lastRenderedPageBreak/>
         <w:t>Нельзя</w:t>
       </w:r>
       <w:r>
@@ -4037,14 +3030,14 @@
           <w:lang w:val="ru-RU"/>
         </w:rPr>
       </w:pPr>
-      <w:bookmarkStart w:id="5" w:name="_Toc205272510"/>
+      <w:bookmarkStart w:id="4" w:name="_Toc164953364"/>
       <w:r>
         <w:rPr>
           <w:lang w:val="ru-RU"/>
         </w:rPr>
         <w:t>Стало.</w:t>
       </w:r>
-      <w:bookmarkEnd w:id="5"/>
+      <w:bookmarkEnd w:id="4"/>
     </w:p>
     <w:p>
       <w:pPr>
@@ -4362,6 +3355,7 @@
         <w:rPr>
           <w:lang w:val="ru-RU"/>
         </w:rPr>
+        <w:lastRenderedPageBreak/>
         <w:t>В контроллере сформировать</w:t>
       </w:r>
       <w:r>
@@ -4680,12 +3674,11 @@
           <w:lang w:val="ru-RU"/>
         </w:rPr>
       </w:pPr>
-      <w:bookmarkStart w:id="6" w:name="_Toc205272511"/>
-      <w:r>
-        <w:rPr>
-          <w:lang w:val="ru-RU"/>
-        </w:rPr>
-        <w:lastRenderedPageBreak/>
+      <w:bookmarkStart w:id="5" w:name="_Toc164953365"/>
+      <w:r>
+        <w:rPr>
+          <w:lang w:val="ru-RU"/>
+        </w:rPr>
         <w:t xml:space="preserve">Выводы по результатам работы с </w:t>
       </w:r>
       <w:r>
@@ -4703,7 +3696,7 @@
         </w:rPr>
         <w:t>разных версий.</w:t>
       </w:r>
-      <w:bookmarkEnd w:id="6"/>
+      <w:bookmarkEnd w:id="5"/>
     </w:p>
     <w:p>
       <w:pPr>
@@ -5105,7 +4098,7 @@
           <w:lang w:val="ru-RU"/>
         </w:rPr>
       </w:pPr>
-      <w:bookmarkStart w:id="7" w:name="_Toc205272512"/>
+      <w:bookmarkStart w:id="6" w:name="_Toc164953366"/>
       <w:r>
         <w:rPr>
           <w:lang w:val="ru-RU"/>
@@ -5127,7 +4120,7 @@
         </w:rPr>
         <w:t>3.3 и 3.4</w:t>
       </w:r>
-      <w:bookmarkEnd w:id="7"/>
+      <w:bookmarkEnd w:id="6"/>
     </w:p>
     <w:tbl>
       <w:tblPr>
@@ -5387,7 +4380,14 @@
               <w:rPr>
                 <w:lang w:val="ru-RU"/>
               </w:rPr>
-              <w:t>Моно не указывать домен</w:t>
+              <w:t xml:space="preserve">Моно не указывать </w:t>
+            </w:r>
+            <w:r>
+              <w:rPr>
+                <w:lang w:val="ru-RU"/>
+              </w:rPr>
+              <w:lastRenderedPageBreak/>
+              <w:t>домен</w:t>
             </w:r>
           </w:p>
           <w:p>
@@ -5498,6 +4498,7 @@
               <w:rPr>
                 <w:lang w:val="ru-RU"/>
               </w:rPr>
+              <w:lastRenderedPageBreak/>
               <w:t>Указывать</w:t>
             </w:r>
             <w:r>
@@ -5515,6 +4516,7 @@
               <w:ind w:firstLine="0"/>
             </w:pPr>
             <w:r>
+              <w:lastRenderedPageBreak/>
               <w:t>&lt;script type="text/javascript" src="/citycrm/js/jquery.js"&gt;&lt;/script&gt;</w:t>
             </w:r>
           </w:p>
@@ -5618,7 +4620,7 @@
       <w:pPr>
         <w:pStyle w:val="1"/>
       </w:pPr>
-      <w:bookmarkStart w:id="8" w:name="_Toc205272513"/>
+      <w:bookmarkStart w:id="7" w:name="_Toc164953367"/>
       <w:r>
         <w:rPr>
           <w:lang w:val="ru-RU"/>
@@ -5628,7 +4630,7 @@
       <w:r>
         <w:t>PHP</w:t>
       </w:r>
-      <w:bookmarkEnd w:id="8"/>
+      <w:bookmarkEnd w:id="7"/>
     </w:p>
     <w:tbl>
       <w:tblPr>
@@ -6115,15 +5117,14 @@
           <w:lang w:val="ru-RU"/>
         </w:rPr>
       </w:pPr>
-      <w:bookmarkStart w:id="9" w:name="_Toc205272514"/>
-      <w:r>
-        <w:rPr>
-          <w:lang w:val="ru-RU"/>
-        </w:rPr>
-        <w:lastRenderedPageBreak/>
+      <w:bookmarkStart w:id="8" w:name="_Toc164953368"/>
+      <w:r>
+        <w:rPr>
+          <w:lang w:val="ru-RU"/>
+        </w:rPr>
         <w:t>Порядок параметров в объявлении функии</w:t>
       </w:r>
-      <w:bookmarkEnd w:id="9"/>
+      <w:bookmarkEnd w:id="8"/>
     </w:p>
     <w:p>
       <w:pPr>
@@ -6296,7 +5297,7 @@
           <w:rStyle w:val="message"/>
         </w:rPr>
       </w:pPr>
-      <w:bookmarkStart w:id="10" w:name="_Toc205272515"/>
+      <w:bookmarkStart w:id="9" w:name="_Toc164953369"/>
       <w:r>
         <w:rPr>
           <w:rStyle w:val="type"/>
@@ -6312,7 +5313,7 @@
         </w:rPr>
         <w:t>iconv(): Passing null to parameter #3 ($string) of type string is deprecated</w:t>
       </w:r>
-      <w:bookmarkEnd w:id="10"/>
+      <w:bookmarkEnd w:id="9"/>
     </w:p>
     <w:p>
       <w:r>
@@ -6421,6 +5422,7 @@
           <w:szCs w:val="20"/>
           <w:lang w:val="ru-RU" w:eastAsia="ru-RU" w:bidi="ar-SA"/>
         </w:rPr>
+        <w:lastRenderedPageBreak/>
         <w:t>Для</w:t>
       </w:r>
       <w:r>
@@ -6631,323 +5633,322 @@
           <w:lang w:val="ru-RU"/>
         </w:rPr>
       </w:pPr>
-      <w:bookmarkStart w:id="11" w:name="_Toc205272516"/>
+      <w:bookmarkStart w:id="10" w:name="_Toc164953370"/>
       <w:r>
         <w:rPr>
           <w:lang w:val="ru-RU"/>
         </w:rPr>
         <w:t>Авторизация</w:t>
       </w:r>
+      <w:bookmarkEnd w:id="10"/>
+    </w:p>
+    <w:p>
+      <w:pPr>
+        <w:pStyle w:val="2"/>
+        <w:rPr>
+          <w:lang w:val="ru-RU"/>
+        </w:rPr>
+      </w:pPr>
+      <w:bookmarkStart w:id="11" w:name="_Toc164953371"/>
+      <w:r>
+        <w:t>Login</w:t>
+      </w:r>
       <w:bookmarkEnd w:id="11"/>
     </w:p>
     <w:p>
       <w:pPr>
-        <w:pStyle w:val="2"/>
-        <w:rPr>
-          <w:lang w:val="ru-RU"/>
-        </w:rPr>
-      </w:pPr>
-      <w:bookmarkStart w:id="12" w:name="_Toc205272517"/>
-      <w:r>
-        <w:t>Login</w:t>
+        <w:rPr>
+          <w:lang w:val="ru-RU"/>
+        </w:rPr>
+      </w:pPr>
+      <w:r>
+        <w:rPr>
+          <w:lang w:val="ru-RU"/>
+        </w:rPr>
+        <w:t xml:space="preserve">Авторизация происходит по цепочке </w:t>
+      </w:r>
+      <w:r>
+        <w:t>Auth</w:t>
+      </w:r>
+      <w:r>
+        <w:rPr>
+          <w:lang w:val="ru-RU"/>
+        </w:rPr>
+        <w:t>-&gt;</w:t>
+      </w:r>
+      <w:r>
+        <w:t>login</w:t>
+      </w:r>
+      <w:r>
+        <w:rPr>
+          <w:lang w:val="ru-RU"/>
+        </w:rPr>
+        <w:t xml:space="preserve"> </w:t>
+      </w:r>
+      <w:r>
+        <w:rPr>
+          <w:lang w:val="ru-RU"/>
+        </w:rPr>
+        <w:t xml:space="preserve">далее </w:t>
+      </w:r>
+      <w:r>
+        <w:rPr>
+          <w:lang w:val="ru-RU"/>
+        </w:rPr>
+        <w:t>_</w:t>
+      </w:r>
+      <w:r>
+        <w:t>login</w:t>
+      </w:r>
+      <w:r>
+        <w:rPr>
+          <w:lang w:val="ru-RU"/>
+        </w:rPr>
+        <w:t xml:space="preserve">, </w:t>
+      </w:r>
+      <w:r>
+        <w:rPr>
+          <w:lang w:val="ru-RU"/>
+        </w:rPr>
+        <w:t xml:space="preserve">а реализация </w:t>
+      </w:r>
+      <w:r>
+        <w:rPr>
+          <w:lang w:val="ru-RU"/>
+        </w:rPr>
+        <w:t>_</w:t>
+      </w:r>
+      <w:r>
+        <w:t>login</w:t>
+      </w:r>
+      <w:r>
+        <w:rPr>
+          <w:lang w:val="ru-RU"/>
+        </w:rPr>
+        <w:t xml:space="preserve"> </w:t>
+      </w:r>
+      <w:r>
+        <w:rPr>
+          <w:lang w:val="ru-RU"/>
+        </w:rPr>
+        <w:t xml:space="preserve">сделана в файле </w:t>
+      </w:r>
+      <w:r>
+        <w:t>City</w:t>
+      </w:r>
+      <w:r>
+        <w:rPr>
+          <w:lang w:val="ru-RU"/>
+        </w:rPr>
+        <w:t>.</w:t>
+      </w:r>
+      <w:r>
+        <w:t>php</w:t>
+      </w:r>
+      <w:r>
+        <w:rPr>
+          <w:lang w:val="ru-RU"/>
+        </w:rPr>
+        <w:t>.</w:t>
+      </w:r>
+    </w:p>
+    <w:p>
+      <w:pPr>
+        <w:rPr>
+          <w:lang w:val="ru-RU"/>
+        </w:rPr>
+      </w:pPr>
+      <w:r>
+        <w:rPr>
+          <w:lang w:val="ru-RU"/>
+        </w:rPr>
+        <w:t xml:space="preserve">Там формируется запрос к БД СКУД, и все полученные данные сохраняются как массив с именем </w:t>
+      </w:r>
+      <w:r>
+        <w:t>auth</w:t>
+      </w:r>
+      <w:r>
+        <w:rPr>
+          <w:lang w:val="ru-RU"/>
+        </w:rPr>
+        <w:t>_</w:t>
+      </w:r>
+      <w:r>
+        <w:t>user</w:t>
+      </w:r>
+      <w:r>
+        <w:rPr>
+          <w:lang w:val="ru-RU"/>
+        </w:rPr>
+        <w:t xml:space="preserve"> (</w:t>
+      </w:r>
+      <w:r>
+        <w:rPr>
+          <w:lang w:val="ru-RU"/>
+        </w:rPr>
+        <w:t xml:space="preserve">а это имя настраивается в </w:t>
+      </w:r>
+      <w:r>
+        <w:rPr>
+          <w:lang w:val="ru-RU"/>
+        </w:rPr>
+        <w:t>C:\xampp\htdocs\citycrm\application\config\auth.php</w:t>
+      </w:r>
+      <w:r>
+        <w:rPr>
+          <w:lang w:val="ru-RU"/>
+        </w:rPr>
+        <w:t>)ю</w:t>
+      </w:r>
+    </w:p>
+    <w:p>
+      <w:pPr>
+        <w:rPr>
+          <w:lang w:val="ru-RU"/>
+        </w:rPr>
+      </w:pPr>
+      <w:r>
+        <w:rPr>
+          <w:lang w:val="ru-RU"/>
+        </w:rPr>
+        <w:t>Т</w:t>
+      </w:r>
+      <w:r>
+        <w:rPr>
+          <w:lang w:val="ru-RU"/>
+        </w:rPr>
+        <w:t>.</w:t>
+      </w:r>
+      <w:r>
+        <w:rPr>
+          <w:lang w:val="ru-RU"/>
+        </w:rPr>
+        <w:t>о</w:t>
+      </w:r>
+      <w:r>
+        <w:rPr>
+          <w:lang w:val="ru-RU"/>
+        </w:rPr>
+        <w:t xml:space="preserve">., </w:t>
+      </w:r>
+      <w:r>
+        <w:rPr>
+          <w:lang w:val="ru-RU"/>
+        </w:rPr>
+        <w:t>при</w:t>
+      </w:r>
+      <w:r>
+        <w:rPr>
+          <w:lang w:val="ru-RU"/>
+        </w:rPr>
+        <w:t xml:space="preserve"> </w:t>
+      </w:r>
+      <w:r>
+        <w:rPr>
+          <w:lang w:val="ru-RU"/>
+        </w:rPr>
+        <w:t>вызове</w:t>
+      </w:r>
+      <w:r>
+        <w:rPr>
+          <w:lang w:val="ru-RU"/>
+        </w:rPr>
+        <w:t xml:space="preserve"> </w:t>
+      </w:r>
+      <w:r>
+        <w:rPr>
+          <w:lang w:val="ru-RU"/>
+        </w:rPr>
+        <w:t>метода</w:t>
+      </w:r>
+      <w:r>
+        <w:rPr>
+          <w:lang w:val="ru-RU"/>
+        </w:rPr>
+        <w:t xml:space="preserve"> </w:t>
+      </w:r>
+      <w:r>
+        <w:t>Auth</w:t>
+      </w:r>
+      <w:r>
+        <w:rPr>
+          <w:lang w:val="ru-RU"/>
+        </w:rPr>
+        <w:t>::</w:t>
+      </w:r>
+      <w:r>
+        <w:t>instance</w:t>
+      </w:r>
+      <w:r>
+        <w:rPr>
+          <w:lang w:val="ru-RU"/>
+        </w:rPr>
+        <w:t>()-&gt;</w:t>
+      </w:r>
+      <w:r>
+        <w:t>get</w:t>
+      </w:r>
+      <w:r>
+        <w:rPr>
+          <w:lang w:val="ru-RU"/>
+        </w:rPr>
+        <w:t>_</w:t>
+      </w:r>
+      <w:r>
+        <w:t>user</w:t>
+      </w:r>
+      <w:r>
+        <w:rPr>
+          <w:lang w:val="ru-RU"/>
+        </w:rPr>
+        <w:t xml:space="preserve">() </w:t>
+      </w:r>
+      <w:r>
+        <w:rPr>
+          <w:lang w:val="ru-RU"/>
+        </w:rPr>
+        <w:t>я</w:t>
+      </w:r>
+      <w:r>
+        <w:rPr>
+          <w:lang w:val="ru-RU"/>
+        </w:rPr>
+        <w:t xml:space="preserve"> </w:t>
+      </w:r>
+      <w:r>
+        <w:rPr>
+          <w:lang w:val="ru-RU"/>
+        </w:rPr>
+        <w:t xml:space="preserve">получаю набор данных, указанных в запросе в </w:t>
+      </w:r>
+      <w:r>
+        <w:t>City</w:t>
+      </w:r>
+      <w:r>
+        <w:rPr>
+          <w:lang w:val="ru-RU"/>
+        </w:rPr>
+        <w:t>.</w:t>
+      </w:r>
+      <w:r>
+        <w:t>php</w:t>
+      </w:r>
+      <w:r>
+        <w:rPr>
+          <w:lang w:val="ru-RU"/>
+        </w:rPr>
+        <w:t>.</w:t>
+      </w:r>
+    </w:p>
+    <w:p>
+      <w:pPr>
+        <w:pStyle w:val="1"/>
+      </w:pPr>
+      <w:bookmarkStart w:id="12" w:name="_Toc164953372"/>
+      <w:r>
+        <w:t>SQLSTATE[IM001]: Driver does not support this function: driver does not support quoting when using the driver pdo_odbc on php 8.0.1</w:t>
       </w:r>
       <w:bookmarkEnd w:id="12"/>
-    </w:p>
-    <w:p>
-      <w:pPr>
-        <w:rPr>
-          <w:lang w:val="ru-RU"/>
-        </w:rPr>
-      </w:pPr>
-      <w:r>
-        <w:rPr>
-          <w:lang w:val="ru-RU"/>
-        </w:rPr>
-        <w:t xml:space="preserve">Авторизация происходит по цепочке </w:t>
-      </w:r>
-      <w:r>
-        <w:t>Auth</w:t>
-      </w:r>
-      <w:r>
-        <w:rPr>
-          <w:lang w:val="ru-RU"/>
-        </w:rPr>
-        <w:t>-&gt;</w:t>
-      </w:r>
-      <w:r>
-        <w:t>login</w:t>
-      </w:r>
-      <w:r>
-        <w:rPr>
-          <w:lang w:val="ru-RU"/>
-        </w:rPr>
-        <w:t xml:space="preserve"> </w:t>
-      </w:r>
-      <w:r>
-        <w:rPr>
-          <w:lang w:val="ru-RU"/>
-        </w:rPr>
-        <w:t xml:space="preserve">далее </w:t>
-      </w:r>
-      <w:r>
-        <w:rPr>
-          <w:lang w:val="ru-RU"/>
-        </w:rPr>
-        <w:t>_</w:t>
-      </w:r>
-      <w:r>
-        <w:t>login</w:t>
-      </w:r>
-      <w:r>
-        <w:rPr>
-          <w:lang w:val="ru-RU"/>
-        </w:rPr>
-        <w:t xml:space="preserve">, </w:t>
-      </w:r>
-      <w:r>
-        <w:rPr>
-          <w:lang w:val="ru-RU"/>
-        </w:rPr>
-        <w:t xml:space="preserve">а реализация </w:t>
-      </w:r>
-      <w:r>
-        <w:rPr>
-          <w:lang w:val="ru-RU"/>
-        </w:rPr>
-        <w:t>_</w:t>
-      </w:r>
-      <w:r>
-        <w:t>login</w:t>
-      </w:r>
-      <w:r>
-        <w:rPr>
-          <w:lang w:val="ru-RU"/>
-        </w:rPr>
-        <w:t xml:space="preserve"> </w:t>
-      </w:r>
-      <w:r>
-        <w:rPr>
-          <w:lang w:val="ru-RU"/>
-        </w:rPr>
-        <w:t xml:space="preserve">сделана в файле </w:t>
-      </w:r>
-      <w:r>
-        <w:t>City</w:t>
-      </w:r>
-      <w:r>
-        <w:rPr>
-          <w:lang w:val="ru-RU"/>
-        </w:rPr>
-        <w:t>.</w:t>
-      </w:r>
-      <w:r>
-        <w:t>php</w:t>
-      </w:r>
-      <w:r>
-        <w:rPr>
-          <w:lang w:val="ru-RU"/>
-        </w:rPr>
-        <w:t>.</w:t>
-      </w:r>
-    </w:p>
-    <w:p>
-      <w:pPr>
-        <w:rPr>
-          <w:lang w:val="ru-RU"/>
-        </w:rPr>
-      </w:pPr>
-      <w:r>
-        <w:rPr>
-          <w:lang w:val="ru-RU"/>
-        </w:rPr>
-        <w:t xml:space="preserve">Там формируется запрос к БД СКУД, и все полученные данные сохраняются как массив с именем </w:t>
-      </w:r>
-      <w:r>
-        <w:t>auth</w:t>
-      </w:r>
-      <w:r>
-        <w:rPr>
-          <w:lang w:val="ru-RU"/>
-        </w:rPr>
-        <w:t>_</w:t>
-      </w:r>
-      <w:r>
-        <w:t>user</w:t>
-      </w:r>
-      <w:r>
-        <w:rPr>
-          <w:lang w:val="ru-RU"/>
-        </w:rPr>
-        <w:t xml:space="preserve"> (</w:t>
-      </w:r>
-      <w:r>
-        <w:rPr>
-          <w:lang w:val="ru-RU"/>
-        </w:rPr>
-        <w:t xml:space="preserve">а это имя настраивается в </w:t>
-      </w:r>
-      <w:r>
-        <w:rPr>
-          <w:lang w:val="ru-RU"/>
-        </w:rPr>
-        <w:t>C:\xampp\htdocs\citycrm\application\config\auth.php</w:t>
-      </w:r>
-      <w:r>
-        <w:rPr>
-          <w:lang w:val="ru-RU"/>
-        </w:rPr>
-        <w:t>)ю</w:t>
-      </w:r>
-    </w:p>
-    <w:p>
-      <w:pPr>
-        <w:rPr>
-          <w:lang w:val="ru-RU"/>
-        </w:rPr>
-      </w:pPr>
-      <w:r>
-        <w:rPr>
-          <w:lang w:val="ru-RU"/>
-        </w:rPr>
-        <w:t>Т</w:t>
-      </w:r>
-      <w:r>
-        <w:rPr>
-          <w:lang w:val="ru-RU"/>
-        </w:rPr>
-        <w:t>.</w:t>
-      </w:r>
-      <w:r>
-        <w:rPr>
-          <w:lang w:val="ru-RU"/>
-        </w:rPr>
-        <w:t>о</w:t>
-      </w:r>
-      <w:r>
-        <w:rPr>
-          <w:lang w:val="ru-RU"/>
-        </w:rPr>
-        <w:t xml:space="preserve">., </w:t>
-      </w:r>
-      <w:r>
-        <w:rPr>
-          <w:lang w:val="ru-RU"/>
-        </w:rPr>
-        <w:t>при</w:t>
-      </w:r>
-      <w:r>
-        <w:rPr>
-          <w:lang w:val="ru-RU"/>
-        </w:rPr>
-        <w:t xml:space="preserve"> </w:t>
-      </w:r>
-      <w:r>
-        <w:rPr>
-          <w:lang w:val="ru-RU"/>
-        </w:rPr>
-        <w:t>вызове</w:t>
-      </w:r>
-      <w:r>
-        <w:rPr>
-          <w:lang w:val="ru-RU"/>
-        </w:rPr>
-        <w:t xml:space="preserve"> </w:t>
-      </w:r>
-      <w:r>
-        <w:rPr>
-          <w:lang w:val="ru-RU"/>
-        </w:rPr>
-        <w:t>метода</w:t>
-      </w:r>
-      <w:r>
-        <w:rPr>
-          <w:lang w:val="ru-RU"/>
-        </w:rPr>
-        <w:t xml:space="preserve"> </w:t>
-      </w:r>
-      <w:r>
-        <w:t>Auth</w:t>
-      </w:r>
-      <w:r>
-        <w:rPr>
-          <w:lang w:val="ru-RU"/>
-        </w:rPr>
-        <w:t>::</w:t>
-      </w:r>
-      <w:r>
-        <w:t>instance</w:t>
-      </w:r>
-      <w:r>
-        <w:rPr>
-          <w:lang w:val="ru-RU"/>
-        </w:rPr>
-        <w:t>()-&gt;</w:t>
-      </w:r>
-      <w:r>
-        <w:t>get</w:t>
-      </w:r>
-      <w:r>
-        <w:rPr>
-          <w:lang w:val="ru-RU"/>
-        </w:rPr>
-        <w:t>_</w:t>
-      </w:r>
-      <w:r>
-        <w:t>user</w:t>
-      </w:r>
-      <w:r>
-        <w:rPr>
-          <w:lang w:val="ru-RU"/>
-        </w:rPr>
-        <w:t xml:space="preserve">() </w:t>
-      </w:r>
-      <w:r>
-        <w:rPr>
-          <w:lang w:val="ru-RU"/>
-        </w:rPr>
-        <w:t>я</w:t>
-      </w:r>
-      <w:r>
-        <w:rPr>
-          <w:lang w:val="ru-RU"/>
-        </w:rPr>
-        <w:t xml:space="preserve"> </w:t>
-      </w:r>
-      <w:r>
-        <w:rPr>
-          <w:lang w:val="ru-RU"/>
-        </w:rPr>
-        <w:t xml:space="preserve">получаю набор данных, указанных в запросе в </w:t>
-      </w:r>
-      <w:r>
-        <w:t>City</w:t>
-      </w:r>
-      <w:r>
-        <w:rPr>
-          <w:lang w:val="ru-RU"/>
-        </w:rPr>
-        <w:t>.</w:t>
-      </w:r>
-      <w:r>
-        <w:t>php</w:t>
-      </w:r>
-      <w:r>
-        <w:rPr>
-          <w:lang w:val="ru-RU"/>
-        </w:rPr>
-        <w:t>.</w:t>
-      </w:r>
-    </w:p>
-    <w:p>
-      <w:pPr>
-        <w:pStyle w:val="1"/>
-      </w:pPr>
-      <w:bookmarkStart w:id="13" w:name="_Toc205272518"/>
-      <w:r>
-        <w:lastRenderedPageBreak/>
-        <w:t>SQLSTATE[IM001]: Driver does not support this function: driver does not support quoting when using the driver pdo_odbc on php 8.0.1</w:t>
-      </w:r>
-      <w:bookmarkEnd w:id="13"/>
     </w:p>
     <w:p/>
     <w:p>
@@ -7132,7 +6133,7 @@
           <w:lang w:val="ru-RU"/>
         </w:rPr>
       </w:pPr>
-      <w:bookmarkStart w:id="14" w:name="_Toc205272519"/>
+      <w:bookmarkStart w:id="13" w:name="_Toc164953373"/>
       <w:r>
         <w:rPr>
           <w:lang w:val="ru-RU"/>
@@ -7157,6 +6158,641 @@
       <w:r>
         <w:t>lastInsertId</w:t>
       </w:r>
+      <w:bookmarkEnd w:id="13"/>
+    </w:p>
+    <w:p>
+      <w:pPr>
+        <w:rPr>
+          <w:lang w:val="ru-RU"/>
+        </w:rPr>
+      </w:pPr>
+      <w:r>
+        <w:rPr>
+          <w:lang w:val="ru-RU"/>
+        </w:rPr>
+        <w:t>Для</w:t>
+      </w:r>
+      <w:r>
+        <w:rPr>
+          <w:lang w:val="ru-RU"/>
+        </w:rPr>
+        <w:t xml:space="preserve"> </w:t>
+      </w:r>
+      <w:r>
+        <w:rPr>
+          <w:lang w:val="ru-RU"/>
+        </w:rPr>
+        <w:t>устранения</w:t>
+      </w:r>
+      <w:r>
+        <w:rPr>
+          <w:lang w:val="ru-RU"/>
+        </w:rPr>
+        <w:t xml:space="preserve"> </w:t>
+      </w:r>
+      <w:r>
+        <w:rPr>
+          <w:lang w:val="ru-RU"/>
+        </w:rPr>
+        <w:t>ошибки</w:t>
+      </w:r>
+      <w:r>
+        <w:rPr>
+          <w:lang w:val="ru-RU"/>
+        </w:rPr>
+        <w:t xml:space="preserve"> </w:t>
+      </w:r>
+      <w:r>
+        <w:rPr>
+          <w:lang w:val="ru-RU"/>
+        </w:rPr>
+        <w:t>я</w:t>
+      </w:r>
+      <w:r>
+        <w:rPr>
+          <w:lang w:val="ru-RU"/>
+        </w:rPr>
+        <w:t xml:space="preserve"> </w:t>
+      </w:r>
+      <w:r>
+        <w:rPr>
+          <w:lang w:val="ru-RU"/>
+        </w:rPr>
+        <w:t>сделал</w:t>
+      </w:r>
+      <w:r>
+        <w:rPr>
+          <w:lang w:val="ru-RU"/>
+        </w:rPr>
+        <w:t xml:space="preserve"> </w:t>
+      </w:r>
+      <w:r>
+        <w:rPr>
+          <w:lang w:val="ru-RU"/>
+        </w:rPr>
+        <w:t>копию</w:t>
+      </w:r>
+      <w:r>
+        <w:rPr>
+          <w:lang w:val="ru-RU"/>
+        </w:rPr>
+        <w:t xml:space="preserve"> </w:t>
+      </w:r>
+      <w:r>
+        <w:rPr>
+          <w:lang w:val="ru-RU"/>
+        </w:rPr>
+        <w:t>файла</w:t>
+      </w:r>
+      <w:r>
+        <w:rPr>
+          <w:lang w:val="ru-RU"/>
+        </w:rPr>
+        <w:t xml:space="preserve"> </w:t>
+      </w:r>
+      <w:r>
+        <w:rPr>
+          <w:lang w:val="ru-RU"/>
+        </w:rPr>
+        <w:t>в</w:t>
+      </w:r>
+      <w:r>
+        <w:rPr>
+          <w:lang w:val="ru-RU"/>
+        </w:rPr>
+        <w:t xml:space="preserve"> </w:t>
+      </w:r>
+      <w:r>
+        <w:t>C</w:t>
+      </w:r>
+      <w:r>
+        <w:rPr>
+          <w:lang w:val="ru-RU"/>
+        </w:rPr>
+        <w:t>:\</w:t>
+      </w:r>
+      <w:r>
+        <w:t>xampp</w:t>
+      </w:r>
+      <w:r>
+        <w:rPr>
+          <w:lang w:val="ru-RU"/>
+        </w:rPr>
+        <w:t>\</w:t>
+      </w:r>
+      <w:r>
+        <w:t>htdocs</w:t>
+      </w:r>
+      <w:r>
+        <w:rPr>
+          <w:lang w:val="ru-RU"/>
+        </w:rPr>
+        <w:t>\</w:t>
+      </w:r>
+      <w:r>
+        <w:t>citycrm</w:t>
+      </w:r>
+      <w:r>
+        <w:rPr>
+          <w:lang w:val="ru-RU"/>
+        </w:rPr>
+        <w:t>\</w:t>
+      </w:r>
+      <w:r>
+        <w:t>application</w:t>
+      </w:r>
+      <w:r>
+        <w:rPr>
+          <w:lang w:val="ru-RU"/>
+        </w:rPr>
+        <w:t>\</w:t>
+      </w:r>
+      <w:r>
+        <w:t>classes</w:t>
+      </w:r>
+      <w:r>
+        <w:rPr>
+          <w:lang w:val="ru-RU"/>
+        </w:rPr>
+        <w:t>\</w:t>
+      </w:r>
+      <w:r>
+        <w:t>Kohana</w:t>
+      </w:r>
+      <w:r>
+        <w:rPr>
+          <w:lang w:val="ru-RU"/>
+        </w:rPr>
+        <w:t>\</w:t>
+      </w:r>
+      <w:r>
+        <w:t>Database</w:t>
+      </w:r>
+      <w:r>
+        <w:rPr>
+          <w:lang w:val="ru-RU"/>
+        </w:rPr>
+        <w:t>\</w:t>
+      </w:r>
+      <w:r>
+        <w:t>PDO</w:t>
+      </w:r>
+      <w:r>
+        <w:rPr>
+          <w:lang w:val="ru-RU"/>
+        </w:rPr>
+        <w:t>.</w:t>
+      </w:r>
+      <w:r>
+        <w:t>php</w:t>
+      </w:r>
+      <w:r>
+        <w:rPr>
+          <w:lang w:val="ru-RU"/>
+        </w:rPr>
+        <w:t xml:space="preserve"> (</w:t>
+      </w:r>
+      <w:r>
+        <w:rPr>
+          <w:lang w:val="ru-RU"/>
+        </w:rPr>
+        <w:t>чтобы</w:t>
+      </w:r>
+      <w:r>
+        <w:rPr>
+          <w:lang w:val="ru-RU"/>
+        </w:rPr>
+        <w:t xml:space="preserve"> </w:t>
+      </w:r>
+      <w:r>
+        <w:rPr>
+          <w:lang w:val="ru-RU"/>
+        </w:rPr>
+        <w:t>вызывался</w:t>
+      </w:r>
+      <w:r>
+        <w:rPr>
+          <w:lang w:val="ru-RU"/>
+        </w:rPr>
+        <w:t xml:space="preserve"> </w:t>
+      </w:r>
+      <w:r>
+        <w:rPr>
+          <w:lang w:val="ru-RU"/>
+        </w:rPr>
+        <w:t>именно</w:t>
+      </w:r>
+      <w:r>
+        <w:rPr>
+          <w:lang w:val="ru-RU"/>
+        </w:rPr>
+        <w:t xml:space="preserve"> </w:t>
+      </w:r>
+      <w:r>
+        <w:rPr>
+          <w:lang w:val="ru-RU"/>
+        </w:rPr>
+        <w:t>этот</w:t>
+      </w:r>
+      <w:r>
+        <w:rPr>
+          <w:lang w:val="ru-RU"/>
+        </w:rPr>
+        <w:t xml:space="preserve"> </w:t>
+      </w:r>
+      <w:r>
+        <w:rPr>
+          <w:lang w:val="ru-RU"/>
+        </w:rPr>
+        <w:t>файл</w:t>
+      </w:r>
+      <w:r>
+        <w:rPr>
+          <w:lang w:val="ru-RU"/>
+        </w:rPr>
+        <w:t xml:space="preserve">), </w:t>
+      </w:r>
+      <w:r>
+        <w:rPr>
+          <w:lang w:val="ru-RU"/>
+        </w:rPr>
+        <w:t>и</w:t>
+      </w:r>
+      <w:r>
+        <w:rPr>
+          <w:lang w:val="ru-RU"/>
+        </w:rPr>
+        <w:t xml:space="preserve"> </w:t>
+      </w:r>
+      <w:r>
+        <w:rPr>
+          <w:lang w:val="ru-RU"/>
+        </w:rPr>
+        <w:t>в</w:t>
+      </w:r>
+      <w:r>
+        <w:rPr>
+          <w:lang w:val="ru-RU"/>
+        </w:rPr>
+        <w:t xml:space="preserve"> </w:t>
+      </w:r>
+      <w:r>
+        <w:rPr>
+          <w:lang w:val="ru-RU"/>
+        </w:rPr>
+        <w:t>нем</w:t>
+      </w:r>
+      <w:r>
+        <w:rPr>
+          <w:lang w:val="ru-RU"/>
+        </w:rPr>
+        <w:t xml:space="preserve"> </w:t>
+      </w:r>
+      <w:r>
+        <w:rPr>
+          <w:lang w:val="ru-RU"/>
+        </w:rPr>
+        <w:t>закомментировал строку</w:t>
+      </w:r>
+    </w:p>
+    <w:p>
+      <w:pPr>
+        <w:contextualSpacing/>
+        <w:rPr>
+          <w:i/>
+        </w:rPr>
+      </w:pPr>
+      <w:r>
+        <w:rPr>
+          <w:i/>
+        </w:rPr>
+        <w:t>elseif ($type === Database::INSERT)</w:t>
+      </w:r>
+    </w:p>
+    <w:p>
+      <w:pPr>
+        <w:contextualSpacing/>
+        <w:rPr>
+          <w:i/>
+        </w:rPr>
+      </w:pPr>
+      <w:r>
+        <w:rPr>
+          <w:i/>
+        </w:rPr>
+        <w:tab/>
+      </w:r>
+      <w:r>
+        <w:rPr>
+          <w:i/>
+        </w:rPr>
+        <w:tab/>
+        <w:t>{</w:t>
+      </w:r>
+    </w:p>
+    <w:p>
+      <w:pPr>
+        <w:contextualSpacing/>
+        <w:rPr>
+          <w:i/>
+        </w:rPr>
+      </w:pPr>
+      <w:r>
+        <w:rPr>
+          <w:i/>
+        </w:rPr>
+        <w:tab/>
+      </w:r>
+      <w:r>
+        <w:rPr>
+          <w:i/>
+        </w:rPr>
+        <w:tab/>
+      </w:r>
+      <w:r>
+        <w:rPr>
+          <w:i/>
+        </w:rPr>
+        <w:tab/>
+        <w:t>// Return a list of insert id and rows created</w:t>
+      </w:r>
+    </w:p>
+    <w:p>
+      <w:pPr>
+        <w:contextualSpacing/>
+        <w:rPr>
+          <w:i/>
+        </w:rPr>
+      </w:pPr>
+      <w:r>
+        <w:rPr>
+          <w:i/>
+        </w:rPr>
+        <w:tab/>
+      </w:r>
+      <w:r>
+        <w:rPr>
+          <w:i/>
+        </w:rPr>
+        <w:tab/>
+      </w:r>
+      <w:r>
+        <w:rPr>
+          <w:i/>
+        </w:rPr>
+        <w:tab/>
+        <w:t>return array(</w:t>
+      </w:r>
+    </w:p>
+    <w:p>
+      <w:pPr>
+        <w:contextualSpacing/>
+        <w:rPr>
+          <w:i/>
+        </w:rPr>
+      </w:pPr>
+      <w:r>
+        <w:rPr>
+          <w:i/>
+        </w:rPr>
+        <w:tab/>
+      </w:r>
+      <w:r>
+        <w:rPr>
+          <w:i/>
+        </w:rPr>
+        <w:tab/>
+      </w:r>
+      <w:r>
+        <w:rPr>
+          <w:i/>
+        </w:rPr>
+        <w:tab/>
+      </w:r>
+      <w:r>
+        <w:rPr>
+          <w:i/>
+        </w:rPr>
+        <w:tab/>
+        <w:t>//$this-&gt;_connection-&gt;lastInsertId(),//</w:t>
+      </w:r>
+      <w:r>
+        <w:rPr>
+          <w:i/>
+          <w:lang w:val="ru-RU"/>
+        </w:rPr>
+        <w:t>Бухаров</w:t>
+      </w:r>
+    </w:p>
+    <w:p>
+      <w:pPr>
+        <w:contextualSpacing/>
+        <w:rPr>
+          <w:i/>
+          <w:lang w:val="ru-RU"/>
+        </w:rPr>
+      </w:pPr>
+      <w:r>
+        <w:rPr>
+          <w:i/>
+        </w:rPr>
+        <w:tab/>
+      </w:r>
+      <w:r>
+        <w:rPr>
+          <w:i/>
+        </w:rPr>
+        <w:tab/>
+      </w:r>
+      <w:r>
+        <w:rPr>
+          <w:i/>
+        </w:rPr>
+        <w:tab/>
+      </w:r>
+      <w:r>
+        <w:rPr>
+          <w:i/>
+        </w:rPr>
+        <w:tab/>
+      </w:r>
+      <w:r>
+        <w:rPr>
+          <w:i/>
+          <w:lang w:val="ru-RU"/>
+        </w:rPr>
+        <w:t>$result-&gt;rowCount(),</w:t>
+      </w:r>
+    </w:p>
+    <w:p>
+      <w:pPr>
+        <w:contextualSpacing/>
+        <w:rPr>
+          <w:i/>
+          <w:lang w:val="ru-RU"/>
+        </w:rPr>
+      </w:pPr>
+      <w:r>
+        <w:rPr>
+          <w:i/>
+          <w:lang w:val="ru-RU"/>
+        </w:rPr>
+        <w:lastRenderedPageBreak/>
+        <w:tab/>
+      </w:r>
+      <w:r>
+        <w:rPr>
+          <w:i/>
+          <w:lang w:val="ru-RU"/>
+        </w:rPr>
+        <w:tab/>
+      </w:r>
+      <w:r>
+        <w:rPr>
+          <w:i/>
+          <w:lang w:val="ru-RU"/>
+        </w:rPr>
+        <w:tab/>
+        <w:t>);</w:t>
+      </w:r>
+    </w:p>
+    <w:p>
+      <w:pPr>
+        <w:contextualSpacing/>
+        <w:rPr>
+          <w:i/>
+          <w:lang w:val="ru-RU"/>
+        </w:rPr>
+      </w:pPr>
+      <w:r>
+        <w:rPr>
+          <w:i/>
+          <w:lang w:val="ru-RU"/>
+        </w:rPr>
+        <w:tab/>
+      </w:r>
+      <w:r>
+        <w:rPr>
+          <w:i/>
+          <w:lang w:val="ru-RU"/>
+        </w:rPr>
+        <w:tab/>
+        <w:t>}</w:t>
+      </w:r>
+    </w:p>
+    <w:p>
+      <w:pPr>
+        <w:rPr>
+          <w:lang w:val="ru-RU"/>
+        </w:rPr>
+      </w:pPr>
+    </w:p>
+    <w:p>
+      <w:pPr>
+        <w:rPr>
+          <w:lang w:val="ru-RU"/>
+        </w:rPr>
+      </w:pPr>
+      <w:r>
+        <w:rPr>
+          <w:lang w:val="ru-RU"/>
+        </w:rPr>
+        <w:t xml:space="preserve">Я предполагаю, что теперь, при реализации метода </w:t>
+      </w:r>
+      <w:r>
+        <w:t>Database</w:t>
+      </w:r>
+      <w:r>
+        <w:rPr>
+          <w:lang w:val="ru-RU"/>
+        </w:rPr>
+        <w:t>::</w:t>
+      </w:r>
+      <w:r>
+        <w:t>INSERT</w:t>
+      </w:r>
+      <w:r>
+        <w:rPr>
+          <w:lang w:val="ru-RU"/>
+        </w:rPr>
+        <w:t xml:space="preserve"> </w:t>
+      </w:r>
+      <w:r>
+        <w:rPr>
+          <w:lang w:val="ru-RU"/>
+        </w:rPr>
+        <w:t xml:space="preserve">система не будет пытаться вызвать метод </w:t>
+      </w:r>
+      <w:r>
+        <w:t>lastinsertId</w:t>
+      </w:r>
+      <w:r>
+        <w:rPr>
+          <w:lang w:val="ru-RU"/>
+        </w:rPr>
+        <w:t>().</w:t>
+      </w:r>
+    </w:p>
+    <w:p>
+      <w:pPr>
+        <w:rPr>
+          <w:lang w:val="ru-RU"/>
+        </w:rPr>
+      </w:pPr>
+      <w:r>
+        <w:rPr>
+          <w:lang w:val="ru-RU"/>
+        </w:rPr>
+        <w:t>Дальнейшая работа подтвердила, что ошибок при вставке данных более не возникает.</w:t>
+      </w:r>
+    </w:p>
+    <w:p>
+      <w:pPr>
+        <w:pStyle w:val="1"/>
+        <w:rPr>
+          <w:lang w:val="ru-RU"/>
+        </w:rPr>
+      </w:pPr>
+      <w:bookmarkStart w:id="14" w:name="_Toc164953374"/>
+      <w:r>
+        <w:rPr>
+          <w:lang w:val="ru-RU"/>
+        </w:rPr>
+        <w:t>Ошибка</w:t>
+      </w:r>
+      <w:r>
+        <w:rPr>
+          <w:lang w:val="ru-RU"/>
+        </w:rPr>
+        <w:t xml:space="preserve"> </w:t>
+      </w:r>
+      <w:r>
+        <w:t>quote</w:t>
+      </w:r>
+      <w:r>
+        <w:rPr>
+          <w:lang w:val="ru-RU"/>
+        </w:rPr>
+        <w:t>.</w:t>
+      </w:r>
+      <w:r>
+        <w:rPr>
+          <w:lang w:val="ru-RU"/>
+        </w:rPr>
+        <w:t xml:space="preserve"> Редактирование файла  </w:t>
+      </w:r>
+      <w:r>
+        <w:rPr>
+          <w:lang w:val="ru-RU"/>
+        </w:rPr>
+        <w:t>Query.php</w:t>
+      </w:r>
+      <w:r>
+        <w:rPr>
+          <w:lang w:val="ru-RU"/>
+        </w:rPr>
+        <w:t>. 15.08.2023</w:t>
+      </w:r>
       <w:bookmarkEnd w:id="14"/>
     </w:p>
     <w:p>
@@ -7169,7 +6805,7 @@
         <w:rPr>
           <w:lang w:val="ru-RU"/>
         </w:rPr>
-        <w:t>Для</w:t>
+        <w:t>При</w:t>
       </w:r>
       <w:r>
         <w:rPr>
@@ -7181,7 +6817,23 @@
         <w:rPr>
           <w:lang w:val="ru-RU"/>
         </w:rPr>
-        <w:t>устранения</w:t>
+        <w:t>подключении к БД СКУД через драйвер все работало штатно.</w:t>
+      </w:r>
+    </w:p>
+    <w:p>
+      <w:pPr>
+        <w:rPr>
+          <w:lang w:val="ru-RU"/>
+        </w:rPr>
+      </w:pPr>
+      <w:r>
+        <w:rPr>
+          <w:lang w:val="ru-RU"/>
+        </w:rPr>
+        <w:t xml:space="preserve">При подключении к БД СКУД через </w:t>
+      </w:r>
+      <w:r>
+        <w:t>ODBC</w:t>
       </w:r>
       <w:r>
         <w:rPr>
@@ -7193,7 +6845,10 @@
         <w:rPr>
           <w:lang w:val="ru-RU"/>
         </w:rPr>
-        <w:t>ошибки</w:t>
+        <w:t xml:space="preserve">появилась ошибка: </w:t>
+      </w:r>
+      <w:r>
+        <w:t>SQL</w:t>
       </w:r>
       <w:r>
         <w:rPr>
@@ -7205,7 +6860,23 @@
         <w:rPr>
           <w:lang w:val="ru-RU"/>
         </w:rPr>
-        <w:t>я</w:t>
+        <w:t>запрос не содержал в себе параметры.</w:t>
+      </w:r>
+    </w:p>
+    <w:p>
+      <w:pPr>
+        <w:rPr>
+          <w:lang w:val="ru-RU"/>
+        </w:rPr>
+      </w:pPr>
+      <w:r>
+        <w:rPr>
+          <w:lang w:val="ru-RU"/>
+        </w:rPr>
+        <w:t xml:space="preserve">Важно: при работе через драйвер все ОК, а при работе через </w:t>
+      </w:r>
+      <w:r>
+        <w:t>ODBC</w:t>
       </w:r>
       <w:r>
         <w:rPr>
@@ -7217,76 +6888,1022 @@
         <w:rPr>
           <w:lang w:val="ru-RU"/>
         </w:rPr>
-        <w:t>сделал</w:t>
-      </w:r>
+        <w:t xml:space="preserve">– параметры </w:t>
+      </w:r>
+      <w:r>
+        <w:t>sql</w:t>
+      </w:r>
+      <w:r>
+        <w:rPr>
+          <w:lang w:val="ru-RU"/>
+        </w:rPr>
+        <w:t xml:space="preserve"> запроса пусты.</w:t>
+      </w:r>
+    </w:p>
+    <w:p>
+      <w:pPr>
+        <w:rPr>
+          <w:lang w:val="ru-RU"/>
+        </w:rPr>
+      </w:pPr>
+      <w:r>
+        <w:rPr>
+          <w:lang w:val="ru-RU"/>
+        </w:rPr>
+        <w:t>Анализ показал, что ошибка происходит тут:</w:t>
+      </w:r>
+    </w:p>
+    <w:p>
+      <w:pPr>
+        <w:rPr>
+          <w:lang w:val="ru-RU"/>
+        </w:rPr>
+      </w:pPr>
       <w:r>
         <w:rPr>
           <w:lang w:val="ru-RU"/>
         </w:rPr>
         <w:t xml:space="preserve"> </w:t>
       </w:r>
-      <w:r>
-        <w:rPr>
-          <w:lang w:val="ru-RU"/>
-        </w:rPr>
-        <w:t>копию</w:t>
-      </w:r>
-      <w:r>
-        <w:rPr>
-          <w:lang w:val="ru-RU"/>
-        </w:rPr>
+    </w:p>
+    <w:p>
+      <w:pPr>
+        <w:contextualSpacing/>
+        <w:rPr>
+          <w:i/>
+        </w:rPr>
+      </w:pPr>
+      <w:r>
+        <w:rPr>
+          <w:i/>
+        </w:rPr>
+        <w:t>public function compile($db = NULL)</w:t>
+      </w:r>
+    </w:p>
+    <w:p>
+      <w:pPr>
+        <w:contextualSpacing/>
+        <w:rPr>
+          <w:i/>
+        </w:rPr>
+      </w:pPr>
+      <w:r>
+        <w:rPr>
+          <w:i/>
+        </w:rPr>
+        <w:tab/>
+        <w:t>{</w:t>
+      </w:r>
+    </w:p>
+    <w:p>
+      <w:pPr>
+        <w:contextualSpacing/>
+        <w:rPr>
+          <w:i/>
+        </w:rPr>
+      </w:pPr>
+      <w:r>
+        <w:rPr>
+          <w:i/>
+        </w:rPr>
+        <w:tab/>
+      </w:r>
+      <w:r>
+        <w:rPr>
+          <w:i/>
+        </w:rPr>
+        <w:tab/>
+        <w:t>if ( ! is_object($db))</w:t>
+      </w:r>
+    </w:p>
+    <w:p>
+      <w:pPr>
+        <w:contextualSpacing/>
+        <w:rPr>
+          <w:i/>
+        </w:rPr>
+      </w:pPr>
+      <w:r>
+        <w:rPr>
+          <w:i/>
+        </w:rPr>
+        <w:tab/>
+      </w:r>
+      <w:r>
+        <w:rPr>
+          <w:i/>
+        </w:rPr>
+        <w:tab/>
+        <w:t>{</w:t>
+      </w:r>
+    </w:p>
+    <w:p>
+      <w:pPr>
+        <w:contextualSpacing/>
+        <w:rPr>
+          <w:i/>
+        </w:rPr>
+      </w:pPr>
+      <w:r>
+        <w:rPr>
+          <w:i/>
+        </w:rPr>
+        <w:tab/>
+      </w:r>
+      <w:r>
+        <w:rPr>
+          <w:i/>
+        </w:rPr>
+        <w:tab/>
+      </w:r>
+      <w:r>
+        <w:rPr>
+          <w:i/>
+        </w:rPr>
+        <w:tab/>
+        <w:t>// Get the database instance</w:t>
+      </w:r>
+    </w:p>
+    <w:p>
+      <w:pPr>
+        <w:contextualSpacing/>
+        <w:rPr>
+          <w:i/>
+        </w:rPr>
+      </w:pPr>
+      <w:r>
+        <w:rPr>
+          <w:i/>
+        </w:rPr>
+        <w:tab/>
+      </w:r>
+      <w:r>
+        <w:rPr>
+          <w:i/>
+        </w:rPr>
+        <w:tab/>
+      </w:r>
+      <w:r>
+        <w:rPr>
+          <w:i/>
+        </w:rPr>
+        <w:tab/>
+        <w:t>$db = Database::instance($db);</w:t>
+      </w:r>
+    </w:p>
+    <w:p>
+      <w:pPr>
+        <w:contextualSpacing/>
+        <w:rPr>
+          <w:i/>
+        </w:rPr>
+      </w:pPr>
+      <w:r>
+        <w:rPr>
+          <w:i/>
+        </w:rPr>
+        <w:tab/>
+      </w:r>
+      <w:r>
+        <w:rPr>
+          <w:i/>
+        </w:rPr>
+        <w:tab/>
+        <w:t>}</w:t>
+      </w:r>
+    </w:p>
+    <w:p>
+      <w:pPr>
+        <w:contextualSpacing/>
+        <w:rPr>
+          <w:i/>
+        </w:rPr>
+      </w:pPr>
+    </w:p>
+    <w:p>
+      <w:pPr>
+        <w:contextualSpacing/>
+        <w:rPr>
+          <w:i/>
+        </w:rPr>
+      </w:pPr>
+      <w:r>
+        <w:rPr>
+          <w:i/>
+        </w:rPr>
+        <w:tab/>
+      </w:r>
+      <w:r>
+        <w:rPr>
+          <w:i/>
+        </w:rPr>
+        <w:tab/>
+        <w:t>// Import the SQL locally</w:t>
+      </w:r>
+    </w:p>
+    <w:p>
+      <w:pPr>
+        <w:contextualSpacing/>
+        <w:rPr>
+          <w:i/>
+        </w:rPr>
+      </w:pPr>
+      <w:r>
+        <w:rPr>
+          <w:i/>
+        </w:rPr>
+        <w:tab/>
+      </w:r>
+      <w:r>
+        <w:rPr>
+          <w:i/>
+        </w:rPr>
+        <w:tab/>
+        <w:t>$sql = $this-&gt;_sql;</w:t>
+      </w:r>
+    </w:p>
+    <w:p>
+      <w:pPr>
+        <w:contextualSpacing/>
+        <w:rPr>
+          <w:i/>
+        </w:rPr>
+      </w:pPr>
+    </w:p>
+    <w:p>
+      <w:pPr>
+        <w:contextualSpacing/>
+        <w:rPr>
+          <w:i/>
+        </w:rPr>
+      </w:pPr>
+      <w:r>
+        <w:rPr>
+          <w:i/>
+        </w:rPr>
+        <w:tab/>
+      </w:r>
+      <w:r>
+        <w:rPr>
+          <w:i/>
+        </w:rPr>
+        <w:tab/>
+        <w:t>if ( ! empty($this-&gt;_parameters))</w:t>
+      </w:r>
+    </w:p>
+    <w:p>
+      <w:pPr>
+        <w:contextualSpacing/>
+        <w:rPr>
+          <w:i/>
+        </w:rPr>
+      </w:pPr>
+      <w:r>
+        <w:rPr>
+          <w:i/>
+        </w:rPr>
+        <w:tab/>
+      </w:r>
+      <w:r>
+        <w:rPr>
+          <w:i/>
+        </w:rPr>
+        <w:tab/>
+        <w:t>{</w:t>
+      </w:r>
+    </w:p>
+    <w:p>
+      <w:pPr>
+        <w:contextualSpacing/>
+        <w:rPr>
+          <w:i/>
+        </w:rPr>
+      </w:pPr>
+      <w:r>
+        <w:rPr>
+          <w:i/>
+        </w:rPr>
+        <w:tab/>
+      </w:r>
+      <w:r>
+        <w:rPr>
+          <w:i/>
+        </w:rPr>
+        <w:tab/>
+      </w:r>
+      <w:r>
+        <w:rPr>
+          <w:i/>
+        </w:rPr>
+        <w:tab/>
+        <w:t>// Quote all of the values</w:t>
+      </w:r>
+    </w:p>
+    <w:p>
+      <w:pPr>
+        <w:contextualSpacing/>
+        <w:rPr>
+          <w:i/>
+        </w:rPr>
+      </w:pPr>
+      <w:r>
+        <w:rPr>
+          <w:i/>
+        </w:rPr>
+        <w:tab/>
+        <w:t>--------</w:t>
+      </w:r>
+      <w:r>
+        <w:rPr>
+          <w:i/>
+        </w:rPr>
+        <w:sym w:font="Wingdings" w:char="F0E0"/>
+      </w:r>
+      <w:r>
+        <w:rPr>
+          <w:i/>
+        </w:rPr>
+        <w:t>&gt;&gt;&gt;&gt;</w:t>
+      </w:r>
+      <w:r>
+        <w:rPr>
+          <w:i/>
+        </w:rPr>
+        <w:tab/>
+      </w:r>
+      <w:r>
+        <w:rPr>
+          <w:i/>
+        </w:rPr>
+        <w:tab/>
+        <w:t>$values = array_map(array($db, 'quote'), $this-&gt;_parameters);</w:t>
+      </w:r>
+    </w:p>
+    <w:p>
+      <w:pPr>
+        <w:contextualSpacing/>
+        <w:rPr>
+          <w:i/>
+        </w:rPr>
+      </w:pPr>
+    </w:p>
+    <w:p>
+      <w:pPr>
+        <w:contextualSpacing/>
+        <w:rPr>
+          <w:i/>
+        </w:rPr>
+      </w:pPr>
+      <w:r>
+        <w:rPr>
+          <w:i/>
+        </w:rPr>
+        <w:tab/>
+      </w:r>
+      <w:r>
+        <w:rPr>
+          <w:i/>
+        </w:rPr>
+        <w:tab/>
+      </w:r>
+      <w:r>
+        <w:rPr>
+          <w:i/>
+        </w:rPr>
+        <w:tab/>
+        <w:t>// Replace the values in the SQL</w:t>
+      </w:r>
+    </w:p>
+    <w:p>
+      <w:pPr>
+        <w:contextualSpacing/>
+        <w:rPr>
+          <w:i/>
+        </w:rPr>
+      </w:pPr>
+      <w:r>
+        <w:rPr>
+          <w:i/>
+        </w:rPr>
+        <w:tab/>
+      </w:r>
+      <w:r>
+        <w:rPr>
+          <w:i/>
+        </w:rPr>
+        <w:tab/>
+      </w:r>
+      <w:r>
+        <w:rPr>
+          <w:i/>
+        </w:rPr>
+        <w:tab/>
+        <w:t>$sql = strtr($sql, $values);</w:t>
+      </w:r>
+    </w:p>
+    <w:p>
+      <w:pPr>
+        <w:contextualSpacing/>
+        <w:rPr>
+          <w:i/>
+        </w:rPr>
+      </w:pPr>
+      <w:r>
+        <w:rPr>
+          <w:i/>
+        </w:rPr>
+        <w:tab/>
+      </w:r>
+      <w:r>
+        <w:rPr>
+          <w:i/>
+        </w:rPr>
+        <w:tab/>
+        <w:t>}</w:t>
+      </w:r>
+    </w:p>
+    <w:p>
+      <w:pPr>
+        <w:contextualSpacing/>
+        <w:rPr>
+          <w:i/>
+        </w:rPr>
+      </w:pPr>
+    </w:p>
+    <w:p>
+      <w:pPr>
+        <w:contextualSpacing/>
+        <w:rPr>
+          <w:i/>
+        </w:rPr>
+      </w:pPr>
+      <w:r>
+        <w:rPr>
+          <w:i/>
+        </w:rPr>
+        <w:tab/>
+      </w:r>
+      <w:r>
+        <w:rPr>
+          <w:i/>
+        </w:rPr>
+        <w:tab/>
+        <w:t>return $sql;</w:t>
+      </w:r>
+    </w:p>
+    <w:p>
+      <w:pPr>
+        <w:contextualSpacing/>
+        <w:rPr>
+          <w:i/>
+          <w:lang w:val="ru-RU"/>
+        </w:rPr>
+      </w:pPr>
+      <w:r>
+        <w:rPr>
+          <w:i/>
+        </w:rPr>
+        <w:tab/>
+      </w:r>
+      <w:r>
+        <w:rPr>
+          <w:i/>
+          <w:lang w:val="ru-RU"/>
+        </w:rPr>
+        <w:t>}</w:t>
+      </w:r>
+    </w:p>
+    <w:p>
+      <w:pPr>
+        <w:rPr>
+          <w:lang w:val="ru-RU"/>
+        </w:rPr>
+      </w:pPr>
+      <w:r>
+        <w:rPr>
+          <w:lang w:val="ru-RU"/>
+        </w:rPr>
+        <w:t>Я переписал эту функцию т.о.:</w:t>
+      </w:r>
+    </w:p>
+    <w:p>
+      <w:pPr>
+        <w:contextualSpacing/>
+      </w:pPr>
+      <w:r>
+        <w:t>public function compile($db = NULL)</w:t>
+      </w:r>
+    </w:p>
+    <w:p>
+      <w:pPr>
+        <w:contextualSpacing/>
+      </w:pPr>
+      <w:r>
+        <w:tab/>
+        <w:t>{</w:t>
+      </w:r>
+    </w:p>
+    <w:p>
+      <w:pPr>
+        <w:contextualSpacing/>
+      </w:pPr>
+      <w:r>
+        <w:lastRenderedPageBreak/>
+        <w:tab/>
+      </w:r>
+      <w:r>
+        <w:tab/>
+        <w:t>if ( ! is_object($db))</w:t>
+      </w:r>
+    </w:p>
+    <w:p>
+      <w:pPr>
+        <w:contextualSpacing/>
+      </w:pPr>
+      <w:r>
+        <w:tab/>
+      </w:r>
+      <w:r>
+        <w:tab/>
+        <w:t>{</w:t>
+      </w:r>
+    </w:p>
+    <w:p>
+      <w:pPr>
+        <w:contextualSpacing/>
+      </w:pPr>
+      <w:r>
+        <w:tab/>
+      </w:r>
+      <w:r>
+        <w:tab/>
+      </w:r>
+      <w:r>
+        <w:tab/>
+        <w:t>// Get the database instance</w:t>
+      </w:r>
+    </w:p>
+    <w:p>
+      <w:pPr>
+        <w:contextualSpacing/>
+      </w:pPr>
+      <w:r>
+        <w:tab/>
+      </w:r>
+      <w:r>
+        <w:tab/>
+      </w:r>
+      <w:r>
+        <w:tab/>
+        <w:t>$db = Database::instance($db);</w:t>
+      </w:r>
+    </w:p>
+    <w:p>
+      <w:pPr>
+        <w:contextualSpacing/>
+      </w:pPr>
+      <w:r>
+        <w:tab/>
+      </w:r>
+      <w:r>
+        <w:tab/>
+        <w:t>}</w:t>
+      </w:r>
+    </w:p>
+    <w:p>
+      <w:pPr>
+        <w:contextualSpacing/>
+      </w:pPr>
+    </w:p>
+    <w:p>
+      <w:pPr>
+        <w:contextualSpacing/>
+      </w:pPr>
+      <w:r>
+        <w:tab/>
+      </w:r>
+      <w:r>
+        <w:tab/>
+        <w:t>// Import the SQL locally</w:t>
+      </w:r>
+    </w:p>
+    <w:p>
+      <w:pPr>
+        <w:contextualSpacing/>
+      </w:pPr>
+      <w:r>
+        <w:tab/>
+      </w:r>
+      <w:r>
+        <w:tab/>
+        <w:t>$sql = $this-&gt;_sql;</w:t>
+      </w:r>
+    </w:p>
+    <w:p>
+      <w:pPr>
+        <w:contextualSpacing/>
+      </w:pPr>
+    </w:p>
+    <w:p>
+      <w:pPr>
+        <w:contextualSpacing/>
+      </w:pPr>
+      <w:r>
+        <w:tab/>
+      </w:r>
+      <w:r>
+        <w:tab/>
+        <w:t>if ( ! empty($this-&gt;_parameters))</w:t>
+      </w:r>
+    </w:p>
+    <w:p>
+      <w:pPr>
+        <w:contextualSpacing/>
+      </w:pPr>
+      <w:r>
+        <w:tab/>
+      </w:r>
+      <w:r>
+        <w:tab/>
+        <w:t>{</w:t>
+      </w:r>
+    </w:p>
+    <w:p>
+      <w:pPr>
+        <w:contextualSpacing/>
+      </w:pPr>
+      <w:r>
+        <w:tab/>
+      </w:r>
+      <w:r>
+        <w:tab/>
+      </w:r>
+      <w:r>
+        <w:tab/>
+        <w:t>// Quote all of the values</w:t>
+      </w:r>
+    </w:p>
+    <w:p>
+      <w:pPr>
+        <w:contextualSpacing/>
+      </w:pPr>
+      <w:r>
+        <w:tab/>
+      </w:r>
+      <w:r>
+        <w:tab/>
+      </w:r>
+      <w:r>
+        <w:tab/>
+      </w:r>
+      <w:r>
+        <w:t>//</w:t>
+      </w:r>
+      <w:r>
+        <w:t>$values = array_map(array($db, 'quote'), $this-&gt;_parameters);</w:t>
+      </w:r>
+    </w:p>
+    <w:p>
+      <w:pPr>
+        <w:contextualSpacing/>
+      </w:pPr>
+      <w:r>
+        <w:tab/>
+      </w:r>
+      <w:r>
+        <w:tab/>
+      </w:r>
+      <w:r>
+        <w:tab/>
+        <w:t xml:space="preserve">foreach ($this-&gt;_parameters as $key=&gt;$value)// </w:t>
+      </w:r>
+      <w:r>
+        <w:rPr>
+          <w:lang w:val="ru-RU"/>
+        </w:rPr>
+        <w:t>обход</w:t>
+      </w:r>
+      <w:r>
         <w:t xml:space="preserve"> </w:t>
       </w:r>
       <w:r>
         <w:rPr>
           <w:lang w:val="ru-RU"/>
         </w:rPr>
-        <w:t>файла</w:t>
-      </w:r>
-      <w:r>
-        <w:rPr>
-          <w:lang w:val="ru-RU"/>
-        </w:rPr>
+        <w:t>проблемы</w:t>
+      </w:r>
+      <w:r>
         <w:t xml:space="preserve"> </w:t>
       </w:r>
       <w:r>
         <w:rPr>
           <w:lang w:val="ru-RU"/>
         </w:rPr>
-        <w:t>в</w:t>
-      </w:r>
-      <w:r>
-        <w:rPr>
-          <w:lang w:val="ru-RU"/>
-        </w:rPr>
+        <w:t>с</w:t>
+      </w:r>
+      <w:r>
         <w:t xml:space="preserve"> </w:t>
       </w:r>
       <w:r>
-        <w:t>C</w:t>
-      </w:r>
-      <w:r>
-        <w:rPr>
-          <w:lang w:val="ru-RU"/>
-        </w:rPr>
-        <w:t>:\</w:t>
-      </w:r>
-      <w:r>
-        <w:t>xampp</w:t>
-      </w:r>
-      <w:r>
-        <w:rPr>
-          <w:lang w:val="ru-RU"/>
-        </w:rPr>
-        <w:t>\</w:t>
-      </w:r>
-      <w:r>
-        <w:t>htdocs</w:t>
-      </w:r>
-      <w:r>
-        <w:rPr>
-          <w:lang w:val="ru-RU"/>
-        </w:rPr>
-        <w:t>\</w:t>
+        <w:rPr>
+          <w:lang w:val="ru-RU"/>
+        </w:rPr>
+        <w:t>кавычками</w:t>
+      </w:r>
+      <w:r>
+        <w:t xml:space="preserve"> 15.08.2023</w:t>
+      </w:r>
+    </w:p>
+    <w:p>
+      <w:pPr>
+        <w:contextualSpacing/>
+      </w:pPr>
+      <w:r>
+        <w:tab/>
+      </w:r>
+      <w:r>
+        <w:tab/>
+      </w:r>
+      <w:r>
+        <w:tab/>
+        <w:t>{</w:t>
+      </w:r>
+    </w:p>
+    <w:p>
+      <w:pPr>
+        <w:contextualSpacing/>
+      </w:pPr>
+      <w:r>
+        <w:tab/>
+      </w:r>
+      <w:r>
+        <w:tab/>
+      </w:r>
+      <w:r>
+        <w:tab/>
+      </w:r>
+      <w:r>
+        <w:tab/>
+        <w:t>$res[$key]='\''.$value.'\'';</w:t>
+      </w:r>
+    </w:p>
+    <w:p>
+      <w:pPr>
+        <w:contextualSpacing/>
+      </w:pPr>
+      <w:r>
+        <w:tab/>
+      </w:r>
+      <w:r>
+        <w:tab/>
+      </w:r>
+      <w:r>
+        <w:tab/>
+        <w:t>}</w:t>
+      </w:r>
+    </w:p>
+    <w:p>
+      <w:pPr>
+        <w:contextualSpacing/>
+      </w:pPr>
+      <w:r>
+        <w:tab/>
+      </w:r>
+      <w:r>
+        <w:tab/>
+      </w:r>
+      <w:r>
+        <w:tab/>
+        <w:t>$values=$res;</w:t>
+      </w:r>
+    </w:p>
+    <w:p>
+      <w:pPr>
+        <w:contextualSpacing/>
+      </w:pPr>
+      <w:r>
+        <w:tab/>
+      </w:r>
+      <w:r>
+        <w:tab/>
+      </w:r>
+      <w:r>
+        <w:tab/>
+      </w:r>
+    </w:p>
+    <w:p>
+      <w:pPr>
+        <w:contextualSpacing/>
+      </w:pPr>
+      <w:r>
+        <w:tab/>
+      </w:r>
+      <w:r>
+        <w:tab/>
+      </w:r>
+      <w:r>
+        <w:tab/>
+        <w:t>// Replace the values in the SQL</w:t>
+      </w:r>
+    </w:p>
+    <w:p>
+      <w:pPr>
+        <w:contextualSpacing/>
+      </w:pPr>
+      <w:r>
+        <w:tab/>
+      </w:r>
+      <w:r>
+        <w:tab/>
+      </w:r>
+      <w:r>
+        <w:tab/>
+        <w:t>$sql = strtr($sql, $values);</w:t>
+      </w:r>
+    </w:p>
+    <w:p>
+      <w:pPr>
+        <w:contextualSpacing/>
+      </w:pPr>
+      <w:r>
+        <w:tab/>
+      </w:r>
+      <w:r>
+        <w:tab/>
+        <w:t>}</w:t>
+      </w:r>
+    </w:p>
+    <w:p>
+      <w:pPr>
+        <w:contextualSpacing/>
+      </w:pPr>
+      <w:r>
+        <w:tab/>
+      </w:r>
+      <w:r>
+        <w:tab/>
+        <w:t>return $sql;</w:t>
+      </w:r>
+    </w:p>
+    <w:p>
+      <w:pPr>
+        <w:contextualSpacing/>
+      </w:pPr>
+      <w:r>
+        <w:tab/>
+      </w:r>
+      <w:r>
+        <w:t>}</w:t>
+      </w:r>
+    </w:p>
+    <w:p>
+      <w:r>
+        <w:rPr>
+          <w:lang w:val="ru-RU"/>
+        </w:rPr>
+        <w:t>Т</w:t>
+      </w:r>
+      <w:r>
+        <w:t>.</w:t>
+      </w:r>
+      <w:r>
+        <w:rPr>
+          <w:lang w:val="ru-RU"/>
+        </w:rPr>
+        <w:t>е</w:t>
+      </w:r>
+      <w:r>
+        <w:t xml:space="preserve">. </w:t>
+      </w:r>
+      <w:r>
+        <w:rPr>
+          <w:lang w:val="ru-RU"/>
+        </w:rPr>
+        <w:t>вместо</w:t>
+      </w:r>
+      <w:r>
+        <w:t xml:space="preserve"> </w:t>
+      </w:r>
+    </w:p>
+    <w:p>
+      <w:r>
+        <w:t>//</w:t>
+      </w:r>
+      <w:r>
+        <w:t>$values = array_map(array($db, 'quote'), $this-&gt;_parameters);</w:t>
+      </w:r>
+    </w:p>
+    <w:p>
+      <w:pPr>
+        <w:rPr>
+          <w:lang w:val="ru-RU"/>
+        </w:rPr>
+      </w:pPr>
+      <w:r>
+        <w:rPr>
+          <w:lang w:val="ru-RU"/>
+        </w:rPr>
+        <w:t>Я сделал перебор данных в цикле и добавление одинарных кавычек.</w:t>
+      </w:r>
+    </w:p>
+    <w:p>
+      <w:pPr>
+        <w:rPr>
+          <w:lang w:val="ru-RU"/>
+        </w:rPr>
+      </w:pPr>
+      <w:r>
+        <w:rPr>
+          <w:lang w:val="ru-RU"/>
+        </w:rPr>
+        <w:t xml:space="preserve">Измененый файл </w:t>
+      </w:r>
+      <w:r>
+        <w:rPr>
+          <w:lang w:val="ru-RU"/>
+        </w:rPr>
+        <w:t>Query.php</w:t>
+      </w:r>
+      <w:r>
+        <w:rPr>
+          <w:lang w:val="ru-RU"/>
+        </w:rPr>
+        <w:t xml:space="preserve"> положил в </w:t>
+      </w:r>
+      <w:r>
+        <w:rPr>
+          <w:lang w:val="ru-RU"/>
+        </w:rPr>
+        <w:t>C:\xampp\htdocs\citycrm\application\classes\Kohana\Database\Query.php</w:t>
+      </w:r>
+      <w:r>
+        <w:rPr>
+          <w:lang w:val="ru-RU"/>
+        </w:rPr>
+        <w:t>.</w:t>
+      </w:r>
+    </w:p>
+    <w:p>
+      <w:pPr>
+        <w:rPr>
+          <w:lang w:val="ru-RU"/>
+        </w:rPr>
+      </w:pPr>
+      <w:r>
+        <w:rPr>
+          <w:lang w:val="ru-RU"/>
+        </w:rPr>
+        <w:t xml:space="preserve">Проблемы с формированием </w:t>
+      </w:r>
+      <w:r>
+        <w:t>SQL</w:t>
+      </w:r>
+      <w:r>
+        <w:rPr>
+          <w:lang w:val="ru-RU"/>
+        </w:rPr>
+        <w:t>-</w:t>
+      </w:r>
+      <w:r>
+        <w:rPr>
+          <w:lang w:val="ru-RU"/>
+        </w:rPr>
+        <w:t>запроса исчезли</w:t>
+      </w:r>
+    </w:p>
+    <w:p>
+      <w:pPr>
+        <w:pStyle w:val="1"/>
+        <w:rPr>
+          <w:lang w:val="ru-RU"/>
+        </w:rPr>
+      </w:pPr>
+      <w:bookmarkStart w:id="15" w:name="_Toc164953375"/>
+      <w:r>
+        <w:rPr>
+          <w:lang w:val="ru-RU"/>
+        </w:rPr>
+        <w:t>Сессии и авторизация Одна авторизация на все сайты</w:t>
+      </w:r>
+      <w:r>
+        <w:rPr>
+          <w:lang w:val="ru-RU"/>
+        </w:rPr>
+        <w:t>.</w:t>
+      </w:r>
+      <w:bookmarkEnd w:id="15"/>
+    </w:p>
+    <w:p>
+      <w:pPr>
+        <w:rPr>
+          <w:lang w:val="ru-RU"/>
+        </w:rPr>
+      </w:pPr>
+      <w:r>
+        <w:rPr>
+          <w:lang w:val="ru-RU"/>
+        </w:rPr>
+        <w:t xml:space="preserve">Выглядит так: я авторизовался на сайте </w:t>
       </w:r>
       <w:r>
         <w:t>citycrm</w:t>
@@ -7295,67 +7912,46 @@
         <w:rPr>
           <w:lang w:val="ru-RU"/>
         </w:rPr>
-        <w:t>\</w:t>
-      </w:r>
-      <w:r>
-        <w:t>application</w:t>
-      </w:r>
-      <w:r>
-        <w:rPr>
-          <w:lang w:val="ru-RU"/>
-        </w:rPr>
-        <w:t>\</w:t>
-      </w:r>
-      <w:r>
-        <w:t>classes</w:t>
-      </w:r>
-      <w:r>
-        <w:rPr>
-          <w:lang w:val="ru-RU"/>
-        </w:rPr>
-        <w:t>\</w:t>
-      </w:r>
-      <w:r>
-        <w:t>Kohana</w:t>
-      </w:r>
-      <w:r>
-        <w:rPr>
-          <w:lang w:val="ru-RU"/>
-        </w:rPr>
-        <w:t>\</w:t>
-      </w:r>
-      <w:r>
-        <w:t>Database</w:t>
-      </w:r>
-      <w:r>
-        <w:rPr>
-          <w:lang w:val="ru-RU"/>
-        </w:rPr>
-        <w:t>\</w:t>
-      </w:r>
-      <w:r>
-        <w:t>PDO</w:t>
-      </w:r>
-      <w:r>
-        <w:rPr>
-          <w:lang w:val="ru-RU"/>
-        </w:rPr>
-        <w:t>.</w:t>
-      </w:r>
-      <w:r>
-        <w:t>php</w:t>
-      </w:r>
-      <w:r>
-        <w:rPr>
-          <w:lang w:val="ru-RU"/>
-        </w:rPr>
-        <w:t xml:space="preserve"> (</w:t>
-      </w:r>
-      <w:r>
-        <w:rPr>
-          <w:lang w:val="ru-RU"/>
-        </w:rPr>
-        <w:t>чтобы</w:t>
+        <w:t xml:space="preserve">, </w:t>
+      </w:r>
+      <w:r>
+        <w:rPr>
+          <w:lang w:val="ru-RU"/>
+        </w:rPr>
+        <w:t xml:space="preserve">затем захожу на </w:t>
+      </w:r>
+      <w:r>
+        <w:t>city</w:t>
+      </w:r>
+      <w:r>
+        <w:rPr>
+          <w:lang w:val="ru-RU"/>
+        </w:rPr>
+        <w:t xml:space="preserve">, </w:t>
+      </w:r>
+      <w:r>
+        <w:rPr>
+          <w:lang w:val="ru-RU"/>
+        </w:rPr>
+        <w:t xml:space="preserve">и вижу результаты авторизации на </w:t>
+      </w:r>
+      <w:r>
+        <w:t>citycrm</w:t>
+      </w:r>
+      <w:r>
+        <w:rPr>
+          <w:lang w:val="ru-RU"/>
+        </w:rPr>
+        <w:t xml:space="preserve">. </w:t>
+      </w:r>
+      <w:r>
+        <w:rPr>
+          <w:lang w:val="ru-RU"/>
+        </w:rPr>
+        <w:t xml:space="preserve">Но, т.к. структура данных для авторизации на </w:t>
+      </w:r>
+      <w:r>
+        <w:t>citycrm</w:t>
       </w:r>
       <w:r>
         <w:rPr>
@@ -7367,7 +7963,10 @@
         <w:rPr>
           <w:lang w:val="ru-RU"/>
         </w:rPr>
-        <w:t>вызывался</w:t>
+        <w:t xml:space="preserve">другая, то на </w:t>
+      </w:r>
+      <w:r>
+        <w:t>city</w:t>
       </w:r>
       <w:r>
         <w:rPr>
@@ -7379,1640 +7978,42 @@
         <w:rPr>
           <w:lang w:val="ru-RU"/>
         </w:rPr>
-        <w:t>именно</w:t>
-      </w:r>
-      <w:r>
-        <w:rPr>
-          <w:lang w:val="ru-RU"/>
-        </w:rPr>
-        <w:t xml:space="preserve"> </w:t>
-      </w:r>
-      <w:r>
-        <w:rPr>
-          <w:lang w:val="ru-RU"/>
-        </w:rPr>
-        <w:t>этот</w:t>
-      </w:r>
-      <w:r>
-        <w:rPr>
-          <w:lang w:val="ru-RU"/>
-        </w:rPr>
-        <w:t xml:space="preserve"> </w:t>
-      </w:r>
-      <w:r>
-        <w:rPr>
-          <w:lang w:val="ru-RU"/>
-        </w:rPr>
-        <w:t>файл</w:t>
-      </w:r>
-      <w:r>
-        <w:rPr>
-          <w:lang w:val="ru-RU"/>
-        </w:rPr>
-        <w:t xml:space="preserve">), </w:t>
-      </w:r>
-      <w:r>
-        <w:rPr>
-          <w:lang w:val="ru-RU"/>
-        </w:rPr>
-        <w:t>и</w:t>
-      </w:r>
-      <w:r>
-        <w:rPr>
-          <w:lang w:val="ru-RU"/>
-        </w:rPr>
-        <w:t xml:space="preserve"> </w:t>
-      </w:r>
-      <w:r>
-        <w:rPr>
-          <w:lang w:val="ru-RU"/>
-        </w:rPr>
-        <w:t>в</w:t>
-      </w:r>
-      <w:r>
-        <w:rPr>
-          <w:lang w:val="ru-RU"/>
-        </w:rPr>
-        <w:t xml:space="preserve"> </w:t>
-      </w:r>
-      <w:r>
-        <w:rPr>
-          <w:lang w:val="ru-RU"/>
-        </w:rPr>
-        <w:t>нем</w:t>
-      </w:r>
-      <w:r>
-        <w:rPr>
-          <w:lang w:val="ru-RU"/>
-        </w:rPr>
-        <w:t xml:space="preserve"> </w:t>
-      </w:r>
-      <w:r>
-        <w:rPr>
-          <w:lang w:val="ru-RU"/>
-        </w:rPr>
-        <w:t>закомментировал строку</w:t>
-      </w:r>
-    </w:p>
-    <w:p>
-      <w:pPr>
-        <w:contextualSpacing/>
-        <w:rPr>
-          <w:i/>
-        </w:rPr>
-      </w:pPr>
-      <w:r>
-        <w:rPr>
-          <w:i/>
-        </w:rPr>
-        <w:t>elseif ($type === Database::INSERT)</w:t>
-      </w:r>
-    </w:p>
-    <w:p>
-      <w:pPr>
-        <w:contextualSpacing/>
-        <w:rPr>
-          <w:i/>
-        </w:rPr>
-      </w:pPr>
-      <w:r>
-        <w:rPr>
-          <w:i/>
-        </w:rPr>
-        <w:tab/>
-      </w:r>
-      <w:r>
-        <w:rPr>
-          <w:i/>
-        </w:rPr>
-        <w:tab/>
-        <w:t>{</w:t>
-      </w:r>
-    </w:p>
-    <w:p>
-      <w:pPr>
-        <w:contextualSpacing/>
-        <w:rPr>
-          <w:i/>
-        </w:rPr>
-      </w:pPr>
-      <w:r>
-        <w:rPr>
-          <w:i/>
-        </w:rPr>
-        <w:tab/>
-      </w:r>
-      <w:r>
-        <w:rPr>
-          <w:i/>
-        </w:rPr>
-        <w:tab/>
-      </w:r>
-      <w:r>
-        <w:rPr>
-          <w:i/>
-        </w:rPr>
-        <w:tab/>
-        <w:t>// Return a list of insert id and rows created</w:t>
-      </w:r>
-    </w:p>
-    <w:p>
-      <w:pPr>
-        <w:contextualSpacing/>
-        <w:rPr>
-          <w:i/>
-        </w:rPr>
-      </w:pPr>
-      <w:r>
-        <w:rPr>
-          <w:i/>
-        </w:rPr>
-        <w:tab/>
-      </w:r>
-      <w:r>
-        <w:rPr>
-          <w:i/>
-        </w:rPr>
-        <w:tab/>
-      </w:r>
-      <w:r>
-        <w:rPr>
-          <w:i/>
-        </w:rPr>
-        <w:tab/>
-        <w:t>return array(</w:t>
-      </w:r>
-    </w:p>
-    <w:p>
-      <w:pPr>
-        <w:contextualSpacing/>
-        <w:rPr>
-          <w:i/>
-        </w:rPr>
-      </w:pPr>
-      <w:r>
-        <w:rPr>
-          <w:i/>
-        </w:rPr>
-        <w:tab/>
-      </w:r>
-      <w:r>
-        <w:rPr>
-          <w:i/>
-        </w:rPr>
-        <w:tab/>
-      </w:r>
-      <w:r>
-        <w:rPr>
-          <w:i/>
-        </w:rPr>
-        <w:tab/>
-      </w:r>
-      <w:r>
-        <w:rPr>
-          <w:i/>
-        </w:rPr>
-        <w:tab/>
-        <w:t>//$this-&gt;_connection-&gt;lastInsertId(),//</w:t>
-      </w:r>
-      <w:r>
-        <w:rPr>
-          <w:i/>
-          <w:lang w:val="ru-RU"/>
-        </w:rPr>
-        <w:t>Бухаров</w:t>
-      </w:r>
-    </w:p>
-    <w:p>
-      <w:pPr>
-        <w:contextualSpacing/>
-        <w:rPr>
-          <w:i/>
-          <w:lang w:val="ru-RU"/>
-        </w:rPr>
-      </w:pPr>
-      <w:r>
-        <w:rPr>
-          <w:i/>
-        </w:rPr>
-        <w:tab/>
-      </w:r>
-      <w:r>
-        <w:rPr>
-          <w:i/>
-        </w:rPr>
-        <w:tab/>
-      </w:r>
-      <w:r>
-        <w:rPr>
-          <w:i/>
-        </w:rPr>
-        <w:tab/>
-      </w:r>
-      <w:r>
-        <w:rPr>
-          <w:i/>
-        </w:rPr>
-        <w:tab/>
-      </w:r>
-      <w:r>
-        <w:rPr>
-          <w:i/>
-          <w:lang w:val="ru-RU"/>
-        </w:rPr>
-        <w:t>$result-&gt;rowCount(),</w:t>
-      </w:r>
-    </w:p>
-    <w:p>
-      <w:pPr>
-        <w:contextualSpacing/>
-        <w:rPr>
-          <w:i/>
-          <w:lang w:val="ru-RU"/>
-        </w:rPr>
-      </w:pPr>
-      <w:r>
-        <w:rPr>
-          <w:i/>
-          <w:lang w:val="ru-RU"/>
-        </w:rPr>
-        <w:tab/>
-      </w:r>
-      <w:r>
-        <w:rPr>
-          <w:i/>
-          <w:lang w:val="ru-RU"/>
-        </w:rPr>
-        <w:tab/>
-      </w:r>
-      <w:r>
-        <w:rPr>
-          <w:i/>
-          <w:lang w:val="ru-RU"/>
-        </w:rPr>
-        <w:tab/>
-        <w:t>);</w:t>
-      </w:r>
-    </w:p>
-    <w:p>
-      <w:pPr>
-        <w:contextualSpacing/>
-        <w:rPr>
-          <w:i/>
-          <w:lang w:val="ru-RU"/>
-        </w:rPr>
-      </w:pPr>
-      <w:r>
-        <w:rPr>
-          <w:i/>
-          <w:lang w:val="ru-RU"/>
-        </w:rPr>
-        <w:tab/>
-      </w:r>
-      <w:r>
-        <w:rPr>
-          <w:i/>
-          <w:lang w:val="ru-RU"/>
-        </w:rPr>
-        <w:tab/>
-        <w:t>}</w:t>
-      </w:r>
-    </w:p>
-    <w:p>
-      <w:pPr>
-        <w:rPr>
-          <w:lang w:val="ru-RU"/>
-        </w:rPr>
-      </w:pPr>
-    </w:p>
-    <w:p>
-      <w:pPr>
-        <w:rPr>
-          <w:lang w:val="ru-RU"/>
-        </w:rPr>
-      </w:pPr>
-      <w:r>
-        <w:rPr>
-          <w:lang w:val="ru-RU"/>
-        </w:rPr>
-        <w:t xml:space="preserve">Я предполагаю, что теперь, при реализации метода </w:t>
-      </w:r>
-      <w:r>
-        <w:t>Database</w:t>
-      </w:r>
-      <w:r>
-        <w:rPr>
-          <w:lang w:val="ru-RU"/>
-        </w:rPr>
-        <w:t>::</w:t>
-      </w:r>
-      <w:r>
-        <w:t>INSERT</w:t>
-      </w:r>
-      <w:r>
-        <w:rPr>
-          <w:lang w:val="ru-RU"/>
-        </w:rPr>
-        <w:t xml:space="preserve"> </w:t>
-      </w:r>
-      <w:r>
-        <w:rPr>
-          <w:lang w:val="ru-RU"/>
-        </w:rPr>
-        <w:t xml:space="preserve">система не будет пытаться вызвать метод </w:t>
-      </w:r>
-      <w:r>
-        <w:t>lastinsertId</w:t>
-      </w:r>
-      <w:r>
-        <w:rPr>
-          <w:lang w:val="ru-RU"/>
-        </w:rPr>
-        <w:t>().</w:t>
-      </w:r>
-    </w:p>
-    <w:p>
-      <w:pPr>
-        <w:rPr>
-          <w:lang w:val="ru-RU"/>
-        </w:rPr>
-      </w:pPr>
-      <w:r>
-        <w:rPr>
-          <w:lang w:val="ru-RU"/>
-        </w:rPr>
-        <w:t>Дальнейшая работа подтвердила, что ошибок при вставке данных более не возникает.</w:t>
-      </w:r>
-    </w:p>
-    <w:p>
-      <w:pPr>
-        <w:pStyle w:val="1"/>
-        <w:rPr>
-          <w:lang w:val="ru-RU"/>
-        </w:rPr>
-      </w:pPr>
-      <w:bookmarkStart w:id="15" w:name="_Toc205272520"/>
-      <w:r>
-        <w:rPr>
-          <w:lang w:val="ru-RU"/>
-        </w:rPr>
-        <w:t>Ошибка</w:t>
-      </w:r>
-      <w:r>
-        <w:rPr>
-          <w:lang w:val="ru-RU"/>
-        </w:rPr>
-        <w:t xml:space="preserve"> </w:t>
-      </w:r>
-      <w:r>
-        <w:t>quote</w:t>
-      </w:r>
-      <w:r>
-        <w:rPr>
-          <w:lang w:val="ru-RU"/>
-        </w:rPr>
-        <w:t>.</w:t>
-      </w:r>
-      <w:r>
-        <w:rPr>
-          <w:lang w:val="ru-RU"/>
-        </w:rPr>
-        <w:t xml:space="preserve"> Редактирование файла  </w:t>
-      </w:r>
-      <w:r>
-        <w:rPr>
-          <w:lang w:val="ru-RU"/>
-        </w:rPr>
-        <w:t>Query.php</w:t>
-      </w:r>
-      <w:r>
-        <w:rPr>
-          <w:lang w:val="ru-RU"/>
-        </w:rPr>
-        <w:t>. 15.08.2023</w:t>
-      </w:r>
-      <w:bookmarkEnd w:id="15"/>
-    </w:p>
-    <w:p>
-      <w:pPr>
-        <w:rPr>
-          <w:lang w:val="ru-RU"/>
-        </w:rPr>
-      </w:pPr>
-      <w:r>
-        <w:rPr>
-          <w:lang w:val="ru-RU"/>
-        </w:rPr>
-        <w:t>При</w:t>
-      </w:r>
-      <w:r>
-        <w:rPr>
-          <w:lang w:val="ru-RU"/>
-        </w:rPr>
-        <w:t xml:space="preserve"> </w:t>
-      </w:r>
-      <w:r>
-        <w:rPr>
-          <w:lang w:val="ru-RU"/>
-        </w:rPr>
-        <w:t>подключении к БД СКУД через драйвер все работало штатно.</w:t>
-      </w:r>
-    </w:p>
-    <w:p>
-      <w:pPr>
-        <w:rPr>
-          <w:lang w:val="ru-RU"/>
-        </w:rPr>
-      </w:pPr>
-      <w:r>
-        <w:rPr>
-          <w:lang w:val="ru-RU"/>
-        </w:rPr>
-        <w:t xml:space="preserve">При подключении к БД СКУД через </w:t>
-      </w:r>
-      <w:r>
-        <w:t>ODBC</w:t>
-      </w:r>
-      <w:r>
-        <w:rPr>
-          <w:lang w:val="ru-RU"/>
-        </w:rPr>
-        <w:t xml:space="preserve"> </w:t>
-      </w:r>
-      <w:r>
-        <w:rPr>
-          <w:lang w:val="ru-RU"/>
-        </w:rPr>
-        <w:t xml:space="preserve">появилась ошибка: </w:t>
-      </w:r>
-      <w:r>
-        <w:t>SQL</w:t>
-      </w:r>
-      <w:r>
-        <w:rPr>
-          <w:lang w:val="ru-RU"/>
-        </w:rPr>
-        <w:t xml:space="preserve"> </w:t>
-      </w:r>
-      <w:r>
-        <w:rPr>
-          <w:lang w:val="ru-RU"/>
-        </w:rPr>
-        <w:t>запрос не содержал в себе параметры.</w:t>
-      </w:r>
-    </w:p>
-    <w:p>
-      <w:pPr>
-        <w:rPr>
-          <w:lang w:val="ru-RU"/>
-        </w:rPr>
-      </w:pPr>
-      <w:r>
-        <w:rPr>
-          <w:lang w:val="ru-RU"/>
-        </w:rPr>
-        <w:t xml:space="preserve">Важно: при работе через драйвер все ОК, а при работе через </w:t>
-      </w:r>
-      <w:r>
-        <w:t>ODBC</w:t>
-      </w:r>
-      <w:r>
-        <w:rPr>
-          <w:lang w:val="ru-RU"/>
-        </w:rPr>
-        <w:t xml:space="preserve"> </w:t>
-      </w:r>
-      <w:r>
-        <w:rPr>
-          <w:lang w:val="ru-RU"/>
-        </w:rPr>
-        <w:t xml:space="preserve">– параметры </w:t>
-      </w:r>
-      <w:r>
-        <w:t>sql</w:t>
-      </w:r>
-      <w:r>
-        <w:rPr>
-          <w:lang w:val="ru-RU"/>
-        </w:rPr>
-        <w:t xml:space="preserve"> запроса пусты.</w:t>
-      </w:r>
-    </w:p>
-    <w:p>
-      <w:pPr>
-        <w:rPr>
-          <w:lang w:val="ru-RU"/>
-        </w:rPr>
-      </w:pPr>
-      <w:r>
-        <w:rPr>
-          <w:lang w:val="ru-RU"/>
-        </w:rPr>
-        <w:t>Анализ показал, что ошибка происходит тут:</w:t>
-      </w:r>
-    </w:p>
-    <w:p>
-      <w:pPr>
-        <w:rPr>
-          <w:lang w:val="ru-RU"/>
-        </w:rPr>
-      </w:pPr>
-      <w:r>
-        <w:rPr>
-          <w:lang w:val="ru-RU"/>
-        </w:rPr>
-        <w:lastRenderedPageBreak/>
-        <w:t xml:space="preserve"> </w:t>
-      </w:r>
-    </w:p>
-    <w:p>
-      <w:pPr>
-        <w:contextualSpacing/>
-        <w:rPr>
-          <w:i/>
-        </w:rPr>
-      </w:pPr>
-      <w:r>
-        <w:rPr>
-          <w:i/>
-        </w:rPr>
-        <w:t>public function compile($db = NULL)</w:t>
-      </w:r>
-    </w:p>
-    <w:p>
-      <w:pPr>
-        <w:contextualSpacing/>
-        <w:rPr>
-          <w:i/>
-        </w:rPr>
-      </w:pPr>
-      <w:r>
-        <w:rPr>
-          <w:i/>
-        </w:rPr>
-        <w:tab/>
-        <w:t>{</w:t>
-      </w:r>
-    </w:p>
-    <w:p>
-      <w:pPr>
-        <w:contextualSpacing/>
-        <w:rPr>
-          <w:i/>
-        </w:rPr>
-      </w:pPr>
-      <w:r>
-        <w:rPr>
-          <w:i/>
-        </w:rPr>
-        <w:tab/>
-      </w:r>
-      <w:r>
-        <w:rPr>
-          <w:i/>
-        </w:rPr>
-        <w:tab/>
-        <w:t>if ( ! is_object($db))</w:t>
-      </w:r>
-    </w:p>
-    <w:p>
-      <w:pPr>
-        <w:contextualSpacing/>
-        <w:rPr>
-          <w:i/>
-        </w:rPr>
-      </w:pPr>
-      <w:r>
-        <w:rPr>
-          <w:i/>
-        </w:rPr>
-        <w:tab/>
-      </w:r>
-      <w:r>
-        <w:rPr>
-          <w:i/>
-        </w:rPr>
-        <w:tab/>
-        <w:t>{</w:t>
-      </w:r>
-    </w:p>
-    <w:p>
-      <w:pPr>
-        <w:contextualSpacing/>
-        <w:rPr>
-          <w:i/>
-        </w:rPr>
-      </w:pPr>
-      <w:r>
-        <w:rPr>
-          <w:i/>
-        </w:rPr>
-        <w:tab/>
-      </w:r>
-      <w:r>
-        <w:rPr>
-          <w:i/>
-        </w:rPr>
-        <w:tab/>
-      </w:r>
-      <w:r>
-        <w:rPr>
-          <w:i/>
-        </w:rPr>
-        <w:tab/>
-        <w:t>// Get the database instance</w:t>
-      </w:r>
-    </w:p>
-    <w:p>
-      <w:pPr>
-        <w:contextualSpacing/>
-        <w:rPr>
-          <w:i/>
-        </w:rPr>
-      </w:pPr>
-      <w:r>
-        <w:rPr>
-          <w:i/>
-        </w:rPr>
-        <w:tab/>
-      </w:r>
-      <w:r>
-        <w:rPr>
-          <w:i/>
-        </w:rPr>
-        <w:tab/>
-      </w:r>
-      <w:r>
-        <w:rPr>
-          <w:i/>
-        </w:rPr>
-        <w:tab/>
-        <w:t>$db = Database::instance($db);</w:t>
-      </w:r>
-    </w:p>
-    <w:p>
-      <w:pPr>
-        <w:contextualSpacing/>
-        <w:rPr>
-          <w:i/>
-        </w:rPr>
-      </w:pPr>
-      <w:r>
-        <w:rPr>
-          <w:i/>
-        </w:rPr>
-        <w:tab/>
-      </w:r>
-      <w:r>
-        <w:rPr>
-          <w:i/>
-        </w:rPr>
-        <w:tab/>
-        <w:t>}</w:t>
-      </w:r>
-    </w:p>
-    <w:p>
-      <w:pPr>
-        <w:contextualSpacing/>
-        <w:rPr>
-          <w:i/>
-        </w:rPr>
-      </w:pPr>
-    </w:p>
-    <w:p>
-      <w:pPr>
-        <w:contextualSpacing/>
-        <w:rPr>
-          <w:i/>
-        </w:rPr>
-      </w:pPr>
-      <w:r>
-        <w:rPr>
-          <w:i/>
-        </w:rPr>
-        <w:tab/>
-      </w:r>
-      <w:r>
-        <w:rPr>
-          <w:i/>
-        </w:rPr>
-        <w:tab/>
-        <w:t>// Import the SQL locally</w:t>
-      </w:r>
-    </w:p>
-    <w:p>
-      <w:pPr>
-        <w:contextualSpacing/>
-        <w:rPr>
-          <w:i/>
-        </w:rPr>
-      </w:pPr>
-      <w:r>
-        <w:rPr>
-          <w:i/>
-        </w:rPr>
-        <w:tab/>
-      </w:r>
-      <w:r>
-        <w:rPr>
-          <w:i/>
-        </w:rPr>
-        <w:tab/>
-        <w:t>$sql = $this-&gt;_sql;</w:t>
-      </w:r>
-    </w:p>
-    <w:p>
-      <w:pPr>
-        <w:contextualSpacing/>
-        <w:rPr>
-          <w:i/>
-        </w:rPr>
-      </w:pPr>
-    </w:p>
-    <w:p>
-      <w:pPr>
-        <w:contextualSpacing/>
-        <w:rPr>
-          <w:i/>
-        </w:rPr>
-      </w:pPr>
-      <w:r>
-        <w:rPr>
-          <w:i/>
-        </w:rPr>
-        <w:tab/>
-      </w:r>
-      <w:r>
-        <w:rPr>
-          <w:i/>
-        </w:rPr>
-        <w:tab/>
-        <w:t>if ( ! empty($this-&gt;_parameters))</w:t>
-      </w:r>
-    </w:p>
-    <w:p>
-      <w:pPr>
-        <w:contextualSpacing/>
-        <w:rPr>
-          <w:i/>
-        </w:rPr>
-      </w:pPr>
-      <w:r>
-        <w:rPr>
-          <w:i/>
-        </w:rPr>
-        <w:tab/>
-      </w:r>
-      <w:r>
-        <w:rPr>
-          <w:i/>
-        </w:rPr>
-        <w:tab/>
-        <w:t>{</w:t>
-      </w:r>
-    </w:p>
-    <w:p>
-      <w:pPr>
-        <w:contextualSpacing/>
-        <w:rPr>
-          <w:i/>
-        </w:rPr>
-      </w:pPr>
-      <w:r>
-        <w:rPr>
-          <w:i/>
-        </w:rPr>
-        <w:tab/>
-      </w:r>
-      <w:r>
-        <w:rPr>
-          <w:i/>
-        </w:rPr>
-        <w:tab/>
-      </w:r>
-      <w:r>
-        <w:rPr>
-          <w:i/>
-        </w:rPr>
-        <w:tab/>
-        <w:t>// Quote all of the values</w:t>
-      </w:r>
-    </w:p>
-    <w:p>
-      <w:pPr>
-        <w:contextualSpacing/>
-        <w:rPr>
-          <w:i/>
-        </w:rPr>
-      </w:pPr>
-      <w:r>
-        <w:rPr>
-          <w:i/>
-        </w:rPr>
-        <w:tab/>
-        <w:t>--------</w:t>
-      </w:r>
-      <w:r>
-        <w:rPr>
-          <w:i/>
-        </w:rPr>
-        <w:sym w:font="Wingdings" w:char="F0E0"/>
-      </w:r>
-      <w:r>
-        <w:rPr>
-          <w:i/>
-        </w:rPr>
-        <w:t>&gt;&gt;&gt;&gt;</w:t>
-      </w:r>
-      <w:r>
-        <w:rPr>
-          <w:i/>
-        </w:rPr>
-        <w:tab/>
-      </w:r>
-      <w:r>
-        <w:rPr>
-          <w:i/>
-        </w:rPr>
-        <w:tab/>
-        <w:t>$values = array_map(array($db, 'quote'), $this-&gt;_parameters);</w:t>
-      </w:r>
-    </w:p>
-    <w:p>
-      <w:pPr>
-        <w:contextualSpacing/>
-        <w:rPr>
-          <w:i/>
-        </w:rPr>
-      </w:pPr>
-    </w:p>
-    <w:p>
-      <w:pPr>
-        <w:contextualSpacing/>
-        <w:rPr>
-          <w:i/>
-        </w:rPr>
-      </w:pPr>
-      <w:r>
-        <w:rPr>
-          <w:i/>
-        </w:rPr>
-        <w:tab/>
-      </w:r>
-      <w:r>
-        <w:rPr>
-          <w:i/>
-        </w:rPr>
-        <w:tab/>
-      </w:r>
-      <w:r>
-        <w:rPr>
-          <w:i/>
-        </w:rPr>
-        <w:tab/>
-        <w:t>// Replace the values in the SQL</w:t>
-      </w:r>
-    </w:p>
-    <w:p>
-      <w:pPr>
-        <w:contextualSpacing/>
-        <w:rPr>
-          <w:i/>
-        </w:rPr>
-      </w:pPr>
-      <w:r>
-        <w:rPr>
-          <w:i/>
-        </w:rPr>
-        <w:tab/>
-      </w:r>
-      <w:r>
-        <w:rPr>
-          <w:i/>
-        </w:rPr>
-        <w:tab/>
-      </w:r>
-      <w:r>
-        <w:rPr>
-          <w:i/>
-        </w:rPr>
-        <w:tab/>
-        <w:t>$sql = strtr($sql, $values);</w:t>
-      </w:r>
-    </w:p>
-    <w:p>
-      <w:pPr>
-        <w:contextualSpacing/>
-        <w:rPr>
-          <w:i/>
-        </w:rPr>
-      </w:pPr>
-      <w:r>
-        <w:rPr>
-          <w:i/>
-        </w:rPr>
-        <w:tab/>
-      </w:r>
-      <w:r>
-        <w:rPr>
-          <w:i/>
-        </w:rPr>
-        <w:tab/>
-        <w:t>}</w:t>
-      </w:r>
-    </w:p>
-    <w:p>
-      <w:pPr>
-        <w:contextualSpacing/>
-        <w:rPr>
-          <w:i/>
-        </w:rPr>
-      </w:pPr>
-    </w:p>
-    <w:p>
-      <w:pPr>
-        <w:contextualSpacing/>
-        <w:rPr>
-          <w:i/>
-        </w:rPr>
-      </w:pPr>
-      <w:r>
-        <w:rPr>
-          <w:i/>
-        </w:rPr>
-        <w:tab/>
-      </w:r>
-      <w:r>
-        <w:rPr>
-          <w:i/>
-        </w:rPr>
-        <w:tab/>
-        <w:t>return $sql;</w:t>
-      </w:r>
-    </w:p>
-    <w:p>
-      <w:pPr>
-        <w:contextualSpacing/>
-        <w:rPr>
-          <w:i/>
-          <w:lang w:val="ru-RU"/>
-        </w:rPr>
-      </w:pPr>
-      <w:r>
-        <w:rPr>
-          <w:i/>
-        </w:rPr>
-        <w:tab/>
-      </w:r>
-      <w:r>
-        <w:rPr>
-          <w:i/>
-          <w:lang w:val="ru-RU"/>
-        </w:rPr>
-        <w:t>}</w:t>
-      </w:r>
-    </w:p>
-    <w:p>
-      <w:pPr>
-        <w:rPr>
-          <w:lang w:val="ru-RU"/>
-        </w:rPr>
-      </w:pPr>
-      <w:r>
-        <w:rPr>
-          <w:lang w:val="ru-RU"/>
-        </w:rPr>
-        <w:t>Я переписал эту функцию т.о.:</w:t>
-      </w:r>
-    </w:p>
-    <w:p>
-      <w:pPr>
-        <w:contextualSpacing/>
-      </w:pPr>
-      <w:r>
-        <w:t>public function compile($db = NULL)</w:t>
-      </w:r>
-    </w:p>
-    <w:p>
-      <w:pPr>
-        <w:contextualSpacing/>
-      </w:pPr>
-      <w:r>
-        <w:tab/>
-        <w:t>{</w:t>
-      </w:r>
-    </w:p>
-    <w:p>
-      <w:pPr>
-        <w:contextualSpacing/>
-      </w:pPr>
-      <w:r>
-        <w:tab/>
-      </w:r>
-      <w:r>
-        <w:tab/>
-        <w:t>if ( ! is_object($db))</w:t>
-      </w:r>
-    </w:p>
-    <w:p>
-      <w:pPr>
-        <w:contextualSpacing/>
-      </w:pPr>
-      <w:r>
-        <w:tab/>
-      </w:r>
-      <w:r>
-        <w:tab/>
-        <w:t>{</w:t>
-      </w:r>
-    </w:p>
-    <w:p>
-      <w:pPr>
-        <w:contextualSpacing/>
-      </w:pPr>
-      <w:r>
-        <w:tab/>
-      </w:r>
-      <w:r>
-        <w:tab/>
-      </w:r>
-      <w:r>
-        <w:tab/>
-        <w:t>// Get the database instance</w:t>
-      </w:r>
-    </w:p>
-    <w:p>
-      <w:pPr>
-        <w:contextualSpacing/>
-      </w:pPr>
-      <w:r>
-        <w:tab/>
-      </w:r>
-      <w:r>
-        <w:tab/>
-      </w:r>
-      <w:r>
-        <w:tab/>
-        <w:t>$db = Database::instance($db);</w:t>
-      </w:r>
-    </w:p>
-    <w:p>
-      <w:pPr>
-        <w:contextualSpacing/>
-      </w:pPr>
-      <w:r>
-        <w:tab/>
-      </w:r>
-      <w:r>
-        <w:tab/>
-        <w:t>}</w:t>
-      </w:r>
-    </w:p>
-    <w:p>
-      <w:pPr>
-        <w:contextualSpacing/>
-      </w:pPr>
-    </w:p>
-    <w:p>
-      <w:pPr>
-        <w:contextualSpacing/>
-      </w:pPr>
-      <w:r>
-        <w:tab/>
-      </w:r>
-      <w:r>
-        <w:tab/>
-        <w:t>// Import the SQL locally</w:t>
-      </w:r>
-    </w:p>
-    <w:p>
-      <w:pPr>
-        <w:contextualSpacing/>
-      </w:pPr>
-      <w:r>
-        <w:tab/>
-      </w:r>
-      <w:r>
-        <w:tab/>
-        <w:t>$sql = $this-&gt;_sql;</w:t>
-      </w:r>
-    </w:p>
-    <w:p>
-      <w:pPr>
-        <w:contextualSpacing/>
-      </w:pPr>
-    </w:p>
-    <w:p>
-      <w:pPr>
-        <w:contextualSpacing/>
-      </w:pPr>
-      <w:r>
-        <w:tab/>
-      </w:r>
-      <w:r>
-        <w:tab/>
-        <w:t>if ( ! empty($this-&gt;_parameters))</w:t>
-      </w:r>
-    </w:p>
-    <w:p>
-      <w:pPr>
-        <w:contextualSpacing/>
-      </w:pPr>
-      <w:r>
-        <w:tab/>
-      </w:r>
-      <w:r>
-        <w:tab/>
-        <w:t>{</w:t>
-      </w:r>
-    </w:p>
-    <w:p>
-      <w:pPr>
-        <w:contextualSpacing/>
-      </w:pPr>
-      <w:r>
-        <w:tab/>
-      </w:r>
-      <w:r>
-        <w:tab/>
-      </w:r>
-      <w:r>
-        <w:tab/>
-        <w:t>// Quote all of the values</w:t>
-      </w:r>
-    </w:p>
-    <w:p>
-      <w:pPr>
-        <w:contextualSpacing/>
-      </w:pPr>
-      <w:r>
-        <w:tab/>
-      </w:r>
-      <w:r>
-        <w:tab/>
-      </w:r>
-      <w:r>
-        <w:tab/>
-      </w:r>
-      <w:r>
-        <w:t>//</w:t>
-      </w:r>
-      <w:r>
-        <w:t>$values = array_map(array($db, 'quote'), $this-&gt;_parameters);</w:t>
-      </w:r>
-    </w:p>
-    <w:p>
-      <w:pPr>
-        <w:contextualSpacing/>
-      </w:pPr>
-      <w:r>
-        <w:tab/>
-      </w:r>
-      <w:r>
-        <w:tab/>
-      </w:r>
-      <w:r>
-        <w:tab/>
-        <w:t xml:space="preserve">foreach ($this-&gt;_parameters as $key=&gt;$value)// </w:t>
-      </w:r>
-      <w:r>
-        <w:rPr>
-          <w:lang w:val="ru-RU"/>
-        </w:rPr>
-        <w:t>обход</w:t>
-      </w:r>
-      <w:r>
-        <w:t xml:space="preserve"> </w:t>
-      </w:r>
-      <w:r>
-        <w:rPr>
-          <w:lang w:val="ru-RU"/>
-        </w:rPr>
-        <w:t>проблемы</w:t>
-      </w:r>
-      <w:r>
-        <w:t xml:space="preserve"> </w:t>
-      </w:r>
-      <w:r>
-        <w:rPr>
-          <w:lang w:val="ru-RU"/>
-        </w:rPr>
-        <w:t>с</w:t>
-      </w:r>
-      <w:r>
-        <w:t xml:space="preserve"> </w:t>
-      </w:r>
-      <w:r>
-        <w:rPr>
-          <w:lang w:val="ru-RU"/>
-        </w:rPr>
-        <w:t>кавычками</w:t>
-      </w:r>
-      <w:r>
-        <w:t xml:space="preserve"> 15.08.2023</w:t>
-      </w:r>
-    </w:p>
-    <w:p>
-      <w:pPr>
-        <w:contextualSpacing/>
-      </w:pPr>
-      <w:r>
-        <w:tab/>
-      </w:r>
-      <w:r>
-        <w:tab/>
-      </w:r>
-      <w:r>
-        <w:tab/>
-        <w:t>{</w:t>
-      </w:r>
-    </w:p>
-    <w:p>
-      <w:pPr>
-        <w:contextualSpacing/>
-      </w:pPr>
-      <w:r>
-        <w:tab/>
-      </w:r>
-      <w:r>
-        <w:tab/>
-      </w:r>
-      <w:r>
-        <w:tab/>
-      </w:r>
-      <w:r>
-        <w:tab/>
-        <w:t>$res[$key]='\''.$value.'\'';</w:t>
-      </w:r>
-    </w:p>
-    <w:p>
-      <w:pPr>
-        <w:contextualSpacing/>
-      </w:pPr>
-      <w:r>
-        <w:tab/>
-      </w:r>
-      <w:r>
-        <w:tab/>
-      </w:r>
-      <w:r>
-        <w:tab/>
-        <w:t>}</w:t>
-      </w:r>
-    </w:p>
-    <w:p>
-      <w:pPr>
-        <w:contextualSpacing/>
-      </w:pPr>
-      <w:r>
-        <w:tab/>
-      </w:r>
-      <w:r>
-        <w:tab/>
-      </w:r>
-      <w:r>
-        <w:tab/>
-        <w:t>$values=$res;</w:t>
-      </w:r>
-    </w:p>
-    <w:p>
-      <w:pPr>
-        <w:contextualSpacing/>
-      </w:pPr>
-      <w:r>
-        <w:lastRenderedPageBreak/>
-        <w:tab/>
-      </w:r>
-      <w:r>
-        <w:tab/>
-      </w:r>
-      <w:r>
-        <w:tab/>
-      </w:r>
-    </w:p>
-    <w:p>
-      <w:pPr>
-        <w:contextualSpacing/>
-      </w:pPr>
-      <w:r>
-        <w:tab/>
-      </w:r>
-      <w:r>
-        <w:tab/>
-      </w:r>
-      <w:r>
-        <w:tab/>
-        <w:t>// Replace the values in the SQL</w:t>
-      </w:r>
-    </w:p>
-    <w:p>
-      <w:pPr>
-        <w:contextualSpacing/>
-      </w:pPr>
-      <w:r>
-        <w:tab/>
-      </w:r>
-      <w:r>
-        <w:tab/>
-      </w:r>
-      <w:r>
-        <w:tab/>
-        <w:t>$sql = strtr($sql, $values);</w:t>
-      </w:r>
-    </w:p>
-    <w:p>
-      <w:pPr>
-        <w:contextualSpacing/>
-      </w:pPr>
-      <w:r>
-        <w:tab/>
-      </w:r>
-      <w:r>
-        <w:tab/>
-        <w:t>}</w:t>
-      </w:r>
-    </w:p>
-    <w:p>
-      <w:pPr>
-        <w:contextualSpacing/>
-      </w:pPr>
-      <w:r>
-        <w:tab/>
-      </w:r>
-      <w:r>
-        <w:tab/>
-        <w:t>return $sql;</w:t>
-      </w:r>
-    </w:p>
-    <w:p>
-      <w:pPr>
-        <w:contextualSpacing/>
-      </w:pPr>
-      <w:r>
-        <w:tab/>
-      </w:r>
-      <w:r>
-        <w:t>}</w:t>
-      </w:r>
-    </w:p>
-    <w:p>
-      <w:r>
-        <w:rPr>
-          <w:lang w:val="ru-RU"/>
-        </w:rPr>
-        <w:t>Т</w:t>
-      </w:r>
-      <w:r>
-        <w:t>.</w:t>
-      </w:r>
-      <w:r>
-        <w:rPr>
-          <w:lang w:val="ru-RU"/>
-        </w:rPr>
-        <w:t>е</w:t>
-      </w:r>
-      <w:r>
-        <w:t xml:space="preserve">. </w:t>
-      </w:r>
-      <w:r>
-        <w:rPr>
-          <w:lang w:val="ru-RU"/>
-        </w:rPr>
-        <w:t>вместо</w:t>
-      </w:r>
-      <w:r>
-        <w:t xml:space="preserve"> </w:t>
-      </w:r>
-    </w:p>
-    <w:p>
-      <w:r>
-        <w:t>//</w:t>
-      </w:r>
-      <w:r>
-        <w:t>$values = array_map(array($db, 'quote'), $this-&gt;_parameters);</w:t>
-      </w:r>
-    </w:p>
-    <w:p>
-      <w:pPr>
-        <w:rPr>
-          <w:lang w:val="ru-RU"/>
-        </w:rPr>
-      </w:pPr>
-      <w:r>
-        <w:rPr>
-          <w:lang w:val="ru-RU"/>
-        </w:rPr>
-        <w:t>Я сделал перебор данных в цикле и добавление одинарных кавычек.</w:t>
-      </w:r>
-    </w:p>
-    <w:p>
-      <w:pPr>
-        <w:rPr>
-          <w:lang w:val="ru-RU"/>
-        </w:rPr>
-      </w:pPr>
-      <w:r>
-        <w:rPr>
-          <w:lang w:val="ru-RU"/>
-        </w:rPr>
-        <w:t xml:space="preserve">Измененый файл </w:t>
-      </w:r>
-      <w:r>
-        <w:rPr>
-          <w:lang w:val="ru-RU"/>
-        </w:rPr>
-        <w:t>Query.php</w:t>
-      </w:r>
-      <w:r>
-        <w:rPr>
-          <w:lang w:val="ru-RU"/>
-        </w:rPr>
-        <w:t xml:space="preserve"> положил в </w:t>
-      </w:r>
-      <w:r>
-        <w:rPr>
-          <w:lang w:val="ru-RU"/>
-        </w:rPr>
-        <w:t>C:\xampp\htdocs\citycrm\application\classes\Kohana\Database\Query.php</w:t>
-      </w:r>
-      <w:r>
-        <w:rPr>
-          <w:lang w:val="ru-RU"/>
-        </w:rPr>
-        <w:t>.</w:t>
-      </w:r>
-    </w:p>
-    <w:p>
-      <w:pPr>
-        <w:rPr>
-          <w:lang w:val="ru-RU"/>
-        </w:rPr>
-      </w:pPr>
-      <w:r>
-        <w:rPr>
-          <w:lang w:val="ru-RU"/>
-        </w:rPr>
-        <w:t xml:space="preserve">Проблемы с формированием </w:t>
-      </w:r>
-      <w:r>
-        <w:t>SQL</w:t>
-      </w:r>
-      <w:r>
-        <w:rPr>
-          <w:lang w:val="ru-RU"/>
-        </w:rPr>
-        <w:t>-</w:t>
-      </w:r>
-      <w:r>
-        <w:rPr>
-          <w:lang w:val="ru-RU"/>
-        </w:rPr>
-        <w:t>запроса исчезли</w:t>
-      </w:r>
-    </w:p>
-    <w:p>
-      <w:pPr>
-        <w:pStyle w:val="1"/>
-        <w:rPr>
-          <w:lang w:val="ru-RU"/>
-        </w:rPr>
-      </w:pPr>
-      <w:bookmarkStart w:id="16" w:name="_Toc205272521"/>
-      <w:r>
-        <w:rPr>
-          <w:lang w:val="ru-RU"/>
-        </w:rPr>
-        <w:t>Сессии и авторизация Одна авторизация на все сайты</w:t>
-      </w:r>
-      <w:r>
-        <w:rPr>
-          <w:lang w:val="ru-RU"/>
-        </w:rPr>
-        <w:t>.</w:t>
+        <w:t>авторизация выдает ошибку</w:t>
+      </w:r>
+    </w:p>
+    <w:p>
+      <w:pPr>
+        <w:pStyle w:val="2"/>
+        <w:rPr>
+          <w:lang w:val="ru-RU"/>
+        </w:rPr>
+      </w:pPr>
+      <w:bookmarkStart w:id="16" w:name="_Toc164953376"/>
+      <w:r>
+        <w:rPr>
+          <w:lang w:val="ru-RU"/>
+        </w:rPr>
+        <w:t xml:space="preserve">Путь решения 1: разные имена в </w:t>
+      </w:r>
+      <w:r>
+        <w:rPr>
+          <w:lang w:val="ru-RU"/>
+        </w:rPr>
+        <w:t xml:space="preserve">session_key </w:t>
+      </w:r>
+      <w:r>
+        <w:rPr>
+          <w:lang w:val="ru-RU"/>
+        </w:rPr>
+        <w:t xml:space="preserve"> конфигурации </w:t>
+      </w:r>
+      <w:r>
+        <w:rPr>
+          <w:lang w:val="ru-RU"/>
+        </w:rPr>
+        <w:t>\application\config\auth.php</w:t>
       </w:r>
       <w:bookmarkEnd w:id="16"/>
-    </w:p>
-    <w:p>
-      <w:pPr>
-        <w:rPr>
-          <w:lang w:val="ru-RU"/>
-        </w:rPr>
-      </w:pPr>
-      <w:r>
-        <w:rPr>
-          <w:lang w:val="ru-RU"/>
-        </w:rPr>
-        <w:t xml:space="preserve">Выглядит так: я авторизовался на сайте </w:t>
-      </w:r>
-      <w:r>
-        <w:t>citycrm</w:t>
-      </w:r>
-      <w:r>
-        <w:rPr>
-          <w:lang w:val="ru-RU"/>
-        </w:rPr>
-        <w:t xml:space="preserve">, </w:t>
-      </w:r>
-      <w:r>
-        <w:rPr>
-          <w:lang w:val="ru-RU"/>
-        </w:rPr>
-        <w:t xml:space="preserve">затем захожу на </w:t>
-      </w:r>
-      <w:r>
-        <w:t>city</w:t>
-      </w:r>
-      <w:r>
-        <w:rPr>
-          <w:lang w:val="ru-RU"/>
-        </w:rPr>
-        <w:t xml:space="preserve">, </w:t>
-      </w:r>
-      <w:r>
-        <w:rPr>
-          <w:lang w:val="ru-RU"/>
-        </w:rPr>
-        <w:t xml:space="preserve">и вижу результаты авторизации на </w:t>
-      </w:r>
-      <w:r>
-        <w:t>citycrm</w:t>
-      </w:r>
-      <w:r>
-        <w:rPr>
-          <w:lang w:val="ru-RU"/>
-        </w:rPr>
-        <w:t xml:space="preserve">. </w:t>
-      </w:r>
-      <w:r>
-        <w:rPr>
-          <w:lang w:val="ru-RU"/>
-        </w:rPr>
-        <w:t xml:space="preserve">Но, т.к. структура данных для авторизации на </w:t>
-      </w:r>
-      <w:r>
-        <w:t>citycrm</w:t>
-      </w:r>
-      <w:r>
-        <w:rPr>
-          <w:lang w:val="ru-RU"/>
-        </w:rPr>
-        <w:t xml:space="preserve"> </w:t>
-      </w:r>
-      <w:r>
-        <w:rPr>
-          <w:lang w:val="ru-RU"/>
-        </w:rPr>
-        <w:t xml:space="preserve">другая, то на </w:t>
-      </w:r>
-      <w:r>
-        <w:t>city</w:t>
-      </w:r>
-      <w:r>
-        <w:rPr>
-          <w:lang w:val="ru-RU"/>
-        </w:rPr>
-        <w:t xml:space="preserve"> </w:t>
-      </w:r>
-      <w:r>
-        <w:rPr>
-          <w:lang w:val="ru-RU"/>
-        </w:rPr>
-        <w:t>авторизация выдает ошибку</w:t>
-      </w:r>
-    </w:p>
-    <w:p>
-      <w:pPr>
-        <w:pStyle w:val="2"/>
-        <w:rPr>
-          <w:lang w:val="ru-RU"/>
-        </w:rPr>
-      </w:pPr>
-      <w:bookmarkStart w:id="17" w:name="_Toc205272522"/>
-      <w:r>
-        <w:rPr>
-          <w:lang w:val="ru-RU"/>
-        </w:rPr>
-        <w:t xml:space="preserve">Путь решения 1: разные имена в </w:t>
-      </w:r>
-      <w:r>
-        <w:rPr>
-          <w:lang w:val="ru-RU"/>
-        </w:rPr>
-        <w:t xml:space="preserve">session_key </w:t>
-      </w:r>
-      <w:r>
-        <w:rPr>
-          <w:lang w:val="ru-RU"/>
-        </w:rPr>
-        <w:t xml:space="preserve"> конфигурации </w:t>
-      </w:r>
-      <w:r>
-        <w:rPr>
-          <w:lang w:val="ru-RU"/>
-        </w:rPr>
-        <w:t>\application\config\auth.php</w:t>
-      </w:r>
-      <w:bookmarkEnd w:id="17"/>
     </w:p>
     <w:p>
       <w:pPr>
@@ -9045,7 +8046,7 @@
 
 <file path=word/endnotes.xml><?xml version="1.0" encoding="utf-8"?>
 <w:endnotes xmlns:ve="http://schemas.openxmlformats.org/markup-compatibility/2006" xmlns:o="urn:schemas-microsoft-com:office:office" xmlns:r="http://schemas.openxmlformats.org/officeDocument/2006/relationships" xmlns:m="http://schemas.openxmlformats.org/officeDocument/2006/math" xmlns:v="urn:schemas-microsoft-com:vml" xmlns:wp="http://schemas.openxmlformats.org/drawingml/2006/wordprocessingDrawing" xmlns:w10="urn:schemas-microsoft-com:office:word" xmlns:w="http://schemas.openxmlformats.org/wordprocessingml/2006/main" xmlns:wne="http://schemas.microsoft.com/office/word/2006/wordml">
-  <w:endnote w:type="separator" w:id="-1">
+  <w:endnote w:type="separator" w:id="0">
     <w:p>
       <w:pPr>
         <w:spacing w:after="0" w:line="240" w:lineRule="auto"/>
@@ -9055,7 +8056,7 @@
       </w:r>
     </w:p>
   </w:endnote>
-  <w:endnote w:type="continuationSeparator" w:id="0">
+  <w:endnote w:type="continuationSeparator" w:id="1">
     <w:p>
       <w:pPr>
         <w:spacing w:after="0" w:line="240" w:lineRule="auto"/>
@@ -9133,7 +8134,7 @@
                 <w:b/>
                 <w:noProof/>
               </w:rPr>
-              <w:t>2</w:t>
+              <w:t>1</w:t>
             </w:r>
             <w:r>
               <w:rPr>
@@ -9173,7 +8174,7 @@
                 <w:b/>
                 <w:noProof/>
               </w:rPr>
-              <w:t>9</w:t>
+              <w:t>8</w:t>
             </w:r>
             <w:r>
               <w:rPr>
@@ -9208,7 +8209,7 @@
 
 <file path=word/footnotes.xml><?xml version="1.0" encoding="utf-8"?>
 <w:footnotes xmlns:ve="http://schemas.openxmlformats.org/markup-compatibility/2006" xmlns:o="urn:schemas-microsoft-com:office:office" xmlns:r="http://schemas.openxmlformats.org/officeDocument/2006/relationships" xmlns:m="http://schemas.openxmlformats.org/officeDocument/2006/math" xmlns:v="urn:schemas-microsoft-com:vml" xmlns:wp="http://schemas.openxmlformats.org/drawingml/2006/wordprocessingDrawing" xmlns:w10="urn:schemas-microsoft-com:office:word" xmlns:w="http://schemas.openxmlformats.org/wordprocessingml/2006/main" xmlns:wne="http://schemas.microsoft.com/office/word/2006/wordml">
-  <w:footnote w:type="separator" w:id="-1">
+  <w:footnote w:type="separator" w:id="0">
     <w:p>
       <w:pPr>
         <w:spacing w:after="0" w:line="240" w:lineRule="auto"/>
@@ -9218,7 +8219,7 @@
       </w:r>
     </w:p>
   </w:footnote>
-  <w:footnote w:type="continuationSeparator" w:id="0">
+  <w:footnote w:type="continuationSeparator" w:id="1">
     <w:p>
       <w:pPr>
         <w:spacing w:after="0" w:line="240" w:lineRule="auto"/>
